--- a/Task2_AI_Log.docx
+++ b/Task2_AI_Log.docx
@@ -113,6 +113,9 @@
             <w:r>
               <w:t>Sonnet 4.6</w:t>
             </w:r>
+            <w:r>
+              <w:t>, Chat GPT</w:t>
+            </w:r>
           </w:p>
         </w:tc>
       </w:tr>
@@ -1321,6 +1324,7 @@
             <w:r>
               <w:rPr>
                 <w:rFonts w:ascii="Times New Roman" w:eastAsia="Times New Roman" w:hAnsi="Times New Roman"/>
+                <w:lang w:val="en-GB"/>
               </w:rPr>
               <w:pict w14:anchorId="02E9116B">
                 <v:rect id="_x0000_i1025" style="width:0;height:1.5pt" o:hralign="center" o:hrstd="t" o:hr="t" fillcolor="#a0a0a0" stroked="f"/>
@@ -2441,6 +2445,7 @@
             <w:r>
               <w:rPr>
                 <w:rFonts w:ascii="Times New Roman" w:eastAsia="Times New Roman" w:hAnsi="Times New Roman"/>
+                <w:lang w:val="en-GB"/>
               </w:rPr>
               <w:pict w14:anchorId="424DE5AD">
                 <v:rect id="_x0000_i1026" style="width:0;height:1.5pt" o:hralign="center" o:hrstd="t" o:hr="t" fillcolor="#a0a0a0" stroked="f"/>
@@ -2754,6 +2759,10 @@
             <w:pPr>
               <w:pStyle w:val="Text"/>
             </w:pPr>
+            <w:r>
+              <w:lastRenderedPageBreak/>
+              <w:t>Automatically giving new users the standard role</w:t>
+            </w:r>
           </w:p>
         </w:tc>
         <w:tc>
@@ -2764,6 +2773,9 @@
             <w:pPr>
               <w:pStyle w:val="Text"/>
             </w:pPr>
+            <w:r>
+              <w:t>on visual studio asp.net how do I make sure that everyone who creates an account gets the default "standard" role so they have access to the basics that outsiders don’t have</w:t>
+            </w:r>
           </w:p>
         </w:tc>
         <w:tc>
@@ -2772,6 +2784,807 @@
           </w:tcPr>
           <w:p>
             <w:pPr>
+              <w:pStyle w:val="NormalWeb"/>
+            </w:pPr>
+            <w:r>
+              <w:t>In Visual Studio:</w:t>
+            </w:r>
+          </w:p>
+          <w:p>
+            <w:pPr>
+              <w:numPr>
+                <w:ilvl w:val="0"/>
+                <w:numId w:val="2"/>
+              </w:numPr>
+              <w:spacing w:before="100" w:beforeAutospacing="1" w:after="100" w:afterAutospacing="1"/>
+            </w:pPr>
+            <w:r>
+              <w:t xml:space="preserve">Right-click your project </w:t>
+            </w:r>
+          </w:p>
+          <w:p>
+            <w:pPr>
+              <w:numPr>
+                <w:ilvl w:val="0"/>
+                <w:numId w:val="2"/>
+              </w:numPr>
+              <w:spacing w:before="100" w:beforeAutospacing="1" w:after="100" w:afterAutospacing="1"/>
+            </w:pPr>
+            <w:r>
+              <w:t xml:space="preserve">Click </w:t>
+            </w:r>
+            <w:r>
+              <w:rPr>
+                <w:rStyle w:val="Strong"/>
+              </w:rPr>
+              <w:t>Add → New Scaffolded Item</w:t>
+            </w:r>
+            <w:r>
+              <w:t xml:space="preserve"> </w:t>
+            </w:r>
+          </w:p>
+          <w:p>
+            <w:pPr>
+              <w:numPr>
+                <w:ilvl w:val="0"/>
+                <w:numId w:val="2"/>
+              </w:numPr>
+              <w:spacing w:before="100" w:beforeAutospacing="1" w:after="100" w:afterAutospacing="1"/>
+            </w:pPr>
+            <w:r>
+              <w:t xml:space="preserve">Choose </w:t>
+            </w:r>
+            <w:r>
+              <w:rPr>
+                <w:rStyle w:val="Strong"/>
+              </w:rPr>
+              <w:t>Identity</w:t>
+            </w:r>
+            <w:r>
+              <w:t xml:space="preserve"> </w:t>
+            </w:r>
+          </w:p>
+          <w:p>
+            <w:pPr>
+              <w:numPr>
+                <w:ilvl w:val="0"/>
+                <w:numId w:val="2"/>
+              </w:numPr>
+              <w:spacing w:before="100" w:beforeAutospacing="1" w:after="100" w:afterAutospacing="1"/>
+            </w:pPr>
+            <w:r>
+              <w:t xml:space="preserve">Click </w:t>
+            </w:r>
+            <w:r>
+              <w:rPr>
+                <w:rStyle w:val="Strong"/>
+              </w:rPr>
+              <w:t>Add</w:t>
+            </w:r>
+            <w:r>
+              <w:t xml:space="preserve"> </w:t>
+            </w:r>
+          </w:p>
+          <w:p>
+            <w:pPr>
+              <w:numPr>
+                <w:ilvl w:val="0"/>
+                <w:numId w:val="2"/>
+              </w:numPr>
+              <w:spacing w:before="100" w:beforeAutospacing="1" w:after="100" w:afterAutospacing="1"/>
+            </w:pPr>
+            <w:r>
+              <w:t xml:space="preserve">Select </w:t>
+            </w:r>
+            <w:r>
+              <w:rPr>
+                <w:rStyle w:val="Strong"/>
+              </w:rPr>
+              <w:t>Register</w:t>
+            </w:r>
+            <w:r>
+              <w:t xml:space="preserve"> (you don’t need everything) </w:t>
+            </w:r>
+          </w:p>
+          <w:p>
+            <w:pPr>
+              <w:numPr>
+                <w:ilvl w:val="0"/>
+                <w:numId w:val="2"/>
+              </w:numPr>
+              <w:spacing w:before="100" w:beforeAutospacing="1" w:after="100" w:afterAutospacing="1"/>
+            </w:pPr>
+            <w:r>
+              <w:t xml:space="preserve">Choose your </w:t>
+            </w:r>
+            <w:proofErr w:type="spellStart"/>
+            <w:r>
+              <w:t>DbContext</w:t>
+            </w:r>
+            <w:proofErr w:type="spellEnd"/>
+            <w:r>
+              <w:t xml:space="preserve"> </w:t>
+            </w:r>
+          </w:p>
+          <w:p>
+            <w:pPr>
+              <w:numPr>
+                <w:ilvl w:val="0"/>
+                <w:numId w:val="2"/>
+              </w:numPr>
+              <w:spacing w:before="100" w:beforeAutospacing="1" w:after="100" w:afterAutospacing="1"/>
+            </w:pPr>
+            <w:r>
+              <w:t xml:space="preserve">Click </w:t>
+            </w:r>
+            <w:r>
+              <w:rPr>
+                <w:rStyle w:val="Strong"/>
+              </w:rPr>
+              <w:t>Add</w:t>
+            </w:r>
+            <w:r>
+              <w:t xml:space="preserve"> </w:t>
+            </w:r>
+          </w:p>
+          <w:p>
+            <w:pPr>
+              <w:pStyle w:val="NormalWeb"/>
+            </w:pPr>
+            <w:r>
+              <w:t>This will generate files like:</w:t>
+            </w:r>
+          </w:p>
+          <w:p>
+            <w:pPr>
+              <w:pStyle w:val="HTMLPreformatted"/>
+            </w:pPr>
+            <w:r>
+              <w:t>Areas/Identity/Pages/Account/</w:t>
+            </w:r>
+            <w:proofErr w:type="spellStart"/>
+            <w:r>
+              <w:t>Register.cshtml.cs</w:t>
+            </w:r>
+            <w:proofErr w:type="spellEnd"/>
+          </w:p>
+          <w:p>
+            <w:r>
+              <w:pict w14:anchorId="5207079F">
+                <v:rect id="_x0000_i1027" style="width:0;height:1.5pt" o:hralign="center" o:hrstd="t" o:hr="t" fillcolor="#a0a0a0" stroked="f"/>
+              </w:pict>
+            </w:r>
+          </w:p>
+          <w:p>
+            <w:pPr>
+              <w:pStyle w:val="Heading2"/>
+            </w:pPr>
+            <w:r>
+              <w:lastRenderedPageBreak/>
+              <w:t>Then add the role assignment</w:t>
+            </w:r>
+          </w:p>
+          <w:p>
+            <w:pPr>
+              <w:pStyle w:val="NormalWeb"/>
+            </w:pPr>
+            <w:r>
+              <w:t xml:space="preserve">Open </w:t>
+            </w:r>
+            <w:proofErr w:type="spellStart"/>
+            <w:r>
+              <w:rPr>
+                <w:rStyle w:val="HTMLCode"/>
+                <w:rFonts w:eastAsiaTheme="majorEastAsia"/>
+              </w:rPr>
+              <w:t>Register.cshtml.cs</w:t>
+            </w:r>
+            <w:proofErr w:type="spellEnd"/>
+            <w:r>
+              <w:t xml:space="preserve"> and find something like:</w:t>
+            </w:r>
+          </w:p>
+          <w:p>
+            <w:pPr>
+              <w:pStyle w:val="HTMLPreformatted"/>
+            </w:pPr>
+            <w:r>
+              <w:rPr>
+                <w:rStyle w:val="8"/>
+                <w:rFonts w:eastAsiaTheme="majorEastAsia"/>
+              </w:rPr>
+              <w:t>var</w:t>
+            </w:r>
+            <w:r>
+              <w:t xml:space="preserve"> </w:t>
+            </w:r>
+            <w:r>
+              <w:rPr>
+                <w:rStyle w:val="e"/>
+                <w:rFonts w:eastAsiaTheme="majorEastAsia"/>
+              </w:rPr>
+              <w:t>result</w:t>
+            </w:r>
+            <w:r>
+              <w:t xml:space="preserve"> </w:t>
+            </w:r>
+            <w:r>
+              <w:rPr>
+                <w:rStyle w:val="8"/>
+                <w:rFonts w:eastAsiaTheme="majorEastAsia"/>
+              </w:rPr>
+              <w:t>=</w:t>
+            </w:r>
+            <w:r>
+              <w:t xml:space="preserve"> </w:t>
+            </w:r>
+            <w:r>
+              <w:rPr>
+                <w:rStyle w:val="8"/>
+                <w:rFonts w:eastAsiaTheme="majorEastAsia"/>
+              </w:rPr>
+              <w:t>await</w:t>
+            </w:r>
+            <w:r>
+              <w:t xml:space="preserve"> </w:t>
+            </w:r>
+            <w:r>
+              <w:rPr>
+                <w:rStyle w:val="e"/>
+                <w:rFonts w:eastAsiaTheme="majorEastAsia"/>
+              </w:rPr>
+              <w:t>_</w:t>
+            </w:r>
+            <w:proofErr w:type="spellStart"/>
+            <w:r>
+              <w:rPr>
+                <w:rStyle w:val="e"/>
+                <w:rFonts w:eastAsiaTheme="majorEastAsia"/>
+              </w:rPr>
+              <w:t>userManager</w:t>
+            </w:r>
+            <w:r>
+              <w:t>.</w:t>
+            </w:r>
+            <w:r>
+              <w:rPr>
+                <w:rStyle w:val="e"/>
+                <w:rFonts w:eastAsiaTheme="majorEastAsia"/>
+              </w:rPr>
+              <w:t>CreateAsync</w:t>
+            </w:r>
+            <w:proofErr w:type="spellEnd"/>
+            <w:r>
+              <w:t>(</w:t>
+            </w:r>
+            <w:r>
+              <w:rPr>
+                <w:rStyle w:val="e"/>
+                <w:rFonts w:eastAsiaTheme="majorEastAsia"/>
+              </w:rPr>
+              <w:t>user</w:t>
+            </w:r>
+            <w:r>
+              <w:t xml:space="preserve">, </w:t>
+            </w:r>
+            <w:proofErr w:type="spellStart"/>
+            <w:r>
+              <w:rPr>
+                <w:rStyle w:val="e"/>
+                <w:rFonts w:eastAsiaTheme="majorEastAsia"/>
+              </w:rPr>
+              <w:t>Input</w:t>
+            </w:r>
+            <w:r>
+              <w:t>.</w:t>
+            </w:r>
+            <w:r>
+              <w:rPr>
+                <w:rStyle w:val="e"/>
+                <w:rFonts w:eastAsiaTheme="majorEastAsia"/>
+              </w:rPr>
+              <w:t>Password</w:t>
+            </w:r>
+            <w:proofErr w:type="spellEnd"/>
+            <w:r>
+              <w:t>);</w:t>
+            </w:r>
+          </w:p>
+          <w:p>
+            <w:pPr>
+              <w:pStyle w:val="NormalWeb"/>
+            </w:pPr>
+            <w:r>
+              <w:t>Right after that, add:</w:t>
+            </w:r>
+          </w:p>
+          <w:p>
+            <w:pPr>
+              <w:pStyle w:val="HTMLPreformatted"/>
+            </w:pPr>
+            <w:r>
+              <w:rPr>
+                <w:rStyle w:val="8"/>
+                <w:rFonts w:eastAsiaTheme="majorEastAsia"/>
+              </w:rPr>
+              <w:t>if</w:t>
+            </w:r>
+            <w:r>
+              <w:t xml:space="preserve"> (</w:t>
+            </w:r>
+            <w:proofErr w:type="spellStart"/>
+            <w:proofErr w:type="gramStart"/>
+            <w:r>
+              <w:rPr>
+                <w:rStyle w:val="e"/>
+                <w:rFonts w:eastAsiaTheme="majorEastAsia"/>
+              </w:rPr>
+              <w:t>result</w:t>
+            </w:r>
+            <w:r>
+              <w:t>.</w:t>
+            </w:r>
+            <w:r>
+              <w:rPr>
+                <w:rStyle w:val="e"/>
+                <w:rFonts w:eastAsiaTheme="majorEastAsia"/>
+              </w:rPr>
+              <w:t>Succeeded</w:t>
+            </w:r>
+            <w:proofErr w:type="spellEnd"/>
+            <w:proofErr w:type="gramEnd"/>
+            <w:r>
+              <w:t>)</w:t>
+            </w:r>
+            <w:r>
+              <w:br/>
+              <w:t>{</w:t>
+            </w:r>
+            <w:r>
+              <w:br/>
+              <w:t xml:space="preserve">    </w:t>
+            </w:r>
+            <w:r>
+              <w:rPr>
+                <w:rStyle w:val="8"/>
+                <w:rFonts w:eastAsiaTheme="majorEastAsia"/>
+              </w:rPr>
+              <w:t>await</w:t>
+            </w:r>
+            <w:r>
+              <w:t xml:space="preserve"> </w:t>
+            </w:r>
+            <w:r>
+              <w:rPr>
+                <w:rStyle w:val="e"/>
+                <w:rFonts w:eastAsiaTheme="majorEastAsia"/>
+              </w:rPr>
+              <w:t>_</w:t>
+            </w:r>
+            <w:proofErr w:type="spellStart"/>
+            <w:r>
+              <w:rPr>
+                <w:rStyle w:val="e"/>
+                <w:rFonts w:eastAsiaTheme="majorEastAsia"/>
+              </w:rPr>
+              <w:t>userManager</w:t>
+            </w:r>
+            <w:r>
+              <w:t>.</w:t>
+            </w:r>
+            <w:r>
+              <w:rPr>
+                <w:rStyle w:val="e"/>
+                <w:rFonts w:eastAsiaTheme="majorEastAsia"/>
+              </w:rPr>
+              <w:t>AddToRoleAsync</w:t>
+            </w:r>
+            <w:proofErr w:type="spellEnd"/>
+            <w:r>
+              <w:t>(</w:t>
+            </w:r>
+            <w:r>
+              <w:rPr>
+                <w:rStyle w:val="e"/>
+                <w:rFonts w:eastAsiaTheme="majorEastAsia"/>
+              </w:rPr>
+              <w:t>user</w:t>
+            </w:r>
+            <w:r>
+              <w:t xml:space="preserve">, </w:t>
+            </w:r>
+            <w:r>
+              <w:rPr>
+                <w:rStyle w:val="c"/>
+              </w:rPr>
+              <w:t>"Standard"</w:t>
+            </w:r>
+            <w:r>
+              <w:t>);</w:t>
+            </w:r>
+            <w:r>
+              <w:br/>
+              <w:t>}</w:t>
+            </w:r>
+          </w:p>
+          <w:p>
+            <w:r>
+              <w:pict w14:anchorId="72BC4569">
+                <v:rect id="_x0000_i1028" style="width:0;height:1.5pt" o:hralign="center" o:hrstd="t" o:hr="t" fillcolor="#a0a0a0" stroked="f"/>
+              </w:pict>
+            </w:r>
+          </w:p>
+          <w:p>
+            <w:pPr>
+              <w:pStyle w:val="Heading2"/>
+            </w:pPr>
+            <w:r>
+              <w:t>Also make sure roles exist (important)</w:t>
+            </w:r>
+          </w:p>
+          <w:p>
+            <w:pPr>
+              <w:pStyle w:val="NormalWeb"/>
+            </w:pPr>
+            <w:r>
+              <w:t xml:space="preserve">In </w:t>
+            </w:r>
+            <w:proofErr w:type="spellStart"/>
+            <w:r>
+              <w:rPr>
+                <w:rStyle w:val="HTMLCode"/>
+                <w:rFonts w:eastAsiaTheme="majorEastAsia"/>
+              </w:rPr>
+              <w:t>Program.cs</w:t>
+            </w:r>
+            <w:proofErr w:type="spellEnd"/>
+            <w:r>
+              <w:t xml:space="preserve"> or </w:t>
+            </w:r>
+            <w:proofErr w:type="spellStart"/>
+            <w:r>
+              <w:rPr>
+                <w:rStyle w:val="HTMLCode"/>
+                <w:rFonts w:eastAsiaTheme="majorEastAsia"/>
+              </w:rPr>
+              <w:t>Startup.cs</w:t>
+            </w:r>
+            <w:proofErr w:type="spellEnd"/>
+            <w:r>
+              <w:t>, seed the role:</w:t>
+            </w:r>
+          </w:p>
+          <w:p>
+            <w:pPr>
+              <w:pStyle w:val="HTMLPreformatted"/>
+            </w:pPr>
+            <w:r>
+              <w:rPr>
+                <w:rStyle w:val="8"/>
+                <w:rFonts w:eastAsiaTheme="majorEastAsia"/>
+              </w:rPr>
+              <w:t>using</w:t>
+            </w:r>
+            <w:r>
+              <w:t xml:space="preserve"> (</w:t>
+            </w:r>
+            <w:r>
+              <w:rPr>
+                <w:rStyle w:val="8"/>
+                <w:rFonts w:eastAsiaTheme="majorEastAsia"/>
+              </w:rPr>
+              <w:t>var</w:t>
+            </w:r>
+            <w:r>
+              <w:t xml:space="preserve"> </w:t>
+            </w:r>
+            <w:r>
+              <w:rPr>
+                <w:rStyle w:val="e"/>
+                <w:rFonts w:eastAsiaTheme="majorEastAsia"/>
+              </w:rPr>
+              <w:t>scope</w:t>
+            </w:r>
+            <w:r>
+              <w:t xml:space="preserve"> </w:t>
+            </w:r>
+            <w:r>
+              <w:rPr>
+                <w:rStyle w:val="8"/>
+                <w:rFonts w:eastAsiaTheme="majorEastAsia"/>
+              </w:rPr>
+              <w:t>=</w:t>
+            </w:r>
+            <w:r>
+              <w:t xml:space="preserve"> </w:t>
+            </w:r>
+            <w:proofErr w:type="spellStart"/>
+            <w:proofErr w:type="gramStart"/>
+            <w:r>
+              <w:rPr>
+                <w:rStyle w:val="e"/>
+                <w:rFonts w:eastAsiaTheme="majorEastAsia"/>
+              </w:rPr>
+              <w:t>app</w:t>
+            </w:r>
+            <w:r>
+              <w:t>.</w:t>
+            </w:r>
+            <w:r>
+              <w:rPr>
+                <w:rStyle w:val="e"/>
+                <w:rFonts w:eastAsiaTheme="majorEastAsia"/>
+              </w:rPr>
+              <w:t>Services</w:t>
+            </w:r>
+            <w:r>
+              <w:t>.</w:t>
+            </w:r>
+            <w:r>
+              <w:rPr>
+                <w:rStyle w:val="e"/>
+                <w:rFonts w:eastAsiaTheme="majorEastAsia"/>
+              </w:rPr>
+              <w:t>CreateScope</w:t>
+            </w:r>
+            <w:proofErr w:type="spellEnd"/>
+            <w:proofErr w:type="gramEnd"/>
+            <w:r>
+              <w:t>())</w:t>
+            </w:r>
+            <w:r>
+              <w:br/>
+              <w:t>{</w:t>
+            </w:r>
+            <w:r>
+              <w:br/>
+              <w:t xml:space="preserve">    </w:t>
+            </w:r>
+            <w:r>
+              <w:rPr>
+                <w:rStyle w:val="8"/>
+                <w:rFonts w:eastAsiaTheme="majorEastAsia"/>
+              </w:rPr>
+              <w:t>var</w:t>
+            </w:r>
+            <w:r>
+              <w:t xml:space="preserve"> </w:t>
+            </w:r>
+            <w:proofErr w:type="spellStart"/>
+            <w:r>
+              <w:rPr>
+                <w:rStyle w:val="e"/>
+                <w:rFonts w:eastAsiaTheme="majorEastAsia"/>
+              </w:rPr>
+              <w:t>roleManager</w:t>
+            </w:r>
+            <w:proofErr w:type="spellEnd"/>
+            <w:r>
+              <w:t xml:space="preserve"> </w:t>
+            </w:r>
+            <w:r>
+              <w:rPr>
+                <w:rStyle w:val="8"/>
+                <w:rFonts w:eastAsiaTheme="majorEastAsia"/>
+              </w:rPr>
+              <w:t>=</w:t>
+            </w:r>
+            <w:r>
+              <w:t xml:space="preserve"> </w:t>
+            </w:r>
+            <w:r>
+              <w:rPr>
+                <w:rStyle w:val="e"/>
+                <w:rFonts w:eastAsiaTheme="majorEastAsia"/>
+              </w:rPr>
+              <w:t>scope</w:t>
+            </w:r>
+            <w:r>
+              <w:t>.</w:t>
+            </w:r>
+            <w:r>
+              <w:rPr>
+                <w:rStyle w:val="e"/>
+                <w:rFonts w:eastAsiaTheme="majorEastAsia"/>
+              </w:rPr>
+              <w:t>ServiceProvider</w:t>
+            </w:r>
+            <w:r>
+              <w:t>.</w:t>
+            </w:r>
+            <w:r>
+              <w:rPr>
+                <w:rStyle w:val="e"/>
+                <w:rFonts w:eastAsiaTheme="majorEastAsia"/>
+              </w:rPr>
+              <w:t>GetReq</w:t>
+            </w:r>
+            <w:r>
+              <w:rPr>
+                <w:rStyle w:val="e"/>
+                <w:rFonts w:eastAsiaTheme="majorEastAsia"/>
+              </w:rPr>
+              <w:lastRenderedPageBreak/>
+              <w:t>uiredService</w:t>
+            </w:r>
+            <w:r>
+              <w:rPr>
+                <w:rStyle w:val="8"/>
+                <w:rFonts w:eastAsiaTheme="majorEastAsia"/>
+              </w:rPr>
+              <w:t>&lt;</w:t>
+            </w:r>
+            <w:r>
+              <w:rPr>
+                <w:rStyle w:val="e"/>
+                <w:rFonts w:eastAsiaTheme="majorEastAsia"/>
+              </w:rPr>
+              <w:t>RoleManager</w:t>
+            </w:r>
+            <w:r>
+              <w:rPr>
+                <w:rStyle w:val="8"/>
+                <w:rFonts w:eastAsiaTheme="majorEastAsia"/>
+              </w:rPr>
+              <w:t>&lt;</w:t>
+            </w:r>
+            <w:r>
+              <w:rPr>
+                <w:rStyle w:val="e"/>
+                <w:rFonts w:eastAsiaTheme="majorEastAsia"/>
+              </w:rPr>
+              <w:t>IdentityRole</w:t>
+            </w:r>
+            <w:r>
+              <w:rPr>
+                <w:rStyle w:val="8"/>
+                <w:rFonts w:eastAsiaTheme="majorEastAsia"/>
+              </w:rPr>
+              <w:t>&gt;&gt;</w:t>
+            </w:r>
+            <w:r>
+              <w:t>();</w:t>
+            </w:r>
+            <w:r>
+              <w:br/>
+            </w:r>
+            <w:r>
+              <w:br/>
+              <w:t xml:space="preserve">    </w:t>
+            </w:r>
+            <w:r>
+              <w:rPr>
+                <w:rStyle w:val="8"/>
+                <w:rFonts w:eastAsiaTheme="majorEastAsia"/>
+              </w:rPr>
+              <w:t>if</w:t>
+            </w:r>
+            <w:r>
+              <w:t xml:space="preserve"> (</w:t>
+            </w:r>
+            <w:r>
+              <w:rPr>
+                <w:rStyle w:val="8"/>
+                <w:rFonts w:eastAsiaTheme="majorEastAsia"/>
+              </w:rPr>
+              <w:t>!await</w:t>
+            </w:r>
+            <w:r>
+              <w:t xml:space="preserve"> </w:t>
+            </w:r>
+            <w:proofErr w:type="spellStart"/>
+            <w:r>
+              <w:rPr>
+                <w:rStyle w:val="e"/>
+                <w:rFonts w:eastAsiaTheme="majorEastAsia"/>
+              </w:rPr>
+              <w:t>roleManager</w:t>
+            </w:r>
+            <w:r>
+              <w:t>.</w:t>
+            </w:r>
+            <w:r>
+              <w:rPr>
+                <w:rStyle w:val="e"/>
+                <w:rFonts w:eastAsiaTheme="majorEastAsia"/>
+              </w:rPr>
+              <w:t>RoleExistsAsync</w:t>
+            </w:r>
+            <w:proofErr w:type="spellEnd"/>
+            <w:r>
+              <w:t>(</w:t>
+            </w:r>
+            <w:r>
+              <w:rPr>
+                <w:rStyle w:val="c"/>
+              </w:rPr>
+              <w:t>"Standard"</w:t>
+            </w:r>
+            <w:r>
+              <w:t>))</w:t>
+            </w:r>
+            <w:r>
+              <w:br/>
+              <w:t xml:space="preserve">    {</w:t>
+            </w:r>
+            <w:r>
+              <w:br/>
+              <w:t xml:space="preserve">        </w:t>
+            </w:r>
+            <w:r>
+              <w:rPr>
+                <w:rStyle w:val="8"/>
+                <w:rFonts w:eastAsiaTheme="majorEastAsia"/>
+              </w:rPr>
+              <w:t>await</w:t>
+            </w:r>
+            <w:r>
+              <w:t xml:space="preserve"> </w:t>
+            </w:r>
+            <w:proofErr w:type="spellStart"/>
+            <w:r>
+              <w:rPr>
+                <w:rStyle w:val="e"/>
+                <w:rFonts w:eastAsiaTheme="majorEastAsia"/>
+              </w:rPr>
+              <w:t>roleManager</w:t>
+            </w:r>
+            <w:r>
+              <w:t>.</w:t>
+            </w:r>
+            <w:r>
+              <w:rPr>
+                <w:rStyle w:val="e"/>
+                <w:rFonts w:eastAsiaTheme="majorEastAsia"/>
+              </w:rPr>
+              <w:t>CreateAsync</w:t>
+            </w:r>
+            <w:proofErr w:type="spellEnd"/>
+            <w:r>
+              <w:t>(</w:t>
+            </w:r>
+            <w:r>
+              <w:rPr>
+                <w:rStyle w:val="8"/>
+                <w:rFonts w:eastAsiaTheme="majorEastAsia"/>
+              </w:rPr>
+              <w:t>new</w:t>
+            </w:r>
+            <w:r>
+              <w:t xml:space="preserve"> </w:t>
+            </w:r>
+            <w:proofErr w:type="spellStart"/>
+            <w:r>
+              <w:rPr>
+                <w:rStyle w:val="e"/>
+                <w:rFonts w:eastAsiaTheme="majorEastAsia"/>
+              </w:rPr>
+              <w:t>IdentityRole</w:t>
+            </w:r>
+            <w:proofErr w:type="spellEnd"/>
+            <w:r>
+              <w:t>(</w:t>
+            </w:r>
+            <w:r>
+              <w:rPr>
+                <w:rStyle w:val="c"/>
+              </w:rPr>
+              <w:t>"Standard"</w:t>
+            </w:r>
+            <w:r>
+              <w:t>));</w:t>
+            </w:r>
+            <w:r>
+              <w:br/>
+              <w:t xml:space="preserve">    }</w:t>
+            </w:r>
+            <w:r>
+              <w:br/>
+              <w:t>}</w:t>
+            </w:r>
+          </w:p>
+          <w:p>
+            <w:pPr>
               <w:pStyle w:val="Text"/>
             </w:pPr>
           </w:p>
@@ -2784,6 +3597,10 @@
             <w:pPr>
               <w:pStyle w:val="Text"/>
             </w:pPr>
+            <w:r>
+              <w:lastRenderedPageBreak/>
+              <w:t>Code given was very helpful as an example of what to do and helped with my issue</w:t>
+            </w:r>
           </w:p>
         </w:tc>
       </w:tr>
@@ -3396,6 +4213,119 @@
 <file path=word/numbering.xml><?xml version="1.0" encoding="utf-8"?>
 <w:numbering xmlns:wpc="http://schemas.microsoft.com/office/word/2010/wordprocessingCanvas" xmlns:cx="http://schemas.microsoft.com/office/drawing/2014/chartex" xmlns:cx1="http://schemas.microsoft.com/office/drawing/2015/9/8/chartex" xmlns:cx2="http://schemas.microsoft.com/office/drawing/2015/10/21/chartex" xmlns:cx3="http://schemas.microsoft.com/office/drawing/2016/5/9/chartex" xmlns:cx4="http://schemas.microsoft.com/office/drawing/2016/5/10/chartex" xmlns:cx5="http://schemas.microsoft.com/office/drawing/2016/5/11/chartex" xmlns:cx6="http://schemas.microsoft.com/office/drawing/2016/5/12/chartex" xmlns:cx7="http://schemas.microsoft.com/office/drawing/2016/5/13/chartex" xmlns:cx8="http://schemas.microsoft.com/office/drawing/2016/5/14/chartex" xmlns:mc="http://schemas.openxmlformats.org/markup-compatibility/2006" xmlns:aink="http://schemas.microsoft.com/office/drawing/2016/ink" xmlns:am3d="http://schemas.microsoft.com/office/drawing/2017/model3d" xmlns:o="urn:schemas-microsoft-com:office:office" xmlns:r="http://schemas.openxmlformats.org/officeDocument/2006/relationships" xmlns:m="http://schemas.openxmlformats.org/officeDocument/2006/math" xmlns:v="urn:schemas-microsoft-com:vml" xmlns:wp14="http://schemas.microsoft.com/office/word/2010/wordprocessingDrawing" xmlns:wp="http://schemas.openxmlformats.org/drawingml/2006/wordprocessingDrawing" xmlns:w10="urn:schemas-microsoft-com:office:word" xmlns:w="http://schemas.openxmlformats.org/wordprocessingml/2006/main" xmlns:w14="http://schemas.microsoft.com/office/word/2010/wordml" xmlns:w15="http://schemas.microsoft.com/office/word/2012/wordml" xmlns:w16cex="http://schemas.microsoft.com/office/word/2018/wordml/cex" xmlns:w16cid="http://schemas.microsoft.com/office/word/2016/wordml/cid" xmlns:w16="http://schemas.microsoft.com/office/word/2018/wordml" xmlns:w16sdtdh="http://schemas.microsoft.com/office/word/2020/wordml/sdtdatahash" xmlns:w16se="http://schemas.microsoft.com/office/word/2015/wordml/symex" xmlns:wpg="http://schemas.microsoft.com/office/word/2010/wordprocessingGroup" xmlns:wpi="http://schemas.microsoft.com/office/word/2010/wordprocessingInk" xmlns:wne="http://schemas.microsoft.com/office/word/2006/wordml" xmlns:wps="http://schemas.microsoft.com/office/word/2010/wordprocessingShape" mc:Ignorable="w14 w15 w16se w16cid w16 w16cex w16sdtdh wp14">
   <w:abstractNum w:abstractNumId="0" w15:restartNumberingAfterBreak="0">
+    <w:nsid w:val="49CB27A2"/>
+    <w:multiLevelType w:val="multilevel"/>
+    <w:tmpl w:val="73980964"/>
+    <w:lvl w:ilvl="0">
+      <w:start w:val="1"/>
+      <w:numFmt w:val="decimal"/>
+      <w:lvlText w:val="%1."/>
+      <w:lvlJc w:val="left"/>
+      <w:pPr>
+        <w:tabs>
+          <w:tab w:val="num" w:pos="720"/>
+        </w:tabs>
+        <w:ind w:left="720" w:hanging="360"/>
+      </w:pPr>
+    </w:lvl>
+    <w:lvl w:ilvl="1" w:tentative="1">
+      <w:start w:val="1"/>
+      <w:numFmt w:val="decimal"/>
+      <w:lvlText w:val="%2."/>
+      <w:lvlJc w:val="left"/>
+      <w:pPr>
+        <w:tabs>
+          <w:tab w:val="num" w:pos="1440"/>
+        </w:tabs>
+        <w:ind w:left="1440" w:hanging="360"/>
+      </w:pPr>
+    </w:lvl>
+    <w:lvl w:ilvl="2" w:tentative="1">
+      <w:start w:val="1"/>
+      <w:numFmt w:val="decimal"/>
+      <w:lvlText w:val="%3."/>
+      <w:lvlJc w:val="left"/>
+      <w:pPr>
+        <w:tabs>
+          <w:tab w:val="num" w:pos="2160"/>
+        </w:tabs>
+        <w:ind w:left="2160" w:hanging="360"/>
+      </w:pPr>
+    </w:lvl>
+    <w:lvl w:ilvl="3" w:tentative="1">
+      <w:start w:val="1"/>
+      <w:numFmt w:val="decimal"/>
+      <w:lvlText w:val="%4."/>
+      <w:lvlJc w:val="left"/>
+      <w:pPr>
+        <w:tabs>
+          <w:tab w:val="num" w:pos="2880"/>
+        </w:tabs>
+        <w:ind w:left="2880" w:hanging="360"/>
+      </w:pPr>
+    </w:lvl>
+    <w:lvl w:ilvl="4" w:tentative="1">
+      <w:start w:val="1"/>
+      <w:numFmt w:val="decimal"/>
+      <w:lvlText w:val="%5."/>
+      <w:lvlJc w:val="left"/>
+      <w:pPr>
+        <w:tabs>
+          <w:tab w:val="num" w:pos="3600"/>
+        </w:tabs>
+        <w:ind w:left="3600" w:hanging="360"/>
+      </w:pPr>
+    </w:lvl>
+    <w:lvl w:ilvl="5" w:tentative="1">
+      <w:start w:val="1"/>
+      <w:numFmt w:val="decimal"/>
+      <w:lvlText w:val="%6."/>
+      <w:lvlJc w:val="left"/>
+      <w:pPr>
+        <w:tabs>
+          <w:tab w:val="num" w:pos="4320"/>
+        </w:tabs>
+        <w:ind w:left="4320" w:hanging="360"/>
+      </w:pPr>
+    </w:lvl>
+    <w:lvl w:ilvl="6" w:tentative="1">
+      <w:start w:val="1"/>
+      <w:numFmt w:val="decimal"/>
+      <w:lvlText w:val="%7."/>
+      <w:lvlJc w:val="left"/>
+      <w:pPr>
+        <w:tabs>
+          <w:tab w:val="num" w:pos="5040"/>
+        </w:tabs>
+        <w:ind w:left="5040" w:hanging="360"/>
+      </w:pPr>
+    </w:lvl>
+    <w:lvl w:ilvl="7" w:tentative="1">
+      <w:start w:val="1"/>
+      <w:numFmt w:val="decimal"/>
+      <w:lvlText w:val="%8."/>
+      <w:lvlJc w:val="left"/>
+      <w:pPr>
+        <w:tabs>
+          <w:tab w:val="num" w:pos="5760"/>
+        </w:tabs>
+        <w:ind w:left="5760" w:hanging="360"/>
+      </w:pPr>
+    </w:lvl>
+    <w:lvl w:ilvl="8" w:tentative="1">
+      <w:start w:val="1"/>
+      <w:numFmt w:val="decimal"/>
+      <w:lvlText w:val="%9."/>
+      <w:lvlJc w:val="left"/>
+      <w:pPr>
+        <w:tabs>
+          <w:tab w:val="num" w:pos="6480"/>
+        </w:tabs>
+        <w:ind w:left="6480" w:hanging="360"/>
+      </w:pPr>
+    </w:lvl>
+  </w:abstractNum>
+  <w:abstractNum w:abstractNumId="1" w15:restartNumberingAfterBreak="0">
     <w:nsid w:val="59611C13"/>
     <w:multiLevelType w:val="multilevel"/>
     <w:tmpl w:val="9C0275FE"/>
@@ -3545,6 +4475,9 @@
     </w:lvl>
   </w:abstractNum>
   <w:num w:numId="1">
+    <w:abstractNumId w:val="1"/>
+  </w:num>
+  <w:num w:numId="2">
     <w:abstractNumId w:val="0"/>
   </w:num>
 </w:numbering>
@@ -4825,6 +5758,35 @@
       <w:rFonts w:ascii="Times New Roman" w:eastAsia="Times New Roman" w:hAnsi="Times New Roman"/>
     </w:rPr>
   </w:style>
+  <w:style w:type="paragraph" w:styleId="NormalWeb">
+    <w:name w:val="Normal (Web)"/>
+    <w:basedOn w:val="Normal"/>
+    <w:uiPriority w:val="99"/>
+    <w:semiHidden/>
+    <w:unhideWhenUsed/>
+    <w:rsid w:val="00854177"/>
+    <w:pPr>
+      <w:spacing w:before="100" w:beforeAutospacing="1" w:after="100" w:afterAutospacing="1"/>
+    </w:pPr>
+    <w:rPr>
+      <w:rFonts w:ascii="Times New Roman" w:eastAsia="Times New Roman" w:hAnsi="Times New Roman"/>
+    </w:rPr>
+  </w:style>
+  <w:style w:type="character" w:customStyle="1" w:styleId="8">
+    <w:name w:val="ͼ8"/>
+    <w:basedOn w:val="DefaultParagraphFont"/>
+    <w:rsid w:val="00854177"/>
+  </w:style>
+  <w:style w:type="character" w:customStyle="1" w:styleId="e">
+    <w:name w:val="ͼe"/>
+    <w:basedOn w:val="DefaultParagraphFont"/>
+    <w:rsid w:val="00854177"/>
+  </w:style>
+  <w:style w:type="character" w:customStyle="1" w:styleId="c">
+    <w:name w:val="ͼc"/>
+    <w:basedOn w:val="DefaultParagraphFont"/>
+    <w:rsid w:val="00854177"/>
+  </w:style>
 </w:styles>
 </file>
 
@@ -5124,6 +6086,15 @@
 </file>
 
 <file path=customXml/item1.xml><?xml version="1.0" encoding="utf-8"?>
+<?mso-contentType ?>
+<FormTemplates xmlns="http://schemas.microsoft.com/sharepoint/v3/contenttype/forms">
+  <Display>DocumentLibraryForm</Display>
+  <Edit>DocumentLibraryForm</Edit>
+  <New>DocumentLibraryForm</New>
+</FormTemplates>
+</file>
+
+<file path=customXml/item2.xml><?xml version="1.0" encoding="utf-8"?>
 <ct:contentTypeSchema xmlns:ct="http://schemas.microsoft.com/office/2006/metadata/contentType" xmlns:ma="http://schemas.microsoft.com/office/2006/metadata/properties/metaAttributes" ct:_="" ma:_="" ma:contentTypeName="Document" ma:contentTypeID="0x010100074694C6FDE3F8428E531DB9CF9F3F5F" ma:contentTypeVersion="21" ma:contentTypeDescription="Create a new document." ma:contentTypeScope="" ma:versionID="0f5042e39754e3a4fc46a21ac827c658">
   <xsd:schema xmlns:xsd="http://www.w3.org/2001/XMLSchema" xmlns:xs="http://www.w3.org/2001/XMLSchema" xmlns:p="http://schemas.microsoft.com/office/2006/metadata/properties" xmlns:ns1="http://schemas.microsoft.com/sharepoint/v3" xmlns:ns2="03002ca9-34ad-434c-ac87-26756c0cdd06" xmlns:ns3="477676f7-3aaa-488c-8018-0d93153801a5" targetNamespace="http://schemas.microsoft.com/office/2006/metadata/properties" ma:root="true" ma:fieldsID="3e9ad5d561d7a2e14aa6518fd24ad718" ns1:_="" ns2:_="" ns3:_="">
     <xsd:import namespace="http://schemas.microsoft.com/sharepoint/v3"/>
@@ -5401,15 +6372,6 @@
 </ct:contentTypeSchema>
 </file>
 
-<file path=customXml/item2.xml><?xml version="1.0" encoding="utf-8"?>
-<?mso-contentType ?>
-<FormTemplates xmlns="http://schemas.microsoft.com/sharepoint/v3/contenttype/forms">
-  <Display>DocumentLibraryForm</Display>
-  <Edit>DocumentLibraryForm</Edit>
-  <New>DocumentLibraryForm</New>
-</FormTemplates>
-</file>
-
 <file path=customXml/item3.xml><?xml version="1.0" encoding="utf-8"?>
 <p:properties xmlns:p="http://schemas.microsoft.com/office/2006/metadata/properties" xmlns:xsi="http://www.w3.org/2001/XMLSchema-instance" xmlns:pc="http://schemas.microsoft.com/office/infopath/2007/PartnerControls">
   <documentManagement>
@@ -5424,6 +6386,14 @@
 </file>
 
 <file path=customXml/itemProps1.xml><?xml version="1.0" encoding="utf-8"?>
+<ds:datastoreItem xmlns:ds="http://schemas.openxmlformats.org/officeDocument/2006/customXml" ds:itemID="{3090D552-63EF-48E3-A3C5-B15849294E8A}">
+  <ds:schemaRefs>
+    <ds:schemaRef ds:uri="http://schemas.microsoft.com/sharepoint/v3/contenttype/forms"/>
+  </ds:schemaRefs>
+</ds:datastoreItem>
+</file>
+
+<file path=customXml/itemProps2.xml><?xml version="1.0" encoding="utf-8"?>
 <ds:datastoreItem xmlns:ds="http://schemas.openxmlformats.org/officeDocument/2006/customXml" ds:itemID="{B7EE0471-0FF6-4FEE-BA05-1B8E90F0A7F9}">
   <ds:schemaRefs>
     <ds:schemaRef ds:uri="http://schemas.microsoft.com/office/2006/metadata/contentType"/>
@@ -5439,14 +6409,6 @@
     <ds:schemaRef ds:uri="http://purl.org/dc/elements/1.1/"/>
     <ds:schemaRef ds:uri="http://purl.org/dc/terms/"/>
     <ds:schemaRef ds:uri="http://schemas.microsoft.com/internal/obd"/>
-  </ds:schemaRefs>
-</ds:datastoreItem>
-</file>
-
-<file path=customXml/itemProps2.xml><?xml version="1.0" encoding="utf-8"?>
-<ds:datastoreItem xmlns:ds="http://schemas.openxmlformats.org/officeDocument/2006/customXml" ds:itemID="{3090D552-63EF-48E3-A3C5-B15849294E8A}">
-  <ds:schemaRefs>
-    <ds:schemaRef ds:uri="http://schemas.microsoft.com/sharepoint/v3/contenttype/forms"/>
   </ds:schemaRefs>
 </ds:datastoreItem>
 </file>

--- a/Task2_AI_Log.docx
+++ b/Task2_AI_Log.docx
@@ -2950,6 +2950,9 @@
           </w:p>
           <w:p>
             <w:r>
+              <w:rPr>
+                <w:lang w:val="en-GB"/>
+              </w:rPr>
               <w:pict w14:anchorId="5207079F">
                 <v:rect id="_x0000_i1027" style="width:0;height:1.5pt" o:hralign="center" o:hrstd="t" o:hr="t" fillcolor="#a0a0a0" stroked="f"/>
               </w:pict>
@@ -2958,6 +2961,7 @@
           <w:p>
             <w:pPr>
               <w:pStyle w:val="Heading2"/>
+              <w:outlineLvl w:val="1"/>
             </w:pPr>
             <w:r>
               <w:lastRenderedPageBreak/>
@@ -3209,6 +3213,9 @@
           </w:p>
           <w:p>
             <w:r>
+              <w:rPr>
+                <w:lang w:val="en-GB"/>
+              </w:rPr>
               <w:pict w14:anchorId="72BC4569">
                 <v:rect id="_x0000_i1028" style="width:0;height:1.5pt" o:hralign="center" o:hrstd="t" o:hr="t" fillcolor="#a0a0a0" stroked="f"/>
               </w:pict>
@@ -3217,6 +3224,7 @@
           <w:p>
             <w:pPr>
               <w:pStyle w:val="Heading2"/>
+              <w:outlineLvl w:val="1"/>
             </w:pPr>
             <w:r>
               <w:t>Also make sure roles exist (important)</w:t>
@@ -3600,6 +3608,9 @@
             <w:r>
               <w:lastRenderedPageBreak/>
               <w:t>Code given was very helpful as an example of what to do and helped with my issue</w:t>
+            </w:r>
+            <w:r>
+              <w:br/>
             </w:r>
           </w:p>
         </w:tc>
@@ -3613,6 +3624,10 @@
             <w:pPr>
               <w:pStyle w:val="Text"/>
             </w:pPr>
+            <w:r>
+              <w:lastRenderedPageBreak/>
+              <w:t>Was wondering if I should create a view model folder to pass parameters into my views folder</w:t>
+            </w:r>
           </w:p>
         </w:tc>
         <w:tc>
@@ -3623,6 +3638,33 @@
             <w:pPr>
               <w:pStyle w:val="Text"/>
             </w:pPr>
+            <w:r>
+              <w:t xml:space="preserve">why should </w:t>
+            </w:r>
+            <w:proofErr w:type="spellStart"/>
+            <w:r>
+              <w:t>i</w:t>
+            </w:r>
+            <w:proofErr w:type="spellEnd"/>
+            <w:r>
+              <w:t xml:space="preserve"> use a </w:t>
+            </w:r>
+            <w:proofErr w:type="spellStart"/>
+            <w:r>
+              <w:t>ViewModel</w:t>
+            </w:r>
+            <w:proofErr w:type="spellEnd"/>
+            <w:r>
+              <w:t xml:space="preserve"> folder in my </w:t>
+            </w:r>
+            <w:proofErr w:type="gramStart"/>
+            <w:r>
+              <w:t>models</w:t>
+            </w:r>
+            <w:proofErr w:type="gramEnd"/>
+            <w:r>
+              <w:t xml:space="preserve"> folder. what does it do</w:t>
+            </w:r>
           </w:p>
         </w:tc>
         <w:tc>
@@ -3631,6 +3673,768 @@
           </w:tcPr>
           <w:p>
             <w:pPr>
+              <w:pStyle w:val="NormalWeb"/>
+            </w:pPr>
+            <w:r>
+              <w:t xml:space="preserve">Short answer: putting a </w:t>
+            </w:r>
+            <w:proofErr w:type="spellStart"/>
+            <w:r>
+              <w:rPr>
+                <w:rStyle w:val="Strong"/>
+                <w:rFonts w:eastAsiaTheme="majorEastAsia"/>
+              </w:rPr>
+              <w:t>ViewModel</w:t>
+            </w:r>
+            <w:proofErr w:type="spellEnd"/>
+            <w:r>
+              <w:rPr>
+                <w:rStyle w:val="Strong"/>
+                <w:rFonts w:eastAsiaTheme="majorEastAsia"/>
+              </w:rPr>
+              <w:t xml:space="preserve"> folder inside Models is </w:t>
+            </w:r>
+            <w:proofErr w:type="spellStart"/>
+            <w:r>
+              <w:rPr>
+                <w:rStyle w:val="Strong"/>
+                <w:rFonts w:eastAsiaTheme="majorEastAsia"/>
+              </w:rPr>
+              <w:t>kinda</w:t>
+            </w:r>
+            <w:proofErr w:type="spellEnd"/>
+            <w:r>
+              <w:rPr>
+                <w:rStyle w:val="Strong"/>
+                <w:rFonts w:eastAsiaTheme="majorEastAsia"/>
+              </w:rPr>
+              <w:t xml:space="preserve"> messy</w:t>
+            </w:r>
+            <w:r>
+              <w:t>—they’re usually separate for a reason.</w:t>
+            </w:r>
+          </w:p>
+          <w:p>
+            <w:pPr>
+              <w:pStyle w:val="NormalWeb"/>
+            </w:pPr>
+            <w:r>
+              <w:t>Now the real explanation:</w:t>
+            </w:r>
+          </w:p>
+          <w:p>
+            <w:pPr>
+              <w:pStyle w:val="NormalWeb"/>
+            </w:pPr>
+            <w:r>
+              <w:t xml:space="preserve">A </w:t>
+            </w:r>
+            <w:proofErr w:type="spellStart"/>
+            <w:r>
+              <w:rPr>
+                <w:rStyle w:val="Strong"/>
+                <w:rFonts w:eastAsiaTheme="majorEastAsia"/>
+              </w:rPr>
+              <w:t>ViewModel</w:t>
+            </w:r>
+            <w:proofErr w:type="spellEnd"/>
+            <w:r>
+              <w:t xml:space="preserve"> is basically a </w:t>
+            </w:r>
+            <w:r>
+              <w:rPr>
+                <w:rStyle w:val="Strong"/>
+                <w:rFonts w:eastAsiaTheme="majorEastAsia"/>
+              </w:rPr>
+              <w:t>custom data package made specifically for your UI (views/pages)</w:t>
+            </w:r>
+            <w:r>
+              <w:t>. It’s not your raw database model—it’s shaped for what the frontend actually needs.</w:t>
+            </w:r>
+          </w:p>
+          <w:p>
+            <w:pPr>
+              <w:pStyle w:val="Heading3"/>
+              <w:outlineLvl w:val="2"/>
+            </w:pPr>
+            <w:r>
+              <w:t>What it does</w:t>
+            </w:r>
+          </w:p>
+          <w:p>
+            <w:pPr>
+              <w:pStyle w:val="NormalWeb"/>
+            </w:pPr>
+            <w:r>
+              <w:t xml:space="preserve">A </w:t>
+            </w:r>
+            <w:proofErr w:type="spellStart"/>
+            <w:r>
+              <w:t>ViewModel</w:t>
+            </w:r>
+            <w:proofErr w:type="spellEnd"/>
+            <w:r>
+              <w:t>:</w:t>
+            </w:r>
+          </w:p>
+          <w:p>
+            <w:pPr>
+              <w:numPr>
+                <w:ilvl w:val="0"/>
+                <w:numId w:val="3"/>
+              </w:numPr>
+              <w:spacing w:before="100" w:beforeAutospacing="1" w:after="100" w:afterAutospacing="1"/>
+            </w:pPr>
+            <w:r>
+              <w:lastRenderedPageBreak/>
+              <w:t xml:space="preserve">Combines data from </w:t>
+            </w:r>
+            <w:r>
+              <w:rPr>
+                <w:rStyle w:val="Strong"/>
+              </w:rPr>
+              <w:t>multiple models</w:t>
+            </w:r>
+            <w:r>
+              <w:t xml:space="preserve"> </w:t>
+            </w:r>
+          </w:p>
+          <w:p>
+            <w:pPr>
+              <w:numPr>
+                <w:ilvl w:val="0"/>
+                <w:numId w:val="3"/>
+              </w:numPr>
+              <w:spacing w:before="100" w:beforeAutospacing="1" w:after="100" w:afterAutospacing="1"/>
+            </w:pPr>
+            <w:r>
+              <w:t xml:space="preserve">Removes stuff the UI doesn’t need </w:t>
+            </w:r>
+          </w:p>
+          <w:p>
+            <w:pPr>
+              <w:numPr>
+                <w:ilvl w:val="0"/>
+                <w:numId w:val="3"/>
+              </w:numPr>
+              <w:spacing w:before="100" w:beforeAutospacing="1" w:after="100" w:afterAutospacing="1"/>
+            </w:pPr>
+            <w:r>
+              <w:t>Formats data (</w:t>
+            </w:r>
+            <w:proofErr w:type="gramStart"/>
+            <w:r>
+              <w:t>e.g.</w:t>
+            </w:r>
+            <w:proofErr w:type="gramEnd"/>
+            <w:r>
+              <w:t xml:space="preserve"> full name instead of first + last) </w:t>
+            </w:r>
+          </w:p>
+          <w:p>
+            <w:pPr>
+              <w:numPr>
+                <w:ilvl w:val="0"/>
+                <w:numId w:val="3"/>
+              </w:numPr>
+              <w:spacing w:before="100" w:beforeAutospacing="1" w:after="100" w:afterAutospacing="1"/>
+            </w:pPr>
+            <w:r>
+              <w:t xml:space="preserve">Adds UI-specific properties (like dropdown lists, flags, etc.) </w:t>
+            </w:r>
+          </w:p>
+          <w:p>
+            <w:pPr>
+              <w:pStyle w:val="Heading3"/>
+              <w:outlineLvl w:val="2"/>
+            </w:pPr>
+            <w:r>
+              <w:t>Example</w:t>
+            </w:r>
+          </w:p>
+          <w:p>
+            <w:pPr>
+              <w:pStyle w:val="NormalWeb"/>
+            </w:pPr>
+            <w:r>
+              <w:t xml:space="preserve">Say you got a </w:t>
+            </w:r>
+            <w:proofErr w:type="gramStart"/>
+            <w:r>
+              <w:rPr>
+                <w:rStyle w:val="HTMLCode"/>
+                <w:rFonts w:eastAsiaTheme="majorEastAsia"/>
+              </w:rPr>
+              <w:t>User</w:t>
+            </w:r>
+            <w:proofErr w:type="gramEnd"/>
+            <w:r>
+              <w:t xml:space="preserve"> model:</w:t>
+            </w:r>
+          </w:p>
+          <w:p>
+            <w:pPr>
+              <w:pStyle w:val="HTMLPreformatted"/>
+            </w:pPr>
+            <w:r>
+              <w:rPr>
+                <w:rStyle w:val="8"/>
+                <w:rFonts w:eastAsiaTheme="majorEastAsia"/>
+              </w:rPr>
+              <w:t>class</w:t>
+            </w:r>
+            <w:r>
+              <w:t xml:space="preserve"> </w:t>
+            </w:r>
+            <w:r>
+              <w:rPr>
+                <w:rStyle w:val="e"/>
+                <w:rFonts w:eastAsiaTheme="majorEastAsia"/>
+              </w:rPr>
+              <w:t>User</w:t>
+            </w:r>
+            <w:r>
+              <w:t xml:space="preserve"> {</w:t>
+            </w:r>
+            <w:r>
+              <w:br/>
+              <w:t xml:space="preserve">    </w:t>
+            </w:r>
+            <w:r>
+              <w:rPr>
+                <w:rStyle w:val="e"/>
+                <w:rFonts w:eastAsiaTheme="majorEastAsia"/>
+              </w:rPr>
+              <w:t>string</w:t>
+            </w:r>
+            <w:r>
+              <w:t xml:space="preserve"> </w:t>
+            </w:r>
+            <w:r>
+              <w:rPr>
+                <w:rStyle w:val="e"/>
+                <w:rFonts w:eastAsiaTheme="majorEastAsia"/>
+              </w:rPr>
+              <w:t>FirstName</w:t>
+            </w:r>
+            <w:r>
+              <w:t>;</w:t>
+            </w:r>
+            <w:r>
+              <w:br/>
+              <w:t xml:space="preserve">    </w:t>
+            </w:r>
+            <w:r>
+              <w:rPr>
+                <w:rStyle w:val="e"/>
+                <w:rFonts w:eastAsiaTheme="majorEastAsia"/>
+              </w:rPr>
+              <w:t>string</w:t>
+            </w:r>
+            <w:r>
+              <w:t xml:space="preserve"> </w:t>
+            </w:r>
+            <w:proofErr w:type="spellStart"/>
+            <w:r>
+              <w:rPr>
+                <w:rStyle w:val="e"/>
+                <w:rFonts w:eastAsiaTheme="majorEastAsia"/>
+              </w:rPr>
+              <w:t>LastName</w:t>
+            </w:r>
+            <w:proofErr w:type="spellEnd"/>
+            <w:r>
+              <w:t>;</w:t>
+            </w:r>
+            <w:r>
+              <w:br/>
+              <w:t xml:space="preserve">    </w:t>
+            </w:r>
+            <w:r>
+              <w:rPr>
+                <w:rStyle w:val="e"/>
+                <w:rFonts w:eastAsiaTheme="majorEastAsia"/>
+              </w:rPr>
+              <w:t>string</w:t>
+            </w:r>
+            <w:r>
+              <w:t xml:space="preserve"> </w:t>
+            </w:r>
+            <w:r>
+              <w:rPr>
+                <w:rStyle w:val="e"/>
+                <w:rFonts w:eastAsiaTheme="majorEastAsia"/>
+              </w:rPr>
+              <w:t>Email</w:t>
+            </w:r>
+            <w:r>
+              <w:t>;</w:t>
+            </w:r>
+            <w:r>
+              <w:br/>
+              <w:t xml:space="preserve">    </w:t>
+            </w:r>
+            <w:r>
+              <w:rPr>
+                <w:rStyle w:val="e"/>
+                <w:rFonts w:eastAsiaTheme="majorEastAsia"/>
+              </w:rPr>
+              <w:t>string</w:t>
+            </w:r>
+            <w:r>
+              <w:t xml:space="preserve"> </w:t>
+            </w:r>
+            <w:proofErr w:type="spellStart"/>
+            <w:r>
+              <w:rPr>
+                <w:rStyle w:val="e"/>
+                <w:rFonts w:eastAsiaTheme="majorEastAsia"/>
+              </w:rPr>
+              <w:t>PasswordHash</w:t>
+            </w:r>
+            <w:proofErr w:type="spellEnd"/>
+            <w:r>
+              <w:t>;</w:t>
+            </w:r>
+            <w:r>
+              <w:br/>
+              <w:t>}</w:t>
+            </w:r>
+          </w:p>
+          <w:p>
+            <w:pPr>
+              <w:pStyle w:val="NormalWeb"/>
+            </w:pPr>
+            <w:r>
+              <w:t xml:space="preserve">You wouldn’t send this directly to the view (especially not </w:t>
+            </w:r>
+            <w:proofErr w:type="spellStart"/>
+            <w:r>
+              <w:rPr>
+                <w:rStyle w:val="HTMLCode"/>
+                <w:rFonts w:eastAsiaTheme="majorEastAsia"/>
+              </w:rPr>
+              <w:t>PasswordHash</w:t>
+            </w:r>
+            <w:proofErr w:type="spellEnd"/>
+            <w:r>
+              <w:t>).</w:t>
+            </w:r>
+          </w:p>
+          <w:p>
+            <w:pPr>
+              <w:pStyle w:val="NormalWeb"/>
+            </w:pPr>
+            <w:r>
+              <w:t xml:space="preserve">Instead, you make a </w:t>
+            </w:r>
+            <w:proofErr w:type="spellStart"/>
+            <w:r>
+              <w:t>ViewModel</w:t>
+            </w:r>
+            <w:proofErr w:type="spellEnd"/>
+            <w:r>
+              <w:t>:</w:t>
+            </w:r>
+          </w:p>
+          <w:p>
+            <w:pPr>
+              <w:pStyle w:val="HTMLPreformatted"/>
+            </w:pPr>
+            <w:r>
+              <w:rPr>
+                <w:rStyle w:val="8"/>
+                <w:rFonts w:eastAsiaTheme="majorEastAsia"/>
+              </w:rPr>
+              <w:t>class</w:t>
+            </w:r>
+            <w:r>
+              <w:t xml:space="preserve"> </w:t>
+            </w:r>
+            <w:proofErr w:type="spellStart"/>
+            <w:r>
+              <w:rPr>
+                <w:rStyle w:val="e"/>
+                <w:rFonts w:eastAsiaTheme="majorEastAsia"/>
+              </w:rPr>
+              <w:t>UserProfileViewModel</w:t>
+            </w:r>
+            <w:proofErr w:type="spellEnd"/>
+            <w:r>
+              <w:t xml:space="preserve"> {</w:t>
+            </w:r>
+            <w:r>
+              <w:br/>
+              <w:t xml:space="preserve">    </w:t>
+            </w:r>
+            <w:r>
+              <w:rPr>
+                <w:rStyle w:val="e"/>
+                <w:rFonts w:eastAsiaTheme="majorEastAsia"/>
+              </w:rPr>
+              <w:t>string</w:t>
+            </w:r>
+            <w:r>
+              <w:t xml:space="preserve"> </w:t>
+            </w:r>
+            <w:proofErr w:type="spellStart"/>
+            <w:r>
+              <w:rPr>
+                <w:rStyle w:val="e"/>
+                <w:rFonts w:eastAsiaTheme="majorEastAsia"/>
+              </w:rPr>
+              <w:t>FullName</w:t>
+            </w:r>
+            <w:proofErr w:type="spellEnd"/>
+            <w:r>
+              <w:t>;</w:t>
+            </w:r>
+            <w:r>
+              <w:br/>
+              <w:t xml:space="preserve">    </w:t>
+            </w:r>
+            <w:r>
+              <w:rPr>
+                <w:rStyle w:val="e"/>
+                <w:rFonts w:eastAsiaTheme="majorEastAsia"/>
+              </w:rPr>
+              <w:t>string</w:t>
+            </w:r>
+            <w:r>
+              <w:t xml:space="preserve"> </w:t>
+            </w:r>
+            <w:r>
+              <w:rPr>
+                <w:rStyle w:val="e"/>
+                <w:rFonts w:eastAsiaTheme="majorEastAsia"/>
+              </w:rPr>
+              <w:t>Email</w:t>
+            </w:r>
+            <w:r>
+              <w:t>;</w:t>
+            </w:r>
+            <w:r>
+              <w:br/>
+              <w:t>}</w:t>
+            </w:r>
+          </w:p>
+          <w:p>
+            <w:pPr>
+              <w:pStyle w:val="NormalWeb"/>
+            </w:pPr>
+            <w:r>
+              <w:lastRenderedPageBreak/>
+              <w:t xml:space="preserve">Now your UI gets </w:t>
+            </w:r>
+            <w:r>
+              <w:rPr>
+                <w:rStyle w:val="Strong"/>
+                <w:rFonts w:eastAsiaTheme="majorEastAsia"/>
+              </w:rPr>
+              <w:t>only what it needs</w:t>
+            </w:r>
+            <w:r>
+              <w:t>, in the format it needs.</w:t>
+            </w:r>
+          </w:p>
+          <w:p>
+            <w:r>
+              <w:rPr>
+                <w:lang w:val="en-GB"/>
+              </w:rPr>
+              <w:pict w14:anchorId="0E94454A">
+                <v:rect id="_x0000_i1029" style="width:0;height:1.5pt" o:hralign="center" o:hrstd="t" o:hr="t" fillcolor="#a0a0a0" stroked="f"/>
+              </w:pict>
+            </w:r>
+          </w:p>
+          <w:p>
+            <w:pPr>
+              <w:pStyle w:val="Heading3"/>
+              <w:outlineLvl w:val="2"/>
+            </w:pPr>
+            <w:r>
+              <w:t>Why NOT put it inside Models?</w:t>
+            </w:r>
+          </w:p>
+          <w:p>
+            <w:pPr>
+              <w:pStyle w:val="NormalWeb"/>
+            </w:pPr>
+            <w:r>
+              <w:t>Because:</w:t>
+            </w:r>
+          </w:p>
+          <w:p>
+            <w:pPr>
+              <w:numPr>
+                <w:ilvl w:val="0"/>
+                <w:numId w:val="4"/>
+              </w:numPr>
+              <w:spacing w:before="100" w:beforeAutospacing="1" w:after="100" w:afterAutospacing="1"/>
+            </w:pPr>
+            <w:r>
+              <w:rPr>
+                <w:rStyle w:val="Strong"/>
+              </w:rPr>
+              <w:t>Models = data structure / database</w:t>
+            </w:r>
+            <w:r>
+              <w:t xml:space="preserve"> </w:t>
+            </w:r>
+          </w:p>
+          <w:p>
+            <w:pPr>
+              <w:numPr>
+                <w:ilvl w:val="0"/>
+                <w:numId w:val="4"/>
+              </w:numPr>
+              <w:spacing w:before="100" w:beforeAutospacing="1" w:after="100" w:afterAutospacing="1"/>
+            </w:pPr>
+            <w:proofErr w:type="spellStart"/>
+            <w:r>
+              <w:rPr>
+                <w:rStyle w:val="Strong"/>
+              </w:rPr>
+              <w:t>ViewModels</w:t>
+            </w:r>
+            <w:proofErr w:type="spellEnd"/>
+            <w:r>
+              <w:rPr>
+                <w:rStyle w:val="Strong"/>
+              </w:rPr>
+              <w:t xml:space="preserve"> = presentation layer</w:t>
+            </w:r>
+            <w:r>
+              <w:t xml:space="preserve"> </w:t>
+            </w:r>
+          </w:p>
+          <w:p>
+            <w:pPr>
+              <w:pStyle w:val="NormalWeb"/>
+            </w:pPr>
+            <w:r>
+              <w:t>Mixing them:</w:t>
+            </w:r>
+          </w:p>
+          <w:p>
+            <w:pPr>
+              <w:numPr>
+                <w:ilvl w:val="0"/>
+                <w:numId w:val="5"/>
+              </w:numPr>
+              <w:spacing w:before="100" w:beforeAutospacing="1" w:after="100" w:afterAutospacing="1"/>
+            </w:pPr>
+            <w:r>
+              <w:t xml:space="preserve">Blurs responsibilities </w:t>
+            </w:r>
+          </w:p>
+          <w:p>
+            <w:pPr>
+              <w:numPr>
+                <w:ilvl w:val="0"/>
+                <w:numId w:val="5"/>
+              </w:numPr>
+              <w:spacing w:before="100" w:beforeAutospacing="1" w:after="100" w:afterAutospacing="1"/>
+            </w:pPr>
+            <w:r>
+              <w:t xml:space="preserve">Makes your project harder to scale </w:t>
+            </w:r>
+          </w:p>
+          <w:p>
+            <w:pPr>
+              <w:numPr>
+                <w:ilvl w:val="0"/>
+                <w:numId w:val="5"/>
+              </w:numPr>
+              <w:spacing w:before="100" w:beforeAutospacing="1" w:after="100" w:afterAutospacing="1"/>
+            </w:pPr>
+            <w:r>
+              <w:t xml:space="preserve">Confuses other </w:t>
+            </w:r>
+            <w:proofErr w:type="spellStart"/>
+            <w:r>
+              <w:t>devs</w:t>
+            </w:r>
+            <w:proofErr w:type="spellEnd"/>
+            <w:r>
+              <w:t xml:space="preserve"> (and future you) </w:t>
+            </w:r>
+          </w:p>
+          <w:p>
+            <w:r>
+              <w:rPr>
+                <w:lang w:val="en-GB"/>
+              </w:rPr>
+              <w:pict w14:anchorId="6932E8FE">
+                <v:rect id="_x0000_i1030" style="width:0;height:1.5pt" o:hralign="center" o:hrstd="t" o:hr="t" fillcolor="#a0a0a0" stroked="f"/>
+              </w:pict>
+            </w:r>
+          </w:p>
+          <w:p>
+            <w:pPr>
+              <w:pStyle w:val="Heading3"/>
+              <w:outlineLvl w:val="2"/>
+            </w:pPr>
+            <w:r>
+              <w:t>Better structure</w:t>
+            </w:r>
+          </w:p>
+          <w:p>
+            <w:pPr>
+              <w:pStyle w:val="HTMLPreformatted"/>
+            </w:pPr>
+            <w:r>
+              <w:t>/Models</w:t>
+            </w:r>
+            <w:r>
+              <w:br/>
+              <w:t>/</w:t>
+            </w:r>
+            <w:proofErr w:type="spellStart"/>
+            <w:r>
+              <w:t>ViewModels</w:t>
+            </w:r>
+            <w:proofErr w:type="spellEnd"/>
+            <w:r>
+              <w:br/>
+              <w:t>/Controllers</w:t>
+            </w:r>
+            <w:r>
+              <w:br/>
+              <w:t>/Views</w:t>
+            </w:r>
+          </w:p>
+          <w:p>
+            <w:r>
+              <w:rPr>
+                <w:lang w:val="en-GB"/>
+              </w:rPr>
+              <w:lastRenderedPageBreak/>
+              <w:pict w14:anchorId="6121528E">
+                <v:rect id="_x0000_i1031" style="width:0;height:1.5pt" o:hralign="center" o:hrstd="t" o:hr="t" fillcolor="#a0a0a0" stroked="f"/>
+              </w:pict>
+            </w:r>
+          </w:p>
+          <w:p>
+            <w:pPr>
+              <w:pStyle w:val="Heading3"/>
+              <w:outlineLvl w:val="2"/>
+            </w:pPr>
+            <w:r>
+              <w:t xml:space="preserve">When </w:t>
+            </w:r>
+            <w:proofErr w:type="spellStart"/>
+            <w:r>
+              <w:t>ViewModels</w:t>
+            </w:r>
+            <w:proofErr w:type="spellEnd"/>
+            <w:r>
+              <w:t xml:space="preserve"> are especially useful</w:t>
+            </w:r>
+          </w:p>
+          <w:p>
+            <w:pPr>
+              <w:numPr>
+                <w:ilvl w:val="0"/>
+                <w:numId w:val="6"/>
+              </w:numPr>
+              <w:spacing w:before="100" w:beforeAutospacing="1" w:after="100" w:afterAutospacing="1"/>
+            </w:pPr>
+            <w:r>
+              <w:t xml:space="preserve">Forms (login, register, etc.) </w:t>
+            </w:r>
+          </w:p>
+          <w:p>
+            <w:pPr>
+              <w:numPr>
+                <w:ilvl w:val="0"/>
+                <w:numId w:val="6"/>
+              </w:numPr>
+              <w:spacing w:before="100" w:beforeAutospacing="1" w:after="100" w:afterAutospacing="1"/>
+            </w:pPr>
+            <w:r>
+              <w:t xml:space="preserve">Pages showing combined data (User + Orders) </w:t>
+            </w:r>
+          </w:p>
+          <w:p>
+            <w:pPr>
+              <w:numPr>
+                <w:ilvl w:val="0"/>
+                <w:numId w:val="6"/>
+              </w:numPr>
+              <w:spacing w:before="100" w:beforeAutospacing="1" w:after="100" w:afterAutospacing="1"/>
+            </w:pPr>
+            <w:r>
+              <w:t xml:space="preserve">APIs where you don’t want to expose full models </w:t>
+            </w:r>
+          </w:p>
+          <w:p>
+            <w:r>
+              <w:rPr>
+                <w:lang w:val="en-GB"/>
+              </w:rPr>
+              <w:pict w14:anchorId="5668FC35">
+                <v:rect id="_x0000_i1032" style="width:0;height:1.5pt" o:hralign="center" o:hrstd="t" o:hr="t" fillcolor="#a0a0a0" stroked="f"/>
+              </w:pict>
+            </w:r>
+          </w:p>
+          <w:p>
+            <w:pPr>
+              <w:pStyle w:val="Heading3"/>
+              <w:outlineLvl w:val="2"/>
+            </w:pPr>
+            <w:r>
+              <w:t>Bottom line</w:t>
+            </w:r>
+          </w:p>
+          <w:p>
+            <w:pPr>
+              <w:pStyle w:val="NormalWeb"/>
+            </w:pPr>
+            <w:r>
+              <w:t xml:space="preserve">Use </w:t>
+            </w:r>
+            <w:proofErr w:type="spellStart"/>
+            <w:r>
+              <w:t>ViewModels</w:t>
+            </w:r>
+            <w:proofErr w:type="spellEnd"/>
+            <w:r>
+              <w:t xml:space="preserve"> to </w:t>
+            </w:r>
+            <w:r>
+              <w:rPr>
+                <w:rStyle w:val="Strong"/>
+                <w:rFonts w:eastAsiaTheme="majorEastAsia"/>
+              </w:rPr>
+              <w:t>control what your UI sees and how it sees it</w:t>
+            </w:r>
+            <w:r>
+              <w:t>.</w:t>
+            </w:r>
+            <w:r>
+              <w:br/>
+              <w:t>But keep them separate from Models—otherwise you’re defeating the purpose.</w:t>
+            </w:r>
+          </w:p>
+          <w:p>
+            <w:pPr>
+              <w:pStyle w:val="NormalWeb"/>
+            </w:pPr>
+            <w:r>
+              <w:t xml:space="preserve">If you want, I can show you a real project structure or how </w:t>
+            </w:r>
+            <w:proofErr w:type="gramStart"/>
+            <w:r>
+              <w:t>this ties</w:t>
+            </w:r>
+            <w:proofErr w:type="gramEnd"/>
+            <w:r>
+              <w:t xml:space="preserve"> into MVC or ASP.NET specifically.</w:t>
+            </w:r>
+          </w:p>
+          <w:p>
+            <w:pPr>
               <w:pStyle w:val="Text"/>
             </w:pPr>
           </w:p>
@@ -3643,6 +4447,10 @@
             <w:pPr>
               <w:pStyle w:val="Text"/>
             </w:pPr>
+            <w:r>
+              <w:lastRenderedPageBreak/>
+              <w:t>It made me make an informed decision to use a view model folder as it is better for security and code efficiency because the views only get what they need</w:t>
+            </w:r>
           </w:p>
         </w:tc>
       </w:tr>
@@ -3655,6 +4463,10 @@
             <w:pPr>
               <w:pStyle w:val="Text"/>
             </w:pPr>
+            <w:r>
+              <w:lastRenderedPageBreak/>
+              <w:t>I wanted newly registered users to be given the standard role so they will be able to make use of the system as the useful features in the system are authorized to the standard role.</w:t>
+            </w:r>
           </w:p>
         </w:tc>
         <w:tc>
@@ -3665,6 +4477,9 @@
             <w:pPr>
               <w:pStyle w:val="Text"/>
             </w:pPr>
+            <w:r>
+              <w:t>How do I assign newly registered users my “standard” role automatically</w:t>
+            </w:r>
           </w:p>
         </w:tc>
         <w:tc>
@@ -3673,6 +4488,1324 @@
           </w:tcPr>
           <w:p>
             <w:pPr>
+              <w:pStyle w:val="NormalWeb"/>
+            </w:pPr>
+            <w:r>
+              <w:t xml:space="preserve">Scaffold </w:t>
+            </w:r>
+            <w:r>
+              <w:rPr>
+                <w:rStyle w:val="Strong"/>
+                <w:rFonts w:eastAsiaTheme="majorEastAsia"/>
+              </w:rPr>
+              <w:t>Identity → Register page</w:t>
+            </w:r>
+          </w:p>
+          <w:p>
+            <w:pPr>
+              <w:pStyle w:val="NormalWeb"/>
+            </w:pPr>
+            <w:r>
+              <w:t>In Visual Studio:</w:t>
+            </w:r>
+          </w:p>
+          <w:p>
+            <w:pPr>
+              <w:numPr>
+                <w:ilvl w:val="0"/>
+                <w:numId w:val="7"/>
+              </w:numPr>
+              <w:spacing w:before="100" w:beforeAutospacing="1" w:after="100" w:afterAutospacing="1"/>
+            </w:pPr>
+            <w:r>
+              <w:t xml:space="preserve">Right click project </w:t>
+            </w:r>
+          </w:p>
+          <w:p>
+            <w:pPr>
+              <w:numPr>
+                <w:ilvl w:val="0"/>
+                <w:numId w:val="7"/>
+              </w:numPr>
+              <w:spacing w:before="100" w:beforeAutospacing="1" w:after="100" w:afterAutospacing="1"/>
+            </w:pPr>
+            <w:r>
+              <w:rPr>
+                <w:rStyle w:val="Strong"/>
+              </w:rPr>
+              <w:t>Add → New Scaffolded Item → Identity</w:t>
+            </w:r>
+            <w:r>
+              <w:t xml:space="preserve"> </w:t>
+            </w:r>
+          </w:p>
+          <w:p>
+            <w:pPr>
+              <w:numPr>
+                <w:ilvl w:val="0"/>
+                <w:numId w:val="7"/>
+              </w:numPr>
+              <w:spacing w:before="100" w:beforeAutospacing="1" w:after="100" w:afterAutospacing="1"/>
+            </w:pPr>
+            <w:r>
+              <w:t xml:space="preserve">Select: </w:t>
+            </w:r>
+          </w:p>
+          <w:p>
+            <w:pPr>
+              <w:numPr>
+                <w:ilvl w:val="1"/>
+                <w:numId w:val="7"/>
+              </w:numPr>
+              <w:spacing w:before="100" w:beforeAutospacing="1" w:after="100" w:afterAutospacing="1"/>
+            </w:pPr>
+            <w:r>
+              <w:rPr>
+                <w:rFonts w:ascii="Segoe UI Emoji" w:hAnsi="Segoe UI Emoji" w:cs="Segoe UI Emoji"/>
+              </w:rPr>
+              <w:t>✅</w:t>
+            </w:r>
+            <w:r>
+              <w:t xml:space="preserve"> </w:t>
+            </w:r>
+            <w:r>
+              <w:rPr>
+                <w:rStyle w:val="Strong"/>
+              </w:rPr>
+              <w:t>Account / Register</w:t>
+            </w:r>
+            <w:r>
+              <w:t xml:space="preserve"> </w:t>
+            </w:r>
+          </w:p>
+          <w:p>
+            <w:pPr>
+              <w:numPr>
+                <w:ilvl w:val="0"/>
+                <w:numId w:val="7"/>
+              </w:numPr>
+              <w:spacing w:before="100" w:beforeAutospacing="1" w:after="100" w:afterAutospacing="1"/>
+            </w:pPr>
+            <w:r>
+              <w:t xml:space="preserve">Use your existing </w:t>
+            </w:r>
+            <w:proofErr w:type="spellStart"/>
+            <w:r>
+              <w:rPr>
+                <w:rStyle w:val="HTMLCode"/>
+                <w:rFonts w:eastAsiaTheme="majorEastAsia"/>
+              </w:rPr>
+              <w:t>ApplicationDbContext</w:t>
+            </w:r>
+            <w:proofErr w:type="spellEnd"/>
+            <w:r>
+              <w:t xml:space="preserve"> </w:t>
+            </w:r>
+          </w:p>
+          <w:p>
+            <w:r>
+              <w:rPr>
+                <w:lang w:val="en-GB"/>
+              </w:rPr>
+              <w:pict w14:anchorId="2CAA0687">
+                <v:rect id="_x0000_i1033" style="width:0;height:1.5pt" o:hralign="center" o:hrstd="t" o:hr="t" fillcolor="#a0a0a0" stroked="f"/>
+              </w:pict>
+            </w:r>
+          </w:p>
+          <w:p>
+            <w:pPr>
+              <w:pStyle w:val="Heading2"/>
+              <w:outlineLvl w:val="1"/>
+            </w:pPr>
+            <w:r>
+              <w:rPr>
+                <w:rFonts w:ascii="Segoe UI Emoji" w:hAnsi="Segoe UI Emoji" w:cs="Segoe UI Emoji"/>
+              </w:rPr>
+              <w:t>📁</w:t>
+            </w:r>
+            <w:r>
+              <w:t xml:space="preserve"> What this gives you</w:t>
+            </w:r>
+          </w:p>
+          <w:p>
+            <w:pPr>
+              <w:pStyle w:val="NormalWeb"/>
+            </w:pPr>
+            <w:r>
+              <w:t>You’ll get something like:</w:t>
+            </w:r>
+          </w:p>
+          <w:p>
+            <w:pPr>
+              <w:pStyle w:val="HTMLPreformatted"/>
+            </w:pPr>
+            <w:r>
+              <w:t>/Areas/Identity/Pages/Account/</w:t>
+            </w:r>
+            <w:proofErr w:type="spellStart"/>
+            <w:r>
+              <w:t>Register.cshtml.cs</w:t>
+            </w:r>
+            <w:proofErr w:type="spellEnd"/>
+          </w:p>
+          <w:p>
+            <w:pPr>
+              <w:pStyle w:val="NormalWeb"/>
+            </w:pPr>
+            <w:r>
+              <w:t>That file is where the magic happens.</w:t>
+            </w:r>
+          </w:p>
+          <w:p>
+            <w:r>
+              <w:rPr>
+                <w:lang w:val="en-GB"/>
+              </w:rPr>
+              <w:pict w14:anchorId="11C921B1">
+                <v:rect id="_x0000_i1034" style="width:0;height:1.5pt" o:hralign="center" o:hrstd="t" o:hr="t" fillcolor="#a0a0a0" stroked="f"/>
+              </w:pict>
+            </w:r>
+          </w:p>
+          <w:p>
+            <w:pPr>
+              <w:pStyle w:val="Heading2"/>
+              <w:outlineLvl w:val="1"/>
+            </w:pPr>
+            <w:r>
+              <w:rPr>
+                <w:rFonts w:ascii="Segoe UI Emoji" w:hAnsi="Segoe UI Emoji" w:cs="Segoe UI Emoji"/>
+              </w:rPr>
+              <w:lastRenderedPageBreak/>
+              <w:t>🔧</w:t>
+            </w:r>
+            <w:r>
+              <w:t xml:space="preserve"> What to change</w:t>
+            </w:r>
+          </w:p>
+          <w:p>
+            <w:pPr>
+              <w:pStyle w:val="NormalWeb"/>
+            </w:pPr>
+            <w:r>
+              <w:t>Open:</w:t>
+            </w:r>
+          </w:p>
+          <w:p>
+            <w:pPr>
+              <w:pStyle w:val="HTMLPreformatted"/>
+            </w:pPr>
+            <w:proofErr w:type="spellStart"/>
+            <w:r>
+              <w:t>Register.cshtml.cs</w:t>
+            </w:r>
+            <w:proofErr w:type="spellEnd"/>
+          </w:p>
+          <w:p>
+            <w:pPr>
+              <w:pStyle w:val="NormalWeb"/>
+            </w:pPr>
+            <w:r>
+              <w:t xml:space="preserve">Find this part inside </w:t>
+            </w:r>
+            <w:proofErr w:type="spellStart"/>
+            <w:r>
+              <w:rPr>
+                <w:rStyle w:val="HTMLCode"/>
+                <w:rFonts w:eastAsiaTheme="majorEastAsia"/>
+              </w:rPr>
+              <w:t>OnPostAsync</w:t>
+            </w:r>
+            <w:proofErr w:type="spellEnd"/>
+            <w:r>
+              <w:t>:</w:t>
+            </w:r>
+          </w:p>
+          <w:p>
+            <w:pPr>
+              <w:pStyle w:val="HTMLPreformatted"/>
+            </w:pPr>
+            <w:r>
+              <w:rPr>
+                <w:rStyle w:val="8"/>
+                <w:rFonts w:eastAsiaTheme="majorEastAsia"/>
+              </w:rPr>
+              <w:t>var</w:t>
+            </w:r>
+            <w:r>
+              <w:t xml:space="preserve"> </w:t>
+            </w:r>
+            <w:r>
+              <w:rPr>
+                <w:rStyle w:val="e"/>
+                <w:rFonts w:eastAsiaTheme="majorEastAsia"/>
+              </w:rPr>
+              <w:t>result</w:t>
+            </w:r>
+            <w:r>
+              <w:t xml:space="preserve"> </w:t>
+            </w:r>
+            <w:r>
+              <w:rPr>
+                <w:rStyle w:val="8"/>
+                <w:rFonts w:eastAsiaTheme="majorEastAsia"/>
+              </w:rPr>
+              <w:t>=</w:t>
+            </w:r>
+            <w:r>
+              <w:t xml:space="preserve"> </w:t>
+            </w:r>
+            <w:r>
+              <w:rPr>
+                <w:rStyle w:val="8"/>
+                <w:rFonts w:eastAsiaTheme="majorEastAsia"/>
+              </w:rPr>
+              <w:t>await</w:t>
+            </w:r>
+            <w:r>
+              <w:t xml:space="preserve"> </w:t>
+            </w:r>
+            <w:r>
+              <w:rPr>
+                <w:rStyle w:val="e"/>
+                <w:rFonts w:eastAsiaTheme="majorEastAsia"/>
+              </w:rPr>
+              <w:t>_</w:t>
+            </w:r>
+            <w:proofErr w:type="spellStart"/>
+            <w:r>
+              <w:rPr>
+                <w:rStyle w:val="e"/>
+                <w:rFonts w:eastAsiaTheme="majorEastAsia"/>
+              </w:rPr>
+              <w:t>userManager</w:t>
+            </w:r>
+            <w:r>
+              <w:t>.</w:t>
+            </w:r>
+            <w:r>
+              <w:rPr>
+                <w:rStyle w:val="e"/>
+                <w:rFonts w:eastAsiaTheme="majorEastAsia"/>
+              </w:rPr>
+              <w:t>CreateAsync</w:t>
+            </w:r>
+            <w:proofErr w:type="spellEnd"/>
+            <w:r>
+              <w:t>(</w:t>
+            </w:r>
+            <w:r>
+              <w:rPr>
+                <w:rStyle w:val="e"/>
+                <w:rFonts w:eastAsiaTheme="majorEastAsia"/>
+              </w:rPr>
+              <w:t>user</w:t>
+            </w:r>
+            <w:r>
+              <w:t xml:space="preserve">, </w:t>
+            </w:r>
+            <w:proofErr w:type="spellStart"/>
+            <w:r>
+              <w:rPr>
+                <w:rStyle w:val="e"/>
+                <w:rFonts w:eastAsiaTheme="majorEastAsia"/>
+              </w:rPr>
+              <w:t>Input</w:t>
+            </w:r>
+            <w:r>
+              <w:t>.</w:t>
+            </w:r>
+            <w:r>
+              <w:rPr>
+                <w:rStyle w:val="e"/>
+                <w:rFonts w:eastAsiaTheme="majorEastAsia"/>
+              </w:rPr>
+              <w:t>Password</w:t>
+            </w:r>
+            <w:proofErr w:type="spellEnd"/>
+            <w:r>
+              <w:t>);</w:t>
+            </w:r>
+          </w:p>
+          <w:p>
+            <w:r>
+              <w:rPr>
+                <w:lang w:val="en-GB"/>
+              </w:rPr>
+              <w:pict w14:anchorId="6C1E4E90">
+                <v:rect id="_x0000_i1035" style="width:0;height:1.5pt" o:hralign="center" o:hrstd="t" o:hr="t" fillcolor="#a0a0a0" stroked="f"/>
+              </w:pict>
+            </w:r>
+          </w:p>
+          <w:p>
+            <w:pPr>
+              <w:pStyle w:val="Heading3"/>
+              <w:outlineLvl w:val="2"/>
+            </w:pPr>
+            <w:r>
+              <w:rPr>
+                <w:rFonts w:ascii="Segoe UI Emoji" w:hAnsi="Segoe UI Emoji" w:cs="Segoe UI Emoji"/>
+              </w:rPr>
+              <w:t>✏</w:t>
+            </w:r>
+            <w:r>
+              <w:t>️ Replace it with this:</w:t>
+            </w:r>
+          </w:p>
+          <w:p>
+            <w:pPr>
+              <w:pStyle w:val="HTMLPreformatted"/>
+            </w:pPr>
+            <w:r>
+              <w:rPr>
+                <w:rStyle w:val="8"/>
+                <w:rFonts w:eastAsiaTheme="majorEastAsia"/>
+              </w:rPr>
+              <w:t>var</w:t>
+            </w:r>
+            <w:r>
+              <w:t xml:space="preserve"> </w:t>
+            </w:r>
+            <w:r>
+              <w:rPr>
+                <w:rStyle w:val="e"/>
+                <w:rFonts w:eastAsiaTheme="majorEastAsia"/>
+              </w:rPr>
+              <w:t>result</w:t>
+            </w:r>
+            <w:r>
+              <w:t xml:space="preserve"> </w:t>
+            </w:r>
+            <w:r>
+              <w:rPr>
+                <w:rStyle w:val="8"/>
+                <w:rFonts w:eastAsiaTheme="majorEastAsia"/>
+              </w:rPr>
+              <w:t>=</w:t>
+            </w:r>
+            <w:r>
+              <w:t xml:space="preserve"> </w:t>
+            </w:r>
+            <w:r>
+              <w:rPr>
+                <w:rStyle w:val="8"/>
+                <w:rFonts w:eastAsiaTheme="majorEastAsia"/>
+              </w:rPr>
+              <w:t>await</w:t>
+            </w:r>
+            <w:r>
+              <w:t xml:space="preserve"> </w:t>
+            </w:r>
+            <w:r>
+              <w:rPr>
+                <w:rStyle w:val="e"/>
+                <w:rFonts w:eastAsiaTheme="majorEastAsia"/>
+              </w:rPr>
+              <w:t>_</w:t>
+            </w:r>
+            <w:proofErr w:type="spellStart"/>
+            <w:r>
+              <w:rPr>
+                <w:rStyle w:val="e"/>
+                <w:rFonts w:eastAsiaTheme="majorEastAsia"/>
+              </w:rPr>
+              <w:t>userManager</w:t>
+            </w:r>
+            <w:r>
+              <w:t>.</w:t>
+            </w:r>
+            <w:r>
+              <w:rPr>
+                <w:rStyle w:val="e"/>
+                <w:rFonts w:eastAsiaTheme="majorEastAsia"/>
+              </w:rPr>
+              <w:t>CreateAsync</w:t>
+            </w:r>
+            <w:proofErr w:type="spellEnd"/>
+            <w:r>
+              <w:t>(</w:t>
+            </w:r>
+            <w:r>
+              <w:rPr>
+                <w:rStyle w:val="e"/>
+                <w:rFonts w:eastAsiaTheme="majorEastAsia"/>
+              </w:rPr>
+              <w:t>user</w:t>
+            </w:r>
+            <w:r>
+              <w:t xml:space="preserve">, </w:t>
+            </w:r>
+            <w:proofErr w:type="spellStart"/>
+            <w:r>
+              <w:rPr>
+                <w:rStyle w:val="e"/>
+                <w:rFonts w:eastAsiaTheme="majorEastAsia"/>
+              </w:rPr>
+              <w:t>Input</w:t>
+            </w:r>
+            <w:r>
+              <w:t>.</w:t>
+            </w:r>
+            <w:r>
+              <w:rPr>
+                <w:rStyle w:val="e"/>
+                <w:rFonts w:eastAsiaTheme="majorEastAsia"/>
+              </w:rPr>
+              <w:t>Password</w:t>
+            </w:r>
+            <w:proofErr w:type="spellEnd"/>
+            <w:r>
+              <w:t>);</w:t>
+            </w:r>
+            <w:r>
+              <w:br/>
+            </w:r>
+            <w:r>
+              <w:br/>
+            </w:r>
+            <w:r>
+              <w:rPr>
+                <w:rStyle w:val="8"/>
+                <w:rFonts w:eastAsiaTheme="majorEastAsia"/>
+              </w:rPr>
+              <w:t>if</w:t>
+            </w:r>
+            <w:r>
+              <w:t xml:space="preserve"> (</w:t>
+            </w:r>
+            <w:proofErr w:type="spellStart"/>
+            <w:proofErr w:type="gramStart"/>
+            <w:r>
+              <w:rPr>
+                <w:rStyle w:val="e"/>
+                <w:rFonts w:eastAsiaTheme="majorEastAsia"/>
+              </w:rPr>
+              <w:t>result</w:t>
+            </w:r>
+            <w:r>
+              <w:t>.</w:t>
+            </w:r>
+            <w:r>
+              <w:rPr>
+                <w:rStyle w:val="e"/>
+                <w:rFonts w:eastAsiaTheme="majorEastAsia"/>
+              </w:rPr>
+              <w:t>Succeeded</w:t>
+            </w:r>
+            <w:proofErr w:type="spellEnd"/>
+            <w:proofErr w:type="gramEnd"/>
+            <w:r>
+              <w:t>)</w:t>
+            </w:r>
+            <w:r>
+              <w:br/>
+              <w:t>{</w:t>
+            </w:r>
+            <w:r>
+              <w:br/>
+              <w:t xml:space="preserve">    </w:t>
+            </w:r>
+            <w:r>
+              <w:rPr>
+                <w:rStyle w:val="8"/>
+                <w:rFonts w:eastAsiaTheme="majorEastAsia"/>
+              </w:rPr>
+              <w:t>await</w:t>
+            </w:r>
+            <w:r>
+              <w:t xml:space="preserve"> </w:t>
+            </w:r>
+            <w:r>
+              <w:rPr>
+                <w:rStyle w:val="e"/>
+                <w:rFonts w:eastAsiaTheme="majorEastAsia"/>
+              </w:rPr>
+              <w:t>_</w:t>
+            </w:r>
+            <w:proofErr w:type="spellStart"/>
+            <w:r>
+              <w:rPr>
+                <w:rStyle w:val="e"/>
+                <w:rFonts w:eastAsiaTheme="majorEastAsia"/>
+              </w:rPr>
+              <w:t>userManager</w:t>
+            </w:r>
+            <w:r>
+              <w:t>.</w:t>
+            </w:r>
+            <w:r>
+              <w:rPr>
+                <w:rStyle w:val="e"/>
+                <w:rFonts w:eastAsiaTheme="majorEastAsia"/>
+              </w:rPr>
+              <w:t>AddToRoleAsync</w:t>
+            </w:r>
+            <w:proofErr w:type="spellEnd"/>
+            <w:r>
+              <w:t>(</w:t>
+            </w:r>
+            <w:r>
+              <w:rPr>
+                <w:rStyle w:val="e"/>
+                <w:rFonts w:eastAsiaTheme="majorEastAsia"/>
+              </w:rPr>
+              <w:t>user</w:t>
+            </w:r>
+            <w:r>
+              <w:t xml:space="preserve">, </w:t>
+            </w:r>
+            <w:r>
+              <w:rPr>
+                <w:rStyle w:val="c"/>
+                <w:rFonts w:eastAsiaTheme="majorEastAsia"/>
+              </w:rPr>
+              <w:t>"Standard"</w:t>
+            </w:r>
+            <w:r>
+              <w:t>);</w:t>
+            </w:r>
+            <w:r>
+              <w:br/>
+            </w:r>
+            <w:r>
+              <w:br/>
+              <w:t xml:space="preserve">    </w:t>
+            </w:r>
+            <w:r>
+              <w:rPr>
+                <w:rStyle w:val="8"/>
+                <w:rFonts w:eastAsiaTheme="majorEastAsia"/>
+              </w:rPr>
+              <w:t>await</w:t>
+            </w:r>
+            <w:r>
+              <w:t xml:space="preserve"> </w:t>
+            </w:r>
+            <w:r>
+              <w:rPr>
+                <w:rStyle w:val="e"/>
+                <w:rFonts w:eastAsiaTheme="majorEastAsia"/>
+              </w:rPr>
+              <w:t>_</w:t>
+            </w:r>
+            <w:proofErr w:type="spellStart"/>
+            <w:r>
+              <w:rPr>
+                <w:rStyle w:val="e"/>
+                <w:rFonts w:eastAsiaTheme="majorEastAsia"/>
+              </w:rPr>
+              <w:t>signInManager</w:t>
+            </w:r>
+            <w:r>
+              <w:t>.</w:t>
+            </w:r>
+            <w:r>
+              <w:rPr>
+                <w:rStyle w:val="e"/>
+                <w:rFonts w:eastAsiaTheme="majorEastAsia"/>
+              </w:rPr>
+              <w:t>SignInAsync</w:t>
+            </w:r>
+            <w:proofErr w:type="spellEnd"/>
+            <w:r>
+              <w:t>(</w:t>
+            </w:r>
+            <w:r>
+              <w:rPr>
+                <w:rStyle w:val="e"/>
+                <w:rFonts w:eastAsiaTheme="majorEastAsia"/>
+              </w:rPr>
+              <w:t>user</w:t>
+            </w:r>
+            <w:r>
+              <w:t xml:space="preserve">, </w:t>
+            </w:r>
+            <w:proofErr w:type="spellStart"/>
+            <w:r>
+              <w:rPr>
+                <w:rStyle w:val="e"/>
+                <w:rFonts w:eastAsiaTheme="majorEastAsia"/>
+              </w:rPr>
+              <w:t>isPersistent</w:t>
+            </w:r>
+            <w:proofErr w:type="spellEnd"/>
+            <w:r>
+              <w:t xml:space="preserve">: </w:t>
+            </w:r>
+            <w:r>
+              <w:rPr>
+                <w:rStyle w:val="b"/>
+              </w:rPr>
+              <w:t>false</w:t>
+            </w:r>
+            <w:r>
+              <w:t>);</w:t>
+            </w:r>
+            <w:r>
+              <w:br/>
+              <w:t xml:space="preserve">    </w:t>
+            </w:r>
+            <w:r>
+              <w:rPr>
+                <w:rStyle w:val="8"/>
+                <w:rFonts w:eastAsiaTheme="majorEastAsia"/>
+              </w:rPr>
+              <w:t>return</w:t>
+            </w:r>
+            <w:r>
+              <w:t xml:space="preserve"> </w:t>
+            </w:r>
+            <w:proofErr w:type="spellStart"/>
+            <w:r>
+              <w:rPr>
+                <w:rStyle w:val="e"/>
+                <w:rFonts w:eastAsiaTheme="majorEastAsia"/>
+              </w:rPr>
+              <w:t>LocalRedirect</w:t>
+            </w:r>
+            <w:proofErr w:type="spellEnd"/>
+            <w:r>
+              <w:t>(</w:t>
+            </w:r>
+            <w:proofErr w:type="spellStart"/>
+            <w:r>
+              <w:rPr>
+                <w:rStyle w:val="e"/>
+                <w:rFonts w:eastAsiaTheme="majorEastAsia"/>
+              </w:rPr>
+              <w:t>returnUrl</w:t>
+            </w:r>
+            <w:proofErr w:type="spellEnd"/>
+            <w:r>
+              <w:t>);</w:t>
+            </w:r>
+            <w:r>
+              <w:br/>
+              <w:t>}</w:t>
+            </w:r>
+          </w:p>
+          <w:p>
+            <w:r>
+              <w:rPr>
+                <w:lang w:val="en-GB"/>
+              </w:rPr>
+              <w:pict w14:anchorId="61B8E8E7">
+                <v:rect id="_x0000_i1036" style="width:0;height:1.5pt" o:hralign="center" o:hrstd="t" o:hr="t" fillcolor="#a0a0a0" stroked="f"/>
+              </w:pict>
+            </w:r>
+          </w:p>
+          <w:p>
+            <w:pPr>
+              <w:pStyle w:val="Heading2"/>
+              <w:outlineLvl w:val="1"/>
+            </w:pPr>
+            <w:r>
+              <w:rPr>
+                <w:rFonts w:ascii="Segoe UI Emoji" w:hAnsi="Segoe UI Emoji" w:cs="Segoe UI Emoji"/>
+              </w:rPr>
+              <w:lastRenderedPageBreak/>
+              <w:t>⚠</w:t>
+            </w:r>
+            <w:r>
+              <w:t>️ Step people forget (IMPORTANT)</w:t>
+            </w:r>
+          </w:p>
+          <w:p>
+            <w:pPr>
+              <w:pStyle w:val="NormalWeb"/>
+            </w:pPr>
+            <w:r>
+              <w:t xml:space="preserve">You MUST make sure the </w:t>
+            </w:r>
+            <w:r>
+              <w:rPr>
+                <w:rStyle w:val="HTMLCode"/>
+                <w:rFonts w:eastAsiaTheme="majorEastAsia"/>
+              </w:rPr>
+              <w:t>"Standard"</w:t>
+            </w:r>
+            <w:r>
+              <w:t xml:space="preserve"> role exists.</w:t>
+            </w:r>
+          </w:p>
+          <w:p>
+            <w:r>
+              <w:rPr>
+                <w:lang w:val="en-GB"/>
+              </w:rPr>
+              <w:pict w14:anchorId="0DCBCE72">
+                <v:rect id="_x0000_i1037" style="width:0;height:1.5pt" o:hralign="center" o:hrstd="t" o:hr="t" fillcolor="#a0a0a0" stroked="f"/>
+              </w:pict>
+            </w:r>
+          </w:p>
+          <w:p>
+            <w:pPr>
+              <w:pStyle w:val="Heading2"/>
+              <w:outlineLvl w:val="1"/>
+            </w:pPr>
+            <w:r>
+              <w:rPr>
+                <w:rFonts w:ascii="Segoe UI Emoji" w:hAnsi="Segoe UI Emoji" w:cs="Segoe UI Emoji"/>
+              </w:rPr>
+              <w:t>🔧</w:t>
+            </w:r>
+            <w:r>
+              <w:t xml:space="preserve"> Add role creation (</w:t>
+            </w:r>
+            <w:proofErr w:type="spellStart"/>
+            <w:r>
+              <w:t>Program.cs</w:t>
+            </w:r>
+            <w:proofErr w:type="spellEnd"/>
+            <w:r>
+              <w:t>)</w:t>
+            </w:r>
+          </w:p>
+          <w:p>
+            <w:pPr>
+              <w:pStyle w:val="NormalWeb"/>
+            </w:pPr>
+            <w:r>
+              <w:t xml:space="preserve">In your </w:t>
+            </w:r>
+            <w:proofErr w:type="spellStart"/>
+            <w:r>
+              <w:rPr>
+                <w:rStyle w:val="HTMLCode"/>
+                <w:rFonts w:eastAsiaTheme="majorEastAsia"/>
+              </w:rPr>
+              <w:t>Program.cs</w:t>
+            </w:r>
+            <w:proofErr w:type="spellEnd"/>
+            <w:r>
+              <w:t>, add this after building the app:</w:t>
+            </w:r>
+          </w:p>
+          <w:p>
+            <w:pPr>
+              <w:pStyle w:val="HTMLPreformatted"/>
+            </w:pPr>
+            <w:r>
+              <w:rPr>
+                <w:rStyle w:val="8"/>
+                <w:rFonts w:eastAsiaTheme="majorEastAsia"/>
+              </w:rPr>
+              <w:t>using</w:t>
+            </w:r>
+            <w:r>
+              <w:t xml:space="preserve"> (</w:t>
+            </w:r>
+            <w:r>
+              <w:rPr>
+                <w:rStyle w:val="8"/>
+                <w:rFonts w:eastAsiaTheme="majorEastAsia"/>
+              </w:rPr>
+              <w:t>var</w:t>
+            </w:r>
+            <w:r>
+              <w:t xml:space="preserve"> </w:t>
+            </w:r>
+            <w:r>
+              <w:rPr>
+                <w:rStyle w:val="e"/>
+                <w:rFonts w:eastAsiaTheme="majorEastAsia"/>
+              </w:rPr>
+              <w:t>scope</w:t>
+            </w:r>
+            <w:r>
+              <w:t xml:space="preserve"> </w:t>
+            </w:r>
+            <w:r>
+              <w:rPr>
+                <w:rStyle w:val="8"/>
+                <w:rFonts w:eastAsiaTheme="majorEastAsia"/>
+              </w:rPr>
+              <w:t>=</w:t>
+            </w:r>
+            <w:r>
+              <w:t xml:space="preserve"> </w:t>
+            </w:r>
+            <w:proofErr w:type="spellStart"/>
+            <w:proofErr w:type="gramStart"/>
+            <w:r>
+              <w:rPr>
+                <w:rStyle w:val="e"/>
+                <w:rFonts w:eastAsiaTheme="majorEastAsia"/>
+              </w:rPr>
+              <w:t>app</w:t>
+            </w:r>
+            <w:r>
+              <w:t>.</w:t>
+            </w:r>
+            <w:r>
+              <w:rPr>
+                <w:rStyle w:val="e"/>
+                <w:rFonts w:eastAsiaTheme="majorEastAsia"/>
+              </w:rPr>
+              <w:t>Services</w:t>
+            </w:r>
+            <w:r>
+              <w:t>.</w:t>
+            </w:r>
+            <w:r>
+              <w:rPr>
+                <w:rStyle w:val="e"/>
+                <w:rFonts w:eastAsiaTheme="majorEastAsia"/>
+              </w:rPr>
+              <w:t>CreateScope</w:t>
+            </w:r>
+            <w:proofErr w:type="spellEnd"/>
+            <w:proofErr w:type="gramEnd"/>
+            <w:r>
+              <w:t>())</w:t>
+            </w:r>
+            <w:r>
+              <w:br/>
+              <w:t>{</w:t>
+            </w:r>
+            <w:r>
+              <w:br/>
+              <w:t xml:space="preserve">    </w:t>
+            </w:r>
+            <w:r>
+              <w:rPr>
+                <w:rStyle w:val="8"/>
+                <w:rFonts w:eastAsiaTheme="majorEastAsia"/>
+              </w:rPr>
+              <w:t>var</w:t>
+            </w:r>
+            <w:r>
+              <w:t xml:space="preserve"> </w:t>
+            </w:r>
+            <w:proofErr w:type="spellStart"/>
+            <w:r>
+              <w:rPr>
+                <w:rStyle w:val="e"/>
+                <w:rFonts w:eastAsiaTheme="majorEastAsia"/>
+              </w:rPr>
+              <w:t>roleManager</w:t>
+            </w:r>
+            <w:proofErr w:type="spellEnd"/>
+            <w:r>
+              <w:t xml:space="preserve"> </w:t>
+            </w:r>
+            <w:r>
+              <w:rPr>
+                <w:rStyle w:val="8"/>
+                <w:rFonts w:eastAsiaTheme="majorEastAsia"/>
+              </w:rPr>
+              <w:t>=</w:t>
+            </w:r>
+            <w:r>
+              <w:t xml:space="preserve"> </w:t>
+            </w:r>
+            <w:r>
+              <w:rPr>
+                <w:rStyle w:val="e"/>
+                <w:rFonts w:eastAsiaTheme="majorEastAsia"/>
+              </w:rPr>
+              <w:t>scope</w:t>
+            </w:r>
+            <w:r>
+              <w:t>.</w:t>
+            </w:r>
+            <w:r>
+              <w:rPr>
+                <w:rStyle w:val="e"/>
+                <w:rFonts w:eastAsiaTheme="majorEastAsia"/>
+              </w:rPr>
+              <w:t>ServiceProvider</w:t>
+            </w:r>
+            <w:r>
+              <w:t>.</w:t>
+            </w:r>
+            <w:r>
+              <w:rPr>
+                <w:rStyle w:val="e"/>
+                <w:rFonts w:eastAsiaTheme="majorEastAsia"/>
+              </w:rPr>
+              <w:t>GetRequiredService</w:t>
+            </w:r>
+            <w:r>
+              <w:rPr>
+                <w:rStyle w:val="8"/>
+                <w:rFonts w:eastAsiaTheme="majorEastAsia"/>
+              </w:rPr>
+              <w:t>&lt;</w:t>
+            </w:r>
+            <w:r>
+              <w:rPr>
+                <w:rStyle w:val="e"/>
+                <w:rFonts w:eastAsiaTheme="majorEastAsia"/>
+              </w:rPr>
+              <w:t>RoleManager</w:t>
+            </w:r>
+            <w:r>
+              <w:rPr>
+                <w:rStyle w:val="8"/>
+                <w:rFonts w:eastAsiaTheme="majorEastAsia"/>
+              </w:rPr>
+              <w:t>&lt;</w:t>
+            </w:r>
+            <w:r>
+              <w:rPr>
+                <w:rStyle w:val="e"/>
+                <w:rFonts w:eastAsiaTheme="majorEastAsia"/>
+              </w:rPr>
+              <w:t>IdentityRole</w:t>
+            </w:r>
+            <w:r>
+              <w:rPr>
+                <w:rStyle w:val="8"/>
+                <w:rFonts w:eastAsiaTheme="majorEastAsia"/>
+              </w:rPr>
+              <w:t>&gt;&gt;</w:t>
+            </w:r>
+            <w:r>
+              <w:t>();</w:t>
+            </w:r>
+            <w:r>
+              <w:br/>
+            </w:r>
+            <w:r>
+              <w:br/>
+              <w:t xml:space="preserve">    </w:t>
+            </w:r>
+            <w:r>
+              <w:rPr>
+                <w:rStyle w:val="8"/>
+                <w:rFonts w:eastAsiaTheme="majorEastAsia"/>
+              </w:rPr>
+              <w:t>if</w:t>
+            </w:r>
+            <w:r>
+              <w:t xml:space="preserve"> (</w:t>
+            </w:r>
+            <w:r>
+              <w:rPr>
+                <w:rStyle w:val="8"/>
+                <w:rFonts w:eastAsiaTheme="majorEastAsia"/>
+              </w:rPr>
+              <w:t>!await</w:t>
+            </w:r>
+            <w:r>
+              <w:t xml:space="preserve"> </w:t>
+            </w:r>
+            <w:proofErr w:type="spellStart"/>
+            <w:r>
+              <w:rPr>
+                <w:rStyle w:val="e"/>
+                <w:rFonts w:eastAsiaTheme="majorEastAsia"/>
+              </w:rPr>
+              <w:t>roleManager</w:t>
+            </w:r>
+            <w:r>
+              <w:t>.</w:t>
+            </w:r>
+            <w:r>
+              <w:rPr>
+                <w:rStyle w:val="e"/>
+                <w:rFonts w:eastAsiaTheme="majorEastAsia"/>
+              </w:rPr>
+              <w:t>RoleExistsAsync</w:t>
+            </w:r>
+            <w:proofErr w:type="spellEnd"/>
+            <w:r>
+              <w:t>(</w:t>
+            </w:r>
+            <w:r>
+              <w:rPr>
+                <w:rStyle w:val="c"/>
+                <w:rFonts w:eastAsiaTheme="majorEastAsia"/>
+              </w:rPr>
+              <w:t>"Standard"</w:t>
+            </w:r>
+            <w:r>
+              <w:t>))</w:t>
+            </w:r>
+            <w:r>
+              <w:br/>
+              <w:t xml:space="preserve">    {</w:t>
+            </w:r>
+            <w:r>
+              <w:br/>
+              <w:t xml:space="preserve">        </w:t>
+            </w:r>
+            <w:r>
+              <w:rPr>
+                <w:rStyle w:val="8"/>
+                <w:rFonts w:eastAsiaTheme="majorEastAsia"/>
+              </w:rPr>
+              <w:t>await</w:t>
+            </w:r>
+            <w:r>
+              <w:t xml:space="preserve"> </w:t>
+            </w:r>
+            <w:proofErr w:type="spellStart"/>
+            <w:r>
+              <w:rPr>
+                <w:rStyle w:val="e"/>
+                <w:rFonts w:eastAsiaTheme="majorEastAsia"/>
+              </w:rPr>
+              <w:t>roleManager</w:t>
+            </w:r>
+            <w:r>
+              <w:t>.</w:t>
+            </w:r>
+            <w:r>
+              <w:rPr>
+                <w:rStyle w:val="e"/>
+                <w:rFonts w:eastAsiaTheme="majorEastAsia"/>
+              </w:rPr>
+              <w:t>CreateAsync</w:t>
+            </w:r>
+            <w:proofErr w:type="spellEnd"/>
+            <w:r>
+              <w:t>(</w:t>
+            </w:r>
+            <w:r>
+              <w:rPr>
+                <w:rStyle w:val="8"/>
+                <w:rFonts w:eastAsiaTheme="majorEastAsia"/>
+              </w:rPr>
+              <w:t>new</w:t>
+            </w:r>
+            <w:r>
+              <w:t xml:space="preserve"> </w:t>
+            </w:r>
+            <w:proofErr w:type="spellStart"/>
+            <w:r>
+              <w:rPr>
+                <w:rStyle w:val="e"/>
+                <w:rFonts w:eastAsiaTheme="majorEastAsia"/>
+              </w:rPr>
+              <w:t>IdentityRole</w:t>
+            </w:r>
+            <w:proofErr w:type="spellEnd"/>
+            <w:r>
+              <w:t>(</w:t>
+            </w:r>
+            <w:r>
+              <w:rPr>
+                <w:rStyle w:val="c"/>
+                <w:rFonts w:eastAsiaTheme="majorEastAsia"/>
+              </w:rPr>
+              <w:t>"Standard"</w:t>
+            </w:r>
+            <w:r>
+              <w:t>));</w:t>
+            </w:r>
+            <w:r>
+              <w:br/>
+              <w:t xml:space="preserve">    }</w:t>
+            </w:r>
+            <w:r>
+              <w:br/>
+              <w:t>}</w:t>
+            </w:r>
+          </w:p>
+          <w:p>
+            <w:r>
+              <w:rPr>
+                <w:lang w:val="en-GB"/>
+              </w:rPr>
+              <w:lastRenderedPageBreak/>
+              <w:pict w14:anchorId="5EBBADCD">
+                <v:rect id="_x0000_i1038" style="width:0;height:1.5pt" o:hralign="center" o:hrstd="t" o:hr="t" fillcolor="#a0a0a0" stroked="f"/>
+              </w:pict>
+            </w:r>
+          </w:p>
+          <w:p>
+            <w:pPr>
+              <w:pStyle w:val="Heading2"/>
+              <w:outlineLvl w:val="1"/>
+            </w:pPr>
+            <w:r>
+              <w:rPr>
+                <w:rFonts w:ascii="Segoe UI Emoji" w:hAnsi="Segoe UI Emoji" w:cs="Segoe UI Emoji"/>
+              </w:rPr>
+              <w:t>🧠</w:t>
+            </w:r>
+            <w:r>
+              <w:t xml:space="preserve"> That’s it</w:t>
+            </w:r>
+          </w:p>
+          <w:p>
+            <w:pPr>
+              <w:pStyle w:val="NormalWeb"/>
+            </w:pPr>
+            <w:r>
+              <w:t>Now every time someone registers:</w:t>
+            </w:r>
+          </w:p>
+          <w:p>
+            <w:pPr>
+              <w:numPr>
+                <w:ilvl w:val="0"/>
+                <w:numId w:val="8"/>
+              </w:numPr>
+              <w:spacing w:before="100" w:beforeAutospacing="1" w:after="100" w:afterAutospacing="1"/>
+            </w:pPr>
+            <w:r>
+              <w:t xml:space="preserve">User gets created </w:t>
+            </w:r>
+            <w:r>
+              <w:rPr>
+                <w:rFonts w:ascii="Segoe UI Emoji" w:hAnsi="Segoe UI Emoji" w:cs="Segoe UI Emoji"/>
+              </w:rPr>
+              <w:t>✅</w:t>
+            </w:r>
+            <w:r>
+              <w:t xml:space="preserve"> </w:t>
+            </w:r>
+          </w:p>
+          <w:p>
+            <w:pPr>
+              <w:numPr>
+                <w:ilvl w:val="0"/>
+                <w:numId w:val="8"/>
+              </w:numPr>
+              <w:spacing w:before="100" w:beforeAutospacing="1" w:after="100" w:afterAutospacing="1"/>
+            </w:pPr>
+            <w:r>
+              <w:t xml:space="preserve">Automatically assigned </w:t>
+            </w:r>
+            <w:r>
+              <w:rPr>
+                <w:rStyle w:val="HTMLCode"/>
+                <w:rFonts w:eastAsiaTheme="majorEastAsia"/>
+              </w:rPr>
+              <w:t>"Standard"</w:t>
+            </w:r>
+            <w:r>
+              <w:t xml:space="preserve"> role </w:t>
+            </w:r>
+            <w:r>
+              <w:rPr>
+                <w:rFonts w:ascii="Segoe UI Emoji" w:hAnsi="Segoe UI Emoji" w:cs="Segoe UI Emoji"/>
+              </w:rPr>
+              <w:t>✅</w:t>
+            </w:r>
+            <w:r>
+              <w:t xml:space="preserve"> </w:t>
+            </w:r>
+          </w:p>
+          <w:p>
+            <w:r>
+              <w:rPr>
+                <w:lang w:val="en-GB"/>
+              </w:rPr>
+              <w:pict w14:anchorId="610768C3">
+                <v:rect id="_x0000_i1039" style="width:0;height:1.5pt" o:hralign="center" o:hrstd="t" o:hr="t" fillcolor="#a0a0a0" stroked="f"/>
+              </w:pict>
+            </w:r>
+          </w:p>
+          <w:p>
+            <w:pPr>
+              <w:pStyle w:val="Heading2"/>
+              <w:outlineLvl w:val="1"/>
+            </w:pPr>
+            <w:r>
+              <w:rPr>
+                <w:rFonts w:ascii="Segoe UI Emoji" w:hAnsi="Segoe UI Emoji" w:cs="Segoe UI Emoji"/>
+              </w:rPr>
+              <w:t>⚡</w:t>
+            </w:r>
+            <w:r>
+              <w:t xml:space="preserve"> Quick recap</w:t>
+            </w:r>
+          </w:p>
+          <w:p>
+            <w:pPr>
+              <w:numPr>
+                <w:ilvl w:val="0"/>
+                <w:numId w:val="9"/>
+              </w:numPr>
+              <w:spacing w:before="100" w:beforeAutospacing="1" w:after="100" w:afterAutospacing="1"/>
+            </w:pPr>
+            <w:r>
+              <w:t xml:space="preserve">Scaffold → </w:t>
+            </w:r>
+            <w:r>
+              <w:rPr>
+                <w:rStyle w:val="Strong"/>
+              </w:rPr>
+              <w:t>Register page only</w:t>
+            </w:r>
+            <w:r>
+              <w:t xml:space="preserve"> </w:t>
+            </w:r>
+          </w:p>
+          <w:p>
+            <w:pPr>
+              <w:numPr>
+                <w:ilvl w:val="0"/>
+                <w:numId w:val="9"/>
+              </w:numPr>
+              <w:spacing w:before="100" w:beforeAutospacing="1" w:after="100" w:afterAutospacing="1"/>
+            </w:pPr>
+            <w:r>
+              <w:t xml:space="preserve">Edit → </w:t>
+            </w:r>
+            <w:proofErr w:type="spellStart"/>
+            <w:r>
+              <w:rPr>
+                <w:rStyle w:val="HTMLCode"/>
+                <w:rFonts w:eastAsiaTheme="majorEastAsia"/>
+              </w:rPr>
+              <w:t>Register.cshtml.cs</w:t>
+            </w:r>
+            <w:proofErr w:type="spellEnd"/>
+            <w:r>
+              <w:t xml:space="preserve"> </w:t>
+            </w:r>
+          </w:p>
+          <w:p>
+            <w:pPr>
+              <w:numPr>
+                <w:ilvl w:val="0"/>
+                <w:numId w:val="9"/>
+              </w:numPr>
+              <w:spacing w:before="100" w:beforeAutospacing="1" w:after="100" w:afterAutospacing="1"/>
+            </w:pPr>
+            <w:r>
+              <w:t xml:space="preserve">Add → </w:t>
+            </w:r>
+            <w:proofErr w:type="spellStart"/>
+            <w:r>
+              <w:rPr>
+                <w:rStyle w:val="HTMLCode"/>
+                <w:rFonts w:eastAsiaTheme="majorEastAsia"/>
+              </w:rPr>
+              <w:t>AddToRoleAsync</w:t>
+            </w:r>
+            <w:proofErr w:type="spellEnd"/>
+            <w:r>
+              <w:t xml:space="preserve"> </w:t>
+            </w:r>
+          </w:p>
+          <w:p>
+            <w:pPr>
+              <w:numPr>
+                <w:ilvl w:val="0"/>
+                <w:numId w:val="9"/>
+              </w:numPr>
+              <w:spacing w:before="100" w:beforeAutospacing="1" w:after="100" w:afterAutospacing="1"/>
+            </w:pPr>
+            <w:r>
+              <w:t xml:space="preserve">Ensure → role exists in </w:t>
+            </w:r>
+            <w:proofErr w:type="spellStart"/>
+            <w:r>
+              <w:rPr>
+                <w:rStyle w:val="HTMLCode"/>
+                <w:rFonts w:eastAsiaTheme="majorEastAsia"/>
+              </w:rPr>
+              <w:t>Program.cs</w:t>
+            </w:r>
+            <w:proofErr w:type="spellEnd"/>
+          </w:p>
+          <w:p>
+            <w:pPr>
               <w:pStyle w:val="Text"/>
             </w:pPr>
           </w:p>
@@ -3685,6 +5818,18 @@
             <w:pPr>
               <w:pStyle w:val="Text"/>
             </w:pPr>
+            <w:r>
+              <w:lastRenderedPageBreak/>
+              <w:t xml:space="preserve">Using this code </w:t>
+            </w:r>
+            <w:proofErr w:type="spellStart"/>
+            <w:r>
+              <w:t>iw</w:t>
+            </w:r>
+            <w:proofErr w:type="spellEnd"/>
+            <w:r>
+              <w:t xml:space="preserve"> as able to make it work with no errors and newly registered users now get the standard role.</w:t>
+            </w:r>
           </w:p>
         </w:tc>
       </w:tr>
@@ -3697,6 +5842,10 @@
             <w:pPr>
               <w:pStyle w:val="Text"/>
             </w:pPr>
+            <w:r>
+              <w:lastRenderedPageBreak/>
+              <w:t>I wanted to add the function to login using google services</w:t>
+            </w:r>
           </w:p>
         </w:tc>
         <w:tc>
@@ -3707,6 +5856,22 @@
             <w:pPr>
               <w:pStyle w:val="Text"/>
             </w:pPr>
+            <w:proofErr w:type="spellStart"/>
+            <w:r>
+              <w:t>ive</w:t>
+            </w:r>
+            <w:proofErr w:type="spellEnd"/>
+            <w:r>
+              <w:t xml:space="preserve"> got my client id and secret, how do </w:t>
+            </w:r>
+            <w:proofErr w:type="spellStart"/>
+            <w:r>
+              <w:t>i</w:t>
+            </w:r>
+            <w:proofErr w:type="spellEnd"/>
+            <w:r>
+              <w:t xml:space="preserve"> put it into the system for it to work properly</w:t>
+            </w:r>
           </w:p>
         </w:tc>
         <w:tc>
@@ -3715,7 +5880,1896 @@
           </w:tcPr>
           <w:p>
             <w:pPr>
+              <w:pStyle w:val="Heading2"/>
+              <w:outlineLvl w:val="1"/>
+              <w:rPr>
+                <w:rFonts w:ascii="Times New Roman" w:eastAsia="Times New Roman" w:hAnsi="Times New Roman"/>
+              </w:rPr>
+            </w:pPr>
+            <w:proofErr w:type="spellStart"/>
+            <w:r>
+              <w:t>tep</w:t>
+            </w:r>
+            <w:proofErr w:type="spellEnd"/>
+            <w:r>
+              <w:t xml:space="preserve"> 1: Put them in </w:t>
+            </w:r>
+            <w:proofErr w:type="spellStart"/>
+            <w:proofErr w:type="gramStart"/>
+            <w:r>
+              <w:rPr>
+                <w:rStyle w:val="HTMLCode"/>
+                <w:rFonts w:eastAsiaTheme="majorEastAsia"/>
+              </w:rPr>
+              <w:t>appsettings.json</w:t>
+            </w:r>
+            <w:proofErr w:type="spellEnd"/>
+            <w:proofErr w:type="gramEnd"/>
+          </w:p>
+          <w:p>
+            <w:pPr>
+              <w:pStyle w:val="NormalWeb"/>
+            </w:pPr>
+            <w:r>
+              <w:t>Add a section like this:</w:t>
+            </w:r>
+          </w:p>
+          <w:p>
+            <w:pPr>
+              <w:pStyle w:val="HTMLPreformatted"/>
+            </w:pPr>
+            <w:r>
+              <w:rPr>
+                <w:rStyle w:val="c"/>
+                <w:rFonts w:eastAsiaTheme="majorEastAsia"/>
+              </w:rPr>
+              <w:lastRenderedPageBreak/>
+              <w:t>"Authentication"</w:t>
+            </w:r>
+            <w:r>
+              <w:t>: {</w:t>
+            </w:r>
+            <w:r>
+              <w:br/>
+              <w:t xml:space="preserve">  "Google": {</w:t>
+            </w:r>
+            <w:r>
+              <w:br/>
+              <w:t xml:space="preserve">    "</w:t>
+            </w:r>
+            <w:proofErr w:type="spellStart"/>
+            <w:r>
+              <w:t>ClientId</w:t>
+            </w:r>
+            <w:proofErr w:type="spellEnd"/>
+            <w:r>
+              <w:t xml:space="preserve">": </w:t>
+            </w:r>
+            <w:r>
+              <w:rPr>
+                <w:rStyle w:val="c"/>
+                <w:rFonts w:eastAsiaTheme="majorEastAsia"/>
+              </w:rPr>
+              <w:t>"YOUR_CLIENT_ID"</w:t>
+            </w:r>
+            <w:r>
+              <w:t>,</w:t>
+            </w:r>
+            <w:r>
+              <w:br/>
+              <w:t xml:space="preserve">    "</w:t>
+            </w:r>
+            <w:proofErr w:type="spellStart"/>
+            <w:r>
+              <w:t>ClientSecret</w:t>
+            </w:r>
+            <w:proofErr w:type="spellEnd"/>
+            <w:r>
+              <w:t xml:space="preserve">": </w:t>
+            </w:r>
+            <w:r>
+              <w:rPr>
+                <w:rStyle w:val="c"/>
+                <w:rFonts w:eastAsiaTheme="majorEastAsia"/>
+              </w:rPr>
+              <w:t>"YOUR_CLIENT_SECRET"</w:t>
+            </w:r>
+            <w:r>
+              <w:br/>
+              <w:t xml:space="preserve">  }</w:t>
+            </w:r>
+            <w:r>
+              <w:br/>
+              <w:t>}</w:t>
+            </w:r>
+          </w:p>
+          <w:p>
+            <w:pPr>
+              <w:pStyle w:val="NormalWeb"/>
+            </w:pPr>
+            <w:r>
+              <w:t>(Replace with your actual values)</w:t>
+            </w:r>
+          </w:p>
+          <w:p>
+            <w:r>
+              <w:rPr>
+                <w:lang w:val="en-GB"/>
+              </w:rPr>
+              <w:pict w14:anchorId="3998A2A4">
+                <v:rect id="_x0000_i1040" style="width:0;height:1.5pt" o:hralign="center" o:hrstd="t" o:hr="t" fillcolor="#a0a0a0" stroked="f"/>
+              </w:pict>
+            </w:r>
+          </w:p>
+          <w:p>
+            <w:pPr>
+              <w:pStyle w:val="Heading2"/>
+              <w:outlineLvl w:val="1"/>
+            </w:pPr>
+            <w:r>
+              <w:rPr>
+                <w:rFonts w:ascii="Segoe UI Emoji" w:hAnsi="Segoe UI Emoji" w:cs="Segoe UI Emoji"/>
+              </w:rPr>
+              <w:t>🔧</w:t>
+            </w:r>
+            <w:r>
+              <w:t xml:space="preserve"> Step 2: Hook it up in </w:t>
+            </w:r>
+            <w:proofErr w:type="spellStart"/>
+            <w:r>
+              <w:rPr>
+                <w:rStyle w:val="HTMLCode"/>
+                <w:rFonts w:eastAsiaTheme="majorEastAsia"/>
+              </w:rPr>
+              <w:t>Program.cs</w:t>
+            </w:r>
+            <w:proofErr w:type="spellEnd"/>
+          </w:p>
+          <w:p>
+            <w:pPr>
+              <w:pStyle w:val="NormalWeb"/>
+            </w:pPr>
+            <w:r>
+              <w:t>Find where services are configured and add:</w:t>
+            </w:r>
+          </w:p>
+          <w:p>
+            <w:pPr>
+              <w:pStyle w:val="HTMLPreformatted"/>
+            </w:pPr>
+            <w:proofErr w:type="spellStart"/>
+            <w:proofErr w:type="gramStart"/>
+            <w:r>
+              <w:rPr>
+                <w:rStyle w:val="e"/>
+                <w:rFonts w:eastAsiaTheme="majorEastAsia"/>
+              </w:rPr>
+              <w:t>builder</w:t>
+            </w:r>
+            <w:r>
+              <w:t>.</w:t>
+            </w:r>
+            <w:r>
+              <w:rPr>
+                <w:rStyle w:val="e"/>
+                <w:rFonts w:eastAsiaTheme="majorEastAsia"/>
+              </w:rPr>
+              <w:t>Services</w:t>
+            </w:r>
+            <w:r>
+              <w:t>.</w:t>
+            </w:r>
+            <w:r>
+              <w:rPr>
+                <w:rStyle w:val="e"/>
+                <w:rFonts w:eastAsiaTheme="majorEastAsia"/>
+              </w:rPr>
+              <w:t>AddAuthentication</w:t>
+            </w:r>
+            <w:proofErr w:type="spellEnd"/>
+            <w:proofErr w:type="gramEnd"/>
+            <w:r>
+              <w:t>()</w:t>
+            </w:r>
+            <w:r>
+              <w:br/>
+              <w:t xml:space="preserve">    .</w:t>
+            </w:r>
+            <w:proofErr w:type="spellStart"/>
+            <w:r>
+              <w:rPr>
+                <w:rStyle w:val="e"/>
+                <w:rFonts w:eastAsiaTheme="majorEastAsia"/>
+              </w:rPr>
+              <w:t>AddGoogle</w:t>
+            </w:r>
+            <w:proofErr w:type="spellEnd"/>
+            <w:r>
+              <w:t>(</w:t>
+            </w:r>
+            <w:r>
+              <w:rPr>
+                <w:rStyle w:val="e"/>
+                <w:rFonts w:eastAsiaTheme="majorEastAsia"/>
+              </w:rPr>
+              <w:t>options</w:t>
+            </w:r>
+            <w:r>
+              <w:t xml:space="preserve"> </w:t>
+            </w:r>
+            <w:r>
+              <w:rPr>
+                <w:rStyle w:val="8"/>
+                <w:rFonts w:eastAsiaTheme="majorEastAsia"/>
+              </w:rPr>
+              <w:t>=&gt;</w:t>
+            </w:r>
+            <w:r>
+              <w:br/>
+              <w:t xml:space="preserve">    {</w:t>
+            </w:r>
+            <w:r>
+              <w:br/>
+              <w:t xml:space="preserve">        </w:t>
+            </w:r>
+            <w:proofErr w:type="spellStart"/>
+            <w:r>
+              <w:rPr>
+                <w:rStyle w:val="e"/>
+                <w:rFonts w:eastAsiaTheme="majorEastAsia"/>
+              </w:rPr>
+              <w:t>options</w:t>
+            </w:r>
+            <w:r>
+              <w:t>.</w:t>
+            </w:r>
+            <w:r>
+              <w:rPr>
+                <w:rStyle w:val="e"/>
+                <w:rFonts w:eastAsiaTheme="majorEastAsia"/>
+              </w:rPr>
+              <w:t>ClientId</w:t>
+            </w:r>
+            <w:proofErr w:type="spellEnd"/>
+            <w:r>
+              <w:t xml:space="preserve"> </w:t>
+            </w:r>
+            <w:r>
+              <w:rPr>
+                <w:rStyle w:val="8"/>
+                <w:rFonts w:eastAsiaTheme="majorEastAsia"/>
+              </w:rPr>
+              <w:t>=</w:t>
+            </w:r>
+            <w:r>
+              <w:t xml:space="preserve"> </w:t>
+            </w:r>
+            <w:proofErr w:type="spellStart"/>
+            <w:r>
+              <w:rPr>
+                <w:rStyle w:val="e"/>
+                <w:rFonts w:eastAsiaTheme="majorEastAsia"/>
+              </w:rPr>
+              <w:t>builder</w:t>
+            </w:r>
+            <w:r>
+              <w:t>.</w:t>
+            </w:r>
+            <w:r>
+              <w:rPr>
+                <w:rStyle w:val="e"/>
+                <w:rFonts w:eastAsiaTheme="majorEastAsia"/>
+              </w:rPr>
+              <w:t>Configuration</w:t>
+            </w:r>
+            <w:proofErr w:type="spellEnd"/>
+            <w:r>
+              <w:t>[</w:t>
+            </w:r>
+            <w:r>
+              <w:rPr>
+                <w:rStyle w:val="c"/>
+                <w:rFonts w:eastAsiaTheme="majorEastAsia"/>
+              </w:rPr>
+              <w:t>"</w:t>
+            </w:r>
+            <w:proofErr w:type="spellStart"/>
+            <w:r>
+              <w:rPr>
+                <w:rStyle w:val="c"/>
+                <w:rFonts w:eastAsiaTheme="majorEastAsia"/>
+              </w:rPr>
+              <w:t>Authentication:Google:ClientId</w:t>
+            </w:r>
+            <w:proofErr w:type="spellEnd"/>
+            <w:r>
+              <w:rPr>
+                <w:rStyle w:val="c"/>
+                <w:rFonts w:eastAsiaTheme="majorEastAsia"/>
+              </w:rPr>
+              <w:t>"</w:t>
+            </w:r>
+            <w:r>
+              <w:t>];</w:t>
+            </w:r>
+            <w:r>
+              <w:br/>
+              <w:t xml:space="preserve">        </w:t>
+            </w:r>
+            <w:proofErr w:type="spellStart"/>
+            <w:r>
+              <w:rPr>
+                <w:rStyle w:val="e"/>
+                <w:rFonts w:eastAsiaTheme="majorEastAsia"/>
+              </w:rPr>
+              <w:t>options</w:t>
+            </w:r>
+            <w:r>
+              <w:t>.</w:t>
+            </w:r>
+            <w:r>
+              <w:rPr>
+                <w:rStyle w:val="e"/>
+                <w:rFonts w:eastAsiaTheme="majorEastAsia"/>
+              </w:rPr>
+              <w:t>ClientSecret</w:t>
+            </w:r>
+            <w:proofErr w:type="spellEnd"/>
+            <w:r>
+              <w:t xml:space="preserve"> </w:t>
+            </w:r>
+            <w:r>
+              <w:rPr>
+                <w:rStyle w:val="8"/>
+                <w:rFonts w:eastAsiaTheme="majorEastAsia"/>
+              </w:rPr>
+              <w:t>=</w:t>
+            </w:r>
+            <w:r>
+              <w:t xml:space="preserve"> </w:t>
+            </w:r>
+            <w:proofErr w:type="spellStart"/>
+            <w:r>
+              <w:rPr>
+                <w:rStyle w:val="e"/>
+                <w:rFonts w:eastAsiaTheme="majorEastAsia"/>
+              </w:rPr>
+              <w:t>builder</w:t>
+            </w:r>
+            <w:r>
+              <w:t>.</w:t>
+            </w:r>
+            <w:r>
+              <w:rPr>
+                <w:rStyle w:val="e"/>
+                <w:rFonts w:eastAsiaTheme="majorEastAsia"/>
+              </w:rPr>
+              <w:t>Configuration</w:t>
+            </w:r>
+            <w:proofErr w:type="spellEnd"/>
+            <w:r>
+              <w:t>[</w:t>
+            </w:r>
+            <w:r>
+              <w:rPr>
+                <w:rStyle w:val="c"/>
+                <w:rFonts w:eastAsiaTheme="majorEastAsia"/>
+              </w:rPr>
+              <w:t>"</w:t>
+            </w:r>
+            <w:proofErr w:type="spellStart"/>
+            <w:r>
+              <w:rPr>
+                <w:rStyle w:val="c"/>
+                <w:rFonts w:eastAsiaTheme="majorEastAsia"/>
+              </w:rPr>
+              <w:t>Authentication:Google:ClientSecret</w:t>
+            </w:r>
+            <w:proofErr w:type="spellEnd"/>
+            <w:r>
+              <w:rPr>
+                <w:rStyle w:val="c"/>
+                <w:rFonts w:eastAsiaTheme="majorEastAsia"/>
+              </w:rPr>
+              <w:t>"</w:t>
+            </w:r>
+            <w:r>
+              <w:t>];</w:t>
+            </w:r>
+            <w:r>
+              <w:br/>
+              <w:t xml:space="preserve">    });</w:t>
+            </w:r>
+          </w:p>
+          <w:p>
+            <w:pPr>
               <w:pStyle w:val="Text"/>
+            </w:pPr>
+          </w:p>
+        </w:tc>
+        <w:tc>
+          <w:tcPr>
+            <w:tcW w:w="3640" w:type="dxa"/>
+          </w:tcPr>
+          <w:p>
+            <w:pPr>
+              <w:pStyle w:val="Text"/>
+            </w:pPr>
+            <w:r>
+              <w:lastRenderedPageBreak/>
+              <w:t xml:space="preserve">Using this </w:t>
+            </w:r>
+            <w:proofErr w:type="gramStart"/>
+            <w:r>
+              <w:t>code</w:t>
+            </w:r>
+            <w:proofErr w:type="gramEnd"/>
+            <w:r>
+              <w:t xml:space="preserve"> I was able to get the login system working</w:t>
+            </w:r>
+          </w:p>
+        </w:tc>
+      </w:tr>
+      <w:tr>
+        <w:tc>
+          <w:tcPr>
+            <w:tcW w:w="3539" w:type="dxa"/>
+          </w:tcPr>
+          <w:p>
+            <w:pPr>
+              <w:pStyle w:val="Text"/>
+            </w:pPr>
+            <w:r>
+              <w:lastRenderedPageBreak/>
+              <w:t>I got an error and wasn’t sure what was wrong</w:t>
+            </w:r>
+          </w:p>
+        </w:tc>
+        <w:tc>
+          <w:tcPr>
+            <w:tcW w:w="3741" w:type="dxa"/>
+          </w:tcPr>
+          <w:p>
+            <w:pPr>
+              <w:pStyle w:val="Text"/>
+            </w:pPr>
+            <w:r>
+              <w:t xml:space="preserve">An unhandled exception occurred while processing the request. </w:t>
+            </w:r>
+            <w:proofErr w:type="spellStart"/>
+            <w:r>
+              <w:t>InvalidOperationException</w:t>
+            </w:r>
+            <w:proofErr w:type="spellEnd"/>
+            <w:r>
+              <w:t xml:space="preserve">: The model item passed into the </w:t>
+            </w:r>
+            <w:proofErr w:type="spellStart"/>
+            <w:r>
+              <w:t>ViewDataDictionary</w:t>
+            </w:r>
+            <w:proofErr w:type="spellEnd"/>
+            <w:r>
+              <w:t xml:space="preserve"> is of type '</w:t>
+            </w:r>
+            <w:proofErr w:type="spellStart"/>
+            <w:proofErr w:type="gramStart"/>
+            <w:r>
+              <w:t>GreenField.Models.Orders</w:t>
+            </w:r>
+            <w:proofErr w:type="spellEnd"/>
+            <w:proofErr w:type="gramEnd"/>
+            <w:r>
+              <w:t xml:space="preserve">', but this </w:t>
+            </w:r>
+            <w:proofErr w:type="spellStart"/>
+            <w:r>
+              <w:t>ViewDataDictionary</w:t>
+            </w:r>
+            <w:proofErr w:type="spellEnd"/>
+            <w:r>
+              <w:t xml:space="preserve"> instance requires a model item of type 'System.Collections.Generic.List</w:t>
+            </w:r>
+            <w:r>
+              <w:rPr>
+                <w:rStyle w:val="HTMLCode"/>
+                <w:rFonts w:eastAsiaTheme="majorEastAsia"/>
+              </w:rPr>
+              <w:t>1[GreenField.Models.BasketProducts]'.</w:t>
+            </w:r>
+            <w:r>
+              <w:rPr>
+                <w:rStyle w:val="HTMLCode"/>
+                <w:rFonts w:eastAsiaTheme="majorEastAsia"/>
+              </w:rPr>
+              <w:br/>
+              <w:t>How do I fix this</w:t>
+            </w:r>
+          </w:p>
+        </w:tc>
+        <w:tc>
+          <w:tcPr>
+            <w:tcW w:w="3640" w:type="dxa"/>
+          </w:tcPr>
+          <w:p>
+            <w:pPr>
+              <w:pStyle w:val="Heading2"/>
+              <w:rPr>
+                <w:rFonts w:ascii="Times New Roman" w:eastAsia="Times New Roman" w:hAnsi="Times New Roman"/>
+              </w:rPr>
+            </w:pPr>
+            <w:r>
+              <w:rPr>
+                <w:rFonts w:ascii="Segoe UI Emoji" w:hAnsi="Segoe UI Emoji" w:cs="Segoe UI Emoji"/>
+              </w:rPr>
+              <w:t>🧠</w:t>
+            </w:r>
+            <w:r>
+              <w:t xml:space="preserve"> What’s happening</w:t>
+            </w:r>
+          </w:p>
+          <w:p>
+            <w:pPr>
+              <w:pStyle w:val="NormalWeb"/>
+            </w:pPr>
+            <w:r>
+              <w:t>Your view starts with:</w:t>
+            </w:r>
+          </w:p>
+          <w:p>
+            <w:pPr>
+              <w:pStyle w:val="HTMLPreformatted"/>
+            </w:pPr>
+            <w:r>
+              <w:rPr>
+                <w:rStyle w:val="7"/>
+                <w:rFonts w:eastAsiaTheme="majorEastAsia"/>
+              </w:rPr>
+              <w:t>@model</w:t>
+            </w:r>
+            <w:r>
+              <w:t xml:space="preserve"> </w:t>
+            </w:r>
+            <w:proofErr w:type="gramStart"/>
+            <w:r>
+              <w:rPr>
+                <w:rStyle w:val="e"/>
+                <w:rFonts w:eastAsiaTheme="majorEastAsia"/>
+              </w:rPr>
+              <w:t>List</w:t>
+            </w:r>
+            <w:r>
+              <w:rPr>
+                <w:rStyle w:val="8"/>
+                <w:rFonts w:eastAsiaTheme="majorEastAsia"/>
+              </w:rPr>
+              <w:t>&lt;</w:t>
+            </w:r>
+            <w:proofErr w:type="spellStart"/>
+            <w:r>
+              <w:rPr>
+                <w:rStyle w:val="e"/>
+                <w:rFonts w:eastAsiaTheme="majorEastAsia"/>
+              </w:rPr>
+              <w:t>GreenField</w:t>
+            </w:r>
+            <w:r>
+              <w:t>.</w:t>
+            </w:r>
+            <w:r>
+              <w:rPr>
+                <w:rStyle w:val="e"/>
+                <w:rFonts w:eastAsiaTheme="majorEastAsia"/>
+              </w:rPr>
+              <w:t>Models</w:t>
+            </w:r>
+            <w:r>
+              <w:t>.</w:t>
+            </w:r>
+            <w:r>
+              <w:rPr>
+                <w:rStyle w:val="e"/>
+                <w:rFonts w:eastAsiaTheme="majorEastAsia"/>
+              </w:rPr>
+              <w:t>BasketProducts</w:t>
+            </w:r>
+            <w:proofErr w:type="spellEnd"/>
+            <w:proofErr w:type="gramEnd"/>
+            <w:r>
+              <w:rPr>
+                <w:rStyle w:val="8"/>
+                <w:rFonts w:eastAsiaTheme="majorEastAsia"/>
+              </w:rPr>
+              <w:t>&gt;</w:t>
+            </w:r>
+          </w:p>
+          <w:p>
+            <w:pPr>
+              <w:pStyle w:val="NormalWeb"/>
+            </w:pPr>
+            <w:proofErr w:type="gramStart"/>
+            <w:r>
+              <w:t>So</w:t>
+            </w:r>
+            <w:proofErr w:type="gramEnd"/>
+            <w:r>
+              <w:t xml:space="preserve"> the view is expecting:</w:t>
+            </w:r>
+            <w:r>
+              <w:br/>
+            </w:r>
+            <w:r>
+              <w:rPr>
+                <w:rFonts w:ascii="Segoe UI Emoji" w:hAnsi="Segoe UI Emoji" w:cs="Segoe UI Emoji"/>
+              </w:rPr>
+              <w:t>👉</w:t>
+            </w:r>
+            <w:r>
+              <w:t xml:space="preserve"> a </w:t>
+            </w:r>
+            <w:r>
+              <w:rPr>
+                <w:rStyle w:val="Strong"/>
+                <w:rFonts w:eastAsiaTheme="majorEastAsia"/>
+              </w:rPr>
+              <w:t>list of basket items</w:t>
+            </w:r>
+          </w:p>
+          <w:p>
+            <w:pPr>
+              <w:pStyle w:val="NormalWeb"/>
+            </w:pPr>
+            <w:r>
+              <w:t>BUT your controller is doing something like:</w:t>
+            </w:r>
+          </w:p>
+          <w:p>
+            <w:pPr>
+              <w:pStyle w:val="HTMLPreformatted"/>
+            </w:pPr>
+            <w:r>
+              <w:rPr>
+                <w:rStyle w:val="8"/>
+                <w:rFonts w:eastAsiaTheme="majorEastAsia"/>
+              </w:rPr>
+              <w:t>return</w:t>
+            </w:r>
+            <w:r>
+              <w:t xml:space="preserve"> </w:t>
+            </w:r>
+            <w:r>
+              <w:rPr>
+                <w:rStyle w:val="e"/>
+                <w:rFonts w:eastAsiaTheme="majorEastAsia"/>
+              </w:rPr>
+              <w:t>View</w:t>
+            </w:r>
+            <w:r>
+              <w:t>(</w:t>
+            </w:r>
+            <w:r>
+              <w:rPr>
+                <w:rStyle w:val="e"/>
+                <w:rFonts w:eastAsiaTheme="majorEastAsia"/>
+              </w:rPr>
+              <w:t>order</w:t>
+            </w:r>
+            <w:r>
+              <w:t>);</w:t>
+            </w:r>
+          </w:p>
+          <w:p>
+            <w:pPr>
+              <w:pStyle w:val="NormalWeb"/>
+            </w:pPr>
+            <w:r>
+              <w:t xml:space="preserve">Where </w:t>
+            </w:r>
+            <w:r>
+              <w:rPr>
+                <w:rStyle w:val="HTMLCode"/>
+              </w:rPr>
+              <w:t>order</w:t>
+            </w:r>
+            <w:r>
+              <w:t xml:space="preserve"> is:</w:t>
+            </w:r>
+          </w:p>
+          <w:p>
+            <w:pPr>
+              <w:pStyle w:val="HTMLPreformatted"/>
+            </w:pPr>
+            <w:proofErr w:type="spellStart"/>
+            <w:proofErr w:type="gramStart"/>
+            <w:r>
+              <w:rPr>
+                <w:rStyle w:val="e"/>
+                <w:rFonts w:eastAsiaTheme="majorEastAsia"/>
+              </w:rPr>
+              <w:t>GreenField</w:t>
+            </w:r>
+            <w:r>
+              <w:t>.</w:t>
+            </w:r>
+            <w:r>
+              <w:rPr>
+                <w:rStyle w:val="e"/>
+                <w:rFonts w:eastAsiaTheme="majorEastAsia"/>
+              </w:rPr>
+              <w:t>Models</w:t>
+            </w:r>
+            <w:r>
+              <w:t>.</w:t>
+            </w:r>
+            <w:r>
+              <w:rPr>
+                <w:rStyle w:val="e"/>
+                <w:rFonts w:eastAsiaTheme="majorEastAsia"/>
+              </w:rPr>
+              <w:t>Orders</w:t>
+            </w:r>
+            <w:proofErr w:type="spellEnd"/>
+            <w:proofErr w:type="gramEnd"/>
+          </w:p>
+          <w:p>
+            <w:pPr>
+              <w:pStyle w:val="NormalWeb"/>
+            </w:pPr>
+            <w:r>
+              <w:rPr>
+                <w:rFonts w:ascii="Segoe UI Emoji" w:hAnsi="Segoe UI Emoji" w:cs="Segoe UI Emoji"/>
+              </w:rPr>
+              <w:t>💥</w:t>
+            </w:r>
+            <w:r>
+              <w:t xml:space="preserve"> That mismatch = crash</w:t>
+            </w:r>
+          </w:p>
+          <w:p>
+            <w:r>
+              <w:pict w14:anchorId="0E69B449">
+                <v:rect id="_x0000_i1041" style="width:0;height:1.5pt" o:hralign="center" o:hrstd="t" o:hr="t" fillcolor="#a0a0a0" stroked="f"/>
+              </w:pict>
+            </w:r>
+          </w:p>
+          <w:p>
+            <w:pPr>
+              <w:pStyle w:val="Heading2"/>
+            </w:pPr>
+            <w:r>
+              <w:rPr>
+                <w:rFonts w:ascii="Segoe UI Emoji" w:hAnsi="Segoe UI Emoji" w:cs="Segoe UI Emoji"/>
+              </w:rPr>
+              <w:t>✅</w:t>
+            </w:r>
+            <w:r>
+              <w:t xml:space="preserve"> How to fix it</w:t>
+            </w:r>
+          </w:p>
+          <w:p>
+            <w:pPr>
+              <w:pStyle w:val="NormalWeb"/>
+            </w:pPr>
+            <w:r>
+              <w:t xml:space="preserve">You’ve got </w:t>
+            </w:r>
+            <w:r>
+              <w:rPr>
+                <w:rStyle w:val="Strong"/>
+                <w:rFonts w:eastAsiaTheme="majorEastAsia"/>
+              </w:rPr>
+              <w:t>2 options</w:t>
+            </w:r>
+            <w:r>
+              <w:t xml:space="preserve"> depending on what you actually want.</w:t>
+            </w:r>
+          </w:p>
+          <w:p>
+            <w:r>
+              <w:pict w14:anchorId="08361C14">
+                <v:rect id="_x0000_i1042" style="width:0;height:1.5pt" o:hralign="center" o:hrstd="t" o:hr="t" fillcolor="#a0a0a0" stroked="f"/>
+              </w:pict>
+            </w:r>
+          </w:p>
+          <w:p>
+            <w:pPr>
+              <w:pStyle w:val="Heading1"/>
+            </w:pPr>
+            <w:r>
+              <w:rPr>
+                <w:rFonts w:ascii="Segoe UI Emoji" w:hAnsi="Segoe UI Emoji" w:cs="Segoe UI Emoji"/>
+              </w:rPr>
+              <w:lastRenderedPageBreak/>
+              <w:t>🔧</w:t>
+            </w:r>
+            <w:r>
+              <w:t xml:space="preserve"> OPTION 1 (Most likely correct)</w:t>
+            </w:r>
+          </w:p>
+          <w:p>
+            <w:pPr>
+              <w:pStyle w:val="NormalWeb"/>
+            </w:pPr>
+            <w:r>
+              <w:t>You want to display basket items → so send the correct model.</w:t>
+            </w:r>
+          </w:p>
+          <w:p>
+            <w:pPr>
+              <w:pStyle w:val="Heading3"/>
+            </w:pPr>
+            <w:r>
+              <w:rPr>
+                <w:rFonts w:ascii="Segoe UI Emoji" w:hAnsi="Segoe UI Emoji" w:cs="Segoe UI Emoji"/>
+              </w:rPr>
+              <w:t>✔</w:t>
+            </w:r>
+            <w:r>
+              <w:t xml:space="preserve"> Fix your controller</w:t>
+            </w:r>
+          </w:p>
+          <w:p>
+            <w:pPr>
+              <w:pStyle w:val="NormalWeb"/>
+            </w:pPr>
+            <w:r>
+              <w:t>Find your action that returns this view and change it to:</w:t>
+            </w:r>
+          </w:p>
+          <w:p>
+            <w:pPr>
+              <w:pStyle w:val="HTMLPreformatted"/>
+            </w:pPr>
+            <w:r>
+              <w:rPr>
+                <w:rStyle w:val="8"/>
+                <w:rFonts w:eastAsiaTheme="majorEastAsia"/>
+              </w:rPr>
+              <w:t>return</w:t>
+            </w:r>
+            <w:r>
+              <w:t xml:space="preserve"> </w:t>
+            </w:r>
+            <w:r>
+              <w:rPr>
+                <w:rStyle w:val="e"/>
+                <w:rFonts w:eastAsiaTheme="majorEastAsia"/>
+              </w:rPr>
+              <w:t>View</w:t>
+            </w:r>
+            <w:r>
+              <w:t>(</w:t>
+            </w:r>
+            <w:proofErr w:type="spellStart"/>
+            <w:r>
+              <w:rPr>
+                <w:rStyle w:val="e"/>
+                <w:rFonts w:eastAsiaTheme="majorEastAsia"/>
+              </w:rPr>
+              <w:t>basketProducts</w:t>
+            </w:r>
+            <w:proofErr w:type="spellEnd"/>
+            <w:r>
+              <w:t>);</w:t>
+            </w:r>
+          </w:p>
+          <w:p>
+            <w:pPr>
+              <w:pStyle w:val="NormalWeb"/>
+            </w:pPr>
+            <w:r>
+              <w:t xml:space="preserve">Where </w:t>
+            </w:r>
+            <w:proofErr w:type="spellStart"/>
+            <w:r>
+              <w:rPr>
+                <w:rStyle w:val="HTMLCode"/>
+              </w:rPr>
+              <w:t>basketProducts</w:t>
+            </w:r>
+            <w:proofErr w:type="spellEnd"/>
+            <w:r>
+              <w:t xml:space="preserve"> is:</w:t>
+            </w:r>
+          </w:p>
+          <w:p>
+            <w:pPr>
+              <w:pStyle w:val="HTMLPreformatted"/>
+            </w:pPr>
+            <w:r>
+              <w:rPr>
+                <w:rStyle w:val="e"/>
+                <w:rFonts w:eastAsiaTheme="majorEastAsia"/>
+              </w:rPr>
+              <w:t>List</w:t>
+            </w:r>
+            <w:r>
+              <w:rPr>
+                <w:rStyle w:val="8"/>
+                <w:rFonts w:eastAsiaTheme="majorEastAsia"/>
+              </w:rPr>
+              <w:t>&lt;</w:t>
+            </w:r>
+            <w:proofErr w:type="spellStart"/>
+            <w:r>
+              <w:rPr>
+                <w:rStyle w:val="e"/>
+                <w:rFonts w:eastAsiaTheme="majorEastAsia"/>
+              </w:rPr>
+              <w:t>BasketProducts</w:t>
+            </w:r>
+            <w:proofErr w:type="spellEnd"/>
+            <w:r>
+              <w:rPr>
+                <w:rStyle w:val="8"/>
+                <w:rFonts w:eastAsiaTheme="majorEastAsia"/>
+              </w:rPr>
+              <w:t>&gt;</w:t>
+            </w:r>
+          </w:p>
+          <w:p>
+            <w:r>
+              <w:pict w14:anchorId="1EDFF0A7">
+                <v:rect id="_x0000_i1043" style="width:0;height:1.5pt" o:hralign="center" o:hrstd="t" o:hr="t" fillcolor="#a0a0a0" stroked="f"/>
+              </w:pict>
+            </w:r>
+          </w:p>
+          <w:p>
+            <w:pPr>
+              <w:pStyle w:val="Heading1"/>
+            </w:pPr>
+            <w:r>
+              <w:rPr>
+                <w:rFonts w:ascii="Segoe UI Emoji" w:hAnsi="Segoe UI Emoji" w:cs="Segoe UI Emoji"/>
+              </w:rPr>
+              <w:t>🔧</w:t>
+            </w:r>
+            <w:r>
+              <w:t xml:space="preserve"> OPTION 2 (Better long-term – use a </w:t>
+            </w:r>
+            <w:proofErr w:type="spellStart"/>
+            <w:r>
+              <w:t>ViewModel</w:t>
+            </w:r>
+            <w:proofErr w:type="spellEnd"/>
+            <w:r>
+              <w:t>)</w:t>
+            </w:r>
+          </w:p>
+          <w:p>
+            <w:pPr>
+              <w:pStyle w:val="NormalWeb"/>
+            </w:pPr>
+            <w:r>
+              <w:t xml:space="preserve">Right </w:t>
+            </w:r>
+            <w:proofErr w:type="gramStart"/>
+            <w:r>
+              <w:t>now</w:t>
+            </w:r>
+            <w:proofErr w:type="gramEnd"/>
+            <w:r>
+              <w:t xml:space="preserve"> you’re mixing:</w:t>
+            </w:r>
+          </w:p>
+          <w:p>
+            <w:pPr>
+              <w:numPr>
+                <w:ilvl w:val="0"/>
+                <w:numId w:val="10"/>
+              </w:numPr>
+              <w:spacing w:before="100" w:beforeAutospacing="1" w:after="100" w:afterAutospacing="1"/>
+            </w:pPr>
+            <w:r>
+              <w:lastRenderedPageBreak/>
+              <w:t xml:space="preserve">Basket items </w:t>
+            </w:r>
+          </w:p>
+          <w:p>
+            <w:pPr>
+              <w:numPr>
+                <w:ilvl w:val="0"/>
+                <w:numId w:val="10"/>
+              </w:numPr>
+              <w:spacing w:before="100" w:beforeAutospacing="1" w:after="100" w:afterAutospacing="1"/>
+            </w:pPr>
+            <w:r>
+              <w:t xml:space="preserve">Order info </w:t>
+            </w:r>
+          </w:p>
+          <w:p>
+            <w:pPr>
+              <w:numPr>
+                <w:ilvl w:val="0"/>
+                <w:numId w:val="10"/>
+              </w:numPr>
+              <w:spacing w:before="100" w:beforeAutospacing="1" w:after="100" w:afterAutospacing="1"/>
+            </w:pPr>
+            <w:r>
+              <w:t xml:space="preserve">Discount </w:t>
+            </w:r>
+          </w:p>
+          <w:p>
+            <w:pPr>
+              <w:numPr>
+                <w:ilvl w:val="0"/>
+                <w:numId w:val="10"/>
+              </w:numPr>
+              <w:spacing w:before="100" w:beforeAutospacing="1" w:after="100" w:afterAutospacing="1"/>
+            </w:pPr>
+            <w:r>
+              <w:t xml:space="preserve">Delivery </w:t>
+            </w:r>
+          </w:p>
+          <w:p>
+            <w:pPr>
+              <w:pStyle w:val="NormalWeb"/>
+            </w:pPr>
+            <w:r>
+              <w:t>That’s messy.</w:t>
+            </w:r>
+          </w:p>
+          <w:p>
+            <w:r>
+              <w:pict w14:anchorId="101FF1CA">
+                <v:rect id="_x0000_i1044" style="width:0;height:1.5pt" o:hralign="center" o:hrstd="t" o:hr="t" fillcolor="#a0a0a0" stroked="f"/>
+              </w:pict>
+            </w:r>
+          </w:p>
+          <w:p>
+            <w:pPr>
+              <w:pStyle w:val="Heading3"/>
+            </w:pPr>
+            <w:r>
+              <w:rPr>
+                <w:rFonts w:ascii="Segoe UI Emoji" w:hAnsi="Segoe UI Emoji" w:cs="Segoe UI Emoji"/>
+              </w:rPr>
+              <w:t>✔</w:t>
+            </w:r>
+            <w:r>
+              <w:t xml:space="preserve"> Create a </w:t>
+            </w:r>
+            <w:proofErr w:type="spellStart"/>
+            <w:r>
+              <w:t>ViewModel</w:t>
+            </w:r>
+            <w:proofErr w:type="spellEnd"/>
+          </w:p>
+          <w:p>
+            <w:pPr>
+              <w:pStyle w:val="HTMLPreformatted"/>
+            </w:pPr>
+            <w:r>
+              <w:rPr>
+                <w:rStyle w:val="8"/>
+                <w:rFonts w:eastAsiaTheme="majorEastAsia"/>
+              </w:rPr>
+              <w:t>public</w:t>
+            </w:r>
+            <w:r>
+              <w:t xml:space="preserve"> </w:t>
+            </w:r>
+            <w:r>
+              <w:rPr>
+                <w:rStyle w:val="8"/>
+                <w:rFonts w:eastAsiaTheme="majorEastAsia"/>
+              </w:rPr>
+              <w:t>class</w:t>
+            </w:r>
+            <w:r>
+              <w:t xml:space="preserve"> </w:t>
+            </w:r>
+            <w:proofErr w:type="spellStart"/>
+            <w:r>
+              <w:rPr>
+                <w:rStyle w:val="e"/>
+                <w:rFonts w:eastAsiaTheme="majorEastAsia"/>
+              </w:rPr>
+              <w:t>ConfirmOrderViewModel</w:t>
+            </w:r>
+            <w:proofErr w:type="spellEnd"/>
+            <w:r>
+              <w:br/>
+              <w:t>{</w:t>
+            </w:r>
+            <w:r>
+              <w:br/>
+              <w:t xml:space="preserve">    </w:t>
+            </w:r>
+            <w:r>
+              <w:rPr>
+                <w:rStyle w:val="8"/>
+                <w:rFonts w:eastAsiaTheme="majorEastAsia"/>
+              </w:rPr>
+              <w:t>public</w:t>
+            </w:r>
+            <w:r>
+              <w:t xml:space="preserve"> </w:t>
+            </w:r>
+            <w:r>
+              <w:rPr>
+                <w:rStyle w:val="e"/>
+                <w:rFonts w:eastAsiaTheme="majorEastAsia"/>
+              </w:rPr>
+              <w:t>List</w:t>
+            </w:r>
+            <w:r>
+              <w:rPr>
+                <w:rStyle w:val="8"/>
+                <w:rFonts w:eastAsiaTheme="majorEastAsia"/>
+              </w:rPr>
+              <w:t>&lt;</w:t>
+            </w:r>
+            <w:proofErr w:type="spellStart"/>
+            <w:r>
+              <w:rPr>
+                <w:rStyle w:val="e"/>
+                <w:rFonts w:eastAsiaTheme="majorEastAsia"/>
+              </w:rPr>
+              <w:t>BasketProducts</w:t>
+            </w:r>
+            <w:proofErr w:type="spellEnd"/>
+            <w:r>
+              <w:rPr>
+                <w:rStyle w:val="8"/>
+                <w:rFonts w:eastAsiaTheme="majorEastAsia"/>
+              </w:rPr>
+              <w:t>&gt;</w:t>
+            </w:r>
+            <w:r>
+              <w:t xml:space="preserve"> </w:t>
+            </w:r>
+            <w:r>
+              <w:rPr>
+                <w:rStyle w:val="e"/>
+                <w:rFonts w:eastAsiaTheme="majorEastAsia"/>
+              </w:rPr>
+              <w:t>Items</w:t>
+            </w:r>
+            <w:r>
+              <w:t xml:space="preserve"> </w:t>
+            </w:r>
+            <w:proofErr w:type="gramStart"/>
+            <w:r>
+              <w:t xml:space="preserve">{ </w:t>
+            </w:r>
+            <w:r>
+              <w:rPr>
+                <w:rStyle w:val="8"/>
+                <w:rFonts w:eastAsiaTheme="majorEastAsia"/>
+              </w:rPr>
+              <w:t>get</w:t>
+            </w:r>
+            <w:proofErr w:type="gramEnd"/>
+            <w:r>
+              <w:t xml:space="preserve">; </w:t>
+            </w:r>
+            <w:r>
+              <w:rPr>
+                <w:rStyle w:val="8"/>
+                <w:rFonts w:eastAsiaTheme="majorEastAsia"/>
+              </w:rPr>
+              <w:t>set</w:t>
+            </w:r>
+            <w:r>
+              <w:t>; }</w:t>
+            </w:r>
+            <w:r>
+              <w:br/>
+              <w:t xml:space="preserve">    </w:t>
+            </w:r>
+            <w:r>
+              <w:rPr>
+                <w:rStyle w:val="8"/>
+                <w:rFonts w:eastAsiaTheme="majorEastAsia"/>
+              </w:rPr>
+              <w:t>public</w:t>
+            </w:r>
+            <w:r>
+              <w:t xml:space="preserve"> </w:t>
+            </w:r>
+            <w:r>
+              <w:rPr>
+                <w:rStyle w:val="e"/>
+                <w:rFonts w:eastAsiaTheme="majorEastAsia"/>
+              </w:rPr>
+              <w:t>Orders</w:t>
+            </w:r>
+            <w:r>
+              <w:t xml:space="preserve"> </w:t>
+            </w:r>
+            <w:r>
+              <w:rPr>
+                <w:rStyle w:val="e"/>
+                <w:rFonts w:eastAsiaTheme="majorEastAsia"/>
+              </w:rPr>
+              <w:t>Order</w:t>
+            </w:r>
+            <w:r>
+              <w:t xml:space="preserve"> { </w:t>
+            </w:r>
+            <w:r>
+              <w:rPr>
+                <w:rStyle w:val="8"/>
+                <w:rFonts w:eastAsiaTheme="majorEastAsia"/>
+              </w:rPr>
+              <w:t>get</w:t>
+            </w:r>
+            <w:r>
+              <w:t xml:space="preserve">; </w:t>
+            </w:r>
+            <w:r>
+              <w:rPr>
+                <w:rStyle w:val="8"/>
+                <w:rFonts w:eastAsiaTheme="majorEastAsia"/>
+              </w:rPr>
+              <w:t>set</w:t>
+            </w:r>
+            <w:r>
+              <w:t>; }</w:t>
+            </w:r>
+            <w:r>
+              <w:br/>
+              <w:t xml:space="preserve">    </w:t>
+            </w:r>
+            <w:r>
+              <w:rPr>
+                <w:rStyle w:val="8"/>
+                <w:rFonts w:eastAsiaTheme="majorEastAsia"/>
+              </w:rPr>
+              <w:t>public</w:t>
+            </w:r>
+            <w:r>
+              <w:t xml:space="preserve"> </w:t>
+            </w:r>
+            <w:r>
+              <w:rPr>
+                <w:rStyle w:val="e"/>
+                <w:rFonts w:eastAsiaTheme="majorEastAsia"/>
+              </w:rPr>
+              <w:t>decimal</w:t>
+            </w:r>
+            <w:r>
+              <w:t xml:space="preserve"> </w:t>
+            </w:r>
+            <w:r>
+              <w:rPr>
+                <w:rStyle w:val="e"/>
+                <w:rFonts w:eastAsiaTheme="majorEastAsia"/>
+              </w:rPr>
+              <w:t>Subtotal</w:t>
+            </w:r>
+            <w:r>
+              <w:t xml:space="preserve"> { </w:t>
+            </w:r>
+            <w:r>
+              <w:rPr>
+                <w:rStyle w:val="8"/>
+                <w:rFonts w:eastAsiaTheme="majorEastAsia"/>
+              </w:rPr>
+              <w:t>get</w:t>
+            </w:r>
+            <w:r>
+              <w:t xml:space="preserve">; </w:t>
+            </w:r>
+            <w:r>
+              <w:rPr>
+                <w:rStyle w:val="8"/>
+                <w:rFonts w:eastAsiaTheme="majorEastAsia"/>
+              </w:rPr>
+              <w:t>set</w:t>
+            </w:r>
+            <w:r>
+              <w:t>; }</w:t>
+            </w:r>
+            <w:r>
+              <w:br/>
+              <w:t xml:space="preserve">    </w:t>
+            </w:r>
+            <w:r>
+              <w:rPr>
+                <w:rStyle w:val="8"/>
+                <w:rFonts w:eastAsiaTheme="majorEastAsia"/>
+              </w:rPr>
+              <w:t>public</w:t>
+            </w:r>
+            <w:r>
+              <w:t xml:space="preserve"> </w:t>
+            </w:r>
+            <w:r>
+              <w:rPr>
+                <w:rStyle w:val="e"/>
+                <w:rFonts w:eastAsiaTheme="majorEastAsia"/>
+              </w:rPr>
+              <w:t>decimal</w:t>
+            </w:r>
+            <w:r>
+              <w:t xml:space="preserve"> </w:t>
+            </w:r>
+            <w:proofErr w:type="spellStart"/>
+            <w:r>
+              <w:rPr>
+                <w:rStyle w:val="e"/>
+                <w:rFonts w:eastAsiaTheme="majorEastAsia"/>
+              </w:rPr>
+              <w:t>DiscountPercent</w:t>
+            </w:r>
+            <w:proofErr w:type="spellEnd"/>
+            <w:r>
+              <w:t xml:space="preserve"> { </w:t>
+            </w:r>
+            <w:r>
+              <w:rPr>
+                <w:rStyle w:val="8"/>
+                <w:rFonts w:eastAsiaTheme="majorEastAsia"/>
+              </w:rPr>
+              <w:t>get</w:t>
+            </w:r>
+            <w:r>
+              <w:t xml:space="preserve">; </w:t>
+            </w:r>
+            <w:r>
+              <w:rPr>
+                <w:rStyle w:val="8"/>
+                <w:rFonts w:eastAsiaTheme="majorEastAsia"/>
+              </w:rPr>
+              <w:t>set</w:t>
+            </w:r>
+            <w:r>
+              <w:t>; }</w:t>
+            </w:r>
+            <w:r>
+              <w:br/>
+              <w:t>}</w:t>
+            </w:r>
+          </w:p>
+          <w:p>
+            <w:r>
+              <w:pict w14:anchorId="348B91EC">
+                <v:rect id="_x0000_i1045" style="width:0;height:1.5pt" o:hralign="center" o:hrstd="t" o:hr="t" fillcolor="#a0a0a0" stroked="f"/>
+              </w:pict>
+            </w:r>
+          </w:p>
+          <w:p>
+            <w:pPr>
+              <w:pStyle w:val="Heading3"/>
+            </w:pPr>
+            <w:r>
+              <w:rPr>
+                <w:rFonts w:ascii="Segoe UI Emoji" w:hAnsi="Segoe UI Emoji" w:cs="Segoe UI Emoji"/>
+              </w:rPr>
+              <w:t>✔</w:t>
+            </w:r>
+            <w:r>
+              <w:t xml:space="preserve"> Change your view</w:t>
+            </w:r>
+          </w:p>
+          <w:p>
+            <w:pPr>
+              <w:pStyle w:val="HTMLPreformatted"/>
+            </w:pPr>
+            <w:r>
+              <w:rPr>
+                <w:rStyle w:val="7"/>
+                <w:rFonts w:eastAsiaTheme="majorEastAsia"/>
+              </w:rPr>
+              <w:t>@</w:t>
+            </w:r>
+            <w:proofErr w:type="gramStart"/>
+            <w:r>
+              <w:rPr>
+                <w:rStyle w:val="7"/>
+                <w:rFonts w:eastAsiaTheme="majorEastAsia"/>
+              </w:rPr>
+              <w:t>model</w:t>
+            </w:r>
+            <w:proofErr w:type="gramEnd"/>
+            <w:r>
+              <w:t xml:space="preserve"> </w:t>
+            </w:r>
+            <w:proofErr w:type="spellStart"/>
+            <w:r>
+              <w:rPr>
+                <w:rStyle w:val="e"/>
+                <w:rFonts w:eastAsiaTheme="majorEastAsia"/>
+              </w:rPr>
+              <w:t>ConfirmOrderViewModel</w:t>
+            </w:r>
+            <w:proofErr w:type="spellEnd"/>
+          </w:p>
+          <w:p>
+            <w:pPr>
+              <w:pStyle w:val="NormalWeb"/>
+            </w:pPr>
+            <w:r>
+              <w:t>Then:</w:t>
+            </w:r>
+          </w:p>
+          <w:p>
+            <w:pPr>
+              <w:pStyle w:val="HTMLPreformatted"/>
+            </w:pPr>
+            <w:r>
+              <w:rPr>
+                <w:rStyle w:val="7"/>
+                <w:rFonts w:eastAsiaTheme="majorEastAsia"/>
+              </w:rPr>
+              <w:t>@</w:t>
+            </w:r>
+            <w:proofErr w:type="gramStart"/>
+            <w:r>
+              <w:rPr>
+                <w:rStyle w:val="7"/>
+                <w:rFonts w:eastAsiaTheme="majorEastAsia"/>
+              </w:rPr>
+              <w:t>foreach</w:t>
+            </w:r>
+            <w:proofErr w:type="gramEnd"/>
+            <w:r>
+              <w:t xml:space="preserve"> (</w:t>
+            </w:r>
+            <w:r>
+              <w:rPr>
+                <w:rStyle w:val="8"/>
+                <w:rFonts w:eastAsiaTheme="majorEastAsia"/>
+              </w:rPr>
+              <w:t>var</w:t>
+            </w:r>
+            <w:r>
+              <w:t xml:space="preserve"> </w:t>
+            </w:r>
+            <w:r>
+              <w:rPr>
+                <w:rStyle w:val="e"/>
+                <w:rFonts w:eastAsiaTheme="majorEastAsia"/>
+              </w:rPr>
+              <w:t>item</w:t>
+            </w:r>
+            <w:r>
+              <w:t xml:space="preserve"> </w:t>
+            </w:r>
+            <w:r>
+              <w:rPr>
+                <w:rStyle w:val="8"/>
+                <w:rFonts w:eastAsiaTheme="majorEastAsia"/>
+              </w:rPr>
+              <w:t>in</w:t>
+            </w:r>
+            <w:r>
+              <w:t xml:space="preserve"> </w:t>
+            </w:r>
+            <w:proofErr w:type="spellStart"/>
+            <w:r>
+              <w:rPr>
+                <w:rStyle w:val="e"/>
+                <w:rFonts w:eastAsiaTheme="majorEastAsia"/>
+              </w:rPr>
+              <w:t>Model</w:t>
+            </w:r>
+            <w:r>
+              <w:t>.</w:t>
+            </w:r>
+            <w:r>
+              <w:rPr>
+                <w:rStyle w:val="e"/>
+                <w:rFonts w:eastAsiaTheme="majorEastAsia"/>
+              </w:rPr>
+              <w:t>Items</w:t>
+            </w:r>
+            <w:proofErr w:type="spellEnd"/>
+            <w:r>
+              <w:t>)</w:t>
+            </w:r>
+          </w:p>
+          <w:p>
+            <w:r>
+              <w:lastRenderedPageBreak/>
+              <w:pict w14:anchorId="6969E5C5">
+                <v:rect id="_x0000_i1046" style="width:0;height:1.5pt" o:hralign="center" o:hrstd="t" o:hr="t" fillcolor="#a0a0a0" stroked="f"/>
+              </w:pict>
+            </w:r>
+          </w:p>
+          <w:p>
+            <w:pPr>
+              <w:pStyle w:val="Heading3"/>
+            </w:pPr>
+            <w:r>
+              <w:rPr>
+                <w:rFonts w:ascii="Segoe UI Emoji" w:hAnsi="Segoe UI Emoji" w:cs="Segoe UI Emoji"/>
+              </w:rPr>
+              <w:t>✔</w:t>
+            </w:r>
+            <w:r>
+              <w:t xml:space="preserve"> Controller</w:t>
+            </w:r>
+          </w:p>
+          <w:p>
+            <w:pPr>
+              <w:pStyle w:val="HTMLPreformatted"/>
+            </w:pPr>
+            <w:r>
+              <w:rPr>
+                <w:rStyle w:val="8"/>
+                <w:rFonts w:eastAsiaTheme="majorEastAsia"/>
+              </w:rPr>
+              <w:t>var</w:t>
+            </w:r>
+            <w:r>
+              <w:t xml:space="preserve"> </w:t>
+            </w:r>
+            <w:proofErr w:type="spellStart"/>
+            <w:r>
+              <w:rPr>
+                <w:rStyle w:val="e"/>
+                <w:rFonts w:eastAsiaTheme="majorEastAsia"/>
+              </w:rPr>
+              <w:t>vm</w:t>
+            </w:r>
+            <w:proofErr w:type="spellEnd"/>
+            <w:r>
+              <w:t xml:space="preserve"> </w:t>
+            </w:r>
+            <w:r>
+              <w:rPr>
+                <w:rStyle w:val="8"/>
+                <w:rFonts w:eastAsiaTheme="majorEastAsia"/>
+              </w:rPr>
+              <w:t>=</w:t>
+            </w:r>
+            <w:r>
+              <w:t xml:space="preserve"> </w:t>
+            </w:r>
+            <w:r>
+              <w:rPr>
+                <w:rStyle w:val="8"/>
+                <w:rFonts w:eastAsiaTheme="majorEastAsia"/>
+              </w:rPr>
+              <w:t>new</w:t>
+            </w:r>
+            <w:r>
+              <w:t xml:space="preserve"> </w:t>
+            </w:r>
+            <w:proofErr w:type="spellStart"/>
+            <w:r>
+              <w:rPr>
+                <w:rStyle w:val="e"/>
+                <w:rFonts w:eastAsiaTheme="majorEastAsia"/>
+              </w:rPr>
+              <w:t>ConfirmOrderViewModel</w:t>
+            </w:r>
+            <w:proofErr w:type="spellEnd"/>
+            <w:r>
+              <w:br/>
+              <w:t>{</w:t>
+            </w:r>
+            <w:r>
+              <w:br/>
+              <w:t xml:space="preserve">    </w:t>
+            </w:r>
+            <w:r>
+              <w:rPr>
+                <w:rStyle w:val="e"/>
+                <w:rFonts w:eastAsiaTheme="majorEastAsia"/>
+              </w:rPr>
+              <w:t>Items</w:t>
+            </w:r>
+            <w:r>
+              <w:t xml:space="preserve"> </w:t>
+            </w:r>
+            <w:r>
+              <w:rPr>
+                <w:rStyle w:val="8"/>
+                <w:rFonts w:eastAsiaTheme="majorEastAsia"/>
+              </w:rPr>
+              <w:t>=</w:t>
+            </w:r>
+            <w:r>
+              <w:t xml:space="preserve"> </w:t>
+            </w:r>
+            <w:proofErr w:type="spellStart"/>
+            <w:r>
+              <w:rPr>
+                <w:rStyle w:val="e"/>
+                <w:rFonts w:eastAsiaTheme="majorEastAsia"/>
+              </w:rPr>
+              <w:t>basketProducts</w:t>
+            </w:r>
+            <w:proofErr w:type="spellEnd"/>
+            <w:r>
+              <w:t>,</w:t>
+            </w:r>
+            <w:r>
+              <w:br/>
+              <w:t xml:space="preserve">    </w:t>
+            </w:r>
+            <w:r>
+              <w:rPr>
+                <w:rStyle w:val="e"/>
+                <w:rFonts w:eastAsiaTheme="majorEastAsia"/>
+              </w:rPr>
+              <w:t>Order</w:t>
+            </w:r>
+            <w:r>
+              <w:t xml:space="preserve"> </w:t>
+            </w:r>
+            <w:r>
+              <w:rPr>
+                <w:rStyle w:val="8"/>
+                <w:rFonts w:eastAsiaTheme="majorEastAsia"/>
+              </w:rPr>
+              <w:t>=</w:t>
+            </w:r>
+            <w:r>
+              <w:t xml:space="preserve"> </w:t>
+            </w:r>
+            <w:r>
+              <w:rPr>
+                <w:rStyle w:val="e"/>
+                <w:rFonts w:eastAsiaTheme="majorEastAsia"/>
+              </w:rPr>
+              <w:t>order</w:t>
+            </w:r>
+            <w:r>
+              <w:t>,</w:t>
+            </w:r>
+            <w:r>
+              <w:br/>
+              <w:t xml:space="preserve">    </w:t>
+            </w:r>
+            <w:r>
+              <w:rPr>
+                <w:rStyle w:val="e"/>
+                <w:rFonts w:eastAsiaTheme="majorEastAsia"/>
+              </w:rPr>
+              <w:t>Subtotal</w:t>
+            </w:r>
+            <w:r>
+              <w:t xml:space="preserve"> </w:t>
+            </w:r>
+            <w:r>
+              <w:rPr>
+                <w:rStyle w:val="8"/>
+                <w:rFonts w:eastAsiaTheme="majorEastAsia"/>
+              </w:rPr>
+              <w:t>=</w:t>
+            </w:r>
+            <w:r>
+              <w:t xml:space="preserve"> </w:t>
+            </w:r>
+            <w:r>
+              <w:rPr>
+                <w:rStyle w:val="e"/>
+                <w:rFonts w:eastAsiaTheme="majorEastAsia"/>
+              </w:rPr>
+              <w:t>subtotal</w:t>
+            </w:r>
+            <w:r>
+              <w:t>,</w:t>
+            </w:r>
+            <w:r>
+              <w:br/>
+              <w:t xml:space="preserve">    </w:t>
+            </w:r>
+            <w:proofErr w:type="spellStart"/>
+            <w:r>
+              <w:rPr>
+                <w:rStyle w:val="e"/>
+                <w:rFonts w:eastAsiaTheme="majorEastAsia"/>
+              </w:rPr>
+              <w:t>DiscountPercent</w:t>
+            </w:r>
+            <w:proofErr w:type="spellEnd"/>
+            <w:r>
+              <w:t xml:space="preserve"> </w:t>
+            </w:r>
+            <w:r>
+              <w:rPr>
+                <w:rStyle w:val="8"/>
+                <w:rFonts w:eastAsiaTheme="majorEastAsia"/>
+              </w:rPr>
+              <w:t>=</w:t>
+            </w:r>
+            <w:r>
+              <w:t xml:space="preserve"> </w:t>
+            </w:r>
+            <w:proofErr w:type="spellStart"/>
+            <w:r>
+              <w:rPr>
+                <w:rStyle w:val="e"/>
+                <w:rFonts w:eastAsiaTheme="majorEastAsia"/>
+              </w:rPr>
+              <w:t>discountPercent</w:t>
+            </w:r>
+            <w:proofErr w:type="spellEnd"/>
+            <w:r>
+              <w:br/>
+              <w:t>};</w:t>
+            </w:r>
+            <w:r>
+              <w:br/>
+            </w:r>
+            <w:r>
+              <w:br/>
+            </w:r>
+            <w:r>
+              <w:rPr>
+                <w:rStyle w:val="8"/>
+                <w:rFonts w:eastAsiaTheme="majorEastAsia"/>
+              </w:rPr>
+              <w:t>return</w:t>
+            </w:r>
+            <w:r>
+              <w:t xml:space="preserve"> </w:t>
+            </w:r>
+            <w:r>
+              <w:rPr>
+                <w:rStyle w:val="e"/>
+                <w:rFonts w:eastAsiaTheme="majorEastAsia"/>
+              </w:rPr>
+              <w:t>View</w:t>
+            </w:r>
+            <w:r>
+              <w:t>(</w:t>
+            </w:r>
+            <w:proofErr w:type="spellStart"/>
+            <w:r>
+              <w:rPr>
+                <w:rStyle w:val="e"/>
+                <w:rFonts w:eastAsiaTheme="majorEastAsia"/>
+              </w:rPr>
+              <w:t>vm</w:t>
+            </w:r>
+            <w:proofErr w:type="spellEnd"/>
+            <w:r>
+              <w:t>);</w:t>
+            </w:r>
+          </w:p>
+          <w:p>
+            <w:pPr>
+              <w:pStyle w:val="Heading2"/>
+              <w:outlineLvl w:val="1"/>
+            </w:pPr>
+          </w:p>
+        </w:tc>
+        <w:tc>
+          <w:tcPr>
+            <w:tcW w:w="3640" w:type="dxa"/>
+          </w:tcPr>
+          <w:p>
+            <w:pPr>
+              <w:pStyle w:val="Text"/>
+            </w:pPr>
+            <w:r>
+              <w:lastRenderedPageBreak/>
+              <w:t>No this wasn’t useful and I wasn’t able to resolve it on my own</w:t>
+            </w:r>
+          </w:p>
+        </w:tc>
+      </w:tr>
+      <w:tr>
+        <w:tc>
+          <w:tcPr>
+            <w:tcW w:w="3539" w:type="dxa"/>
+          </w:tcPr>
+          <w:p>
+            <w:pPr>
+              <w:pStyle w:val="Text"/>
+            </w:pPr>
+          </w:p>
+        </w:tc>
+        <w:tc>
+          <w:tcPr>
+            <w:tcW w:w="3741" w:type="dxa"/>
+          </w:tcPr>
+          <w:p>
+            <w:pPr>
+              <w:pStyle w:val="Text"/>
+            </w:pPr>
+          </w:p>
+        </w:tc>
+        <w:tc>
+          <w:tcPr>
+            <w:tcW w:w="3640" w:type="dxa"/>
+          </w:tcPr>
+          <w:p>
+            <w:pPr>
+              <w:pStyle w:val="Heading2"/>
+              <w:outlineLvl w:val="1"/>
+              <w:rPr>
+                <w:rFonts w:ascii="Segoe UI Emoji" w:hAnsi="Segoe UI Emoji" w:cs="Segoe UI Emoji"/>
+              </w:rPr>
+            </w:pPr>
+          </w:p>
+        </w:tc>
+        <w:tc>
+          <w:tcPr>
+            <w:tcW w:w="3640" w:type="dxa"/>
+          </w:tcPr>
+          <w:p>
+            <w:pPr>
+              <w:pStyle w:val="Text"/>
+            </w:pPr>
+          </w:p>
+        </w:tc>
+      </w:tr>
+      <w:tr>
+        <w:tc>
+          <w:tcPr>
+            <w:tcW w:w="3539" w:type="dxa"/>
+          </w:tcPr>
+          <w:p>
+            <w:pPr>
+              <w:pStyle w:val="Text"/>
+            </w:pPr>
+          </w:p>
+        </w:tc>
+        <w:tc>
+          <w:tcPr>
+            <w:tcW w:w="3741" w:type="dxa"/>
+          </w:tcPr>
+          <w:p>
+            <w:pPr>
+              <w:pStyle w:val="Text"/>
+            </w:pPr>
+          </w:p>
+        </w:tc>
+        <w:tc>
+          <w:tcPr>
+            <w:tcW w:w="3640" w:type="dxa"/>
+          </w:tcPr>
+          <w:p>
+            <w:pPr>
+              <w:pStyle w:val="Heading2"/>
+              <w:outlineLvl w:val="1"/>
+              <w:rPr>
+                <w:rFonts w:ascii="Segoe UI Emoji" w:hAnsi="Segoe UI Emoji" w:cs="Segoe UI Emoji"/>
+              </w:rPr>
+            </w:pPr>
+          </w:p>
+        </w:tc>
+        <w:tc>
+          <w:tcPr>
+            <w:tcW w:w="3640" w:type="dxa"/>
+          </w:tcPr>
+          <w:p>
+            <w:pPr>
+              <w:pStyle w:val="Text"/>
+            </w:pPr>
+          </w:p>
+        </w:tc>
+      </w:tr>
+      <w:tr>
+        <w:tc>
+          <w:tcPr>
+            <w:tcW w:w="3539" w:type="dxa"/>
+          </w:tcPr>
+          <w:p>
+            <w:pPr>
+              <w:pStyle w:val="Text"/>
+            </w:pPr>
+          </w:p>
+        </w:tc>
+        <w:tc>
+          <w:tcPr>
+            <w:tcW w:w="3741" w:type="dxa"/>
+          </w:tcPr>
+          <w:p>
+            <w:pPr>
+              <w:pStyle w:val="Text"/>
+            </w:pPr>
+          </w:p>
+        </w:tc>
+        <w:tc>
+          <w:tcPr>
+            <w:tcW w:w="3640" w:type="dxa"/>
+          </w:tcPr>
+          <w:p>
+            <w:pPr>
+              <w:pStyle w:val="Heading2"/>
+              <w:outlineLvl w:val="1"/>
+              <w:rPr>
+                <w:rFonts w:ascii="Segoe UI Emoji" w:hAnsi="Segoe UI Emoji" w:cs="Segoe UI Emoji"/>
+              </w:rPr>
             </w:pPr>
           </w:p>
         </w:tc>
@@ -4213,6 +8267,602 @@
 <file path=word/numbering.xml><?xml version="1.0" encoding="utf-8"?>
 <w:numbering xmlns:wpc="http://schemas.microsoft.com/office/word/2010/wordprocessingCanvas" xmlns:cx="http://schemas.microsoft.com/office/drawing/2014/chartex" xmlns:cx1="http://schemas.microsoft.com/office/drawing/2015/9/8/chartex" xmlns:cx2="http://schemas.microsoft.com/office/drawing/2015/10/21/chartex" xmlns:cx3="http://schemas.microsoft.com/office/drawing/2016/5/9/chartex" xmlns:cx4="http://schemas.microsoft.com/office/drawing/2016/5/10/chartex" xmlns:cx5="http://schemas.microsoft.com/office/drawing/2016/5/11/chartex" xmlns:cx6="http://schemas.microsoft.com/office/drawing/2016/5/12/chartex" xmlns:cx7="http://schemas.microsoft.com/office/drawing/2016/5/13/chartex" xmlns:cx8="http://schemas.microsoft.com/office/drawing/2016/5/14/chartex" xmlns:mc="http://schemas.openxmlformats.org/markup-compatibility/2006" xmlns:aink="http://schemas.microsoft.com/office/drawing/2016/ink" xmlns:am3d="http://schemas.microsoft.com/office/drawing/2017/model3d" xmlns:o="urn:schemas-microsoft-com:office:office" xmlns:r="http://schemas.openxmlformats.org/officeDocument/2006/relationships" xmlns:m="http://schemas.openxmlformats.org/officeDocument/2006/math" xmlns:v="urn:schemas-microsoft-com:vml" xmlns:wp14="http://schemas.microsoft.com/office/word/2010/wordprocessingDrawing" xmlns:wp="http://schemas.openxmlformats.org/drawingml/2006/wordprocessingDrawing" xmlns:w10="urn:schemas-microsoft-com:office:word" xmlns:w="http://schemas.openxmlformats.org/wordprocessingml/2006/main" xmlns:w14="http://schemas.microsoft.com/office/word/2010/wordml" xmlns:w15="http://schemas.microsoft.com/office/word/2012/wordml" xmlns:w16cex="http://schemas.microsoft.com/office/word/2018/wordml/cex" xmlns:w16cid="http://schemas.microsoft.com/office/word/2016/wordml/cid" xmlns:w16="http://schemas.microsoft.com/office/word/2018/wordml" xmlns:w16sdtdh="http://schemas.microsoft.com/office/word/2020/wordml/sdtdatahash" xmlns:w16se="http://schemas.microsoft.com/office/word/2015/wordml/symex" xmlns:wpg="http://schemas.microsoft.com/office/word/2010/wordprocessingGroup" xmlns:wpi="http://schemas.microsoft.com/office/word/2010/wordprocessingInk" xmlns:wne="http://schemas.microsoft.com/office/word/2006/wordml" xmlns:wps="http://schemas.microsoft.com/office/word/2010/wordprocessingShape" mc:Ignorable="w14 w15 w16se w16cid w16 w16cex w16sdtdh wp14">
   <w:abstractNum w:abstractNumId="0" w15:restartNumberingAfterBreak="0">
+    <w:nsid w:val="013F7884"/>
+    <w:multiLevelType w:val="multilevel"/>
+    <w:tmpl w:val="54BC303E"/>
+    <w:lvl w:ilvl="0">
+      <w:start w:val="1"/>
+      <w:numFmt w:val="bullet"/>
+      <w:lvlText w:val=""/>
+      <w:lvlJc w:val="left"/>
+      <w:pPr>
+        <w:tabs>
+          <w:tab w:val="num" w:pos="720"/>
+        </w:tabs>
+        <w:ind w:left="720" w:hanging="360"/>
+      </w:pPr>
+      <w:rPr>
+        <w:rFonts w:ascii="Symbol" w:hAnsi="Symbol" w:hint="default"/>
+        <w:sz w:val="20"/>
+      </w:rPr>
+    </w:lvl>
+    <w:lvl w:ilvl="1" w:tentative="1">
+      <w:start w:val="1"/>
+      <w:numFmt w:val="bullet"/>
+      <w:lvlText w:val="o"/>
+      <w:lvlJc w:val="left"/>
+      <w:pPr>
+        <w:tabs>
+          <w:tab w:val="num" w:pos="1440"/>
+        </w:tabs>
+        <w:ind w:left="1440" w:hanging="360"/>
+      </w:pPr>
+      <w:rPr>
+        <w:rFonts w:ascii="Courier New" w:hAnsi="Courier New" w:hint="default"/>
+        <w:sz w:val="20"/>
+      </w:rPr>
+    </w:lvl>
+    <w:lvl w:ilvl="2" w:tentative="1">
+      <w:start w:val="1"/>
+      <w:numFmt w:val="bullet"/>
+      <w:lvlText w:val=""/>
+      <w:lvlJc w:val="left"/>
+      <w:pPr>
+        <w:tabs>
+          <w:tab w:val="num" w:pos="2160"/>
+        </w:tabs>
+        <w:ind w:left="2160" w:hanging="360"/>
+      </w:pPr>
+      <w:rPr>
+        <w:rFonts w:ascii="Wingdings" w:hAnsi="Wingdings" w:hint="default"/>
+        <w:sz w:val="20"/>
+      </w:rPr>
+    </w:lvl>
+    <w:lvl w:ilvl="3" w:tentative="1">
+      <w:start w:val="1"/>
+      <w:numFmt w:val="bullet"/>
+      <w:lvlText w:val=""/>
+      <w:lvlJc w:val="left"/>
+      <w:pPr>
+        <w:tabs>
+          <w:tab w:val="num" w:pos="2880"/>
+        </w:tabs>
+        <w:ind w:left="2880" w:hanging="360"/>
+      </w:pPr>
+      <w:rPr>
+        <w:rFonts w:ascii="Wingdings" w:hAnsi="Wingdings" w:hint="default"/>
+        <w:sz w:val="20"/>
+      </w:rPr>
+    </w:lvl>
+    <w:lvl w:ilvl="4" w:tentative="1">
+      <w:start w:val="1"/>
+      <w:numFmt w:val="bullet"/>
+      <w:lvlText w:val=""/>
+      <w:lvlJc w:val="left"/>
+      <w:pPr>
+        <w:tabs>
+          <w:tab w:val="num" w:pos="3600"/>
+        </w:tabs>
+        <w:ind w:left="3600" w:hanging="360"/>
+      </w:pPr>
+      <w:rPr>
+        <w:rFonts w:ascii="Wingdings" w:hAnsi="Wingdings" w:hint="default"/>
+        <w:sz w:val="20"/>
+      </w:rPr>
+    </w:lvl>
+    <w:lvl w:ilvl="5" w:tentative="1">
+      <w:start w:val="1"/>
+      <w:numFmt w:val="bullet"/>
+      <w:lvlText w:val=""/>
+      <w:lvlJc w:val="left"/>
+      <w:pPr>
+        <w:tabs>
+          <w:tab w:val="num" w:pos="4320"/>
+        </w:tabs>
+        <w:ind w:left="4320" w:hanging="360"/>
+      </w:pPr>
+      <w:rPr>
+        <w:rFonts w:ascii="Wingdings" w:hAnsi="Wingdings" w:hint="default"/>
+        <w:sz w:val="20"/>
+      </w:rPr>
+    </w:lvl>
+    <w:lvl w:ilvl="6" w:tentative="1">
+      <w:start w:val="1"/>
+      <w:numFmt w:val="bullet"/>
+      <w:lvlText w:val=""/>
+      <w:lvlJc w:val="left"/>
+      <w:pPr>
+        <w:tabs>
+          <w:tab w:val="num" w:pos="5040"/>
+        </w:tabs>
+        <w:ind w:left="5040" w:hanging="360"/>
+      </w:pPr>
+      <w:rPr>
+        <w:rFonts w:ascii="Wingdings" w:hAnsi="Wingdings" w:hint="default"/>
+        <w:sz w:val="20"/>
+      </w:rPr>
+    </w:lvl>
+    <w:lvl w:ilvl="7" w:tentative="1">
+      <w:start w:val="1"/>
+      <w:numFmt w:val="bullet"/>
+      <w:lvlText w:val=""/>
+      <w:lvlJc w:val="left"/>
+      <w:pPr>
+        <w:tabs>
+          <w:tab w:val="num" w:pos="5760"/>
+        </w:tabs>
+        <w:ind w:left="5760" w:hanging="360"/>
+      </w:pPr>
+      <w:rPr>
+        <w:rFonts w:ascii="Wingdings" w:hAnsi="Wingdings" w:hint="default"/>
+        <w:sz w:val="20"/>
+      </w:rPr>
+    </w:lvl>
+    <w:lvl w:ilvl="8" w:tentative="1">
+      <w:start w:val="1"/>
+      <w:numFmt w:val="bullet"/>
+      <w:lvlText w:val=""/>
+      <w:lvlJc w:val="left"/>
+      <w:pPr>
+        <w:tabs>
+          <w:tab w:val="num" w:pos="6480"/>
+        </w:tabs>
+        <w:ind w:left="6480" w:hanging="360"/>
+      </w:pPr>
+      <w:rPr>
+        <w:rFonts w:ascii="Wingdings" w:hAnsi="Wingdings" w:hint="default"/>
+        <w:sz w:val="20"/>
+      </w:rPr>
+    </w:lvl>
+  </w:abstractNum>
+  <w:abstractNum w:abstractNumId="1" w15:restartNumberingAfterBreak="0">
+    <w:nsid w:val="33155B27"/>
+    <w:multiLevelType w:val="multilevel"/>
+    <w:tmpl w:val="814497A8"/>
+    <w:lvl w:ilvl="0">
+      <w:start w:val="1"/>
+      <w:numFmt w:val="bullet"/>
+      <w:lvlText w:val=""/>
+      <w:lvlJc w:val="left"/>
+      <w:pPr>
+        <w:tabs>
+          <w:tab w:val="num" w:pos="720"/>
+        </w:tabs>
+        <w:ind w:left="720" w:hanging="360"/>
+      </w:pPr>
+      <w:rPr>
+        <w:rFonts w:ascii="Symbol" w:hAnsi="Symbol" w:hint="default"/>
+        <w:sz w:val="20"/>
+      </w:rPr>
+    </w:lvl>
+    <w:lvl w:ilvl="1" w:tentative="1">
+      <w:start w:val="1"/>
+      <w:numFmt w:val="bullet"/>
+      <w:lvlText w:val="o"/>
+      <w:lvlJc w:val="left"/>
+      <w:pPr>
+        <w:tabs>
+          <w:tab w:val="num" w:pos="1440"/>
+        </w:tabs>
+        <w:ind w:left="1440" w:hanging="360"/>
+      </w:pPr>
+      <w:rPr>
+        <w:rFonts w:ascii="Courier New" w:hAnsi="Courier New" w:hint="default"/>
+        <w:sz w:val="20"/>
+      </w:rPr>
+    </w:lvl>
+    <w:lvl w:ilvl="2" w:tentative="1">
+      <w:start w:val="1"/>
+      <w:numFmt w:val="bullet"/>
+      <w:lvlText w:val=""/>
+      <w:lvlJc w:val="left"/>
+      <w:pPr>
+        <w:tabs>
+          <w:tab w:val="num" w:pos="2160"/>
+        </w:tabs>
+        <w:ind w:left="2160" w:hanging="360"/>
+      </w:pPr>
+      <w:rPr>
+        <w:rFonts w:ascii="Wingdings" w:hAnsi="Wingdings" w:hint="default"/>
+        <w:sz w:val="20"/>
+      </w:rPr>
+    </w:lvl>
+    <w:lvl w:ilvl="3" w:tentative="1">
+      <w:start w:val="1"/>
+      <w:numFmt w:val="bullet"/>
+      <w:lvlText w:val=""/>
+      <w:lvlJc w:val="left"/>
+      <w:pPr>
+        <w:tabs>
+          <w:tab w:val="num" w:pos="2880"/>
+        </w:tabs>
+        <w:ind w:left="2880" w:hanging="360"/>
+      </w:pPr>
+      <w:rPr>
+        <w:rFonts w:ascii="Wingdings" w:hAnsi="Wingdings" w:hint="default"/>
+        <w:sz w:val="20"/>
+      </w:rPr>
+    </w:lvl>
+    <w:lvl w:ilvl="4" w:tentative="1">
+      <w:start w:val="1"/>
+      <w:numFmt w:val="bullet"/>
+      <w:lvlText w:val=""/>
+      <w:lvlJc w:val="left"/>
+      <w:pPr>
+        <w:tabs>
+          <w:tab w:val="num" w:pos="3600"/>
+        </w:tabs>
+        <w:ind w:left="3600" w:hanging="360"/>
+      </w:pPr>
+      <w:rPr>
+        <w:rFonts w:ascii="Wingdings" w:hAnsi="Wingdings" w:hint="default"/>
+        <w:sz w:val="20"/>
+      </w:rPr>
+    </w:lvl>
+    <w:lvl w:ilvl="5" w:tentative="1">
+      <w:start w:val="1"/>
+      <w:numFmt w:val="bullet"/>
+      <w:lvlText w:val=""/>
+      <w:lvlJc w:val="left"/>
+      <w:pPr>
+        <w:tabs>
+          <w:tab w:val="num" w:pos="4320"/>
+        </w:tabs>
+        <w:ind w:left="4320" w:hanging="360"/>
+      </w:pPr>
+      <w:rPr>
+        <w:rFonts w:ascii="Wingdings" w:hAnsi="Wingdings" w:hint="default"/>
+        <w:sz w:val="20"/>
+      </w:rPr>
+    </w:lvl>
+    <w:lvl w:ilvl="6" w:tentative="1">
+      <w:start w:val="1"/>
+      <w:numFmt w:val="bullet"/>
+      <w:lvlText w:val=""/>
+      <w:lvlJc w:val="left"/>
+      <w:pPr>
+        <w:tabs>
+          <w:tab w:val="num" w:pos="5040"/>
+        </w:tabs>
+        <w:ind w:left="5040" w:hanging="360"/>
+      </w:pPr>
+      <w:rPr>
+        <w:rFonts w:ascii="Wingdings" w:hAnsi="Wingdings" w:hint="default"/>
+        <w:sz w:val="20"/>
+      </w:rPr>
+    </w:lvl>
+    <w:lvl w:ilvl="7" w:tentative="1">
+      <w:start w:val="1"/>
+      <w:numFmt w:val="bullet"/>
+      <w:lvlText w:val=""/>
+      <w:lvlJc w:val="left"/>
+      <w:pPr>
+        <w:tabs>
+          <w:tab w:val="num" w:pos="5760"/>
+        </w:tabs>
+        <w:ind w:left="5760" w:hanging="360"/>
+      </w:pPr>
+      <w:rPr>
+        <w:rFonts w:ascii="Wingdings" w:hAnsi="Wingdings" w:hint="default"/>
+        <w:sz w:val="20"/>
+      </w:rPr>
+    </w:lvl>
+    <w:lvl w:ilvl="8" w:tentative="1">
+      <w:start w:val="1"/>
+      <w:numFmt w:val="bullet"/>
+      <w:lvlText w:val=""/>
+      <w:lvlJc w:val="left"/>
+      <w:pPr>
+        <w:tabs>
+          <w:tab w:val="num" w:pos="6480"/>
+        </w:tabs>
+        <w:ind w:left="6480" w:hanging="360"/>
+      </w:pPr>
+      <w:rPr>
+        <w:rFonts w:ascii="Wingdings" w:hAnsi="Wingdings" w:hint="default"/>
+        <w:sz w:val="20"/>
+      </w:rPr>
+    </w:lvl>
+  </w:abstractNum>
+  <w:abstractNum w:abstractNumId="2" w15:restartNumberingAfterBreak="0">
+    <w:nsid w:val="3DD008E0"/>
+    <w:multiLevelType w:val="multilevel"/>
+    <w:tmpl w:val="3A0E84CA"/>
+    <w:lvl w:ilvl="0">
+      <w:start w:val="1"/>
+      <w:numFmt w:val="bullet"/>
+      <w:lvlText w:val=""/>
+      <w:lvlJc w:val="left"/>
+      <w:pPr>
+        <w:tabs>
+          <w:tab w:val="num" w:pos="720"/>
+        </w:tabs>
+        <w:ind w:left="720" w:hanging="360"/>
+      </w:pPr>
+      <w:rPr>
+        <w:rFonts w:ascii="Symbol" w:hAnsi="Symbol" w:hint="default"/>
+        <w:sz w:val="20"/>
+      </w:rPr>
+    </w:lvl>
+    <w:lvl w:ilvl="1" w:tentative="1">
+      <w:start w:val="1"/>
+      <w:numFmt w:val="bullet"/>
+      <w:lvlText w:val="o"/>
+      <w:lvlJc w:val="left"/>
+      <w:pPr>
+        <w:tabs>
+          <w:tab w:val="num" w:pos="1440"/>
+        </w:tabs>
+        <w:ind w:left="1440" w:hanging="360"/>
+      </w:pPr>
+      <w:rPr>
+        <w:rFonts w:ascii="Courier New" w:hAnsi="Courier New" w:hint="default"/>
+        <w:sz w:val="20"/>
+      </w:rPr>
+    </w:lvl>
+    <w:lvl w:ilvl="2" w:tentative="1">
+      <w:start w:val="1"/>
+      <w:numFmt w:val="bullet"/>
+      <w:lvlText w:val=""/>
+      <w:lvlJc w:val="left"/>
+      <w:pPr>
+        <w:tabs>
+          <w:tab w:val="num" w:pos="2160"/>
+        </w:tabs>
+        <w:ind w:left="2160" w:hanging="360"/>
+      </w:pPr>
+      <w:rPr>
+        <w:rFonts w:ascii="Wingdings" w:hAnsi="Wingdings" w:hint="default"/>
+        <w:sz w:val="20"/>
+      </w:rPr>
+    </w:lvl>
+    <w:lvl w:ilvl="3" w:tentative="1">
+      <w:start w:val="1"/>
+      <w:numFmt w:val="bullet"/>
+      <w:lvlText w:val=""/>
+      <w:lvlJc w:val="left"/>
+      <w:pPr>
+        <w:tabs>
+          <w:tab w:val="num" w:pos="2880"/>
+        </w:tabs>
+        <w:ind w:left="2880" w:hanging="360"/>
+      </w:pPr>
+      <w:rPr>
+        <w:rFonts w:ascii="Wingdings" w:hAnsi="Wingdings" w:hint="default"/>
+        <w:sz w:val="20"/>
+      </w:rPr>
+    </w:lvl>
+    <w:lvl w:ilvl="4" w:tentative="1">
+      <w:start w:val="1"/>
+      <w:numFmt w:val="bullet"/>
+      <w:lvlText w:val=""/>
+      <w:lvlJc w:val="left"/>
+      <w:pPr>
+        <w:tabs>
+          <w:tab w:val="num" w:pos="3600"/>
+        </w:tabs>
+        <w:ind w:left="3600" w:hanging="360"/>
+      </w:pPr>
+      <w:rPr>
+        <w:rFonts w:ascii="Wingdings" w:hAnsi="Wingdings" w:hint="default"/>
+        <w:sz w:val="20"/>
+      </w:rPr>
+    </w:lvl>
+    <w:lvl w:ilvl="5" w:tentative="1">
+      <w:start w:val="1"/>
+      <w:numFmt w:val="bullet"/>
+      <w:lvlText w:val=""/>
+      <w:lvlJc w:val="left"/>
+      <w:pPr>
+        <w:tabs>
+          <w:tab w:val="num" w:pos="4320"/>
+        </w:tabs>
+        <w:ind w:left="4320" w:hanging="360"/>
+      </w:pPr>
+      <w:rPr>
+        <w:rFonts w:ascii="Wingdings" w:hAnsi="Wingdings" w:hint="default"/>
+        <w:sz w:val="20"/>
+      </w:rPr>
+    </w:lvl>
+    <w:lvl w:ilvl="6" w:tentative="1">
+      <w:start w:val="1"/>
+      <w:numFmt w:val="bullet"/>
+      <w:lvlText w:val=""/>
+      <w:lvlJc w:val="left"/>
+      <w:pPr>
+        <w:tabs>
+          <w:tab w:val="num" w:pos="5040"/>
+        </w:tabs>
+        <w:ind w:left="5040" w:hanging="360"/>
+      </w:pPr>
+      <w:rPr>
+        <w:rFonts w:ascii="Wingdings" w:hAnsi="Wingdings" w:hint="default"/>
+        <w:sz w:val="20"/>
+      </w:rPr>
+    </w:lvl>
+    <w:lvl w:ilvl="7" w:tentative="1">
+      <w:start w:val="1"/>
+      <w:numFmt w:val="bullet"/>
+      <w:lvlText w:val=""/>
+      <w:lvlJc w:val="left"/>
+      <w:pPr>
+        <w:tabs>
+          <w:tab w:val="num" w:pos="5760"/>
+        </w:tabs>
+        <w:ind w:left="5760" w:hanging="360"/>
+      </w:pPr>
+      <w:rPr>
+        <w:rFonts w:ascii="Wingdings" w:hAnsi="Wingdings" w:hint="default"/>
+        <w:sz w:val="20"/>
+      </w:rPr>
+    </w:lvl>
+    <w:lvl w:ilvl="8" w:tentative="1">
+      <w:start w:val="1"/>
+      <w:numFmt w:val="bullet"/>
+      <w:lvlText w:val=""/>
+      <w:lvlJc w:val="left"/>
+      <w:pPr>
+        <w:tabs>
+          <w:tab w:val="num" w:pos="6480"/>
+        </w:tabs>
+        <w:ind w:left="6480" w:hanging="360"/>
+      </w:pPr>
+      <w:rPr>
+        <w:rFonts w:ascii="Wingdings" w:hAnsi="Wingdings" w:hint="default"/>
+        <w:sz w:val="20"/>
+      </w:rPr>
+    </w:lvl>
+  </w:abstractNum>
+  <w:abstractNum w:abstractNumId="3" w15:restartNumberingAfterBreak="0">
+    <w:nsid w:val="4821626B"/>
+    <w:multiLevelType w:val="multilevel"/>
+    <w:tmpl w:val="CE38B35A"/>
+    <w:lvl w:ilvl="0">
+      <w:start w:val="1"/>
+      <w:numFmt w:val="bullet"/>
+      <w:lvlText w:val=""/>
+      <w:lvlJc w:val="left"/>
+      <w:pPr>
+        <w:tabs>
+          <w:tab w:val="num" w:pos="720"/>
+        </w:tabs>
+        <w:ind w:left="720" w:hanging="360"/>
+      </w:pPr>
+      <w:rPr>
+        <w:rFonts w:ascii="Symbol" w:hAnsi="Symbol" w:hint="default"/>
+        <w:sz w:val="20"/>
+      </w:rPr>
+    </w:lvl>
+    <w:lvl w:ilvl="1">
+      <w:start w:val="1"/>
+      <w:numFmt w:val="bullet"/>
+      <w:lvlText w:val="o"/>
+      <w:lvlJc w:val="left"/>
+      <w:pPr>
+        <w:tabs>
+          <w:tab w:val="num" w:pos="1440"/>
+        </w:tabs>
+        <w:ind w:left="1440" w:hanging="360"/>
+      </w:pPr>
+      <w:rPr>
+        <w:rFonts w:ascii="Courier New" w:hAnsi="Courier New" w:hint="default"/>
+        <w:sz w:val="20"/>
+      </w:rPr>
+    </w:lvl>
+    <w:lvl w:ilvl="2" w:tentative="1">
+      <w:start w:val="1"/>
+      <w:numFmt w:val="bullet"/>
+      <w:lvlText w:val=""/>
+      <w:lvlJc w:val="left"/>
+      <w:pPr>
+        <w:tabs>
+          <w:tab w:val="num" w:pos="2160"/>
+        </w:tabs>
+        <w:ind w:left="2160" w:hanging="360"/>
+      </w:pPr>
+      <w:rPr>
+        <w:rFonts w:ascii="Wingdings" w:hAnsi="Wingdings" w:hint="default"/>
+        <w:sz w:val="20"/>
+      </w:rPr>
+    </w:lvl>
+    <w:lvl w:ilvl="3" w:tentative="1">
+      <w:start w:val="1"/>
+      <w:numFmt w:val="bullet"/>
+      <w:lvlText w:val=""/>
+      <w:lvlJc w:val="left"/>
+      <w:pPr>
+        <w:tabs>
+          <w:tab w:val="num" w:pos="2880"/>
+        </w:tabs>
+        <w:ind w:left="2880" w:hanging="360"/>
+      </w:pPr>
+      <w:rPr>
+        <w:rFonts w:ascii="Wingdings" w:hAnsi="Wingdings" w:hint="default"/>
+        <w:sz w:val="20"/>
+      </w:rPr>
+    </w:lvl>
+    <w:lvl w:ilvl="4" w:tentative="1">
+      <w:start w:val="1"/>
+      <w:numFmt w:val="bullet"/>
+      <w:lvlText w:val=""/>
+      <w:lvlJc w:val="left"/>
+      <w:pPr>
+        <w:tabs>
+          <w:tab w:val="num" w:pos="3600"/>
+        </w:tabs>
+        <w:ind w:left="3600" w:hanging="360"/>
+      </w:pPr>
+      <w:rPr>
+        <w:rFonts w:ascii="Wingdings" w:hAnsi="Wingdings" w:hint="default"/>
+        <w:sz w:val="20"/>
+      </w:rPr>
+    </w:lvl>
+    <w:lvl w:ilvl="5" w:tentative="1">
+      <w:start w:val="1"/>
+      <w:numFmt w:val="bullet"/>
+      <w:lvlText w:val=""/>
+      <w:lvlJc w:val="left"/>
+      <w:pPr>
+        <w:tabs>
+          <w:tab w:val="num" w:pos="4320"/>
+        </w:tabs>
+        <w:ind w:left="4320" w:hanging="360"/>
+      </w:pPr>
+      <w:rPr>
+        <w:rFonts w:ascii="Wingdings" w:hAnsi="Wingdings" w:hint="default"/>
+        <w:sz w:val="20"/>
+      </w:rPr>
+    </w:lvl>
+    <w:lvl w:ilvl="6" w:tentative="1">
+      <w:start w:val="1"/>
+      <w:numFmt w:val="bullet"/>
+      <w:lvlText w:val=""/>
+      <w:lvlJc w:val="left"/>
+      <w:pPr>
+        <w:tabs>
+          <w:tab w:val="num" w:pos="5040"/>
+        </w:tabs>
+        <w:ind w:left="5040" w:hanging="360"/>
+      </w:pPr>
+      <w:rPr>
+        <w:rFonts w:ascii="Wingdings" w:hAnsi="Wingdings" w:hint="default"/>
+        <w:sz w:val="20"/>
+      </w:rPr>
+    </w:lvl>
+    <w:lvl w:ilvl="7" w:tentative="1">
+      <w:start w:val="1"/>
+      <w:numFmt w:val="bullet"/>
+      <w:lvlText w:val=""/>
+      <w:lvlJc w:val="left"/>
+      <w:pPr>
+        <w:tabs>
+          <w:tab w:val="num" w:pos="5760"/>
+        </w:tabs>
+        <w:ind w:left="5760" w:hanging="360"/>
+      </w:pPr>
+      <w:rPr>
+        <w:rFonts w:ascii="Wingdings" w:hAnsi="Wingdings" w:hint="default"/>
+        <w:sz w:val="20"/>
+      </w:rPr>
+    </w:lvl>
+    <w:lvl w:ilvl="8" w:tentative="1">
+      <w:start w:val="1"/>
+      <w:numFmt w:val="bullet"/>
+      <w:lvlText w:val=""/>
+      <w:lvlJc w:val="left"/>
+      <w:pPr>
+        <w:tabs>
+          <w:tab w:val="num" w:pos="6480"/>
+        </w:tabs>
+        <w:ind w:left="6480" w:hanging="360"/>
+      </w:pPr>
+      <w:rPr>
+        <w:rFonts w:ascii="Wingdings" w:hAnsi="Wingdings" w:hint="default"/>
+        <w:sz w:val="20"/>
+      </w:rPr>
+    </w:lvl>
+  </w:abstractNum>
+  <w:abstractNum w:abstractNumId="4" w15:restartNumberingAfterBreak="0">
     <w:nsid w:val="49CB27A2"/>
     <w:multiLevelType w:val="multilevel"/>
     <w:tmpl w:val="73980964"/>
@@ -4325,7 +8975,7 @@
       </w:pPr>
     </w:lvl>
   </w:abstractNum>
-  <w:abstractNum w:abstractNumId="1" w15:restartNumberingAfterBreak="0">
+  <w:abstractNum w:abstractNumId="5" w15:restartNumberingAfterBreak="0">
     <w:nsid w:val="59611C13"/>
     <w:multiLevelType w:val="multilevel"/>
     <w:tmpl w:val="9C0275FE"/>
@@ -4474,11 +9124,631 @@
       </w:rPr>
     </w:lvl>
   </w:abstractNum>
+  <w:abstractNum w:abstractNumId="6" w15:restartNumberingAfterBreak="0">
+    <w:nsid w:val="5CB55875"/>
+    <w:multiLevelType w:val="multilevel"/>
+    <w:tmpl w:val="8BDE562A"/>
+    <w:lvl w:ilvl="0">
+      <w:start w:val="1"/>
+      <w:numFmt w:val="bullet"/>
+      <w:lvlText w:val=""/>
+      <w:lvlJc w:val="left"/>
+      <w:pPr>
+        <w:tabs>
+          <w:tab w:val="num" w:pos="720"/>
+        </w:tabs>
+        <w:ind w:left="720" w:hanging="360"/>
+      </w:pPr>
+      <w:rPr>
+        <w:rFonts w:ascii="Symbol" w:hAnsi="Symbol" w:hint="default"/>
+        <w:sz w:val="20"/>
+      </w:rPr>
+    </w:lvl>
+    <w:lvl w:ilvl="1" w:tentative="1">
+      <w:start w:val="1"/>
+      <w:numFmt w:val="bullet"/>
+      <w:lvlText w:val="o"/>
+      <w:lvlJc w:val="left"/>
+      <w:pPr>
+        <w:tabs>
+          <w:tab w:val="num" w:pos="1440"/>
+        </w:tabs>
+        <w:ind w:left="1440" w:hanging="360"/>
+      </w:pPr>
+      <w:rPr>
+        <w:rFonts w:ascii="Courier New" w:hAnsi="Courier New" w:hint="default"/>
+        <w:sz w:val="20"/>
+      </w:rPr>
+    </w:lvl>
+    <w:lvl w:ilvl="2" w:tentative="1">
+      <w:start w:val="1"/>
+      <w:numFmt w:val="bullet"/>
+      <w:lvlText w:val=""/>
+      <w:lvlJc w:val="left"/>
+      <w:pPr>
+        <w:tabs>
+          <w:tab w:val="num" w:pos="2160"/>
+        </w:tabs>
+        <w:ind w:left="2160" w:hanging="360"/>
+      </w:pPr>
+      <w:rPr>
+        <w:rFonts w:ascii="Wingdings" w:hAnsi="Wingdings" w:hint="default"/>
+        <w:sz w:val="20"/>
+      </w:rPr>
+    </w:lvl>
+    <w:lvl w:ilvl="3" w:tentative="1">
+      <w:start w:val="1"/>
+      <w:numFmt w:val="bullet"/>
+      <w:lvlText w:val=""/>
+      <w:lvlJc w:val="left"/>
+      <w:pPr>
+        <w:tabs>
+          <w:tab w:val="num" w:pos="2880"/>
+        </w:tabs>
+        <w:ind w:left="2880" w:hanging="360"/>
+      </w:pPr>
+      <w:rPr>
+        <w:rFonts w:ascii="Wingdings" w:hAnsi="Wingdings" w:hint="default"/>
+        <w:sz w:val="20"/>
+      </w:rPr>
+    </w:lvl>
+    <w:lvl w:ilvl="4" w:tentative="1">
+      <w:start w:val="1"/>
+      <w:numFmt w:val="bullet"/>
+      <w:lvlText w:val=""/>
+      <w:lvlJc w:val="left"/>
+      <w:pPr>
+        <w:tabs>
+          <w:tab w:val="num" w:pos="3600"/>
+        </w:tabs>
+        <w:ind w:left="3600" w:hanging="360"/>
+      </w:pPr>
+      <w:rPr>
+        <w:rFonts w:ascii="Wingdings" w:hAnsi="Wingdings" w:hint="default"/>
+        <w:sz w:val="20"/>
+      </w:rPr>
+    </w:lvl>
+    <w:lvl w:ilvl="5" w:tentative="1">
+      <w:start w:val="1"/>
+      <w:numFmt w:val="bullet"/>
+      <w:lvlText w:val=""/>
+      <w:lvlJc w:val="left"/>
+      <w:pPr>
+        <w:tabs>
+          <w:tab w:val="num" w:pos="4320"/>
+        </w:tabs>
+        <w:ind w:left="4320" w:hanging="360"/>
+      </w:pPr>
+      <w:rPr>
+        <w:rFonts w:ascii="Wingdings" w:hAnsi="Wingdings" w:hint="default"/>
+        <w:sz w:val="20"/>
+      </w:rPr>
+    </w:lvl>
+    <w:lvl w:ilvl="6" w:tentative="1">
+      <w:start w:val="1"/>
+      <w:numFmt w:val="bullet"/>
+      <w:lvlText w:val=""/>
+      <w:lvlJc w:val="left"/>
+      <w:pPr>
+        <w:tabs>
+          <w:tab w:val="num" w:pos="5040"/>
+        </w:tabs>
+        <w:ind w:left="5040" w:hanging="360"/>
+      </w:pPr>
+      <w:rPr>
+        <w:rFonts w:ascii="Wingdings" w:hAnsi="Wingdings" w:hint="default"/>
+        <w:sz w:val="20"/>
+      </w:rPr>
+    </w:lvl>
+    <w:lvl w:ilvl="7" w:tentative="1">
+      <w:start w:val="1"/>
+      <w:numFmt w:val="bullet"/>
+      <w:lvlText w:val=""/>
+      <w:lvlJc w:val="left"/>
+      <w:pPr>
+        <w:tabs>
+          <w:tab w:val="num" w:pos="5760"/>
+        </w:tabs>
+        <w:ind w:left="5760" w:hanging="360"/>
+      </w:pPr>
+      <w:rPr>
+        <w:rFonts w:ascii="Wingdings" w:hAnsi="Wingdings" w:hint="default"/>
+        <w:sz w:val="20"/>
+      </w:rPr>
+    </w:lvl>
+    <w:lvl w:ilvl="8" w:tentative="1">
+      <w:start w:val="1"/>
+      <w:numFmt w:val="bullet"/>
+      <w:lvlText w:val=""/>
+      <w:lvlJc w:val="left"/>
+      <w:pPr>
+        <w:tabs>
+          <w:tab w:val="num" w:pos="6480"/>
+        </w:tabs>
+        <w:ind w:left="6480" w:hanging="360"/>
+      </w:pPr>
+      <w:rPr>
+        <w:rFonts w:ascii="Wingdings" w:hAnsi="Wingdings" w:hint="default"/>
+        <w:sz w:val="20"/>
+      </w:rPr>
+    </w:lvl>
+  </w:abstractNum>
+  <w:abstractNum w:abstractNumId="7" w15:restartNumberingAfterBreak="0">
+    <w:nsid w:val="60154B1E"/>
+    <w:multiLevelType w:val="multilevel"/>
+    <w:tmpl w:val="19E24106"/>
+    <w:lvl w:ilvl="0">
+      <w:start w:val="1"/>
+      <w:numFmt w:val="bullet"/>
+      <w:lvlText w:val=""/>
+      <w:lvlJc w:val="left"/>
+      <w:pPr>
+        <w:tabs>
+          <w:tab w:val="num" w:pos="720"/>
+        </w:tabs>
+        <w:ind w:left="720" w:hanging="360"/>
+      </w:pPr>
+      <w:rPr>
+        <w:rFonts w:ascii="Symbol" w:hAnsi="Symbol" w:hint="default"/>
+        <w:sz w:val="20"/>
+      </w:rPr>
+    </w:lvl>
+    <w:lvl w:ilvl="1" w:tentative="1">
+      <w:start w:val="1"/>
+      <w:numFmt w:val="bullet"/>
+      <w:lvlText w:val="o"/>
+      <w:lvlJc w:val="left"/>
+      <w:pPr>
+        <w:tabs>
+          <w:tab w:val="num" w:pos="1440"/>
+        </w:tabs>
+        <w:ind w:left="1440" w:hanging="360"/>
+      </w:pPr>
+      <w:rPr>
+        <w:rFonts w:ascii="Courier New" w:hAnsi="Courier New" w:hint="default"/>
+        <w:sz w:val="20"/>
+      </w:rPr>
+    </w:lvl>
+    <w:lvl w:ilvl="2" w:tentative="1">
+      <w:start w:val="1"/>
+      <w:numFmt w:val="bullet"/>
+      <w:lvlText w:val=""/>
+      <w:lvlJc w:val="left"/>
+      <w:pPr>
+        <w:tabs>
+          <w:tab w:val="num" w:pos="2160"/>
+        </w:tabs>
+        <w:ind w:left="2160" w:hanging="360"/>
+      </w:pPr>
+      <w:rPr>
+        <w:rFonts w:ascii="Wingdings" w:hAnsi="Wingdings" w:hint="default"/>
+        <w:sz w:val="20"/>
+      </w:rPr>
+    </w:lvl>
+    <w:lvl w:ilvl="3" w:tentative="1">
+      <w:start w:val="1"/>
+      <w:numFmt w:val="bullet"/>
+      <w:lvlText w:val=""/>
+      <w:lvlJc w:val="left"/>
+      <w:pPr>
+        <w:tabs>
+          <w:tab w:val="num" w:pos="2880"/>
+        </w:tabs>
+        <w:ind w:left="2880" w:hanging="360"/>
+      </w:pPr>
+      <w:rPr>
+        <w:rFonts w:ascii="Wingdings" w:hAnsi="Wingdings" w:hint="default"/>
+        <w:sz w:val="20"/>
+      </w:rPr>
+    </w:lvl>
+    <w:lvl w:ilvl="4" w:tentative="1">
+      <w:start w:val="1"/>
+      <w:numFmt w:val="bullet"/>
+      <w:lvlText w:val=""/>
+      <w:lvlJc w:val="left"/>
+      <w:pPr>
+        <w:tabs>
+          <w:tab w:val="num" w:pos="3600"/>
+        </w:tabs>
+        <w:ind w:left="3600" w:hanging="360"/>
+      </w:pPr>
+      <w:rPr>
+        <w:rFonts w:ascii="Wingdings" w:hAnsi="Wingdings" w:hint="default"/>
+        <w:sz w:val="20"/>
+      </w:rPr>
+    </w:lvl>
+    <w:lvl w:ilvl="5" w:tentative="1">
+      <w:start w:val="1"/>
+      <w:numFmt w:val="bullet"/>
+      <w:lvlText w:val=""/>
+      <w:lvlJc w:val="left"/>
+      <w:pPr>
+        <w:tabs>
+          <w:tab w:val="num" w:pos="4320"/>
+        </w:tabs>
+        <w:ind w:left="4320" w:hanging="360"/>
+      </w:pPr>
+      <w:rPr>
+        <w:rFonts w:ascii="Wingdings" w:hAnsi="Wingdings" w:hint="default"/>
+        <w:sz w:val="20"/>
+      </w:rPr>
+    </w:lvl>
+    <w:lvl w:ilvl="6" w:tentative="1">
+      <w:start w:val="1"/>
+      <w:numFmt w:val="bullet"/>
+      <w:lvlText w:val=""/>
+      <w:lvlJc w:val="left"/>
+      <w:pPr>
+        <w:tabs>
+          <w:tab w:val="num" w:pos="5040"/>
+        </w:tabs>
+        <w:ind w:left="5040" w:hanging="360"/>
+      </w:pPr>
+      <w:rPr>
+        <w:rFonts w:ascii="Wingdings" w:hAnsi="Wingdings" w:hint="default"/>
+        <w:sz w:val="20"/>
+      </w:rPr>
+    </w:lvl>
+    <w:lvl w:ilvl="7" w:tentative="1">
+      <w:start w:val="1"/>
+      <w:numFmt w:val="bullet"/>
+      <w:lvlText w:val=""/>
+      <w:lvlJc w:val="left"/>
+      <w:pPr>
+        <w:tabs>
+          <w:tab w:val="num" w:pos="5760"/>
+        </w:tabs>
+        <w:ind w:left="5760" w:hanging="360"/>
+      </w:pPr>
+      <w:rPr>
+        <w:rFonts w:ascii="Wingdings" w:hAnsi="Wingdings" w:hint="default"/>
+        <w:sz w:val="20"/>
+      </w:rPr>
+    </w:lvl>
+    <w:lvl w:ilvl="8" w:tentative="1">
+      <w:start w:val="1"/>
+      <w:numFmt w:val="bullet"/>
+      <w:lvlText w:val=""/>
+      <w:lvlJc w:val="left"/>
+      <w:pPr>
+        <w:tabs>
+          <w:tab w:val="num" w:pos="6480"/>
+        </w:tabs>
+        <w:ind w:left="6480" w:hanging="360"/>
+      </w:pPr>
+      <w:rPr>
+        <w:rFonts w:ascii="Wingdings" w:hAnsi="Wingdings" w:hint="default"/>
+        <w:sz w:val="20"/>
+      </w:rPr>
+    </w:lvl>
+  </w:abstractNum>
+  <w:abstractNum w:abstractNumId="8" w15:restartNumberingAfterBreak="0">
+    <w:nsid w:val="64BF49BC"/>
+    <w:multiLevelType w:val="multilevel"/>
+    <w:tmpl w:val="FB3CCF3C"/>
+    <w:lvl w:ilvl="0">
+      <w:start w:val="1"/>
+      <w:numFmt w:val="bullet"/>
+      <w:lvlText w:val=""/>
+      <w:lvlJc w:val="left"/>
+      <w:pPr>
+        <w:tabs>
+          <w:tab w:val="num" w:pos="720"/>
+        </w:tabs>
+        <w:ind w:left="720" w:hanging="360"/>
+      </w:pPr>
+      <w:rPr>
+        <w:rFonts w:ascii="Symbol" w:hAnsi="Symbol" w:hint="default"/>
+        <w:sz w:val="20"/>
+      </w:rPr>
+    </w:lvl>
+    <w:lvl w:ilvl="1" w:tentative="1">
+      <w:start w:val="1"/>
+      <w:numFmt w:val="bullet"/>
+      <w:lvlText w:val="o"/>
+      <w:lvlJc w:val="left"/>
+      <w:pPr>
+        <w:tabs>
+          <w:tab w:val="num" w:pos="1440"/>
+        </w:tabs>
+        <w:ind w:left="1440" w:hanging="360"/>
+      </w:pPr>
+      <w:rPr>
+        <w:rFonts w:ascii="Courier New" w:hAnsi="Courier New" w:hint="default"/>
+        <w:sz w:val="20"/>
+      </w:rPr>
+    </w:lvl>
+    <w:lvl w:ilvl="2" w:tentative="1">
+      <w:start w:val="1"/>
+      <w:numFmt w:val="bullet"/>
+      <w:lvlText w:val=""/>
+      <w:lvlJc w:val="left"/>
+      <w:pPr>
+        <w:tabs>
+          <w:tab w:val="num" w:pos="2160"/>
+        </w:tabs>
+        <w:ind w:left="2160" w:hanging="360"/>
+      </w:pPr>
+      <w:rPr>
+        <w:rFonts w:ascii="Wingdings" w:hAnsi="Wingdings" w:hint="default"/>
+        <w:sz w:val="20"/>
+      </w:rPr>
+    </w:lvl>
+    <w:lvl w:ilvl="3" w:tentative="1">
+      <w:start w:val="1"/>
+      <w:numFmt w:val="bullet"/>
+      <w:lvlText w:val=""/>
+      <w:lvlJc w:val="left"/>
+      <w:pPr>
+        <w:tabs>
+          <w:tab w:val="num" w:pos="2880"/>
+        </w:tabs>
+        <w:ind w:left="2880" w:hanging="360"/>
+      </w:pPr>
+      <w:rPr>
+        <w:rFonts w:ascii="Wingdings" w:hAnsi="Wingdings" w:hint="default"/>
+        <w:sz w:val="20"/>
+      </w:rPr>
+    </w:lvl>
+    <w:lvl w:ilvl="4" w:tentative="1">
+      <w:start w:val="1"/>
+      <w:numFmt w:val="bullet"/>
+      <w:lvlText w:val=""/>
+      <w:lvlJc w:val="left"/>
+      <w:pPr>
+        <w:tabs>
+          <w:tab w:val="num" w:pos="3600"/>
+        </w:tabs>
+        <w:ind w:left="3600" w:hanging="360"/>
+      </w:pPr>
+      <w:rPr>
+        <w:rFonts w:ascii="Wingdings" w:hAnsi="Wingdings" w:hint="default"/>
+        <w:sz w:val="20"/>
+      </w:rPr>
+    </w:lvl>
+    <w:lvl w:ilvl="5" w:tentative="1">
+      <w:start w:val="1"/>
+      <w:numFmt w:val="bullet"/>
+      <w:lvlText w:val=""/>
+      <w:lvlJc w:val="left"/>
+      <w:pPr>
+        <w:tabs>
+          <w:tab w:val="num" w:pos="4320"/>
+        </w:tabs>
+        <w:ind w:left="4320" w:hanging="360"/>
+      </w:pPr>
+      <w:rPr>
+        <w:rFonts w:ascii="Wingdings" w:hAnsi="Wingdings" w:hint="default"/>
+        <w:sz w:val="20"/>
+      </w:rPr>
+    </w:lvl>
+    <w:lvl w:ilvl="6" w:tentative="1">
+      <w:start w:val="1"/>
+      <w:numFmt w:val="bullet"/>
+      <w:lvlText w:val=""/>
+      <w:lvlJc w:val="left"/>
+      <w:pPr>
+        <w:tabs>
+          <w:tab w:val="num" w:pos="5040"/>
+        </w:tabs>
+        <w:ind w:left="5040" w:hanging="360"/>
+      </w:pPr>
+      <w:rPr>
+        <w:rFonts w:ascii="Wingdings" w:hAnsi="Wingdings" w:hint="default"/>
+        <w:sz w:val="20"/>
+      </w:rPr>
+    </w:lvl>
+    <w:lvl w:ilvl="7" w:tentative="1">
+      <w:start w:val="1"/>
+      <w:numFmt w:val="bullet"/>
+      <w:lvlText w:val=""/>
+      <w:lvlJc w:val="left"/>
+      <w:pPr>
+        <w:tabs>
+          <w:tab w:val="num" w:pos="5760"/>
+        </w:tabs>
+        <w:ind w:left="5760" w:hanging="360"/>
+      </w:pPr>
+      <w:rPr>
+        <w:rFonts w:ascii="Wingdings" w:hAnsi="Wingdings" w:hint="default"/>
+        <w:sz w:val="20"/>
+      </w:rPr>
+    </w:lvl>
+    <w:lvl w:ilvl="8" w:tentative="1">
+      <w:start w:val="1"/>
+      <w:numFmt w:val="bullet"/>
+      <w:lvlText w:val=""/>
+      <w:lvlJc w:val="left"/>
+      <w:pPr>
+        <w:tabs>
+          <w:tab w:val="num" w:pos="6480"/>
+        </w:tabs>
+        <w:ind w:left="6480" w:hanging="360"/>
+      </w:pPr>
+      <w:rPr>
+        <w:rFonts w:ascii="Wingdings" w:hAnsi="Wingdings" w:hint="default"/>
+        <w:sz w:val="20"/>
+      </w:rPr>
+    </w:lvl>
+  </w:abstractNum>
+  <w:abstractNum w:abstractNumId="9" w15:restartNumberingAfterBreak="0">
+    <w:nsid w:val="791A301C"/>
+    <w:multiLevelType w:val="multilevel"/>
+    <w:tmpl w:val="C16E486A"/>
+    <w:lvl w:ilvl="0">
+      <w:start w:val="1"/>
+      <w:numFmt w:val="bullet"/>
+      <w:lvlText w:val=""/>
+      <w:lvlJc w:val="left"/>
+      <w:pPr>
+        <w:tabs>
+          <w:tab w:val="num" w:pos="720"/>
+        </w:tabs>
+        <w:ind w:left="720" w:hanging="360"/>
+      </w:pPr>
+      <w:rPr>
+        <w:rFonts w:ascii="Symbol" w:hAnsi="Symbol" w:hint="default"/>
+        <w:sz w:val="20"/>
+      </w:rPr>
+    </w:lvl>
+    <w:lvl w:ilvl="1" w:tentative="1">
+      <w:start w:val="1"/>
+      <w:numFmt w:val="bullet"/>
+      <w:lvlText w:val="o"/>
+      <w:lvlJc w:val="left"/>
+      <w:pPr>
+        <w:tabs>
+          <w:tab w:val="num" w:pos="1440"/>
+        </w:tabs>
+        <w:ind w:left="1440" w:hanging="360"/>
+      </w:pPr>
+      <w:rPr>
+        <w:rFonts w:ascii="Courier New" w:hAnsi="Courier New" w:hint="default"/>
+        <w:sz w:val="20"/>
+      </w:rPr>
+    </w:lvl>
+    <w:lvl w:ilvl="2" w:tentative="1">
+      <w:start w:val="1"/>
+      <w:numFmt w:val="bullet"/>
+      <w:lvlText w:val=""/>
+      <w:lvlJc w:val="left"/>
+      <w:pPr>
+        <w:tabs>
+          <w:tab w:val="num" w:pos="2160"/>
+        </w:tabs>
+        <w:ind w:left="2160" w:hanging="360"/>
+      </w:pPr>
+      <w:rPr>
+        <w:rFonts w:ascii="Wingdings" w:hAnsi="Wingdings" w:hint="default"/>
+        <w:sz w:val="20"/>
+      </w:rPr>
+    </w:lvl>
+    <w:lvl w:ilvl="3" w:tentative="1">
+      <w:start w:val="1"/>
+      <w:numFmt w:val="bullet"/>
+      <w:lvlText w:val=""/>
+      <w:lvlJc w:val="left"/>
+      <w:pPr>
+        <w:tabs>
+          <w:tab w:val="num" w:pos="2880"/>
+        </w:tabs>
+        <w:ind w:left="2880" w:hanging="360"/>
+      </w:pPr>
+      <w:rPr>
+        <w:rFonts w:ascii="Wingdings" w:hAnsi="Wingdings" w:hint="default"/>
+        <w:sz w:val="20"/>
+      </w:rPr>
+    </w:lvl>
+    <w:lvl w:ilvl="4" w:tentative="1">
+      <w:start w:val="1"/>
+      <w:numFmt w:val="bullet"/>
+      <w:lvlText w:val=""/>
+      <w:lvlJc w:val="left"/>
+      <w:pPr>
+        <w:tabs>
+          <w:tab w:val="num" w:pos="3600"/>
+        </w:tabs>
+        <w:ind w:left="3600" w:hanging="360"/>
+      </w:pPr>
+      <w:rPr>
+        <w:rFonts w:ascii="Wingdings" w:hAnsi="Wingdings" w:hint="default"/>
+        <w:sz w:val="20"/>
+      </w:rPr>
+    </w:lvl>
+    <w:lvl w:ilvl="5" w:tentative="1">
+      <w:start w:val="1"/>
+      <w:numFmt w:val="bullet"/>
+      <w:lvlText w:val=""/>
+      <w:lvlJc w:val="left"/>
+      <w:pPr>
+        <w:tabs>
+          <w:tab w:val="num" w:pos="4320"/>
+        </w:tabs>
+        <w:ind w:left="4320" w:hanging="360"/>
+      </w:pPr>
+      <w:rPr>
+        <w:rFonts w:ascii="Wingdings" w:hAnsi="Wingdings" w:hint="default"/>
+        <w:sz w:val="20"/>
+      </w:rPr>
+    </w:lvl>
+    <w:lvl w:ilvl="6" w:tentative="1">
+      <w:start w:val="1"/>
+      <w:numFmt w:val="bullet"/>
+      <w:lvlText w:val=""/>
+      <w:lvlJc w:val="left"/>
+      <w:pPr>
+        <w:tabs>
+          <w:tab w:val="num" w:pos="5040"/>
+        </w:tabs>
+        <w:ind w:left="5040" w:hanging="360"/>
+      </w:pPr>
+      <w:rPr>
+        <w:rFonts w:ascii="Wingdings" w:hAnsi="Wingdings" w:hint="default"/>
+        <w:sz w:val="20"/>
+      </w:rPr>
+    </w:lvl>
+    <w:lvl w:ilvl="7" w:tentative="1">
+      <w:start w:val="1"/>
+      <w:numFmt w:val="bullet"/>
+      <w:lvlText w:val=""/>
+      <w:lvlJc w:val="left"/>
+      <w:pPr>
+        <w:tabs>
+          <w:tab w:val="num" w:pos="5760"/>
+        </w:tabs>
+        <w:ind w:left="5760" w:hanging="360"/>
+      </w:pPr>
+      <w:rPr>
+        <w:rFonts w:ascii="Wingdings" w:hAnsi="Wingdings" w:hint="default"/>
+        <w:sz w:val="20"/>
+      </w:rPr>
+    </w:lvl>
+    <w:lvl w:ilvl="8" w:tentative="1">
+      <w:start w:val="1"/>
+      <w:numFmt w:val="bullet"/>
+      <w:lvlText w:val=""/>
+      <w:lvlJc w:val="left"/>
+      <w:pPr>
+        <w:tabs>
+          <w:tab w:val="num" w:pos="6480"/>
+        </w:tabs>
+        <w:ind w:left="6480" w:hanging="360"/>
+      </w:pPr>
+      <w:rPr>
+        <w:rFonts w:ascii="Wingdings" w:hAnsi="Wingdings" w:hint="default"/>
+        <w:sz w:val="20"/>
+      </w:rPr>
+    </w:lvl>
+  </w:abstractNum>
   <w:num w:numId="1">
+    <w:abstractNumId w:val="5"/>
+  </w:num>
+  <w:num w:numId="2">
+    <w:abstractNumId w:val="4"/>
+  </w:num>
+  <w:num w:numId="3">
+    <w:abstractNumId w:val="8"/>
+  </w:num>
+  <w:num w:numId="4">
+    <w:abstractNumId w:val="9"/>
+  </w:num>
+  <w:num w:numId="5">
     <w:abstractNumId w:val="1"/>
   </w:num>
-  <w:num w:numId="2">
+  <w:num w:numId="6">
+    <w:abstractNumId w:val="2"/>
+  </w:num>
+  <w:num w:numId="7">
+    <w:abstractNumId w:val="3"/>
+  </w:num>
+  <w:num w:numId="8">
+    <w:abstractNumId w:val="7"/>
+  </w:num>
+  <w:num w:numId="9">
     <w:abstractNumId w:val="0"/>
+  </w:num>
+  <w:num w:numId="10">
+    <w:abstractNumId w:val="6"/>
   </w:num>
 </w:numbering>
 </file>
@@ -5787,6 +11057,16 @@
     <w:basedOn w:val="DefaultParagraphFont"/>
     <w:rsid w:val="00854177"/>
   </w:style>
+  <w:style w:type="character" w:customStyle="1" w:styleId="b">
+    <w:name w:val="ͼb"/>
+    <w:basedOn w:val="DefaultParagraphFont"/>
+    <w:rsid w:val="00166100"/>
+  </w:style>
+  <w:style w:type="character" w:customStyle="1" w:styleId="7">
+    <w:name w:val="ͼ7"/>
+    <w:basedOn w:val="DefaultParagraphFont"/>
+    <w:rsid w:val="00F33770"/>
+  </w:style>
 </w:styles>
 </file>
 
@@ -6086,6 +11366,19 @@
 </file>
 
 <file path=customXml/item1.xml><?xml version="1.0" encoding="utf-8"?>
+<p:properties xmlns:p="http://schemas.microsoft.com/office/2006/metadata/properties" xmlns:xsi="http://www.w3.org/2001/XMLSchema-instance" xmlns:pc="http://schemas.microsoft.com/office/infopath/2007/PartnerControls">
+  <documentManagement>
+    <lcf76f155ced4ddcb4097134ff3c332f xmlns="03002ca9-34ad-434c-ac87-26756c0cdd06">
+      <Terms xmlns="http://schemas.microsoft.com/office/infopath/2007/PartnerControls"/>
+    </lcf76f155ced4ddcb4097134ff3c332f>
+    <TaxCatchAll xmlns="477676f7-3aaa-488c-8018-0d93153801a5" xsi:nil="true"/>
+    <_ip_UnifiedCompliancePolicyUIAction xmlns="http://schemas.microsoft.com/sharepoint/v3" xsi:nil="true"/>
+    <_ip_UnifiedCompliancePolicyProperties xmlns="http://schemas.microsoft.com/sharepoint/v3" xsi:nil="true"/>
+  </documentManagement>
+</p:properties>
+</file>
+
+<file path=customXml/item2.xml><?xml version="1.0" encoding="utf-8"?>
 <?mso-contentType ?>
 <FormTemplates xmlns="http://schemas.microsoft.com/sharepoint/v3/contenttype/forms">
   <Display>DocumentLibraryForm</Display>
@@ -6094,7 +11387,7 @@
 </FormTemplates>
 </file>
 
-<file path=customXml/item2.xml><?xml version="1.0" encoding="utf-8"?>
+<file path=customXml/item3.xml><?xml version="1.0" encoding="utf-8"?>
 <ct:contentTypeSchema xmlns:ct="http://schemas.microsoft.com/office/2006/metadata/contentType" xmlns:ma="http://schemas.microsoft.com/office/2006/metadata/properties/metaAttributes" ct:_="" ma:_="" ma:contentTypeName="Document" ma:contentTypeID="0x010100074694C6FDE3F8428E531DB9CF9F3F5F" ma:contentTypeVersion="21" ma:contentTypeDescription="Create a new document." ma:contentTypeScope="" ma:versionID="0f5042e39754e3a4fc46a21ac827c658">
   <xsd:schema xmlns:xsd="http://www.w3.org/2001/XMLSchema" xmlns:xs="http://www.w3.org/2001/XMLSchema" xmlns:p="http://schemas.microsoft.com/office/2006/metadata/properties" xmlns:ns1="http://schemas.microsoft.com/sharepoint/v3" xmlns:ns2="03002ca9-34ad-434c-ac87-26756c0cdd06" xmlns:ns3="477676f7-3aaa-488c-8018-0d93153801a5" targetNamespace="http://schemas.microsoft.com/office/2006/metadata/properties" ma:root="true" ma:fieldsID="3e9ad5d561d7a2e14aa6518fd24ad718" ns1:_="" ns2:_="" ns3:_="">
     <xsd:import namespace="http://schemas.microsoft.com/sharepoint/v3"/>
@@ -6372,20 +11665,19 @@
 </ct:contentTypeSchema>
 </file>
 
-<file path=customXml/item3.xml><?xml version="1.0" encoding="utf-8"?>
-<p:properties xmlns:p="http://schemas.microsoft.com/office/2006/metadata/properties" xmlns:xsi="http://www.w3.org/2001/XMLSchema-instance" xmlns:pc="http://schemas.microsoft.com/office/infopath/2007/PartnerControls">
-  <documentManagement>
-    <lcf76f155ced4ddcb4097134ff3c332f xmlns="03002ca9-34ad-434c-ac87-26756c0cdd06">
-      <Terms xmlns="http://schemas.microsoft.com/office/infopath/2007/PartnerControls"/>
-    </lcf76f155ced4ddcb4097134ff3c332f>
-    <TaxCatchAll xmlns="477676f7-3aaa-488c-8018-0d93153801a5" xsi:nil="true"/>
-    <_ip_UnifiedCompliancePolicyUIAction xmlns="http://schemas.microsoft.com/sharepoint/v3" xsi:nil="true"/>
-    <_ip_UnifiedCompliancePolicyProperties xmlns="http://schemas.microsoft.com/sharepoint/v3" xsi:nil="true"/>
-  </documentManagement>
-</p:properties>
+<file path=customXml/itemProps1.xml><?xml version="1.0" encoding="utf-8"?>
+<ds:datastoreItem xmlns:ds="http://schemas.openxmlformats.org/officeDocument/2006/customXml" ds:itemID="{8FA2BB78-7E7F-47E4-98EE-7B83F5E70C59}">
+  <ds:schemaRefs>
+    <ds:schemaRef ds:uri="http://schemas.microsoft.com/office/2006/metadata/properties"/>
+    <ds:schemaRef ds:uri="http://schemas.microsoft.com/office/infopath/2007/PartnerControls"/>
+    <ds:schemaRef ds:uri="03002ca9-34ad-434c-ac87-26756c0cdd06"/>
+    <ds:schemaRef ds:uri="477676f7-3aaa-488c-8018-0d93153801a5"/>
+    <ds:schemaRef ds:uri="http://schemas.microsoft.com/sharepoint/v3"/>
+  </ds:schemaRefs>
+</ds:datastoreItem>
 </file>
 
-<file path=customXml/itemProps1.xml><?xml version="1.0" encoding="utf-8"?>
+<file path=customXml/itemProps2.xml><?xml version="1.0" encoding="utf-8"?>
 <ds:datastoreItem xmlns:ds="http://schemas.openxmlformats.org/officeDocument/2006/customXml" ds:itemID="{3090D552-63EF-48E3-A3C5-B15849294E8A}">
   <ds:schemaRefs>
     <ds:schemaRef ds:uri="http://schemas.microsoft.com/sharepoint/v3/contenttype/forms"/>
@@ -6393,7 +11685,7 @@
 </ds:datastoreItem>
 </file>
 
-<file path=customXml/itemProps2.xml><?xml version="1.0" encoding="utf-8"?>
+<file path=customXml/itemProps3.xml><?xml version="1.0" encoding="utf-8"?>
 <ds:datastoreItem xmlns:ds="http://schemas.openxmlformats.org/officeDocument/2006/customXml" ds:itemID="{B7EE0471-0FF6-4FEE-BA05-1B8E90F0A7F9}">
   <ds:schemaRefs>
     <ds:schemaRef ds:uri="http://schemas.microsoft.com/office/2006/metadata/contentType"/>
@@ -6413,18 +11705,6 @@
 </ds:datastoreItem>
 </file>
 
-<file path=customXml/itemProps3.xml><?xml version="1.0" encoding="utf-8"?>
-<ds:datastoreItem xmlns:ds="http://schemas.openxmlformats.org/officeDocument/2006/customXml" ds:itemID="{8FA2BB78-7E7F-47E4-98EE-7B83F5E70C59}">
-  <ds:schemaRefs>
-    <ds:schemaRef ds:uri="http://schemas.microsoft.com/office/2006/metadata/properties"/>
-    <ds:schemaRef ds:uri="http://schemas.microsoft.com/office/infopath/2007/PartnerControls"/>
-    <ds:schemaRef ds:uri="03002ca9-34ad-434c-ac87-26756c0cdd06"/>
-    <ds:schemaRef ds:uri="477676f7-3aaa-488c-8018-0d93153801a5"/>
-    <ds:schemaRef ds:uri="http://schemas.microsoft.com/sharepoint/v3"/>
-  </ds:schemaRefs>
-</ds:datastoreItem>
-</file>
-
 <file path=docMetadata/LabelInfo.xml><?xml version="1.0" encoding="utf-8"?>
 <clbl:labelList xmlns:clbl="http://schemas.microsoft.com/office/2020/mipLabelMetadata">
   <clbl:label id="{8cc434d7-97d0-47d3-b5c5-14fe0e33e34b}" enabled="0" method="" siteId="{8cc434d7-97d0-47d3-b5c5-14fe0e33e34b}" removed="1"/>

--- a/Task2_AI_Log.docx
+++ b/Task2_AI_Log.docx
@@ -1,6 +1,6 @@
 
 <file path=word/document.xml><?xml version="1.0" encoding="utf-8"?>
-<w:document xmlns:wpc="http://schemas.microsoft.com/office/word/2010/wordprocessingCanvas" xmlns:cx="http://schemas.microsoft.com/office/drawing/2014/chartex" xmlns:cx1="http://schemas.microsoft.com/office/drawing/2015/9/8/chartex" xmlns:cx2="http://schemas.microsoft.com/office/drawing/2015/10/21/chartex" xmlns:cx3="http://schemas.microsoft.com/office/drawing/2016/5/9/chartex" xmlns:cx4="http://schemas.microsoft.com/office/drawing/2016/5/10/chartex" xmlns:cx5="http://schemas.microsoft.com/office/drawing/2016/5/11/chartex" xmlns:cx6="http://schemas.microsoft.com/office/drawing/2016/5/12/chartex" xmlns:cx7="http://schemas.microsoft.com/office/drawing/2016/5/13/chartex" xmlns:cx8="http://schemas.microsoft.com/office/drawing/2016/5/14/chartex" xmlns:mc="http://schemas.openxmlformats.org/markup-compatibility/2006" xmlns:aink="http://schemas.microsoft.com/office/drawing/2016/ink" xmlns:am3d="http://schemas.microsoft.com/office/drawing/2017/model3d" xmlns:o="urn:schemas-microsoft-com:office:office" xmlns:r="http://schemas.openxmlformats.org/officeDocument/2006/relationships" xmlns:m="http://schemas.openxmlformats.org/officeDocument/2006/math" xmlns:v="urn:schemas-microsoft-com:vml" xmlns:wp14="http://schemas.microsoft.com/office/word/2010/wordprocessingDrawing" xmlns:wp="http://schemas.openxmlformats.org/drawingml/2006/wordprocessingDrawing" xmlns:w10="urn:schemas-microsoft-com:office:word" xmlns:w="http://schemas.openxmlformats.org/wordprocessingml/2006/main" xmlns:w14="http://schemas.microsoft.com/office/word/2010/wordml" xmlns:w15="http://schemas.microsoft.com/office/word/2012/wordml" xmlns:w16cex="http://schemas.microsoft.com/office/word/2018/wordml/cex" xmlns:w16cid="http://schemas.microsoft.com/office/word/2016/wordml/cid" xmlns:w16="http://schemas.microsoft.com/office/word/2018/wordml" xmlns:w16sdtdh="http://schemas.microsoft.com/office/word/2020/wordml/sdtdatahash" xmlns:w16se="http://schemas.microsoft.com/office/word/2015/wordml/symex" xmlns:wpg="http://schemas.microsoft.com/office/word/2010/wordprocessingGroup" xmlns:wpi="http://schemas.microsoft.com/office/word/2010/wordprocessingInk" xmlns:wne="http://schemas.microsoft.com/office/word/2006/wordml" xmlns:wps="http://schemas.microsoft.com/office/word/2010/wordprocessingShape" mc:Ignorable="w14 w15 w16se w16cid w16 w16cex w16sdtdh wp14">
+<w:document xmlns:wpc="http://schemas.microsoft.com/office/word/2010/wordprocessingCanvas" xmlns:cx="http://schemas.microsoft.com/office/drawing/2014/chartex" xmlns:cx1="http://schemas.microsoft.com/office/drawing/2015/9/8/chartex" xmlns:cx2="http://schemas.microsoft.com/office/drawing/2015/10/21/chartex" xmlns:cx3="http://schemas.microsoft.com/office/drawing/2016/5/9/chartex" xmlns:cx4="http://schemas.microsoft.com/office/drawing/2016/5/10/chartex" xmlns:cx5="http://schemas.microsoft.com/office/drawing/2016/5/11/chartex" xmlns:cx6="http://schemas.microsoft.com/office/drawing/2016/5/12/chartex" xmlns:cx7="http://schemas.microsoft.com/office/drawing/2016/5/13/chartex" xmlns:cx8="http://schemas.microsoft.com/office/drawing/2016/5/14/chartex" xmlns:mc="http://schemas.openxmlformats.org/markup-compatibility/2006" xmlns:aink="http://schemas.microsoft.com/office/drawing/2016/ink" xmlns:am3d="http://schemas.microsoft.com/office/drawing/2017/model3d" xmlns:o="urn:schemas-microsoft-com:office:office" xmlns:oel="http://schemas.microsoft.com/office/2019/extlst" xmlns:r="http://schemas.openxmlformats.org/officeDocument/2006/relationships" xmlns:m="http://schemas.openxmlformats.org/officeDocument/2006/math" xmlns:v="urn:schemas-microsoft-com:vml" xmlns:wp14="http://schemas.microsoft.com/office/word/2010/wordprocessingDrawing" xmlns:wp="http://schemas.openxmlformats.org/drawingml/2006/wordprocessingDrawing" xmlns:w10="urn:schemas-microsoft-com:office:word" xmlns:w="http://schemas.openxmlformats.org/wordprocessingml/2006/main" xmlns:w14="http://schemas.microsoft.com/office/word/2010/wordml" xmlns:w15="http://schemas.microsoft.com/office/word/2012/wordml" xmlns:w16cex="http://schemas.microsoft.com/office/word/2018/wordml/cex" xmlns:w16cid="http://schemas.microsoft.com/office/word/2016/wordml/cid" xmlns:w16="http://schemas.microsoft.com/office/word/2018/wordml" xmlns:w16du="http://schemas.microsoft.com/office/word/2023/wordml/word16du" xmlns:w16sdtdh="http://schemas.microsoft.com/office/word/2020/wordml/sdtdatahash" xmlns:w16sdtfl="http://schemas.microsoft.com/office/word/2024/wordml/sdtformatlock" xmlns:w16se="http://schemas.microsoft.com/office/word/2015/wordml/symex" xmlns:wpg="http://schemas.microsoft.com/office/word/2010/wordprocessingGroup" xmlns:wpi="http://schemas.microsoft.com/office/word/2010/wordprocessingInk" xmlns:wne="http://schemas.microsoft.com/office/word/2006/wordml" xmlns:wps="http://schemas.microsoft.com/office/word/2010/wordprocessingShape" mc:Ignorable="w14 w15 w16se w16cid w16 w16cex w16sdtdh w16sdtfl w16du wp14">
   <w:body>
     <w:p>
       <w:pPr>
@@ -331,27 +331,47 @@
                 <w:color w:val="121212"/>
                 <w:shd w:val="clear" w:color="auto" w:fill="EFEEEB"/>
               </w:rPr>
-              <w:t>`1[GreenField.</w:t>
-            </w:r>
+              <w:t>`1[</w:t>
+            </w:r>
+            <w:proofErr w:type="gramStart"/>
             <w:r>
               <w:rPr>
                 <w:rFonts w:ascii="Segoe UI" w:hAnsi="Segoe UI" w:cs="Segoe UI"/>
                 <w:color w:val="121212"/>
                 <w:shd w:val="clear" w:color="auto" w:fill="EFEEEB"/>
               </w:rPr>
-              <w:lastRenderedPageBreak/>
-              <w:t>Data.ApplicationDbContext]' while attempting to activate '</w:t>
-            </w:r>
-            <w:proofErr w:type="spellStart"/>
+              <w:t>GreenField.</w:t>
+            </w:r>
             <w:r>
               <w:rPr>
                 <w:rFonts w:ascii="Segoe UI" w:hAnsi="Segoe UI" w:cs="Segoe UI"/>
                 <w:color w:val="121212"/>
                 <w:shd w:val="clear" w:color="auto" w:fill="EFEEEB"/>
               </w:rPr>
+              <w:lastRenderedPageBreak/>
+              <w:t>Data.ApplicationDbContext</w:t>
+            </w:r>
+            <w:proofErr w:type="gramEnd"/>
+            <w:r>
+              <w:rPr>
+                <w:rFonts w:ascii="Segoe UI" w:hAnsi="Segoe UI" w:cs="Segoe UI"/>
+                <w:color w:val="121212"/>
+                <w:shd w:val="clear" w:color="auto" w:fill="EFEEEB"/>
+              </w:rPr>
+              <w:t>]' while attempting to activate '</w:t>
+            </w:r>
+            <w:proofErr w:type="spellStart"/>
+            <w:proofErr w:type="gramStart"/>
+            <w:r>
+              <w:rPr>
+                <w:rFonts w:ascii="Segoe UI" w:hAnsi="Segoe UI" w:cs="Segoe UI"/>
+                <w:color w:val="121212"/>
+                <w:shd w:val="clear" w:color="auto" w:fill="EFEEEB"/>
+              </w:rPr>
               <w:t>GreenField.Data.ApplicationDbContext</w:t>
             </w:r>
             <w:proofErr w:type="spellEnd"/>
+            <w:proofErr w:type="gramEnd"/>
             <w:r>
               <w:rPr>
                 <w:rFonts w:ascii="Segoe UI" w:hAnsi="Segoe UI" w:cs="Segoe UI"/>
@@ -703,7 +723,47 @@
                 <w:sz w:val="20"/>
                 <w:szCs w:val="20"/>
               </w:rPr>
-              <w:t>=GreenField;Trusted_Connection=True;MultipleActiveResultSets=true"</w:t>
+              <w:t>=</w:t>
+            </w:r>
+            <w:proofErr w:type="gramStart"/>
+            <w:r>
+              <w:rPr>
+                <w:rFonts w:ascii="var(--font-mono)" w:eastAsia="Times New Roman" w:hAnsi="var(--font-mono)" w:cs="Courier New"/>
+                <w:color w:val="008000"/>
+                <w:sz w:val="20"/>
+                <w:szCs w:val="20"/>
+              </w:rPr>
+              <w:t>GreenField;Trusted</w:t>
+            </w:r>
+            <w:proofErr w:type="gramEnd"/>
+            <w:r>
+              <w:rPr>
+                <w:rFonts w:ascii="var(--font-mono)" w:eastAsia="Times New Roman" w:hAnsi="var(--font-mono)" w:cs="Courier New"/>
+                <w:color w:val="008000"/>
+                <w:sz w:val="20"/>
+                <w:szCs w:val="20"/>
+              </w:rPr>
+              <w:t>_Connection=</w:t>
+            </w:r>
+            <w:proofErr w:type="gramStart"/>
+            <w:r>
+              <w:rPr>
+                <w:rFonts w:ascii="var(--font-mono)" w:eastAsia="Times New Roman" w:hAnsi="var(--font-mono)" w:cs="Courier New"/>
+                <w:color w:val="008000"/>
+                <w:sz w:val="20"/>
+                <w:szCs w:val="20"/>
+              </w:rPr>
+              <w:t>True;MultipleActiveResultSets</w:t>
+            </w:r>
+            <w:proofErr w:type="gramEnd"/>
+            <w:r>
+              <w:rPr>
+                <w:rFonts w:ascii="var(--font-mono)" w:eastAsia="Times New Roman" w:hAnsi="var(--font-mono)" w:cs="Courier New"/>
+                <w:color w:val="008000"/>
+                <w:sz w:val="20"/>
+                <w:szCs w:val="20"/>
+              </w:rPr>
+              <w:t>=true"</w:t>
             </w:r>
           </w:p>
           <w:p>
@@ -1564,6 +1624,7 @@
               <w:t>ApplicationDbContext</w:t>
             </w:r>
             <w:proofErr w:type="spellEnd"/>
+            <w:proofErr w:type="gramStart"/>
             <w:r>
               <w:rPr>
                 <w:rFonts w:ascii="var(--font-mono)" w:eastAsia="Times New Roman" w:hAnsi="var(--font-mono)" w:cs="Courier New"/>
@@ -1573,6 +1634,7 @@
               </w:rPr>
               <w:t>&gt;(</w:t>
             </w:r>
+            <w:proofErr w:type="gramEnd"/>
             <w:r>
               <w:rPr>
                 <w:rFonts w:ascii="var(--font-mono)" w:eastAsia="Times New Roman" w:hAnsi="var(--font-mono)" w:cs="Courier New"/>
@@ -1657,6 +1719,7 @@
               </w:rPr>
               <w:t>(</w:t>
             </w:r>
+            <w:proofErr w:type="gramStart"/>
             <w:r>
               <w:rPr>
                 <w:rFonts w:ascii="var(--font-mono)" w:eastAsia="Times New Roman" w:hAnsi="var(--font-mono)" w:cs="Courier New"/>
@@ -1702,6 +1765,7 @@
               </w:rPr>
               <w:t>GetConnectionString</w:t>
             </w:r>
+            <w:proofErr w:type="gramEnd"/>
             <w:r>
               <w:rPr>
                 <w:rFonts w:ascii="var(--font-mono)" w:eastAsia="Times New Roman" w:hAnsi="var(--font-mono)" w:cs="Courier New"/>
@@ -1802,6 +1866,7 @@
                 <w:szCs w:val="20"/>
               </w:rPr>
             </w:pPr>
+            <w:proofErr w:type="gramStart"/>
             <w:r>
               <w:rPr>
                 <w:rFonts w:ascii="var(--font-mono)" w:eastAsia="Times New Roman" w:hAnsi="var(--font-mono)" w:cs="Courier New"/>
@@ -1811,6 +1876,7 @@
               </w:rPr>
               <w:t>public</w:t>
             </w:r>
+            <w:proofErr w:type="gramEnd"/>
             <w:r>
               <w:rPr>
                 <w:rFonts w:ascii="var(--font-mono)" w:eastAsia="Times New Roman" w:hAnsi="var(--font-mono)" w:cs="Courier New"/>
@@ -2961,7 +3027,6 @@
           <w:p>
             <w:pPr>
               <w:pStyle w:val="Heading2"/>
-              <w:outlineLvl w:val="1"/>
             </w:pPr>
             <w:r>
               <w:lastRenderedPageBreak/>
@@ -3224,7 +3289,6 @@
           <w:p>
             <w:pPr>
               <w:pStyle w:val="Heading2"/>
-              <w:outlineLvl w:val="1"/>
             </w:pPr>
             <w:r>
               <w:t>Also make sure roles exist (important)</w:t>
@@ -3380,6 +3444,7 @@
             <w:r>
               <w:t xml:space="preserve"> </w:t>
             </w:r>
+            <w:proofErr w:type="gramStart"/>
             <w:r>
               <w:rPr>
                 <w:rStyle w:val="e"/>
@@ -3415,6 +3480,7 @@
               <w:lastRenderedPageBreak/>
               <w:t>uiredService</w:t>
             </w:r>
+            <w:proofErr w:type="gramEnd"/>
             <w:r>
               <w:rPr>
                 <w:rStyle w:val="8"/>
@@ -3448,10 +3514,22 @@
                 <w:rStyle w:val="8"/>
                 <w:rFonts w:eastAsiaTheme="majorEastAsia"/>
               </w:rPr>
-              <w:t>&gt;&gt;</w:t>
-            </w:r>
-            <w:r>
-              <w:t>();</w:t>
+              <w:t>&gt;</w:t>
+            </w:r>
+            <w:proofErr w:type="gramStart"/>
+            <w:r>
+              <w:rPr>
+                <w:rStyle w:val="8"/>
+                <w:rFonts w:eastAsiaTheme="majorEastAsia"/>
+              </w:rPr>
+              <w:t>&gt;</w:t>
+            </w:r>
+            <w:r>
+              <w:t>(</w:t>
+            </w:r>
+            <w:proofErr w:type="gramEnd"/>
+            <w:r>
+              <w:t>);</w:t>
             </w:r>
             <w:r>
               <w:br/>
@@ -3468,7 +3546,11 @@
               <w:t>if</w:t>
             </w:r>
             <w:r>
-              <w:t xml:space="preserve"> (</w:t>
+              <w:t xml:space="preserve"> </w:t>
+            </w:r>
+            <w:proofErr w:type="gramStart"/>
+            <w:r>
+              <w:t>(</w:t>
             </w:r>
             <w:r>
               <w:rPr>
@@ -3477,6 +3559,7 @@
               </w:rPr>
               <w:t>!await</w:t>
             </w:r>
+            <w:proofErr w:type="gramEnd"/>
             <w:r>
               <w:t xml:space="preserve"> </w:t>
             </w:r>
@@ -3513,8 +3596,13 @@
             </w:r>
             <w:r>
               <w:br/>
-              <w:t xml:space="preserve">    {</w:t>
-            </w:r>
+              <w:t xml:space="preserve"> </w:t>
+            </w:r>
+            <w:proofErr w:type="gramStart"/>
+            <w:r>
+              <w:t xml:space="preserve">   {</w:t>
+            </w:r>
+            <w:proofErr w:type="gramEnd"/>
             <w:r>
               <w:br/>
               <w:t xml:space="preserve">        </w:t>
@@ -3584,8 +3672,13 @@
             </w:r>
             <w:r>
               <w:br/>
-              <w:t xml:space="preserve">    }</w:t>
-            </w:r>
+              <w:t xml:space="preserve">  </w:t>
+            </w:r>
+            <w:proofErr w:type="gramStart"/>
+            <w:r>
+              <w:t xml:space="preserve">  }</w:t>
+            </w:r>
+            <w:proofErr w:type="gramEnd"/>
             <w:r>
               <w:br/>
               <w:t>}</w:t>
@@ -3638,6 +3731,7 @@
             <w:pPr>
               <w:pStyle w:val="Text"/>
             </w:pPr>
+            <w:proofErr w:type="gramStart"/>
             <w:r>
               <w:t xml:space="preserve">why should </w:t>
             </w:r>
@@ -3646,6 +3740,7 @@
               <w:t>i</w:t>
             </w:r>
             <w:proofErr w:type="spellEnd"/>
+            <w:proofErr w:type="gramEnd"/>
             <w:r>
               <w:t xml:space="preserve"> use a </w:t>
             </w:r>
@@ -3755,7 +3850,6 @@
           <w:p>
             <w:pPr>
               <w:pStyle w:val="Heading3"/>
-              <w:outlineLvl w:val="2"/>
             </w:pPr>
             <w:r>
               <w:t>What it does</w:t>
@@ -3820,15 +3914,7 @@
               <w:spacing w:before="100" w:beforeAutospacing="1" w:after="100" w:afterAutospacing="1"/>
             </w:pPr>
             <w:r>
-              <w:t>Formats data (</w:t>
-            </w:r>
-            <w:proofErr w:type="gramStart"/>
-            <w:r>
-              <w:t>e.g.</w:t>
-            </w:r>
-            <w:proofErr w:type="gramEnd"/>
-            <w:r>
-              <w:t xml:space="preserve"> full name instead of first + last) </w:t>
+              <w:t xml:space="preserve">Formats data (e.g. full name instead of first + last) </w:t>
             </w:r>
           </w:p>
           <w:p>
@@ -3846,7 +3932,6 @@
           <w:p>
             <w:pPr>
               <w:pStyle w:val="Heading3"/>
-              <w:outlineLvl w:val="2"/>
             </w:pPr>
             <w:r>
               <w:t>Example</w:t>
@@ -3934,7 +4019,6 @@
             <w:r>
               <w:t xml:space="preserve"> </w:t>
             </w:r>
-            <w:proofErr w:type="spellStart"/>
             <w:r>
               <w:rPr>
                 <w:rStyle w:val="e"/>
@@ -3942,7 +4026,6 @@
               </w:rPr>
               <w:t>LastName</w:t>
             </w:r>
-            <w:proofErr w:type="spellEnd"/>
             <w:r>
               <w:t>;</w:t>
             </w:r>
@@ -4150,7 +4233,6 @@
           <w:p>
             <w:pPr>
               <w:pStyle w:val="Heading3"/>
-              <w:outlineLvl w:val="2"/>
             </w:pPr>
             <w:r>
               <w:t>Why NOT put it inside Models?</w:t>
@@ -4273,7 +4355,6 @@
           <w:p>
             <w:pPr>
               <w:pStyle w:val="Heading3"/>
-              <w:outlineLvl w:val="2"/>
             </w:pPr>
             <w:r>
               <w:t>Better structure</w:t>
@@ -4318,7 +4399,6 @@
           <w:p>
             <w:pPr>
               <w:pStyle w:val="Heading3"/>
-              <w:outlineLvl w:val="2"/>
             </w:pPr>
             <w:r>
               <w:t xml:space="preserve">When </w:t>
@@ -4381,7 +4461,6 @@
           <w:p>
             <w:pPr>
               <w:pStyle w:val="Heading3"/>
-              <w:outlineLvl w:val="2"/>
             </w:pPr>
             <w:r>
               <w:t>Bottom line</w:t>
@@ -4615,7 +4694,6 @@
           <w:p>
             <w:pPr>
               <w:pStyle w:val="Heading2"/>
-              <w:outlineLvl w:val="1"/>
             </w:pPr>
             <w:r>
               <w:rPr>
@@ -4669,7 +4747,6 @@
           <w:p>
             <w:pPr>
               <w:pStyle w:val="Heading2"/>
-              <w:outlineLvl w:val="1"/>
             </w:pPr>
             <w:r>
               <w:rPr>
@@ -4839,7 +4916,6 @@
           <w:p>
             <w:pPr>
               <w:pStyle w:val="Heading3"/>
-              <w:outlineLvl w:val="2"/>
             </w:pPr>
             <w:r>
               <w:rPr>
@@ -5196,7 +5272,6 @@
           <w:p>
             <w:pPr>
               <w:pStyle w:val="Heading2"/>
-              <w:outlineLvl w:val="1"/>
             </w:pPr>
             <w:r>
               <w:rPr>
@@ -5240,7 +5315,6 @@
           <w:p>
             <w:pPr>
               <w:pStyle w:val="Heading2"/>
-              <w:outlineLvl w:val="1"/>
             </w:pPr>
             <w:r>
               <w:rPr>
@@ -5398,6 +5472,7 @@
             <w:r>
               <w:t xml:space="preserve"> </w:t>
             </w:r>
+            <w:proofErr w:type="gramStart"/>
             <w:r>
               <w:rPr>
                 <w:rStyle w:val="e"/>
@@ -5425,6 +5500,7 @@
               </w:rPr>
               <w:t>GetRequiredService</w:t>
             </w:r>
+            <w:proofErr w:type="gramEnd"/>
             <w:r>
               <w:rPr>
                 <w:rStyle w:val="8"/>
@@ -5458,10 +5534,22 @@
                 <w:rStyle w:val="8"/>
                 <w:rFonts w:eastAsiaTheme="majorEastAsia"/>
               </w:rPr>
-              <w:t>&gt;&gt;</w:t>
-            </w:r>
-            <w:r>
-              <w:t>();</w:t>
+              <w:t>&gt;</w:t>
+            </w:r>
+            <w:proofErr w:type="gramStart"/>
+            <w:r>
+              <w:rPr>
+                <w:rStyle w:val="8"/>
+                <w:rFonts w:eastAsiaTheme="majorEastAsia"/>
+              </w:rPr>
+              <w:t>&gt;</w:t>
+            </w:r>
+            <w:r>
+              <w:t>(</w:t>
+            </w:r>
+            <w:proofErr w:type="gramEnd"/>
+            <w:r>
+              <w:t>);</w:t>
             </w:r>
             <w:r>
               <w:br/>
@@ -5478,7 +5566,11 @@
               <w:t>if</w:t>
             </w:r>
             <w:r>
-              <w:t xml:space="preserve"> (</w:t>
+              <w:t xml:space="preserve"> </w:t>
+            </w:r>
+            <w:proofErr w:type="gramStart"/>
+            <w:r>
+              <w:t>(</w:t>
             </w:r>
             <w:r>
               <w:rPr>
@@ -5487,6 +5579,7 @@
               </w:rPr>
               <w:t>!await</w:t>
             </w:r>
+            <w:proofErr w:type="gramEnd"/>
             <w:r>
               <w:t xml:space="preserve"> </w:t>
             </w:r>
@@ -5524,8 +5617,13 @@
             </w:r>
             <w:r>
               <w:br/>
-              <w:t xml:space="preserve">    {</w:t>
-            </w:r>
+              <w:t xml:space="preserve"> </w:t>
+            </w:r>
+            <w:proofErr w:type="gramStart"/>
+            <w:r>
+              <w:t xml:space="preserve">   {</w:t>
+            </w:r>
+            <w:proofErr w:type="gramEnd"/>
             <w:r>
               <w:br/>
               <w:t xml:space="preserve">        </w:t>
@@ -5596,8 +5694,13 @@
             </w:r>
             <w:r>
               <w:br/>
-              <w:t xml:space="preserve">    }</w:t>
-            </w:r>
+              <w:t xml:space="preserve">  </w:t>
+            </w:r>
+            <w:proofErr w:type="gramStart"/>
+            <w:r>
+              <w:t xml:space="preserve">  }</w:t>
+            </w:r>
+            <w:proofErr w:type="gramEnd"/>
             <w:r>
               <w:br/>
               <w:t>}</w:t>
@@ -5617,7 +5720,6 @@
           <w:p>
             <w:pPr>
               <w:pStyle w:val="Heading2"/>
-              <w:outlineLvl w:val="1"/>
             </w:pPr>
             <w:r>
               <w:rPr>
@@ -5702,7 +5804,6 @@
           <w:p>
             <w:pPr>
               <w:pStyle w:val="Heading2"/>
-              <w:outlineLvl w:val="1"/>
             </w:pPr>
             <w:r>
               <w:rPr>
@@ -5881,7 +5982,6 @@
           <w:p>
             <w:pPr>
               <w:pStyle w:val="Heading2"/>
-              <w:outlineLvl w:val="1"/>
               <w:rPr>
                 <w:rFonts w:ascii="Times New Roman" w:eastAsia="Times New Roman" w:hAnsi="Times New Roman"/>
               </w:rPr>
@@ -6004,7 +6104,6 @@
           <w:p>
             <w:pPr>
               <w:pStyle w:val="Heading2"/>
-              <w:outlineLvl w:val="1"/>
             </w:pPr>
             <w:r>
               <w:rPr>
@@ -6073,7 +6172,11 @@
             </w:r>
             <w:r>
               <w:br/>
-              <w:t xml:space="preserve">    .</w:t>
+              <w:t xml:space="preserve">  </w:t>
+            </w:r>
+            <w:proofErr w:type="gramStart"/>
+            <w:r>
+              <w:t xml:space="preserve">  .</w:t>
             </w:r>
             <w:proofErr w:type="spellStart"/>
             <w:r>
@@ -6084,6 +6187,7 @@
               <w:t>AddGoogle</w:t>
             </w:r>
             <w:proofErr w:type="spellEnd"/>
+            <w:proofErr w:type="gramEnd"/>
             <w:r>
               <w:t>(</w:t>
             </w:r>
@@ -6106,13 +6210,19 @@
             </w:r>
             <w:r>
               <w:br/>
-              <w:t xml:space="preserve">    {</w:t>
-            </w:r>
+              <w:t xml:space="preserve"> </w:t>
+            </w:r>
+            <w:proofErr w:type="gramStart"/>
+            <w:r>
+              <w:t xml:space="preserve">   {</w:t>
+            </w:r>
+            <w:proofErr w:type="gramEnd"/>
             <w:r>
               <w:br/>
               <w:t xml:space="preserve">        </w:t>
             </w:r>
             <w:proofErr w:type="spellStart"/>
+            <w:proofErr w:type="gramStart"/>
             <w:r>
               <w:rPr>
                 <w:rStyle w:val="e"/>
@@ -6131,6 +6241,7 @@
               <w:t>ClientId</w:t>
             </w:r>
             <w:proofErr w:type="spellEnd"/>
+            <w:proofErr w:type="gramEnd"/>
             <w:r>
               <w:t xml:space="preserve"> </w:t>
             </w:r>
@@ -6145,6 +6256,7 @@
               <w:t xml:space="preserve"> </w:t>
             </w:r>
             <w:proofErr w:type="spellStart"/>
+            <w:proofErr w:type="gramStart"/>
             <w:r>
               <w:rPr>
                 <w:rStyle w:val="e"/>
@@ -6163,6 +6275,7 @@
               <w:t>Configuration</w:t>
             </w:r>
             <w:proofErr w:type="spellEnd"/>
+            <w:proofErr w:type="gramEnd"/>
             <w:r>
               <w:t>[</w:t>
             </w:r>
@@ -6174,12 +6287,21 @@
               <w:t>"</w:t>
             </w:r>
             <w:proofErr w:type="spellStart"/>
+            <w:proofErr w:type="gramStart"/>
             <w:r>
               <w:rPr>
                 <w:rStyle w:val="c"/>
                 <w:rFonts w:eastAsiaTheme="majorEastAsia"/>
               </w:rPr>
-              <w:t>Authentication:Google:ClientId</w:t>
+              <w:t>Authentication:Google</w:t>
+            </w:r>
+            <w:proofErr w:type="gramEnd"/>
+            <w:r>
+              <w:rPr>
+                <w:rStyle w:val="c"/>
+                <w:rFonts w:eastAsiaTheme="majorEastAsia"/>
+              </w:rPr>
+              <w:t>:ClientId</w:t>
             </w:r>
             <w:proofErr w:type="spellEnd"/>
             <w:r>
@@ -6197,6 +6319,7 @@
               <w:t xml:space="preserve">        </w:t>
             </w:r>
             <w:proofErr w:type="spellStart"/>
+            <w:proofErr w:type="gramStart"/>
             <w:r>
               <w:rPr>
                 <w:rStyle w:val="e"/>
@@ -6215,6 +6338,7 @@
               <w:t>ClientSecret</w:t>
             </w:r>
             <w:proofErr w:type="spellEnd"/>
+            <w:proofErr w:type="gramEnd"/>
             <w:r>
               <w:t xml:space="preserve"> </w:t>
             </w:r>
@@ -6229,6 +6353,7 @@
               <w:t xml:space="preserve"> </w:t>
             </w:r>
             <w:proofErr w:type="spellStart"/>
+            <w:proofErr w:type="gramStart"/>
             <w:r>
               <w:rPr>
                 <w:rStyle w:val="e"/>
@@ -6247,6 +6372,7 @@
               <w:t>Configuration</w:t>
             </w:r>
             <w:proofErr w:type="spellEnd"/>
+            <w:proofErr w:type="gramEnd"/>
             <w:r>
               <w:t>[</w:t>
             </w:r>
@@ -6258,19 +6384,28 @@
               <w:t>"</w:t>
             </w:r>
             <w:proofErr w:type="spellStart"/>
+            <w:proofErr w:type="gramStart"/>
             <w:r>
               <w:rPr>
                 <w:rStyle w:val="c"/>
                 <w:rFonts w:eastAsiaTheme="majorEastAsia"/>
               </w:rPr>
-              <w:t>Authentication:Google:ClientSecret</w:t>
-            </w:r>
-            <w:proofErr w:type="spellEnd"/>
+              <w:t>Authentication:Google</w:t>
+            </w:r>
+            <w:proofErr w:type="gramEnd"/>
             <w:r>
               <w:rPr>
                 <w:rStyle w:val="c"/>
                 <w:rFonts w:eastAsiaTheme="majorEastAsia"/>
               </w:rPr>
+              <w:t>:ClientSecret</w:t>
+            </w:r>
+            <w:proofErr w:type="spellEnd"/>
+            <w:r>
+              <w:rPr>
+                <w:rStyle w:val="c"/>
+                <w:rFonts w:eastAsiaTheme="majorEastAsia"/>
+              </w:rPr>
               <w:t>"</w:t>
             </w:r>
             <w:r>
@@ -6278,7 +6413,15 @@
             </w:r>
             <w:r>
               <w:br/>
-              <w:t xml:space="preserve">    });</w:t>
+              <w:t xml:space="preserve">  </w:t>
+            </w:r>
+            <w:proofErr w:type="gramStart"/>
+            <w:r>
+              <w:t xml:space="preserve">  }</w:t>
+            </w:r>
+            <w:proofErr w:type="gramEnd"/>
+            <w:r>
+              <w:t>);</w:t>
             </w:r>
           </w:p>
           <w:p>
@@ -6363,19 +6506,45 @@
               <w:t xml:space="preserve">', but this </w:t>
             </w:r>
             <w:proofErr w:type="spellStart"/>
+            <w:proofErr w:type="gramStart"/>
             <w:r>
               <w:t>ViewDataDictionary</w:t>
             </w:r>
             <w:proofErr w:type="spellEnd"/>
             <w:r>
-              <w:t xml:space="preserve"> instance requires a model item of type 'System.Collections.Generic.List</w:t>
-            </w:r>
+              <w:t xml:space="preserve"> instance</w:t>
+            </w:r>
+            <w:proofErr w:type="gramEnd"/>
+            <w:r>
+              <w:t xml:space="preserve"> requires a model item of type '</w:t>
+            </w:r>
+            <w:proofErr w:type="gramStart"/>
+            <w:r>
+              <w:t>System.Collections.Generic.List</w:t>
+            </w:r>
+            <w:proofErr w:type="gramEnd"/>
             <w:r>
               <w:rPr>
                 <w:rStyle w:val="HTMLCode"/>
                 <w:rFonts w:eastAsiaTheme="majorEastAsia"/>
               </w:rPr>
-              <w:t>1[GreenField.Models.BasketProducts]'.</w:t>
+              <w:t>1[</w:t>
+            </w:r>
+            <w:proofErr w:type="gramStart"/>
+            <w:r>
+              <w:rPr>
+                <w:rStyle w:val="HTMLCode"/>
+                <w:rFonts w:eastAsiaTheme="majorEastAsia"/>
+              </w:rPr>
+              <w:t>GreenField.Models.BasketProducts</w:t>
+            </w:r>
+            <w:proofErr w:type="gramEnd"/>
+            <w:r>
+              <w:rPr>
+                <w:rStyle w:val="HTMLCode"/>
+                <w:rFonts w:eastAsiaTheme="majorEastAsia"/>
+              </w:rPr>
+              <w:t>]'.</w:t>
             </w:r>
             <w:r>
               <w:rPr>
@@ -6420,6 +6589,7 @@
             <w:pPr>
               <w:pStyle w:val="HTMLPreformatted"/>
             </w:pPr>
+            <w:proofErr w:type="gramStart"/>
             <w:r>
               <w:rPr>
                 <w:rStyle w:val="7"/>
@@ -6427,6 +6597,7 @@
               </w:rPr>
               <w:t>@model</w:t>
             </w:r>
+            <w:proofErr w:type="gramEnd"/>
             <w:r>
               <w:t xml:space="preserve"> </w:t>
             </w:r>
@@ -6627,6 +6798,9 @@
           </w:p>
           <w:p>
             <w:r>
+              <w:rPr>
+                <w:lang w:val="en-GB"/>
+              </w:rPr>
               <w:pict w14:anchorId="0E69B449">
                 <v:rect id="_x0000_i1041" style="width:0;height:1.5pt" o:hralign="center" o:hrstd="t" o:hr="t" fillcolor="#a0a0a0" stroked="f"/>
               </w:pict>
@@ -6666,6 +6840,9 @@
           </w:p>
           <w:p>
             <w:r>
+              <w:rPr>
+                <w:lang w:val="en-GB"/>
+              </w:rPr>
               <w:pict w14:anchorId="08361C14">
                 <v:rect id="_x0000_i1042" style="width:0;height:1.5pt" o:hralign="center" o:hrstd="t" o:hr="t" fillcolor="#a0a0a0" stroked="f"/>
               </w:pict>
@@ -6790,7 +6967,6 @@
               </w:rPr>
               <w:t>&lt;</w:t>
             </w:r>
-            <w:proofErr w:type="spellStart"/>
             <w:r>
               <w:rPr>
                 <w:rStyle w:val="e"/>
@@ -6798,7 +6974,6 @@
               </w:rPr>
               <w:t>BasketProducts</w:t>
             </w:r>
-            <w:proofErr w:type="spellEnd"/>
             <w:r>
               <w:rPr>
                 <w:rStyle w:val="8"/>
@@ -6809,6 +6984,9 @@
           </w:p>
           <w:p>
             <w:r>
+              <w:rPr>
+                <w:lang w:val="en-GB"/>
+              </w:rPr>
               <w:pict w14:anchorId="1EDFF0A7">
                 <v:rect id="_x0000_i1043" style="width:0;height:1.5pt" o:hralign="center" o:hrstd="t" o:hr="t" fillcolor="#a0a0a0" stroked="f"/>
               </w:pict>
@@ -6911,6 +7089,9 @@
           </w:p>
           <w:p>
             <w:r>
+              <w:rPr>
+                <w:lang w:val="en-GB"/>
+              </w:rPr>
               <w:pict w14:anchorId="101FF1CA">
                 <v:rect id="_x0000_i1044" style="width:0;height:1.5pt" o:hralign="center" o:hrstd="t" o:hr="t" fillcolor="#a0a0a0" stroked="f"/>
               </w:pict>
@@ -7000,7 +7181,6 @@
               </w:rPr>
               <w:t>&lt;</w:t>
             </w:r>
-            <w:proofErr w:type="spellStart"/>
             <w:r>
               <w:rPr>
                 <w:rStyle w:val="e"/>
@@ -7008,7 +7188,6 @@
               </w:rPr>
               <w:t>BasketProducts</w:t>
             </w:r>
-            <w:proofErr w:type="spellEnd"/>
             <w:r>
               <w:rPr>
                 <w:rStyle w:val="8"/>
@@ -7051,9 +7230,11 @@
               </w:rPr>
               <w:t>set</w:t>
             </w:r>
+            <w:proofErr w:type="gramStart"/>
             <w:r>
               <w:t>; }</w:t>
             </w:r>
+            <w:proofErr w:type="gramEnd"/>
             <w:r>
               <w:br/>
               <w:t xml:space="preserve">    </w:t>
@@ -7086,7 +7267,11 @@
               <w:t>Order</w:t>
             </w:r>
             <w:r>
-              <w:t xml:space="preserve"> { </w:t>
+              <w:t xml:space="preserve"> </w:t>
+            </w:r>
+            <w:proofErr w:type="gramStart"/>
+            <w:r>
+              <w:t xml:space="preserve">{ </w:t>
             </w:r>
             <w:r>
               <w:rPr>
@@ -7095,6 +7280,7 @@
               </w:rPr>
               <w:t>get</w:t>
             </w:r>
+            <w:proofErr w:type="gramEnd"/>
             <w:r>
               <w:t xml:space="preserve">; </w:t>
             </w:r>
@@ -7105,9 +7291,11 @@
               </w:rPr>
               <w:t>set</w:t>
             </w:r>
+            <w:proofErr w:type="gramStart"/>
             <w:r>
               <w:t>; }</w:t>
             </w:r>
+            <w:proofErr w:type="gramEnd"/>
             <w:r>
               <w:br/>
               <w:t xml:space="preserve">    </w:t>
@@ -7140,7 +7328,11 @@
               <w:t>Subtotal</w:t>
             </w:r>
             <w:r>
-              <w:t xml:space="preserve"> { </w:t>
+              <w:t xml:space="preserve"> </w:t>
+            </w:r>
+            <w:proofErr w:type="gramStart"/>
+            <w:r>
+              <w:t xml:space="preserve">{ </w:t>
             </w:r>
             <w:r>
               <w:rPr>
@@ -7149,6 +7341,7 @@
               </w:rPr>
               <w:t>get</w:t>
             </w:r>
+            <w:proofErr w:type="gramEnd"/>
             <w:r>
               <w:t xml:space="preserve">; </w:t>
             </w:r>
@@ -7159,9 +7352,11 @@
               </w:rPr>
               <w:t>set</w:t>
             </w:r>
+            <w:proofErr w:type="gramStart"/>
             <w:r>
               <w:t>; }</w:t>
             </w:r>
+            <w:proofErr w:type="gramEnd"/>
             <w:r>
               <w:br/>
               <w:t xml:space="preserve">    </w:t>
@@ -7196,7 +7391,11 @@
             </w:r>
             <w:proofErr w:type="spellEnd"/>
             <w:r>
-              <w:t xml:space="preserve"> { </w:t>
+              <w:t xml:space="preserve"> </w:t>
+            </w:r>
+            <w:proofErr w:type="gramStart"/>
+            <w:r>
+              <w:t xml:space="preserve">{ </w:t>
             </w:r>
             <w:r>
               <w:rPr>
@@ -7205,6 +7404,7 @@
               </w:rPr>
               <w:t>get</w:t>
             </w:r>
+            <w:proofErr w:type="gramEnd"/>
             <w:r>
               <w:t xml:space="preserve">; </w:t>
             </w:r>
@@ -7215,9 +7415,11 @@
               </w:rPr>
               <w:t>set</w:t>
             </w:r>
+            <w:proofErr w:type="gramStart"/>
             <w:r>
               <w:t>; }</w:t>
             </w:r>
+            <w:proofErr w:type="gramEnd"/>
             <w:r>
               <w:br/>
               <w:t>}</w:t>
@@ -7225,6 +7427,9 @@
           </w:p>
           <w:p>
             <w:r>
+              <w:rPr>
+                <w:lang w:val="en-GB"/>
+              </w:rPr>
               <w:pict w14:anchorId="348B91EC">
                 <v:rect id="_x0000_i1045" style="width:0;height:1.5pt" o:hralign="center" o:hrstd="t" o:hr="t" fillcolor="#a0a0a0" stroked="f"/>
               </w:pict>
@@ -7248,96 +7453,82 @@
             <w:pPr>
               <w:pStyle w:val="HTMLPreformatted"/>
             </w:pPr>
+            <w:proofErr w:type="gramStart"/>
             <w:r>
               <w:rPr>
                 <w:rStyle w:val="7"/>
                 <w:rFonts w:eastAsiaTheme="majorEastAsia"/>
               </w:rPr>
-              <w:t>@</w:t>
-            </w:r>
+              <w:t>@model</w:t>
+            </w:r>
+            <w:proofErr w:type="gramEnd"/>
+            <w:r>
+              <w:t xml:space="preserve"> </w:t>
+            </w:r>
+            <w:proofErr w:type="spellStart"/>
+            <w:r>
+              <w:rPr>
+                <w:rStyle w:val="e"/>
+                <w:rFonts w:eastAsiaTheme="majorEastAsia"/>
+              </w:rPr>
+              <w:t>ConfirmOrderViewModel</w:t>
+            </w:r>
+            <w:proofErr w:type="spellEnd"/>
+          </w:p>
+          <w:p>
+            <w:pPr>
+              <w:pStyle w:val="NormalWeb"/>
+            </w:pPr>
+            <w:r>
+              <w:t>Then:</w:t>
+            </w:r>
+          </w:p>
+          <w:p>
+            <w:pPr>
+              <w:pStyle w:val="HTMLPreformatted"/>
+            </w:pPr>
             <w:proofErr w:type="gramStart"/>
             <w:r>
               <w:rPr>
                 <w:rStyle w:val="7"/>
                 <w:rFonts w:eastAsiaTheme="majorEastAsia"/>
               </w:rPr>
-              <w:t>model</w:t>
+              <w:t>@foreach</w:t>
             </w:r>
             <w:proofErr w:type="gramEnd"/>
             <w:r>
+              <w:t xml:space="preserve"> (</w:t>
+            </w:r>
+            <w:r>
+              <w:rPr>
+                <w:rStyle w:val="8"/>
+                <w:rFonts w:eastAsiaTheme="majorEastAsia"/>
+              </w:rPr>
+              <w:t>var</w:t>
+            </w:r>
+            <w:r>
               <w:t xml:space="preserve"> </w:t>
             </w:r>
-            <w:proofErr w:type="spellStart"/>
-            <w:r>
-              <w:rPr>
-                <w:rStyle w:val="e"/>
-                <w:rFonts w:eastAsiaTheme="majorEastAsia"/>
-              </w:rPr>
-              <w:t>ConfirmOrderViewModel</w:t>
-            </w:r>
-            <w:proofErr w:type="spellEnd"/>
-          </w:p>
-          <w:p>
-            <w:pPr>
-              <w:pStyle w:val="NormalWeb"/>
-            </w:pPr>
-            <w:r>
-              <w:t>Then:</w:t>
-            </w:r>
-          </w:p>
-          <w:p>
-            <w:pPr>
-              <w:pStyle w:val="HTMLPreformatted"/>
-            </w:pPr>
-            <w:r>
-              <w:rPr>
-                <w:rStyle w:val="7"/>
-                <w:rFonts w:eastAsiaTheme="majorEastAsia"/>
-              </w:rPr>
-              <w:t>@</w:t>
-            </w:r>
-            <w:proofErr w:type="gramStart"/>
-            <w:r>
-              <w:rPr>
-                <w:rStyle w:val="7"/>
-                <w:rFonts w:eastAsiaTheme="majorEastAsia"/>
-              </w:rPr>
-              <w:t>foreach</w:t>
-            </w:r>
-            <w:proofErr w:type="gramEnd"/>
-            <w:r>
-              <w:t xml:space="preserve"> (</w:t>
+            <w:r>
+              <w:rPr>
+                <w:rStyle w:val="e"/>
+                <w:rFonts w:eastAsiaTheme="majorEastAsia"/>
+              </w:rPr>
+              <w:t>item</w:t>
+            </w:r>
+            <w:r>
+              <w:t xml:space="preserve"> </w:t>
             </w:r>
             <w:r>
               <w:rPr>
                 <w:rStyle w:val="8"/>
                 <w:rFonts w:eastAsiaTheme="majorEastAsia"/>
               </w:rPr>
-              <w:t>var</w:t>
+              <w:t>in</w:t>
             </w:r>
             <w:r>
               <w:t xml:space="preserve"> </w:t>
             </w:r>
-            <w:r>
-              <w:rPr>
-                <w:rStyle w:val="e"/>
-                <w:rFonts w:eastAsiaTheme="majorEastAsia"/>
-              </w:rPr>
-              <w:t>item</w:t>
-            </w:r>
-            <w:r>
-              <w:t xml:space="preserve"> </w:t>
-            </w:r>
-            <w:r>
-              <w:rPr>
-                <w:rStyle w:val="8"/>
-                <w:rFonts w:eastAsiaTheme="majorEastAsia"/>
-              </w:rPr>
-              <w:t>in</w:t>
-            </w:r>
-            <w:r>
-              <w:t xml:space="preserve"> </w:t>
-            </w:r>
             <w:proofErr w:type="spellStart"/>
             <w:r>
               <w:rPr>
@@ -7363,6 +7554,9 @@
           </w:p>
           <w:p>
             <w:r>
+              <w:rPr>
+                <w:lang w:val="en-GB"/>
+              </w:rPr>
               <w:lastRenderedPageBreak/>
               <w:pict w14:anchorId="6969E5C5">
                 <v:rect id="_x0000_i1046" style="width:0;height:1.5pt" o:hralign="center" o:hrstd="t" o:hr="t" fillcolor="#a0a0a0" stroked="f"/>
@@ -7627,7 +7821,6 @@
           <w:p>
             <w:pPr>
               <w:pStyle w:val="Heading2"/>
-              <w:outlineLvl w:val="1"/>
             </w:pPr>
           </w:p>
         </w:tc>
@@ -7655,6 +7848,10 @@
             <w:pPr>
               <w:pStyle w:val="Text"/>
             </w:pPr>
+            <w:r>
+              <w:lastRenderedPageBreak/>
+              <w:t>The products creation page was failing and would simply reload the page instead of creating the product and I wasn’t sure how to fix it</w:t>
+            </w:r>
           </w:p>
         </w:tc>
         <w:tc>
@@ -7674,7 +7871,6 @@
           <w:p>
             <w:pPr>
               <w:pStyle w:val="Heading2"/>
-              <w:outlineLvl w:val="1"/>
               <w:rPr>
                 <w:rFonts w:ascii="Segoe UI Emoji" w:hAnsi="Segoe UI Emoji" w:cs="Segoe UI Emoji"/>
               </w:rPr>
@@ -7689,6 +7885,14 @@
             <w:pPr>
               <w:pStyle w:val="Text"/>
             </w:pPr>
+            <w:proofErr w:type="gramStart"/>
+            <w:r>
+              <w:t>Yes</w:t>
+            </w:r>
+            <w:proofErr w:type="gramEnd"/>
+            <w:r>
+              <w:t xml:space="preserve"> this was helpful, editing the model fixed the problem</w:t>
+            </w:r>
           </w:p>
         </w:tc>
       </w:tr>
@@ -7720,7 +7924,6 @@
           <w:p>
             <w:pPr>
               <w:pStyle w:val="Heading2"/>
-              <w:outlineLvl w:val="1"/>
               <w:rPr>
                 <w:rFonts w:ascii="Segoe UI Emoji" w:hAnsi="Segoe UI Emoji" w:cs="Segoe UI Emoji"/>
               </w:rPr>
@@ -7766,7 +7969,6 @@
           <w:p>
             <w:pPr>
               <w:pStyle w:val="Heading2"/>
-              <w:outlineLvl w:val="1"/>
               <w:rPr>
                 <w:rFonts w:ascii="Segoe UI Emoji" w:hAnsi="Segoe UI Emoji" w:cs="Segoe UI Emoji"/>
               </w:rPr>
@@ -7933,7 +8135,7 @@
 </file>
 
 <file path=word/endnotes.xml><?xml version="1.0" encoding="utf-8"?>
-<w:endnotes xmlns:wpc="http://schemas.microsoft.com/office/word/2010/wordprocessingCanvas" xmlns:cx="http://schemas.microsoft.com/office/drawing/2014/chartex" xmlns:cx1="http://schemas.microsoft.com/office/drawing/2015/9/8/chartex" xmlns:cx2="http://schemas.microsoft.com/office/drawing/2015/10/21/chartex" xmlns:cx3="http://schemas.microsoft.com/office/drawing/2016/5/9/chartex" xmlns:cx4="http://schemas.microsoft.com/office/drawing/2016/5/10/chartex" xmlns:cx5="http://schemas.microsoft.com/office/drawing/2016/5/11/chartex" xmlns:cx6="http://schemas.microsoft.com/office/drawing/2016/5/12/chartex" xmlns:cx7="http://schemas.microsoft.com/office/drawing/2016/5/13/chartex" xmlns:cx8="http://schemas.microsoft.com/office/drawing/2016/5/14/chartex" xmlns:mc="http://schemas.openxmlformats.org/markup-compatibility/2006" xmlns:aink="http://schemas.microsoft.com/office/drawing/2016/ink" xmlns:am3d="http://schemas.microsoft.com/office/drawing/2017/model3d" xmlns:o="urn:schemas-microsoft-com:office:office" xmlns:r="http://schemas.openxmlformats.org/officeDocument/2006/relationships" xmlns:m="http://schemas.openxmlformats.org/officeDocument/2006/math" xmlns:v="urn:schemas-microsoft-com:vml" xmlns:wp14="http://schemas.microsoft.com/office/word/2010/wordprocessingDrawing" xmlns:wp="http://schemas.openxmlformats.org/drawingml/2006/wordprocessingDrawing" xmlns:w10="urn:schemas-microsoft-com:office:word" xmlns:w="http://schemas.openxmlformats.org/wordprocessingml/2006/main" xmlns:w14="http://schemas.microsoft.com/office/word/2010/wordml" xmlns:w15="http://schemas.microsoft.com/office/word/2012/wordml" xmlns:w16cex="http://schemas.microsoft.com/office/word/2018/wordml/cex" xmlns:w16cid="http://schemas.microsoft.com/office/word/2016/wordml/cid" xmlns:w16="http://schemas.microsoft.com/office/word/2018/wordml" xmlns:w16sdtdh="http://schemas.microsoft.com/office/word/2020/wordml/sdtdatahash" xmlns:w16se="http://schemas.microsoft.com/office/word/2015/wordml/symex" xmlns:wpg="http://schemas.microsoft.com/office/word/2010/wordprocessingGroup" xmlns:wpi="http://schemas.microsoft.com/office/word/2010/wordprocessingInk" xmlns:wne="http://schemas.microsoft.com/office/word/2006/wordml" xmlns:wps="http://schemas.microsoft.com/office/word/2010/wordprocessingShape" mc:Ignorable="w14 w15 w16se w16cid w16 w16cex w16sdtdh wp14">
+<w:endnotes xmlns:wpc="http://schemas.microsoft.com/office/word/2010/wordprocessingCanvas" xmlns:cx="http://schemas.microsoft.com/office/drawing/2014/chartex" xmlns:cx1="http://schemas.microsoft.com/office/drawing/2015/9/8/chartex" xmlns:cx2="http://schemas.microsoft.com/office/drawing/2015/10/21/chartex" xmlns:cx3="http://schemas.microsoft.com/office/drawing/2016/5/9/chartex" xmlns:cx4="http://schemas.microsoft.com/office/drawing/2016/5/10/chartex" xmlns:cx5="http://schemas.microsoft.com/office/drawing/2016/5/11/chartex" xmlns:cx6="http://schemas.microsoft.com/office/drawing/2016/5/12/chartex" xmlns:cx7="http://schemas.microsoft.com/office/drawing/2016/5/13/chartex" xmlns:cx8="http://schemas.microsoft.com/office/drawing/2016/5/14/chartex" xmlns:mc="http://schemas.openxmlformats.org/markup-compatibility/2006" xmlns:aink="http://schemas.microsoft.com/office/drawing/2016/ink" xmlns:am3d="http://schemas.microsoft.com/office/drawing/2017/model3d" xmlns:o="urn:schemas-microsoft-com:office:office" xmlns:oel="http://schemas.microsoft.com/office/2019/extlst" xmlns:r="http://schemas.openxmlformats.org/officeDocument/2006/relationships" xmlns:m="http://schemas.openxmlformats.org/officeDocument/2006/math" xmlns:v="urn:schemas-microsoft-com:vml" xmlns:wp14="http://schemas.microsoft.com/office/word/2010/wordprocessingDrawing" xmlns:wp="http://schemas.openxmlformats.org/drawingml/2006/wordprocessingDrawing" xmlns:w10="urn:schemas-microsoft-com:office:word" xmlns:w="http://schemas.openxmlformats.org/wordprocessingml/2006/main" xmlns:w14="http://schemas.microsoft.com/office/word/2010/wordml" xmlns:w15="http://schemas.microsoft.com/office/word/2012/wordml" xmlns:w16cex="http://schemas.microsoft.com/office/word/2018/wordml/cex" xmlns:w16cid="http://schemas.microsoft.com/office/word/2016/wordml/cid" xmlns:w16="http://schemas.microsoft.com/office/word/2018/wordml" xmlns:w16du="http://schemas.microsoft.com/office/word/2023/wordml/word16du" xmlns:w16sdtdh="http://schemas.microsoft.com/office/word/2020/wordml/sdtdatahash" xmlns:w16sdtfl="http://schemas.microsoft.com/office/word/2024/wordml/sdtformatlock" xmlns:w16se="http://schemas.microsoft.com/office/word/2015/wordml/symex" xmlns:wpg="http://schemas.microsoft.com/office/word/2010/wordprocessingGroup" xmlns:wpi="http://schemas.microsoft.com/office/word/2010/wordprocessingInk" xmlns:wne="http://schemas.microsoft.com/office/word/2006/wordml" xmlns:wps="http://schemas.microsoft.com/office/word/2010/wordprocessingShape" mc:Ignorable="w14 w15 w16se w16cid w16 w16cex w16sdtdh w16sdtfl w16du wp14">
   <w:endnote w:type="separator" w:id="-1">
     <w:p>
       <w:r>
@@ -7952,7 +8154,7 @@
 </file>
 
 <file path=word/footer1.xml><?xml version="1.0" encoding="utf-8"?>
-<w:ftr xmlns:wpc="http://schemas.microsoft.com/office/word/2010/wordprocessingCanvas" xmlns:cx="http://schemas.microsoft.com/office/drawing/2014/chartex" xmlns:cx1="http://schemas.microsoft.com/office/drawing/2015/9/8/chartex" xmlns:cx2="http://schemas.microsoft.com/office/drawing/2015/10/21/chartex" xmlns:cx3="http://schemas.microsoft.com/office/drawing/2016/5/9/chartex" xmlns:cx4="http://schemas.microsoft.com/office/drawing/2016/5/10/chartex" xmlns:cx5="http://schemas.microsoft.com/office/drawing/2016/5/11/chartex" xmlns:cx6="http://schemas.microsoft.com/office/drawing/2016/5/12/chartex" xmlns:cx7="http://schemas.microsoft.com/office/drawing/2016/5/13/chartex" xmlns:cx8="http://schemas.microsoft.com/office/drawing/2016/5/14/chartex" xmlns:mc="http://schemas.openxmlformats.org/markup-compatibility/2006" xmlns:aink="http://schemas.microsoft.com/office/drawing/2016/ink" xmlns:am3d="http://schemas.microsoft.com/office/drawing/2017/model3d" xmlns:o="urn:schemas-microsoft-com:office:office" xmlns:r="http://schemas.openxmlformats.org/officeDocument/2006/relationships" xmlns:m="http://schemas.openxmlformats.org/officeDocument/2006/math" xmlns:v="urn:schemas-microsoft-com:vml" xmlns:wp14="http://schemas.microsoft.com/office/word/2010/wordprocessingDrawing" xmlns:wp="http://schemas.openxmlformats.org/drawingml/2006/wordprocessingDrawing" xmlns:w10="urn:schemas-microsoft-com:office:word" xmlns:w="http://schemas.openxmlformats.org/wordprocessingml/2006/main" xmlns:w14="http://schemas.microsoft.com/office/word/2010/wordml" xmlns:w15="http://schemas.microsoft.com/office/word/2012/wordml" xmlns:w16cex="http://schemas.microsoft.com/office/word/2018/wordml/cex" xmlns:w16cid="http://schemas.microsoft.com/office/word/2016/wordml/cid" xmlns:w16="http://schemas.microsoft.com/office/word/2018/wordml" xmlns:w16sdtdh="http://schemas.microsoft.com/office/word/2020/wordml/sdtdatahash" xmlns:w16se="http://schemas.microsoft.com/office/word/2015/wordml/symex" xmlns:wpg="http://schemas.microsoft.com/office/word/2010/wordprocessingGroup" xmlns:wpi="http://schemas.microsoft.com/office/word/2010/wordprocessingInk" xmlns:wne="http://schemas.microsoft.com/office/word/2006/wordml" xmlns:wps="http://schemas.microsoft.com/office/word/2010/wordprocessingShape" mc:Ignorable="w14 w15 w16se w16cid w16 w16cex w16sdtdh wp14">
+<w:ftr xmlns:wpc="http://schemas.microsoft.com/office/word/2010/wordprocessingCanvas" xmlns:cx="http://schemas.microsoft.com/office/drawing/2014/chartex" xmlns:cx1="http://schemas.microsoft.com/office/drawing/2015/9/8/chartex" xmlns:cx2="http://schemas.microsoft.com/office/drawing/2015/10/21/chartex" xmlns:cx3="http://schemas.microsoft.com/office/drawing/2016/5/9/chartex" xmlns:cx4="http://schemas.microsoft.com/office/drawing/2016/5/10/chartex" xmlns:cx5="http://schemas.microsoft.com/office/drawing/2016/5/11/chartex" xmlns:cx6="http://schemas.microsoft.com/office/drawing/2016/5/12/chartex" xmlns:cx7="http://schemas.microsoft.com/office/drawing/2016/5/13/chartex" xmlns:cx8="http://schemas.microsoft.com/office/drawing/2016/5/14/chartex" xmlns:mc="http://schemas.openxmlformats.org/markup-compatibility/2006" xmlns:aink="http://schemas.microsoft.com/office/drawing/2016/ink" xmlns:am3d="http://schemas.microsoft.com/office/drawing/2017/model3d" xmlns:o="urn:schemas-microsoft-com:office:office" xmlns:oel="http://schemas.microsoft.com/office/2019/extlst" xmlns:r="http://schemas.openxmlformats.org/officeDocument/2006/relationships" xmlns:m="http://schemas.openxmlformats.org/officeDocument/2006/math" xmlns:v="urn:schemas-microsoft-com:vml" xmlns:wp14="http://schemas.microsoft.com/office/word/2010/wordprocessingDrawing" xmlns:wp="http://schemas.openxmlformats.org/drawingml/2006/wordprocessingDrawing" xmlns:w10="urn:schemas-microsoft-com:office:word" xmlns:w="http://schemas.openxmlformats.org/wordprocessingml/2006/main" xmlns:w14="http://schemas.microsoft.com/office/word/2010/wordml" xmlns:w15="http://schemas.microsoft.com/office/word/2012/wordml" xmlns:w16cex="http://schemas.microsoft.com/office/word/2018/wordml/cex" xmlns:w16cid="http://schemas.microsoft.com/office/word/2016/wordml/cid" xmlns:w16="http://schemas.microsoft.com/office/word/2018/wordml" xmlns:w16du="http://schemas.microsoft.com/office/word/2023/wordml/word16du" xmlns:w16sdtdh="http://schemas.microsoft.com/office/word/2020/wordml/sdtdatahash" xmlns:w16sdtfl="http://schemas.microsoft.com/office/word/2024/wordml/sdtformatlock" xmlns:w16se="http://schemas.microsoft.com/office/word/2015/wordml/symex" xmlns:wpg="http://schemas.microsoft.com/office/word/2010/wordprocessingGroup" xmlns:wpi="http://schemas.microsoft.com/office/word/2010/wordprocessingInk" xmlns:wne="http://schemas.microsoft.com/office/word/2006/wordml" xmlns:wps="http://schemas.microsoft.com/office/word/2010/wordprocessingShape" mc:Ignorable="w14 w15 w16se w16cid w16 w16cex w16sdtdh w16sdtfl w16du wp14">
   <w:p>
     <w:pPr>
       <w:pStyle w:val="Footer"/>
@@ -7962,7 +8164,7 @@
 </file>
 
 <file path=word/footer2.xml><?xml version="1.0" encoding="utf-8"?>
-<w:ftr xmlns:wpc="http://schemas.microsoft.com/office/word/2010/wordprocessingCanvas" xmlns:cx="http://schemas.microsoft.com/office/drawing/2014/chartex" xmlns:cx1="http://schemas.microsoft.com/office/drawing/2015/9/8/chartex" xmlns:cx2="http://schemas.microsoft.com/office/drawing/2015/10/21/chartex" xmlns:cx3="http://schemas.microsoft.com/office/drawing/2016/5/9/chartex" xmlns:cx4="http://schemas.microsoft.com/office/drawing/2016/5/10/chartex" xmlns:cx5="http://schemas.microsoft.com/office/drawing/2016/5/11/chartex" xmlns:cx6="http://schemas.microsoft.com/office/drawing/2016/5/12/chartex" xmlns:cx7="http://schemas.microsoft.com/office/drawing/2016/5/13/chartex" xmlns:cx8="http://schemas.microsoft.com/office/drawing/2016/5/14/chartex" xmlns:mc="http://schemas.openxmlformats.org/markup-compatibility/2006" xmlns:aink="http://schemas.microsoft.com/office/drawing/2016/ink" xmlns:am3d="http://schemas.microsoft.com/office/drawing/2017/model3d" xmlns:o="urn:schemas-microsoft-com:office:office" xmlns:r="http://schemas.openxmlformats.org/officeDocument/2006/relationships" xmlns:m="http://schemas.openxmlformats.org/officeDocument/2006/math" xmlns:v="urn:schemas-microsoft-com:vml" xmlns:wp14="http://schemas.microsoft.com/office/word/2010/wordprocessingDrawing" xmlns:wp="http://schemas.openxmlformats.org/drawingml/2006/wordprocessingDrawing" xmlns:w10="urn:schemas-microsoft-com:office:word" xmlns:w="http://schemas.openxmlformats.org/wordprocessingml/2006/main" xmlns:w14="http://schemas.microsoft.com/office/word/2010/wordml" xmlns:w15="http://schemas.microsoft.com/office/word/2012/wordml" xmlns:w16cex="http://schemas.microsoft.com/office/word/2018/wordml/cex" xmlns:w16cid="http://schemas.microsoft.com/office/word/2016/wordml/cid" xmlns:w16="http://schemas.microsoft.com/office/word/2018/wordml" xmlns:w16sdtdh="http://schemas.microsoft.com/office/word/2020/wordml/sdtdatahash" xmlns:w16se="http://schemas.microsoft.com/office/word/2015/wordml/symex" xmlns:wpg="http://schemas.microsoft.com/office/word/2010/wordprocessingGroup" xmlns:wpi="http://schemas.microsoft.com/office/word/2010/wordprocessingInk" xmlns:wne="http://schemas.microsoft.com/office/word/2006/wordml" xmlns:wps="http://schemas.microsoft.com/office/word/2010/wordprocessingShape" mc:Ignorable="w14 w15 w16se w16cid w16 w16cex w16sdtdh wp14">
+<w:ftr xmlns:wpc="http://schemas.microsoft.com/office/word/2010/wordprocessingCanvas" xmlns:cx="http://schemas.microsoft.com/office/drawing/2014/chartex" xmlns:cx1="http://schemas.microsoft.com/office/drawing/2015/9/8/chartex" xmlns:cx2="http://schemas.microsoft.com/office/drawing/2015/10/21/chartex" xmlns:cx3="http://schemas.microsoft.com/office/drawing/2016/5/9/chartex" xmlns:cx4="http://schemas.microsoft.com/office/drawing/2016/5/10/chartex" xmlns:cx5="http://schemas.microsoft.com/office/drawing/2016/5/11/chartex" xmlns:cx6="http://schemas.microsoft.com/office/drawing/2016/5/12/chartex" xmlns:cx7="http://schemas.microsoft.com/office/drawing/2016/5/13/chartex" xmlns:cx8="http://schemas.microsoft.com/office/drawing/2016/5/14/chartex" xmlns:mc="http://schemas.openxmlformats.org/markup-compatibility/2006" xmlns:aink="http://schemas.microsoft.com/office/drawing/2016/ink" xmlns:am3d="http://schemas.microsoft.com/office/drawing/2017/model3d" xmlns:o="urn:schemas-microsoft-com:office:office" xmlns:oel="http://schemas.microsoft.com/office/2019/extlst" xmlns:r="http://schemas.openxmlformats.org/officeDocument/2006/relationships" xmlns:m="http://schemas.openxmlformats.org/officeDocument/2006/math" xmlns:v="urn:schemas-microsoft-com:vml" xmlns:wp14="http://schemas.microsoft.com/office/word/2010/wordprocessingDrawing" xmlns:wp="http://schemas.openxmlformats.org/drawingml/2006/wordprocessingDrawing" xmlns:w10="urn:schemas-microsoft-com:office:word" xmlns:w="http://schemas.openxmlformats.org/wordprocessingml/2006/main" xmlns:w14="http://schemas.microsoft.com/office/word/2010/wordml" xmlns:w15="http://schemas.microsoft.com/office/word/2012/wordml" xmlns:w16cex="http://schemas.microsoft.com/office/word/2018/wordml/cex" xmlns:w16cid="http://schemas.microsoft.com/office/word/2016/wordml/cid" xmlns:w16="http://schemas.microsoft.com/office/word/2018/wordml" xmlns:w16du="http://schemas.microsoft.com/office/word/2023/wordml/word16du" xmlns:w16sdtdh="http://schemas.microsoft.com/office/word/2020/wordml/sdtdatahash" xmlns:w16sdtfl="http://schemas.microsoft.com/office/word/2024/wordml/sdtformatlock" xmlns:w16se="http://schemas.microsoft.com/office/word/2015/wordml/symex" xmlns:wpg="http://schemas.microsoft.com/office/word/2010/wordprocessingGroup" xmlns:wpi="http://schemas.microsoft.com/office/word/2010/wordprocessingInk" xmlns:wne="http://schemas.microsoft.com/office/word/2006/wordml" xmlns:wps="http://schemas.microsoft.com/office/word/2010/wordprocessingShape" mc:Ignorable="w14 w15 w16se w16cid w16 w16cex w16sdtdh w16sdtfl w16du wp14">
   <w:p>
     <w:pPr>
       <w:pStyle w:val="Footer"/>
@@ -7972,7 +8174,7 @@
 </file>
 
 <file path=word/footer3.xml><?xml version="1.0" encoding="utf-8"?>
-<w:ftr xmlns:wpc="http://schemas.microsoft.com/office/word/2010/wordprocessingCanvas" xmlns:cx="http://schemas.microsoft.com/office/drawing/2014/chartex" xmlns:cx1="http://schemas.microsoft.com/office/drawing/2015/9/8/chartex" xmlns:cx2="http://schemas.microsoft.com/office/drawing/2015/10/21/chartex" xmlns:cx3="http://schemas.microsoft.com/office/drawing/2016/5/9/chartex" xmlns:cx4="http://schemas.microsoft.com/office/drawing/2016/5/10/chartex" xmlns:cx5="http://schemas.microsoft.com/office/drawing/2016/5/11/chartex" xmlns:cx6="http://schemas.microsoft.com/office/drawing/2016/5/12/chartex" xmlns:cx7="http://schemas.microsoft.com/office/drawing/2016/5/13/chartex" xmlns:cx8="http://schemas.microsoft.com/office/drawing/2016/5/14/chartex" xmlns:mc="http://schemas.openxmlformats.org/markup-compatibility/2006" xmlns:aink="http://schemas.microsoft.com/office/drawing/2016/ink" xmlns:am3d="http://schemas.microsoft.com/office/drawing/2017/model3d" xmlns:o="urn:schemas-microsoft-com:office:office" xmlns:r="http://schemas.openxmlformats.org/officeDocument/2006/relationships" xmlns:m="http://schemas.openxmlformats.org/officeDocument/2006/math" xmlns:v="urn:schemas-microsoft-com:vml" xmlns:wp14="http://schemas.microsoft.com/office/word/2010/wordprocessingDrawing" xmlns:wp="http://schemas.openxmlformats.org/drawingml/2006/wordprocessingDrawing" xmlns:w10="urn:schemas-microsoft-com:office:word" xmlns:w="http://schemas.openxmlformats.org/wordprocessingml/2006/main" xmlns:w14="http://schemas.microsoft.com/office/word/2010/wordml" xmlns:w15="http://schemas.microsoft.com/office/word/2012/wordml" xmlns:w16cex="http://schemas.microsoft.com/office/word/2018/wordml/cex" xmlns:w16cid="http://schemas.microsoft.com/office/word/2016/wordml/cid" xmlns:w16="http://schemas.microsoft.com/office/word/2018/wordml" xmlns:w16sdtdh="http://schemas.microsoft.com/office/word/2020/wordml/sdtdatahash" xmlns:w16se="http://schemas.microsoft.com/office/word/2015/wordml/symex" xmlns:wpg="http://schemas.microsoft.com/office/word/2010/wordprocessingGroup" xmlns:wpi="http://schemas.microsoft.com/office/word/2010/wordprocessingInk" xmlns:wne="http://schemas.microsoft.com/office/word/2006/wordml" xmlns:wps="http://schemas.microsoft.com/office/word/2010/wordprocessingShape" mc:Ignorable="w14 w15 w16se w16cid w16 w16cex w16sdtdh wp14">
+<w:ftr xmlns:wpc="http://schemas.microsoft.com/office/word/2010/wordprocessingCanvas" xmlns:cx="http://schemas.microsoft.com/office/drawing/2014/chartex" xmlns:cx1="http://schemas.microsoft.com/office/drawing/2015/9/8/chartex" xmlns:cx2="http://schemas.microsoft.com/office/drawing/2015/10/21/chartex" xmlns:cx3="http://schemas.microsoft.com/office/drawing/2016/5/9/chartex" xmlns:cx4="http://schemas.microsoft.com/office/drawing/2016/5/10/chartex" xmlns:cx5="http://schemas.microsoft.com/office/drawing/2016/5/11/chartex" xmlns:cx6="http://schemas.microsoft.com/office/drawing/2016/5/12/chartex" xmlns:cx7="http://schemas.microsoft.com/office/drawing/2016/5/13/chartex" xmlns:cx8="http://schemas.microsoft.com/office/drawing/2016/5/14/chartex" xmlns:mc="http://schemas.openxmlformats.org/markup-compatibility/2006" xmlns:aink="http://schemas.microsoft.com/office/drawing/2016/ink" xmlns:am3d="http://schemas.microsoft.com/office/drawing/2017/model3d" xmlns:o="urn:schemas-microsoft-com:office:office" xmlns:oel="http://schemas.microsoft.com/office/2019/extlst" xmlns:r="http://schemas.openxmlformats.org/officeDocument/2006/relationships" xmlns:m="http://schemas.openxmlformats.org/officeDocument/2006/math" xmlns:v="urn:schemas-microsoft-com:vml" xmlns:wp14="http://schemas.microsoft.com/office/word/2010/wordprocessingDrawing" xmlns:wp="http://schemas.openxmlformats.org/drawingml/2006/wordprocessingDrawing" xmlns:w10="urn:schemas-microsoft-com:office:word" xmlns:w="http://schemas.openxmlformats.org/wordprocessingml/2006/main" xmlns:w14="http://schemas.microsoft.com/office/word/2010/wordml" xmlns:w15="http://schemas.microsoft.com/office/word/2012/wordml" xmlns:w16cex="http://schemas.microsoft.com/office/word/2018/wordml/cex" xmlns:w16cid="http://schemas.microsoft.com/office/word/2016/wordml/cid" xmlns:w16="http://schemas.microsoft.com/office/word/2018/wordml" xmlns:w16du="http://schemas.microsoft.com/office/word/2023/wordml/word16du" xmlns:w16sdtdh="http://schemas.microsoft.com/office/word/2020/wordml/sdtdatahash" xmlns:w16sdtfl="http://schemas.microsoft.com/office/word/2024/wordml/sdtformatlock" xmlns:w16se="http://schemas.microsoft.com/office/word/2015/wordml/symex" xmlns:wpg="http://schemas.microsoft.com/office/word/2010/wordprocessingGroup" xmlns:wpi="http://schemas.microsoft.com/office/word/2010/wordprocessingInk" xmlns:wne="http://schemas.microsoft.com/office/word/2006/wordml" xmlns:wps="http://schemas.microsoft.com/office/word/2010/wordprocessingShape" mc:Ignorable="w14 w15 w16se w16cid w16 w16cex w16sdtdh w16sdtfl w16du wp14">
   <w:p>
     <w:pPr>
       <w:pStyle w:val="Footer"/>
@@ -7982,7 +8184,7 @@
 </file>
 
 <file path=word/footnotes.xml><?xml version="1.0" encoding="utf-8"?>
-<w:footnotes xmlns:wpc="http://schemas.microsoft.com/office/word/2010/wordprocessingCanvas" xmlns:cx="http://schemas.microsoft.com/office/drawing/2014/chartex" xmlns:cx1="http://schemas.microsoft.com/office/drawing/2015/9/8/chartex" xmlns:cx2="http://schemas.microsoft.com/office/drawing/2015/10/21/chartex" xmlns:cx3="http://schemas.microsoft.com/office/drawing/2016/5/9/chartex" xmlns:cx4="http://schemas.microsoft.com/office/drawing/2016/5/10/chartex" xmlns:cx5="http://schemas.microsoft.com/office/drawing/2016/5/11/chartex" xmlns:cx6="http://schemas.microsoft.com/office/drawing/2016/5/12/chartex" xmlns:cx7="http://schemas.microsoft.com/office/drawing/2016/5/13/chartex" xmlns:cx8="http://schemas.microsoft.com/office/drawing/2016/5/14/chartex" xmlns:mc="http://schemas.openxmlformats.org/markup-compatibility/2006" xmlns:aink="http://schemas.microsoft.com/office/drawing/2016/ink" xmlns:am3d="http://schemas.microsoft.com/office/drawing/2017/model3d" xmlns:o="urn:schemas-microsoft-com:office:office" xmlns:r="http://schemas.openxmlformats.org/officeDocument/2006/relationships" xmlns:m="http://schemas.openxmlformats.org/officeDocument/2006/math" xmlns:v="urn:schemas-microsoft-com:vml" xmlns:wp14="http://schemas.microsoft.com/office/word/2010/wordprocessingDrawing" xmlns:wp="http://schemas.openxmlformats.org/drawingml/2006/wordprocessingDrawing" xmlns:w10="urn:schemas-microsoft-com:office:word" xmlns:w="http://schemas.openxmlformats.org/wordprocessingml/2006/main" xmlns:w14="http://schemas.microsoft.com/office/word/2010/wordml" xmlns:w15="http://schemas.microsoft.com/office/word/2012/wordml" xmlns:w16cex="http://schemas.microsoft.com/office/word/2018/wordml/cex" xmlns:w16cid="http://schemas.microsoft.com/office/word/2016/wordml/cid" xmlns:w16="http://schemas.microsoft.com/office/word/2018/wordml" xmlns:w16sdtdh="http://schemas.microsoft.com/office/word/2020/wordml/sdtdatahash" xmlns:w16se="http://schemas.microsoft.com/office/word/2015/wordml/symex" xmlns:wpg="http://schemas.microsoft.com/office/word/2010/wordprocessingGroup" xmlns:wpi="http://schemas.microsoft.com/office/word/2010/wordprocessingInk" xmlns:wne="http://schemas.microsoft.com/office/word/2006/wordml" xmlns:wps="http://schemas.microsoft.com/office/word/2010/wordprocessingShape" mc:Ignorable="w14 w15 w16se w16cid w16 w16cex w16sdtdh wp14">
+<w:footnotes xmlns:wpc="http://schemas.microsoft.com/office/word/2010/wordprocessingCanvas" xmlns:cx="http://schemas.microsoft.com/office/drawing/2014/chartex" xmlns:cx1="http://schemas.microsoft.com/office/drawing/2015/9/8/chartex" xmlns:cx2="http://schemas.microsoft.com/office/drawing/2015/10/21/chartex" xmlns:cx3="http://schemas.microsoft.com/office/drawing/2016/5/9/chartex" xmlns:cx4="http://schemas.microsoft.com/office/drawing/2016/5/10/chartex" xmlns:cx5="http://schemas.microsoft.com/office/drawing/2016/5/11/chartex" xmlns:cx6="http://schemas.microsoft.com/office/drawing/2016/5/12/chartex" xmlns:cx7="http://schemas.microsoft.com/office/drawing/2016/5/13/chartex" xmlns:cx8="http://schemas.microsoft.com/office/drawing/2016/5/14/chartex" xmlns:mc="http://schemas.openxmlformats.org/markup-compatibility/2006" xmlns:aink="http://schemas.microsoft.com/office/drawing/2016/ink" xmlns:am3d="http://schemas.microsoft.com/office/drawing/2017/model3d" xmlns:o="urn:schemas-microsoft-com:office:office" xmlns:oel="http://schemas.microsoft.com/office/2019/extlst" xmlns:r="http://schemas.openxmlformats.org/officeDocument/2006/relationships" xmlns:m="http://schemas.openxmlformats.org/officeDocument/2006/math" xmlns:v="urn:schemas-microsoft-com:vml" xmlns:wp14="http://schemas.microsoft.com/office/word/2010/wordprocessingDrawing" xmlns:wp="http://schemas.openxmlformats.org/drawingml/2006/wordprocessingDrawing" xmlns:w10="urn:schemas-microsoft-com:office:word" xmlns:w="http://schemas.openxmlformats.org/wordprocessingml/2006/main" xmlns:w14="http://schemas.microsoft.com/office/word/2010/wordml" xmlns:w15="http://schemas.microsoft.com/office/word/2012/wordml" xmlns:w16cex="http://schemas.microsoft.com/office/word/2018/wordml/cex" xmlns:w16cid="http://schemas.microsoft.com/office/word/2016/wordml/cid" xmlns:w16="http://schemas.microsoft.com/office/word/2018/wordml" xmlns:w16du="http://schemas.microsoft.com/office/word/2023/wordml/word16du" xmlns:w16sdtdh="http://schemas.microsoft.com/office/word/2020/wordml/sdtdatahash" xmlns:w16sdtfl="http://schemas.microsoft.com/office/word/2024/wordml/sdtformatlock" xmlns:w16se="http://schemas.microsoft.com/office/word/2015/wordml/symex" xmlns:wpg="http://schemas.microsoft.com/office/word/2010/wordprocessingGroup" xmlns:wpi="http://schemas.microsoft.com/office/word/2010/wordprocessingInk" xmlns:wne="http://schemas.microsoft.com/office/word/2006/wordml" xmlns:wps="http://schemas.microsoft.com/office/word/2010/wordprocessingShape" mc:Ignorable="w14 w15 w16se w16cid w16 w16cex w16sdtdh w16sdtfl w16du wp14">
   <w:footnote w:type="separator" w:id="-1">
     <w:p>
       <w:r>
@@ -8001,7 +8203,7 @@
 </file>
 
 <file path=word/header1.xml><?xml version="1.0" encoding="utf-8"?>
-<w:hdr xmlns:wpc="http://schemas.microsoft.com/office/word/2010/wordprocessingCanvas" xmlns:cx="http://schemas.microsoft.com/office/drawing/2014/chartex" xmlns:cx1="http://schemas.microsoft.com/office/drawing/2015/9/8/chartex" xmlns:cx2="http://schemas.microsoft.com/office/drawing/2015/10/21/chartex" xmlns:cx3="http://schemas.microsoft.com/office/drawing/2016/5/9/chartex" xmlns:cx4="http://schemas.microsoft.com/office/drawing/2016/5/10/chartex" xmlns:cx5="http://schemas.microsoft.com/office/drawing/2016/5/11/chartex" xmlns:cx6="http://schemas.microsoft.com/office/drawing/2016/5/12/chartex" xmlns:cx7="http://schemas.microsoft.com/office/drawing/2016/5/13/chartex" xmlns:cx8="http://schemas.microsoft.com/office/drawing/2016/5/14/chartex" xmlns:mc="http://schemas.openxmlformats.org/markup-compatibility/2006" xmlns:aink="http://schemas.microsoft.com/office/drawing/2016/ink" xmlns:am3d="http://schemas.microsoft.com/office/drawing/2017/model3d" xmlns:o="urn:schemas-microsoft-com:office:office" xmlns:r="http://schemas.openxmlformats.org/officeDocument/2006/relationships" xmlns:m="http://schemas.openxmlformats.org/officeDocument/2006/math" xmlns:v="urn:schemas-microsoft-com:vml" xmlns:wp14="http://schemas.microsoft.com/office/word/2010/wordprocessingDrawing" xmlns:wp="http://schemas.openxmlformats.org/drawingml/2006/wordprocessingDrawing" xmlns:w10="urn:schemas-microsoft-com:office:word" xmlns:w="http://schemas.openxmlformats.org/wordprocessingml/2006/main" xmlns:w14="http://schemas.microsoft.com/office/word/2010/wordml" xmlns:w15="http://schemas.microsoft.com/office/word/2012/wordml" xmlns:w16cex="http://schemas.microsoft.com/office/word/2018/wordml/cex" xmlns:w16cid="http://schemas.microsoft.com/office/word/2016/wordml/cid" xmlns:w16="http://schemas.microsoft.com/office/word/2018/wordml" xmlns:w16sdtdh="http://schemas.microsoft.com/office/word/2020/wordml/sdtdatahash" xmlns:w16se="http://schemas.microsoft.com/office/word/2015/wordml/symex" xmlns:wpg="http://schemas.microsoft.com/office/word/2010/wordprocessingGroup" xmlns:wpi="http://schemas.microsoft.com/office/word/2010/wordprocessingInk" xmlns:wne="http://schemas.microsoft.com/office/word/2006/wordml" xmlns:wps="http://schemas.microsoft.com/office/word/2010/wordprocessingShape" mc:Ignorable="w14 w15 w16se w16cid w16 w16cex w16sdtdh wp14">
+<w:hdr xmlns:wpc="http://schemas.microsoft.com/office/word/2010/wordprocessingCanvas" xmlns:cx="http://schemas.microsoft.com/office/drawing/2014/chartex" xmlns:cx1="http://schemas.microsoft.com/office/drawing/2015/9/8/chartex" xmlns:cx2="http://schemas.microsoft.com/office/drawing/2015/10/21/chartex" xmlns:cx3="http://schemas.microsoft.com/office/drawing/2016/5/9/chartex" xmlns:cx4="http://schemas.microsoft.com/office/drawing/2016/5/10/chartex" xmlns:cx5="http://schemas.microsoft.com/office/drawing/2016/5/11/chartex" xmlns:cx6="http://schemas.microsoft.com/office/drawing/2016/5/12/chartex" xmlns:cx7="http://schemas.microsoft.com/office/drawing/2016/5/13/chartex" xmlns:cx8="http://schemas.microsoft.com/office/drawing/2016/5/14/chartex" xmlns:mc="http://schemas.openxmlformats.org/markup-compatibility/2006" xmlns:aink="http://schemas.microsoft.com/office/drawing/2016/ink" xmlns:am3d="http://schemas.microsoft.com/office/drawing/2017/model3d" xmlns:o="urn:schemas-microsoft-com:office:office" xmlns:oel="http://schemas.microsoft.com/office/2019/extlst" xmlns:r="http://schemas.openxmlformats.org/officeDocument/2006/relationships" xmlns:m="http://schemas.openxmlformats.org/officeDocument/2006/math" xmlns:v="urn:schemas-microsoft-com:vml" xmlns:wp14="http://schemas.microsoft.com/office/word/2010/wordprocessingDrawing" xmlns:wp="http://schemas.openxmlformats.org/drawingml/2006/wordprocessingDrawing" xmlns:w10="urn:schemas-microsoft-com:office:word" xmlns:w="http://schemas.openxmlformats.org/wordprocessingml/2006/main" xmlns:w14="http://schemas.microsoft.com/office/word/2010/wordml" xmlns:w15="http://schemas.microsoft.com/office/word/2012/wordml" xmlns:w16cex="http://schemas.microsoft.com/office/word/2018/wordml/cex" xmlns:w16cid="http://schemas.microsoft.com/office/word/2016/wordml/cid" xmlns:w16="http://schemas.microsoft.com/office/word/2018/wordml" xmlns:w16du="http://schemas.microsoft.com/office/word/2023/wordml/word16du" xmlns:w16sdtdh="http://schemas.microsoft.com/office/word/2020/wordml/sdtdatahash" xmlns:w16sdtfl="http://schemas.microsoft.com/office/word/2024/wordml/sdtformatlock" xmlns:w16se="http://schemas.microsoft.com/office/word/2015/wordml/symex" xmlns:wpg="http://schemas.microsoft.com/office/word/2010/wordprocessingGroup" xmlns:wpi="http://schemas.microsoft.com/office/word/2010/wordprocessingInk" xmlns:wne="http://schemas.microsoft.com/office/word/2006/wordml" xmlns:wps="http://schemas.microsoft.com/office/word/2010/wordprocessingShape" mc:Ignorable="w14 w15 w16se w16cid w16 w16cex w16sdtdh w16sdtfl w16du wp14">
   <w:p>
     <w:pPr>
       <w:pStyle w:val="Header"/>
@@ -8011,7 +8213,7 @@
 </file>
 
 <file path=word/header2.xml><?xml version="1.0" encoding="utf-8"?>
-<w:hdr xmlns:wpc="http://schemas.microsoft.com/office/word/2010/wordprocessingCanvas" xmlns:cx="http://schemas.microsoft.com/office/drawing/2014/chartex" xmlns:cx1="http://schemas.microsoft.com/office/drawing/2015/9/8/chartex" xmlns:cx2="http://schemas.microsoft.com/office/drawing/2015/10/21/chartex" xmlns:cx3="http://schemas.microsoft.com/office/drawing/2016/5/9/chartex" xmlns:cx4="http://schemas.microsoft.com/office/drawing/2016/5/10/chartex" xmlns:cx5="http://schemas.microsoft.com/office/drawing/2016/5/11/chartex" xmlns:cx6="http://schemas.microsoft.com/office/drawing/2016/5/12/chartex" xmlns:cx7="http://schemas.microsoft.com/office/drawing/2016/5/13/chartex" xmlns:cx8="http://schemas.microsoft.com/office/drawing/2016/5/14/chartex" xmlns:mc="http://schemas.openxmlformats.org/markup-compatibility/2006" xmlns:aink="http://schemas.microsoft.com/office/drawing/2016/ink" xmlns:am3d="http://schemas.microsoft.com/office/drawing/2017/model3d" xmlns:o="urn:schemas-microsoft-com:office:office" xmlns:r="http://schemas.openxmlformats.org/officeDocument/2006/relationships" xmlns:m="http://schemas.openxmlformats.org/officeDocument/2006/math" xmlns:v="urn:schemas-microsoft-com:vml" xmlns:wp14="http://schemas.microsoft.com/office/word/2010/wordprocessingDrawing" xmlns:wp="http://schemas.openxmlformats.org/drawingml/2006/wordprocessingDrawing" xmlns:w10="urn:schemas-microsoft-com:office:word" xmlns:w="http://schemas.openxmlformats.org/wordprocessingml/2006/main" xmlns:w14="http://schemas.microsoft.com/office/word/2010/wordml" xmlns:w15="http://schemas.microsoft.com/office/word/2012/wordml" xmlns:w16cex="http://schemas.microsoft.com/office/word/2018/wordml/cex" xmlns:w16cid="http://schemas.microsoft.com/office/word/2016/wordml/cid" xmlns:w16="http://schemas.microsoft.com/office/word/2018/wordml" xmlns:w16sdtdh="http://schemas.microsoft.com/office/word/2020/wordml/sdtdatahash" xmlns:w16se="http://schemas.microsoft.com/office/word/2015/wordml/symex" xmlns:wpg="http://schemas.microsoft.com/office/word/2010/wordprocessingGroup" xmlns:wpi="http://schemas.microsoft.com/office/word/2010/wordprocessingInk" xmlns:wne="http://schemas.microsoft.com/office/word/2006/wordml" xmlns:wps="http://schemas.microsoft.com/office/word/2010/wordprocessingShape" mc:Ignorable="w14 w15 w16se w16cid w16 w16cex w16sdtdh wp14">
+<w:hdr xmlns:wpc="http://schemas.microsoft.com/office/word/2010/wordprocessingCanvas" xmlns:cx="http://schemas.microsoft.com/office/drawing/2014/chartex" xmlns:cx1="http://schemas.microsoft.com/office/drawing/2015/9/8/chartex" xmlns:cx2="http://schemas.microsoft.com/office/drawing/2015/10/21/chartex" xmlns:cx3="http://schemas.microsoft.com/office/drawing/2016/5/9/chartex" xmlns:cx4="http://schemas.microsoft.com/office/drawing/2016/5/10/chartex" xmlns:cx5="http://schemas.microsoft.com/office/drawing/2016/5/11/chartex" xmlns:cx6="http://schemas.microsoft.com/office/drawing/2016/5/12/chartex" xmlns:cx7="http://schemas.microsoft.com/office/drawing/2016/5/13/chartex" xmlns:cx8="http://schemas.microsoft.com/office/drawing/2016/5/14/chartex" xmlns:mc="http://schemas.openxmlformats.org/markup-compatibility/2006" xmlns:aink="http://schemas.microsoft.com/office/drawing/2016/ink" xmlns:am3d="http://schemas.microsoft.com/office/drawing/2017/model3d" xmlns:o="urn:schemas-microsoft-com:office:office" xmlns:oel="http://schemas.microsoft.com/office/2019/extlst" xmlns:r="http://schemas.openxmlformats.org/officeDocument/2006/relationships" xmlns:m="http://schemas.openxmlformats.org/officeDocument/2006/math" xmlns:v="urn:schemas-microsoft-com:vml" xmlns:wp14="http://schemas.microsoft.com/office/word/2010/wordprocessingDrawing" xmlns:wp="http://schemas.openxmlformats.org/drawingml/2006/wordprocessingDrawing" xmlns:w10="urn:schemas-microsoft-com:office:word" xmlns:w="http://schemas.openxmlformats.org/wordprocessingml/2006/main" xmlns:w14="http://schemas.microsoft.com/office/word/2010/wordml" xmlns:w15="http://schemas.microsoft.com/office/word/2012/wordml" xmlns:w16cex="http://schemas.microsoft.com/office/word/2018/wordml/cex" xmlns:w16cid="http://schemas.microsoft.com/office/word/2016/wordml/cid" xmlns:w16="http://schemas.microsoft.com/office/word/2018/wordml" xmlns:w16du="http://schemas.microsoft.com/office/word/2023/wordml/word16du" xmlns:w16sdtdh="http://schemas.microsoft.com/office/word/2020/wordml/sdtdatahash" xmlns:w16sdtfl="http://schemas.microsoft.com/office/word/2024/wordml/sdtformatlock" xmlns:w16se="http://schemas.microsoft.com/office/word/2015/wordml/symex" xmlns:wpg="http://schemas.microsoft.com/office/word/2010/wordprocessingGroup" xmlns:wpi="http://schemas.microsoft.com/office/word/2010/wordprocessingInk" xmlns:wne="http://schemas.microsoft.com/office/word/2006/wordml" xmlns:wps="http://schemas.microsoft.com/office/word/2010/wordprocessingShape" mc:Ignorable="w14 w15 w16se w16cid w16 w16cex w16sdtdh w16sdtfl w16du wp14">
   <w:p>
     <w:pPr>
       <w:pStyle w:val="Header"/>
@@ -8133,7 +8335,7 @@
 </file>
 
 <file path=word/header3.xml><?xml version="1.0" encoding="utf-8"?>
-<w:hdr xmlns:wpc="http://schemas.microsoft.com/office/word/2010/wordprocessingCanvas" xmlns:cx="http://schemas.microsoft.com/office/drawing/2014/chartex" xmlns:cx1="http://schemas.microsoft.com/office/drawing/2015/9/8/chartex" xmlns:cx2="http://schemas.microsoft.com/office/drawing/2015/10/21/chartex" xmlns:cx3="http://schemas.microsoft.com/office/drawing/2016/5/9/chartex" xmlns:cx4="http://schemas.microsoft.com/office/drawing/2016/5/10/chartex" xmlns:cx5="http://schemas.microsoft.com/office/drawing/2016/5/11/chartex" xmlns:cx6="http://schemas.microsoft.com/office/drawing/2016/5/12/chartex" xmlns:cx7="http://schemas.microsoft.com/office/drawing/2016/5/13/chartex" xmlns:cx8="http://schemas.microsoft.com/office/drawing/2016/5/14/chartex" xmlns:mc="http://schemas.openxmlformats.org/markup-compatibility/2006" xmlns:aink="http://schemas.microsoft.com/office/drawing/2016/ink" xmlns:am3d="http://schemas.microsoft.com/office/drawing/2017/model3d" xmlns:o="urn:schemas-microsoft-com:office:office" xmlns:r="http://schemas.openxmlformats.org/officeDocument/2006/relationships" xmlns:m="http://schemas.openxmlformats.org/officeDocument/2006/math" xmlns:v="urn:schemas-microsoft-com:vml" xmlns:wp14="http://schemas.microsoft.com/office/word/2010/wordprocessingDrawing" xmlns:wp="http://schemas.openxmlformats.org/drawingml/2006/wordprocessingDrawing" xmlns:w10="urn:schemas-microsoft-com:office:word" xmlns:w="http://schemas.openxmlformats.org/wordprocessingml/2006/main" xmlns:w14="http://schemas.microsoft.com/office/word/2010/wordml" xmlns:w15="http://schemas.microsoft.com/office/word/2012/wordml" xmlns:w16cex="http://schemas.microsoft.com/office/word/2018/wordml/cex" xmlns:w16cid="http://schemas.microsoft.com/office/word/2016/wordml/cid" xmlns:w16="http://schemas.microsoft.com/office/word/2018/wordml" xmlns:w16sdtdh="http://schemas.microsoft.com/office/word/2020/wordml/sdtdatahash" xmlns:w16se="http://schemas.microsoft.com/office/word/2015/wordml/symex" xmlns:wpg="http://schemas.microsoft.com/office/word/2010/wordprocessingGroup" xmlns:wpi="http://schemas.microsoft.com/office/word/2010/wordprocessingInk" xmlns:wne="http://schemas.microsoft.com/office/word/2006/wordml" xmlns:wps="http://schemas.microsoft.com/office/word/2010/wordprocessingShape" mc:Ignorable="w14 w15 w16se w16cid w16 w16cex w16sdtdh wp14">
+<w:hdr xmlns:wpc="http://schemas.microsoft.com/office/word/2010/wordprocessingCanvas" xmlns:cx="http://schemas.microsoft.com/office/drawing/2014/chartex" xmlns:cx1="http://schemas.microsoft.com/office/drawing/2015/9/8/chartex" xmlns:cx2="http://schemas.microsoft.com/office/drawing/2015/10/21/chartex" xmlns:cx3="http://schemas.microsoft.com/office/drawing/2016/5/9/chartex" xmlns:cx4="http://schemas.microsoft.com/office/drawing/2016/5/10/chartex" xmlns:cx5="http://schemas.microsoft.com/office/drawing/2016/5/11/chartex" xmlns:cx6="http://schemas.microsoft.com/office/drawing/2016/5/12/chartex" xmlns:cx7="http://schemas.microsoft.com/office/drawing/2016/5/13/chartex" xmlns:cx8="http://schemas.microsoft.com/office/drawing/2016/5/14/chartex" xmlns:mc="http://schemas.openxmlformats.org/markup-compatibility/2006" xmlns:aink="http://schemas.microsoft.com/office/drawing/2016/ink" xmlns:am3d="http://schemas.microsoft.com/office/drawing/2017/model3d" xmlns:o="urn:schemas-microsoft-com:office:office" xmlns:oel="http://schemas.microsoft.com/office/2019/extlst" xmlns:r="http://schemas.openxmlformats.org/officeDocument/2006/relationships" xmlns:m="http://schemas.openxmlformats.org/officeDocument/2006/math" xmlns:v="urn:schemas-microsoft-com:vml" xmlns:wp14="http://schemas.microsoft.com/office/word/2010/wordprocessingDrawing" xmlns:wp="http://schemas.openxmlformats.org/drawingml/2006/wordprocessingDrawing" xmlns:w10="urn:schemas-microsoft-com:office:word" xmlns:w="http://schemas.openxmlformats.org/wordprocessingml/2006/main" xmlns:w14="http://schemas.microsoft.com/office/word/2010/wordml" xmlns:w15="http://schemas.microsoft.com/office/word/2012/wordml" xmlns:w16cex="http://schemas.microsoft.com/office/word/2018/wordml/cex" xmlns:w16cid="http://schemas.microsoft.com/office/word/2016/wordml/cid" xmlns:w16="http://schemas.microsoft.com/office/word/2018/wordml" xmlns:w16du="http://schemas.microsoft.com/office/word/2023/wordml/word16du" xmlns:w16sdtdh="http://schemas.microsoft.com/office/word/2020/wordml/sdtdatahash" xmlns:w16sdtfl="http://schemas.microsoft.com/office/word/2024/wordml/sdtformatlock" xmlns:w16se="http://schemas.microsoft.com/office/word/2015/wordml/symex" xmlns:wpg="http://schemas.microsoft.com/office/word/2010/wordprocessingGroup" xmlns:wpi="http://schemas.microsoft.com/office/word/2010/wordprocessingInk" xmlns:wne="http://schemas.microsoft.com/office/word/2006/wordml" xmlns:wps="http://schemas.microsoft.com/office/word/2010/wordprocessingShape" mc:Ignorable="w14 w15 w16se w16cid w16 w16cex w16sdtdh w16sdtfl w16du wp14">
   <w:p>
     <w:pPr>
       <w:pStyle w:val="Header"/>
@@ -8143,7 +8345,7 @@
 </file>
 
 <file path=word/header4.xml><?xml version="1.0" encoding="utf-8"?>
-<w:hdr xmlns:wpc="http://schemas.microsoft.com/office/word/2010/wordprocessingCanvas" xmlns:cx="http://schemas.microsoft.com/office/drawing/2014/chartex" xmlns:cx1="http://schemas.microsoft.com/office/drawing/2015/9/8/chartex" xmlns:cx2="http://schemas.microsoft.com/office/drawing/2015/10/21/chartex" xmlns:cx3="http://schemas.microsoft.com/office/drawing/2016/5/9/chartex" xmlns:cx4="http://schemas.microsoft.com/office/drawing/2016/5/10/chartex" xmlns:cx5="http://schemas.microsoft.com/office/drawing/2016/5/11/chartex" xmlns:cx6="http://schemas.microsoft.com/office/drawing/2016/5/12/chartex" xmlns:cx7="http://schemas.microsoft.com/office/drawing/2016/5/13/chartex" xmlns:cx8="http://schemas.microsoft.com/office/drawing/2016/5/14/chartex" xmlns:mc="http://schemas.openxmlformats.org/markup-compatibility/2006" xmlns:aink="http://schemas.microsoft.com/office/drawing/2016/ink" xmlns:am3d="http://schemas.microsoft.com/office/drawing/2017/model3d" xmlns:o="urn:schemas-microsoft-com:office:office" xmlns:r="http://schemas.openxmlformats.org/officeDocument/2006/relationships" xmlns:m="http://schemas.openxmlformats.org/officeDocument/2006/math" xmlns:v="urn:schemas-microsoft-com:vml" xmlns:wp14="http://schemas.microsoft.com/office/word/2010/wordprocessingDrawing" xmlns:wp="http://schemas.openxmlformats.org/drawingml/2006/wordprocessingDrawing" xmlns:w10="urn:schemas-microsoft-com:office:word" xmlns:w="http://schemas.openxmlformats.org/wordprocessingml/2006/main" xmlns:w14="http://schemas.microsoft.com/office/word/2010/wordml" xmlns:w15="http://schemas.microsoft.com/office/word/2012/wordml" xmlns:w16cex="http://schemas.microsoft.com/office/word/2018/wordml/cex" xmlns:w16cid="http://schemas.microsoft.com/office/word/2016/wordml/cid" xmlns:w16="http://schemas.microsoft.com/office/word/2018/wordml" xmlns:w16sdtdh="http://schemas.microsoft.com/office/word/2020/wordml/sdtdatahash" xmlns:w16se="http://schemas.microsoft.com/office/word/2015/wordml/symex" xmlns:wpg="http://schemas.microsoft.com/office/word/2010/wordprocessingGroup" xmlns:wpi="http://schemas.microsoft.com/office/word/2010/wordprocessingInk" xmlns:wne="http://schemas.microsoft.com/office/word/2006/wordml" xmlns:wps="http://schemas.microsoft.com/office/word/2010/wordprocessingShape" mc:Ignorable="w14 w15 w16se w16cid w16 w16cex w16sdtdh wp14">
+<w:hdr xmlns:wpc="http://schemas.microsoft.com/office/word/2010/wordprocessingCanvas" xmlns:cx="http://schemas.microsoft.com/office/drawing/2014/chartex" xmlns:cx1="http://schemas.microsoft.com/office/drawing/2015/9/8/chartex" xmlns:cx2="http://schemas.microsoft.com/office/drawing/2015/10/21/chartex" xmlns:cx3="http://schemas.microsoft.com/office/drawing/2016/5/9/chartex" xmlns:cx4="http://schemas.microsoft.com/office/drawing/2016/5/10/chartex" xmlns:cx5="http://schemas.microsoft.com/office/drawing/2016/5/11/chartex" xmlns:cx6="http://schemas.microsoft.com/office/drawing/2016/5/12/chartex" xmlns:cx7="http://schemas.microsoft.com/office/drawing/2016/5/13/chartex" xmlns:cx8="http://schemas.microsoft.com/office/drawing/2016/5/14/chartex" xmlns:mc="http://schemas.openxmlformats.org/markup-compatibility/2006" xmlns:aink="http://schemas.microsoft.com/office/drawing/2016/ink" xmlns:am3d="http://schemas.microsoft.com/office/drawing/2017/model3d" xmlns:o="urn:schemas-microsoft-com:office:office" xmlns:oel="http://schemas.microsoft.com/office/2019/extlst" xmlns:r="http://schemas.openxmlformats.org/officeDocument/2006/relationships" xmlns:m="http://schemas.openxmlformats.org/officeDocument/2006/math" xmlns:v="urn:schemas-microsoft-com:vml" xmlns:wp14="http://schemas.microsoft.com/office/word/2010/wordprocessingDrawing" xmlns:wp="http://schemas.openxmlformats.org/drawingml/2006/wordprocessingDrawing" xmlns:w10="urn:schemas-microsoft-com:office:word" xmlns:w="http://schemas.openxmlformats.org/wordprocessingml/2006/main" xmlns:w14="http://schemas.microsoft.com/office/word/2010/wordml" xmlns:w15="http://schemas.microsoft.com/office/word/2012/wordml" xmlns:w16cex="http://schemas.microsoft.com/office/word/2018/wordml/cex" xmlns:w16cid="http://schemas.microsoft.com/office/word/2016/wordml/cid" xmlns:w16="http://schemas.microsoft.com/office/word/2018/wordml" xmlns:w16du="http://schemas.microsoft.com/office/word/2023/wordml/word16du" xmlns:w16sdtdh="http://schemas.microsoft.com/office/word/2020/wordml/sdtdatahash" xmlns:w16sdtfl="http://schemas.microsoft.com/office/word/2024/wordml/sdtformatlock" xmlns:w16se="http://schemas.microsoft.com/office/word/2015/wordml/symex" xmlns:wpg="http://schemas.microsoft.com/office/word/2010/wordprocessingGroup" xmlns:wpi="http://schemas.microsoft.com/office/word/2010/wordprocessingInk" xmlns:wne="http://schemas.microsoft.com/office/word/2006/wordml" xmlns:wps="http://schemas.microsoft.com/office/word/2010/wordprocessingShape" mc:Ignorable="w14 w15 w16se w16cid w16 w16cex w16sdtdh w16sdtfl w16du wp14">
   <w:p>
     <w:pPr>
       <w:pStyle w:val="Header"/>
@@ -8265,7 +8467,7 @@
 </file>
 
 <file path=word/numbering.xml><?xml version="1.0" encoding="utf-8"?>
-<w:numbering xmlns:wpc="http://schemas.microsoft.com/office/word/2010/wordprocessingCanvas" xmlns:cx="http://schemas.microsoft.com/office/drawing/2014/chartex" xmlns:cx1="http://schemas.microsoft.com/office/drawing/2015/9/8/chartex" xmlns:cx2="http://schemas.microsoft.com/office/drawing/2015/10/21/chartex" xmlns:cx3="http://schemas.microsoft.com/office/drawing/2016/5/9/chartex" xmlns:cx4="http://schemas.microsoft.com/office/drawing/2016/5/10/chartex" xmlns:cx5="http://schemas.microsoft.com/office/drawing/2016/5/11/chartex" xmlns:cx6="http://schemas.microsoft.com/office/drawing/2016/5/12/chartex" xmlns:cx7="http://schemas.microsoft.com/office/drawing/2016/5/13/chartex" xmlns:cx8="http://schemas.microsoft.com/office/drawing/2016/5/14/chartex" xmlns:mc="http://schemas.openxmlformats.org/markup-compatibility/2006" xmlns:aink="http://schemas.microsoft.com/office/drawing/2016/ink" xmlns:am3d="http://schemas.microsoft.com/office/drawing/2017/model3d" xmlns:o="urn:schemas-microsoft-com:office:office" xmlns:r="http://schemas.openxmlformats.org/officeDocument/2006/relationships" xmlns:m="http://schemas.openxmlformats.org/officeDocument/2006/math" xmlns:v="urn:schemas-microsoft-com:vml" xmlns:wp14="http://schemas.microsoft.com/office/word/2010/wordprocessingDrawing" xmlns:wp="http://schemas.openxmlformats.org/drawingml/2006/wordprocessingDrawing" xmlns:w10="urn:schemas-microsoft-com:office:word" xmlns:w="http://schemas.openxmlformats.org/wordprocessingml/2006/main" xmlns:w14="http://schemas.microsoft.com/office/word/2010/wordml" xmlns:w15="http://schemas.microsoft.com/office/word/2012/wordml" xmlns:w16cex="http://schemas.microsoft.com/office/word/2018/wordml/cex" xmlns:w16cid="http://schemas.microsoft.com/office/word/2016/wordml/cid" xmlns:w16="http://schemas.microsoft.com/office/word/2018/wordml" xmlns:w16sdtdh="http://schemas.microsoft.com/office/word/2020/wordml/sdtdatahash" xmlns:w16se="http://schemas.microsoft.com/office/word/2015/wordml/symex" xmlns:wpg="http://schemas.microsoft.com/office/word/2010/wordprocessingGroup" xmlns:wpi="http://schemas.microsoft.com/office/word/2010/wordprocessingInk" xmlns:wne="http://schemas.microsoft.com/office/word/2006/wordml" xmlns:wps="http://schemas.microsoft.com/office/word/2010/wordprocessingShape" mc:Ignorable="w14 w15 w16se w16cid w16 w16cex w16sdtdh wp14">
+<w:numbering xmlns:wpc="http://schemas.microsoft.com/office/word/2010/wordprocessingCanvas" xmlns:cx="http://schemas.microsoft.com/office/drawing/2014/chartex" xmlns:cx1="http://schemas.microsoft.com/office/drawing/2015/9/8/chartex" xmlns:cx2="http://schemas.microsoft.com/office/drawing/2015/10/21/chartex" xmlns:cx3="http://schemas.microsoft.com/office/drawing/2016/5/9/chartex" xmlns:cx4="http://schemas.microsoft.com/office/drawing/2016/5/10/chartex" xmlns:cx5="http://schemas.microsoft.com/office/drawing/2016/5/11/chartex" xmlns:cx6="http://schemas.microsoft.com/office/drawing/2016/5/12/chartex" xmlns:cx7="http://schemas.microsoft.com/office/drawing/2016/5/13/chartex" xmlns:cx8="http://schemas.microsoft.com/office/drawing/2016/5/14/chartex" xmlns:mc="http://schemas.openxmlformats.org/markup-compatibility/2006" xmlns:aink="http://schemas.microsoft.com/office/drawing/2016/ink" xmlns:am3d="http://schemas.microsoft.com/office/drawing/2017/model3d" xmlns:o="urn:schemas-microsoft-com:office:office" xmlns:oel="http://schemas.microsoft.com/office/2019/extlst" xmlns:r="http://schemas.openxmlformats.org/officeDocument/2006/relationships" xmlns:m="http://schemas.openxmlformats.org/officeDocument/2006/math" xmlns:v="urn:schemas-microsoft-com:vml" xmlns:wp14="http://schemas.microsoft.com/office/word/2010/wordprocessingDrawing" xmlns:wp="http://schemas.openxmlformats.org/drawingml/2006/wordprocessingDrawing" xmlns:w10="urn:schemas-microsoft-com:office:word" xmlns:w="http://schemas.openxmlformats.org/wordprocessingml/2006/main" xmlns:w14="http://schemas.microsoft.com/office/word/2010/wordml" xmlns:w15="http://schemas.microsoft.com/office/word/2012/wordml" xmlns:w16cex="http://schemas.microsoft.com/office/word/2018/wordml/cex" xmlns:w16cid="http://schemas.microsoft.com/office/word/2016/wordml/cid" xmlns:w16="http://schemas.microsoft.com/office/word/2018/wordml" xmlns:w16du="http://schemas.microsoft.com/office/word/2023/wordml/word16du" xmlns:w16sdtdh="http://schemas.microsoft.com/office/word/2020/wordml/sdtdatahash" xmlns:w16sdtfl="http://schemas.microsoft.com/office/word/2024/wordml/sdtformatlock" xmlns:w16se="http://schemas.microsoft.com/office/word/2015/wordml/symex" xmlns:wpg="http://schemas.microsoft.com/office/word/2010/wordprocessingGroup" xmlns:wpi="http://schemas.microsoft.com/office/word/2010/wordprocessingInk" xmlns:wne="http://schemas.microsoft.com/office/word/2006/wordml" xmlns:wps="http://schemas.microsoft.com/office/word/2010/wordprocessingShape" mc:Ignorable="w14 w15 w16se w16cid w16 w16cex w16sdtdh w16sdtfl w16du wp14">
   <w:abstractNum w:abstractNumId="0" w15:restartNumberingAfterBreak="0">
     <w:nsid w:val="013F7884"/>
     <w:multiLevelType w:val="multilevel"/>
@@ -9720,41 +9922,41 @@
       </w:rPr>
     </w:lvl>
   </w:abstractNum>
-  <w:num w:numId="1">
+  <w:num w:numId="1" w16cid:durableId="457186454">
     <w:abstractNumId w:val="5"/>
   </w:num>
-  <w:num w:numId="2">
+  <w:num w:numId="2" w16cid:durableId="494033377">
     <w:abstractNumId w:val="4"/>
   </w:num>
-  <w:num w:numId="3">
+  <w:num w:numId="3" w16cid:durableId="533659995">
     <w:abstractNumId w:val="8"/>
   </w:num>
-  <w:num w:numId="4">
+  <w:num w:numId="4" w16cid:durableId="1086658683">
     <w:abstractNumId w:val="9"/>
   </w:num>
-  <w:num w:numId="5">
+  <w:num w:numId="5" w16cid:durableId="217596373">
     <w:abstractNumId w:val="1"/>
   </w:num>
-  <w:num w:numId="6">
+  <w:num w:numId="6" w16cid:durableId="129832884">
     <w:abstractNumId w:val="2"/>
   </w:num>
-  <w:num w:numId="7">
+  <w:num w:numId="7" w16cid:durableId="345333631">
     <w:abstractNumId w:val="3"/>
   </w:num>
-  <w:num w:numId="8">
+  <w:num w:numId="8" w16cid:durableId="2066486599">
     <w:abstractNumId w:val="7"/>
   </w:num>
-  <w:num w:numId="9">
+  <w:num w:numId="9" w16cid:durableId="896359532">
     <w:abstractNumId w:val="0"/>
   </w:num>
-  <w:num w:numId="10">
+  <w:num w:numId="10" w16cid:durableId="80227460">
     <w:abstractNumId w:val="6"/>
   </w:num>
 </w:numbering>
 </file>
 
 <file path=word/styles.xml><?xml version="1.0" encoding="utf-8"?>
-<w:styles xmlns:mc="http://schemas.openxmlformats.org/markup-compatibility/2006" xmlns:r="http://schemas.openxmlformats.org/officeDocument/2006/relationships" xmlns:w="http://schemas.openxmlformats.org/wordprocessingml/2006/main" xmlns:w14="http://schemas.microsoft.com/office/word/2010/wordml" xmlns:w15="http://schemas.microsoft.com/office/word/2012/wordml" xmlns:w16cex="http://schemas.microsoft.com/office/word/2018/wordml/cex" xmlns:w16cid="http://schemas.microsoft.com/office/word/2016/wordml/cid" xmlns:w16="http://schemas.microsoft.com/office/word/2018/wordml" xmlns:w16sdtdh="http://schemas.microsoft.com/office/word/2020/wordml/sdtdatahash" xmlns:w16se="http://schemas.microsoft.com/office/word/2015/wordml/symex" mc:Ignorable="w14 w15 w16se w16cid w16 w16cex w16sdtdh">
+<w:styles xmlns:mc="http://schemas.openxmlformats.org/markup-compatibility/2006" xmlns:r="http://schemas.openxmlformats.org/officeDocument/2006/relationships" xmlns:w="http://schemas.openxmlformats.org/wordprocessingml/2006/main" xmlns:w14="http://schemas.microsoft.com/office/word/2010/wordml" xmlns:w15="http://schemas.microsoft.com/office/word/2012/wordml" xmlns:w16cex="http://schemas.microsoft.com/office/word/2018/wordml/cex" xmlns:w16cid="http://schemas.microsoft.com/office/word/2016/wordml/cid" xmlns:w16="http://schemas.microsoft.com/office/word/2018/wordml" xmlns:w16du="http://schemas.microsoft.com/office/word/2023/wordml/word16du" xmlns:w16sdtdh="http://schemas.microsoft.com/office/word/2020/wordml/sdtdatahash" xmlns:w16sdtfl="http://schemas.microsoft.com/office/word/2024/wordml/sdtformatlock" xmlns:w16se="http://schemas.microsoft.com/office/word/2015/wordml/symex" mc:Ignorable="w14 w15 w16se w16cid w16 w16cex w16sdtdh w16sdtfl w16du">
   <w:docDefaults>
     <w:rPrDefault>
       <w:rPr>
@@ -11379,15 +11581,6 @@
 </file>
 
 <file path=customXml/item2.xml><?xml version="1.0" encoding="utf-8"?>
-<?mso-contentType ?>
-<FormTemplates xmlns="http://schemas.microsoft.com/sharepoint/v3/contenttype/forms">
-  <Display>DocumentLibraryForm</Display>
-  <Edit>DocumentLibraryForm</Edit>
-  <New>DocumentLibraryForm</New>
-</FormTemplates>
-</file>
-
-<file path=customXml/item3.xml><?xml version="1.0" encoding="utf-8"?>
 <ct:contentTypeSchema xmlns:ct="http://schemas.microsoft.com/office/2006/metadata/contentType" xmlns:ma="http://schemas.microsoft.com/office/2006/metadata/properties/metaAttributes" ct:_="" ma:_="" ma:contentTypeName="Document" ma:contentTypeID="0x010100074694C6FDE3F8428E531DB9CF9F3F5F" ma:contentTypeVersion="21" ma:contentTypeDescription="Create a new document." ma:contentTypeScope="" ma:versionID="0f5042e39754e3a4fc46a21ac827c658">
   <xsd:schema xmlns:xsd="http://www.w3.org/2001/XMLSchema" xmlns:xs="http://www.w3.org/2001/XMLSchema" xmlns:p="http://schemas.microsoft.com/office/2006/metadata/properties" xmlns:ns1="http://schemas.microsoft.com/sharepoint/v3" xmlns:ns2="03002ca9-34ad-434c-ac87-26756c0cdd06" xmlns:ns3="477676f7-3aaa-488c-8018-0d93153801a5" targetNamespace="http://schemas.microsoft.com/office/2006/metadata/properties" ma:root="true" ma:fieldsID="3e9ad5d561d7a2e14aa6518fd24ad718" ns1:_="" ns2:_="" ns3:_="">
     <xsd:import namespace="http://schemas.microsoft.com/sharepoint/v3"/>
@@ -11665,6 +11858,15 @@
 </ct:contentTypeSchema>
 </file>
 
+<file path=customXml/item3.xml><?xml version="1.0" encoding="utf-8"?>
+<?mso-contentType ?>
+<FormTemplates xmlns="http://schemas.microsoft.com/sharepoint/v3/contenttype/forms">
+  <Display>DocumentLibraryForm</Display>
+  <Edit>DocumentLibraryForm</Edit>
+  <New>DocumentLibraryForm</New>
+</FormTemplates>
+</file>
+
 <file path=customXml/itemProps1.xml><?xml version="1.0" encoding="utf-8"?>
 <ds:datastoreItem xmlns:ds="http://schemas.openxmlformats.org/officeDocument/2006/customXml" ds:itemID="{8FA2BB78-7E7F-47E4-98EE-7B83F5E70C59}">
   <ds:schemaRefs>
@@ -11678,14 +11880,6 @@
 </file>
 
 <file path=customXml/itemProps2.xml><?xml version="1.0" encoding="utf-8"?>
-<ds:datastoreItem xmlns:ds="http://schemas.openxmlformats.org/officeDocument/2006/customXml" ds:itemID="{3090D552-63EF-48E3-A3C5-B15849294E8A}">
-  <ds:schemaRefs>
-    <ds:schemaRef ds:uri="http://schemas.microsoft.com/sharepoint/v3/contenttype/forms"/>
-  </ds:schemaRefs>
-</ds:datastoreItem>
-</file>
-
-<file path=customXml/itemProps3.xml><?xml version="1.0" encoding="utf-8"?>
 <ds:datastoreItem xmlns:ds="http://schemas.openxmlformats.org/officeDocument/2006/customXml" ds:itemID="{B7EE0471-0FF6-4FEE-BA05-1B8E90F0A7F9}">
   <ds:schemaRefs>
     <ds:schemaRef ds:uri="http://schemas.microsoft.com/office/2006/metadata/contentType"/>
@@ -11705,6 +11899,14 @@
 </ds:datastoreItem>
 </file>
 
+<file path=customXml/itemProps3.xml><?xml version="1.0" encoding="utf-8"?>
+<ds:datastoreItem xmlns:ds="http://schemas.openxmlformats.org/officeDocument/2006/customXml" ds:itemID="{3090D552-63EF-48E3-A3C5-B15849294E8A}">
+  <ds:schemaRefs>
+    <ds:schemaRef ds:uri="http://schemas.microsoft.com/sharepoint/v3/contenttype/forms"/>
+  </ds:schemaRefs>
+</ds:datastoreItem>
+</file>
+
 <file path=docMetadata/LabelInfo.xml><?xml version="1.0" encoding="utf-8"?>
 <clbl:labelList xmlns:clbl="http://schemas.microsoft.com/office/2020/mipLabelMetadata">
   <clbl:label id="{8cc434d7-97d0-47d3-b5c5-14fe0e33e34b}" enabled="0" method="" siteId="{8cc434d7-97d0-47d3-b5c5-14fe0e33e34b}" removed="1"/>

--- a/Task2_AI_Log.docx
+++ b/Task2_AI_Log.docx
@@ -1,6 +1,6 @@
 
 <file path=word/document.xml><?xml version="1.0" encoding="utf-8"?>
-<w:document xmlns:wpc="http://schemas.microsoft.com/office/word/2010/wordprocessingCanvas" xmlns:cx="http://schemas.microsoft.com/office/drawing/2014/chartex" xmlns:cx1="http://schemas.microsoft.com/office/drawing/2015/9/8/chartex" xmlns:cx2="http://schemas.microsoft.com/office/drawing/2015/10/21/chartex" xmlns:cx3="http://schemas.microsoft.com/office/drawing/2016/5/9/chartex" xmlns:cx4="http://schemas.microsoft.com/office/drawing/2016/5/10/chartex" xmlns:cx5="http://schemas.microsoft.com/office/drawing/2016/5/11/chartex" xmlns:cx6="http://schemas.microsoft.com/office/drawing/2016/5/12/chartex" xmlns:cx7="http://schemas.microsoft.com/office/drawing/2016/5/13/chartex" xmlns:cx8="http://schemas.microsoft.com/office/drawing/2016/5/14/chartex" xmlns:mc="http://schemas.openxmlformats.org/markup-compatibility/2006" xmlns:aink="http://schemas.microsoft.com/office/drawing/2016/ink" xmlns:am3d="http://schemas.microsoft.com/office/drawing/2017/model3d" xmlns:o="urn:schemas-microsoft-com:office:office" xmlns:oel="http://schemas.microsoft.com/office/2019/extlst" xmlns:r="http://schemas.openxmlformats.org/officeDocument/2006/relationships" xmlns:m="http://schemas.openxmlformats.org/officeDocument/2006/math" xmlns:v="urn:schemas-microsoft-com:vml" xmlns:wp14="http://schemas.microsoft.com/office/word/2010/wordprocessingDrawing" xmlns:wp="http://schemas.openxmlformats.org/drawingml/2006/wordprocessingDrawing" xmlns:w10="urn:schemas-microsoft-com:office:word" xmlns:w="http://schemas.openxmlformats.org/wordprocessingml/2006/main" xmlns:w14="http://schemas.microsoft.com/office/word/2010/wordml" xmlns:w15="http://schemas.microsoft.com/office/word/2012/wordml" xmlns:w16cex="http://schemas.microsoft.com/office/word/2018/wordml/cex" xmlns:w16cid="http://schemas.microsoft.com/office/word/2016/wordml/cid" xmlns:w16="http://schemas.microsoft.com/office/word/2018/wordml" xmlns:w16du="http://schemas.microsoft.com/office/word/2023/wordml/word16du" xmlns:w16sdtdh="http://schemas.microsoft.com/office/word/2020/wordml/sdtdatahash" xmlns:w16sdtfl="http://schemas.microsoft.com/office/word/2024/wordml/sdtformatlock" xmlns:w16se="http://schemas.microsoft.com/office/word/2015/wordml/symex" xmlns:wpg="http://schemas.microsoft.com/office/word/2010/wordprocessingGroup" xmlns:wpi="http://schemas.microsoft.com/office/word/2010/wordprocessingInk" xmlns:wne="http://schemas.microsoft.com/office/word/2006/wordml" xmlns:wps="http://schemas.microsoft.com/office/word/2010/wordprocessingShape" mc:Ignorable="w14 w15 w16se w16cid w16 w16cex w16sdtdh w16sdtfl w16du wp14">
+<w:document xmlns:wpc="http://schemas.microsoft.com/office/word/2010/wordprocessingCanvas" xmlns:cx="http://schemas.microsoft.com/office/drawing/2014/chartex" xmlns:cx1="http://schemas.microsoft.com/office/drawing/2015/9/8/chartex" xmlns:cx2="http://schemas.microsoft.com/office/drawing/2015/10/21/chartex" xmlns:cx3="http://schemas.microsoft.com/office/drawing/2016/5/9/chartex" xmlns:cx4="http://schemas.microsoft.com/office/drawing/2016/5/10/chartex" xmlns:cx5="http://schemas.microsoft.com/office/drawing/2016/5/11/chartex" xmlns:cx6="http://schemas.microsoft.com/office/drawing/2016/5/12/chartex" xmlns:cx7="http://schemas.microsoft.com/office/drawing/2016/5/13/chartex" xmlns:cx8="http://schemas.microsoft.com/office/drawing/2016/5/14/chartex" xmlns:mc="http://schemas.openxmlformats.org/markup-compatibility/2006" xmlns:aink="http://schemas.microsoft.com/office/drawing/2016/ink" xmlns:am3d="http://schemas.microsoft.com/office/drawing/2017/model3d" xmlns:o="urn:schemas-microsoft-com:office:office" xmlns:r="http://schemas.openxmlformats.org/officeDocument/2006/relationships" xmlns:m="http://schemas.openxmlformats.org/officeDocument/2006/math" xmlns:v="urn:schemas-microsoft-com:vml" xmlns:wp14="http://schemas.microsoft.com/office/word/2010/wordprocessingDrawing" xmlns:wp="http://schemas.openxmlformats.org/drawingml/2006/wordprocessingDrawing" xmlns:w10="urn:schemas-microsoft-com:office:word" xmlns:w="http://schemas.openxmlformats.org/wordprocessingml/2006/main" xmlns:w14="http://schemas.microsoft.com/office/word/2010/wordml" xmlns:w15="http://schemas.microsoft.com/office/word/2012/wordml" xmlns:w16cex="http://schemas.microsoft.com/office/word/2018/wordml/cex" xmlns:w16cid="http://schemas.microsoft.com/office/word/2016/wordml/cid" xmlns:w16="http://schemas.microsoft.com/office/word/2018/wordml" xmlns:w16sdtdh="http://schemas.microsoft.com/office/word/2020/wordml/sdtdatahash" xmlns:w16se="http://schemas.microsoft.com/office/word/2015/wordml/symex" xmlns:wpg="http://schemas.microsoft.com/office/word/2010/wordprocessingGroup" xmlns:wpi="http://schemas.microsoft.com/office/word/2010/wordprocessingInk" xmlns:wne="http://schemas.microsoft.com/office/word/2006/wordml" xmlns:wps="http://schemas.microsoft.com/office/word/2010/wordprocessingShape" mc:Ignorable="w14 w15 w16se w16cid w16 w16cex w16sdtdh wp14">
   <w:body>
     <w:p>
       <w:pPr>
@@ -221,164 +221,16 @@
                 <w:color w:val="121212"/>
                 <w:shd w:val="clear" w:color="auto" w:fill="EFEEEB"/>
               </w:rPr>
-              <w:t xml:space="preserve">why is this happening and how do </w:t>
-            </w:r>
-            <w:proofErr w:type="spellStart"/>
+              <w:t>why is this happening and how do i fix it PM&gt; add-migration cmdlet Add-Migration at command pipeline position 1 Supply values for the following parameters: Name: NewMigrate Build started... Build succeeded. An error occurred while accessing the Microsoft.Extensions.Hosting services. Continuing without the application service provider. Error: Failed to load configuration from file 'C:\Users\Digi-T-Y2-4\Documents\Main-Exam\GreenField\GreenField\appsettings.json'. Unable to create a 'DbContext' of type 'RuntimeType'. The exception 'Unable to resolve service for type 'Microsoft.EntityFrameworkCore.DbContextOptions`1[GreenField.</w:t>
+            </w:r>
             <w:r>
               <w:rPr>
                 <w:rFonts w:ascii="Segoe UI" w:hAnsi="Segoe UI" w:cs="Segoe UI"/>
                 <w:color w:val="121212"/>
                 <w:shd w:val="clear" w:color="auto" w:fill="EFEEEB"/>
               </w:rPr>
-              <w:t>i</w:t>
-            </w:r>
-            <w:proofErr w:type="spellEnd"/>
-            <w:r>
-              <w:rPr>
-                <w:rFonts w:ascii="Segoe UI" w:hAnsi="Segoe UI" w:cs="Segoe UI"/>
-                <w:color w:val="121212"/>
-                <w:shd w:val="clear" w:color="auto" w:fill="EFEEEB"/>
-              </w:rPr>
-              <w:t xml:space="preserve"> fix it PM&gt; add-migration cmdlet Add-Migration at command pipeline position 1 Supply values for the following parameters: Name: </w:t>
-            </w:r>
-            <w:proofErr w:type="spellStart"/>
-            <w:r>
-              <w:rPr>
-                <w:rFonts w:ascii="Segoe UI" w:hAnsi="Segoe UI" w:cs="Segoe UI"/>
-                <w:color w:val="121212"/>
-                <w:shd w:val="clear" w:color="auto" w:fill="EFEEEB"/>
-              </w:rPr>
-              <w:t>NewMigrate</w:t>
-            </w:r>
-            <w:proofErr w:type="spellEnd"/>
-            <w:r>
-              <w:rPr>
-                <w:rFonts w:ascii="Segoe UI" w:hAnsi="Segoe UI" w:cs="Segoe UI"/>
-                <w:color w:val="121212"/>
-                <w:shd w:val="clear" w:color="auto" w:fill="EFEEEB"/>
-              </w:rPr>
-              <w:t xml:space="preserve"> Build started... Build succeeded. An error occurred while accessing the </w:t>
-            </w:r>
-            <w:proofErr w:type="spellStart"/>
-            <w:proofErr w:type="gramStart"/>
-            <w:r>
-              <w:rPr>
-                <w:rFonts w:ascii="Segoe UI" w:hAnsi="Segoe UI" w:cs="Segoe UI"/>
-                <w:color w:val="121212"/>
-                <w:shd w:val="clear" w:color="auto" w:fill="EFEEEB"/>
-              </w:rPr>
-              <w:t>Microsoft.Extensions.Hosting</w:t>
-            </w:r>
-            <w:proofErr w:type="spellEnd"/>
-            <w:proofErr w:type="gramEnd"/>
-            <w:r>
-              <w:rPr>
-                <w:rFonts w:ascii="Segoe UI" w:hAnsi="Segoe UI" w:cs="Segoe UI"/>
-                <w:color w:val="121212"/>
-                <w:shd w:val="clear" w:color="auto" w:fill="EFEEEB"/>
-              </w:rPr>
-              <w:t xml:space="preserve"> services. Continuing without the application service provider. Error: Failed to load configuration from file 'C:\Users\Digi-T-Y2-4\Documents\Main-Exam\GreenField\GreenField\appsettings.json'. Unable to create a '</w:t>
-            </w:r>
-            <w:proofErr w:type="spellStart"/>
-            <w:r>
-              <w:rPr>
-                <w:rFonts w:ascii="Segoe UI" w:hAnsi="Segoe UI" w:cs="Segoe UI"/>
-                <w:color w:val="121212"/>
-                <w:shd w:val="clear" w:color="auto" w:fill="EFEEEB"/>
-              </w:rPr>
-              <w:t>DbContext</w:t>
-            </w:r>
-            <w:proofErr w:type="spellEnd"/>
-            <w:r>
-              <w:rPr>
-                <w:rFonts w:ascii="Segoe UI" w:hAnsi="Segoe UI" w:cs="Segoe UI"/>
-                <w:color w:val="121212"/>
-                <w:shd w:val="clear" w:color="auto" w:fill="EFEEEB"/>
-              </w:rPr>
-              <w:t>' of type '</w:t>
-            </w:r>
-            <w:proofErr w:type="spellStart"/>
-            <w:r>
-              <w:rPr>
-                <w:rFonts w:ascii="Segoe UI" w:hAnsi="Segoe UI" w:cs="Segoe UI"/>
-                <w:color w:val="121212"/>
-                <w:shd w:val="clear" w:color="auto" w:fill="EFEEEB"/>
-              </w:rPr>
-              <w:t>RuntimeType</w:t>
-            </w:r>
-            <w:proofErr w:type="spellEnd"/>
-            <w:r>
-              <w:rPr>
-                <w:rFonts w:ascii="Segoe UI" w:hAnsi="Segoe UI" w:cs="Segoe UI"/>
-                <w:color w:val="121212"/>
-                <w:shd w:val="clear" w:color="auto" w:fill="EFEEEB"/>
-              </w:rPr>
-              <w:t>'. The exception 'Unable to resolve service for type '</w:t>
-            </w:r>
-            <w:proofErr w:type="gramStart"/>
-            <w:r>
-              <w:rPr>
-                <w:rFonts w:ascii="Segoe UI" w:hAnsi="Segoe UI" w:cs="Segoe UI"/>
-                <w:color w:val="121212"/>
-                <w:shd w:val="clear" w:color="auto" w:fill="EFEEEB"/>
-              </w:rPr>
-              <w:t>Microsoft.EntityFrameworkCore.DbContextOptions</w:t>
-            </w:r>
-            <w:proofErr w:type="gramEnd"/>
-            <w:r>
-              <w:rPr>
-                <w:rFonts w:ascii="Segoe UI" w:hAnsi="Segoe UI" w:cs="Segoe UI"/>
-                <w:color w:val="121212"/>
-                <w:shd w:val="clear" w:color="auto" w:fill="EFEEEB"/>
-              </w:rPr>
-              <w:t>`1[</w:t>
-            </w:r>
-            <w:proofErr w:type="gramStart"/>
-            <w:r>
-              <w:rPr>
-                <w:rFonts w:ascii="Segoe UI" w:hAnsi="Segoe UI" w:cs="Segoe UI"/>
-                <w:color w:val="121212"/>
-                <w:shd w:val="clear" w:color="auto" w:fill="EFEEEB"/>
-              </w:rPr>
-              <w:t>GreenField.</w:t>
-            </w:r>
-            <w:r>
-              <w:rPr>
-                <w:rFonts w:ascii="Segoe UI" w:hAnsi="Segoe UI" w:cs="Segoe UI"/>
-                <w:color w:val="121212"/>
-                <w:shd w:val="clear" w:color="auto" w:fill="EFEEEB"/>
-              </w:rPr>
               <w:lastRenderedPageBreak/>
-              <w:t>Data.ApplicationDbContext</w:t>
-            </w:r>
-            <w:proofErr w:type="gramEnd"/>
-            <w:r>
-              <w:rPr>
-                <w:rFonts w:ascii="Segoe UI" w:hAnsi="Segoe UI" w:cs="Segoe UI"/>
-                <w:color w:val="121212"/>
-                <w:shd w:val="clear" w:color="auto" w:fill="EFEEEB"/>
-              </w:rPr>
-              <w:t>]' while attempting to activate '</w:t>
-            </w:r>
-            <w:proofErr w:type="spellStart"/>
-            <w:proofErr w:type="gramStart"/>
-            <w:r>
-              <w:rPr>
-                <w:rFonts w:ascii="Segoe UI" w:hAnsi="Segoe UI" w:cs="Segoe UI"/>
-                <w:color w:val="121212"/>
-                <w:shd w:val="clear" w:color="auto" w:fill="EFEEEB"/>
-              </w:rPr>
-              <w:t>GreenField.Data.ApplicationDbContext</w:t>
-            </w:r>
-            <w:proofErr w:type="spellEnd"/>
-            <w:proofErr w:type="gramEnd"/>
-            <w:r>
-              <w:rPr>
-                <w:rFonts w:ascii="Segoe UI" w:hAnsi="Segoe UI" w:cs="Segoe UI"/>
-                <w:color w:val="121212"/>
-                <w:shd w:val="clear" w:color="auto" w:fill="EFEEEB"/>
-              </w:rPr>
-              <w:t xml:space="preserve">'.' was thrown while attempting to create an instance. For the different patterns supported at design time, see </w:t>
+              <w:t xml:space="preserve">Data.ApplicationDbContext]' while attempting to activate 'GreenField.Data.ApplicationDbContext'.' was thrown while attempting to create an instance. For the different patterns supported at design time, see </w:t>
             </w:r>
             <w:hyperlink r:id="rId10" w:tgtFrame="_blank" w:history="1">
               <w:r>
@@ -433,54 +285,30 @@
                 <w:b/>
                 <w:bCs/>
               </w:rPr>
-              <w:t xml:space="preserve">Issue 1 — </w:t>
-            </w:r>
-            <w:proofErr w:type="spellStart"/>
-            <w:proofErr w:type="gramStart"/>
-            <w:r>
+              <w:t>Issue 1 — appsettings.json failing to load</w:t>
+            </w:r>
+          </w:p>
+          <w:p>
+            <w:pPr>
+              <w:spacing w:before="100" w:beforeAutospacing="1" w:after="100" w:afterAutospacing="1"/>
               <w:rPr>
                 <w:rFonts w:ascii="Times New Roman" w:eastAsia="Times New Roman" w:hAnsi="Times New Roman"/>
-                <w:b/>
-                <w:bCs/>
+              </w:rPr>
+            </w:pPr>
+            <w:r>
+              <w:rPr>
+                <w:rFonts w:ascii="Times New Roman" w:eastAsia="Times New Roman" w:hAnsi="Times New Roman"/>
+              </w:rPr>
+              <w:t xml:space="preserve">This usually means the JSON is malformed. Open your </w:t>
+            </w:r>
+            <w:r>
+              <w:rPr>
+                <w:rFonts w:ascii="Courier New" w:eastAsia="Times New Roman" w:hAnsi="Courier New" w:cs="Courier New"/>
+                <w:sz w:val="20"/>
+                <w:szCs w:val="20"/>
               </w:rPr>
               <w:t>appsettings.json</w:t>
             </w:r>
-            <w:proofErr w:type="spellEnd"/>
-            <w:proofErr w:type="gramEnd"/>
-            <w:r>
-              <w:rPr>
-                <w:rFonts w:ascii="Times New Roman" w:eastAsia="Times New Roman" w:hAnsi="Times New Roman"/>
-                <w:b/>
-                <w:bCs/>
-              </w:rPr>
-              <w:t xml:space="preserve"> failing to load</w:t>
-            </w:r>
-          </w:p>
-          <w:p>
-            <w:pPr>
-              <w:spacing w:before="100" w:beforeAutospacing="1" w:after="100" w:afterAutospacing="1"/>
-              <w:rPr>
-                <w:rFonts w:ascii="Times New Roman" w:eastAsia="Times New Roman" w:hAnsi="Times New Roman"/>
-              </w:rPr>
-            </w:pPr>
-            <w:r>
-              <w:rPr>
-                <w:rFonts w:ascii="Times New Roman" w:eastAsia="Times New Roman" w:hAnsi="Times New Roman"/>
-              </w:rPr>
-              <w:t xml:space="preserve">This usually means the JSON is malformed. Open your </w:t>
-            </w:r>
-            <w:proofErr w:type="spellStart"/>
-            <w:proofErr w:type="gramStart"/>
-            <w:r>
-              <w:rPr>
-                <w:rFonts w:ascii="Courier New" w:eastAsia="Times New Roman" w:hAnsi="Courier New" w:cs="Courier New"/>
-                <w:sz w:val="20"/>
-                <w:szCs w:val="20"/>
-              </w:rPr>
-              <w:t>appsettings.json</w:t>
-            </w:r>
-            <w:proofErr w:type="spellEnd"/>
-            <w:proofErr w:type="gramEnd"/>
             <w:r>
               <w:rPr>
                 <w:rFonts w:ascii="Times New Roman" w:eastAsia="Times New Roman" w:hAnsi="Times New Roman"/>
@@ -581,27 +409,7 @@
                 <w:sz w:val="20"/>
                 <w:szCs w:val="20"/>
               </w:rPr>
-              <w:t>"</w:t>
-            </w:r>
-            <w:proofErr w:type="spellStart"/>
-            <w:r>
-              <w:rPr>
-                <w:rFonts w:ascii="var(--font-mono)" w:eastAsia="Times New Roman" w:hAnsi="var(--font-mono)" w:cs="Courier New"/>
-                <w:color w:val="B80A18"/>
-                <w:sz w:val="20"/>
-                <w:szCs w:val="20"/>
-              </w:rPr>
-              <w:t>ConnectionStrings</w:t>
-            </w:r>
-            <w:proofErr w:type="spellEnd"/>
-            <w:r>
-              <w:rPr>
-                <w:rFonts w:ascii="var(--font-mono)" w:eastAsia="Times New Roman" w:hAnsi="var(--font-mono)" w:cs="Courier New"/>
-                <w:color w:val="B80A18"/>
-                <w:sz w:val="20"/>
-                <w:szCs w:val="20"/>
-              </w:rPr>
-              <w:t>"</w:t>
+              <w:t>"ConnectionStrings"</w:t>
             </w:r>
             <w:r>
               <w:rPr>
@@ -665,27 +473,7 @@
                 <w:sz w:val="20"/>
                 <w:szCs w:val="20"/>
               </w:rPr>
-              <w:t>"</w:t>
-            </w:r>
-            <w:proofErr w:type="spellStart"/>
-            <w:r>
-              <w:rPr>
-                <w:rFonts w:ascii="var(--font-mono)" w:eastAsia="Times New Roman" w:hAnsi="var(--font-mono)" w:cs="Courier New"/>
-                <w:color w:val="B80A18"/>
-                <w:sz w:val="20"/>
-                <w:szCs w:val="20"/>
-              </w:rPr>
-              <w:t>DefaultConnection</w:t>
-            </w:r>
-            <w:proofErr w:type="spellEnd"/>
-            <w:r>
-              <w:rPr>
-                <w:rFonts w:ascii="var(--font-mono)" w:eastAsia="Times New Roman" w:hAnsi="var(--font-mono)" w:cs="Courier New"/>
-                <w:color w:val="B80A18"/>
-                <w:sz w:val="20"/>
-                <w:szCs w:val="20"/>
-              </w:rPr>
-              <w:t>"</w:t>
+              <w:t>"DefaultConnection"</w:t>
             </w:r>
             <w:r>
               <w:rPr>
@@ -703,67 +491,7 @@
                 <w:sz w:val="20"/>
                 <w:szCs w:val="20"/>
               </w:rPr>
-              <w:t>"Server=(localdb)</w:t>
-            </w:r>
-            <w:proofErr w:type="gramStart"/>
-            <w:r>
-              <w:rPr>
-                <w:rFonts w:ascii="var(--font-mono)" w:eastAsia="Times New Roman" w:hAnsi="var(--font-mono)" w:cs="Courier New"/>
-                <w:color w:val="008000"/>
-                <w:sz w:val="20"/>
-                <w:szCs w:val="20"/>
-              </w:rPr>
-              <w:t>\\mssqllocaldb;Database</w:t>
-            </w:r>
-            <w:proofErr w:type="gramEnd"/>
-            <w:r>
-              <w:rPr>
-                <w:rFonts w:ascii="var(--font-mono)" w:eastAsia="Times New Roman" w:hAnsi="var(--font-mono)" w:cs="Courier New"/>
-                <w:color w:val="008000"/>
-                <w:sz w:val="20"/>
-                <w:szCs w:val="20"/>
-              </w:rPr>
-              <w:t>=</w:t>
-            </w:r>
-            <w:proofErr w:type="gramStart"/>
-            <w:r>
-              <w:rPr>
-                <w:rFonts w:ascii="var(--font-mono)" w:eastAsia="Times New Roman" w:hAnsi="var(--font-mono)" w:cs="Courier New"/>
-                <w:color w:val="008000"/>
-                <w:sz w:val="20"/>
-                <w:szCs w:val="20"/>
-              </w:rPr>
-              <w:t>GreenField;Trusted</w:t>
-            </w:r>
-            <w:proofErr w:type="gramEnd"/>
-            <w:r>
-              <w:rPr>
-                <w:rFonts w:ascii="var(--font-mono)" w:eastAsia="Times New Roman" w:hAnsi="var(--font-mono)" w:cs="Courier New"/>
-                <w:color w:val="008000"/>
-                <w:sz w:val="20"/>
-                <w:szCs w:val="20"/>
-              </w:rPr>
-              <w:t>_Connection=</w:t>
-            </w:r>
-            <w:proofErr w:type="gramStart"/>
-            <w:r>
-              <w:rPr>
-                <w:rFonts w:ascii="var(--font-mono)" w:eastAsia="Times New Roman" w:hAnsi="var(--font-mono)" w:cs="Courier New"/>
-                <w:color w:val="008000"/>
-                <w:sz w:val="20"/>
-                <w:szCs w:val="20"/>
-              </w:rPr>
-              <w:t>True;MultipleActiveResultSets</w:t>
-            </w:r>
-            <w:proofErr w:type="gramEnd"/>
-            <w:r>
-              <w:rPr>
-                <w:rFonts w:ascii="var(--font-mono)" w:eastAsia="Times New Roman" w:hAnsi="var(--font-mono)" w:cs="Courier New"/>
-                <w:color w:val="008000"/>
-                <w:sz w:val="20"/>
-                <w:szCs w:val="20"/>
-              </w:rPr>
-              <w:t>=true"</w:t>
+              <w:t>"Server=(localdb)\\mssqllocaldb;Database=GreenField;Trusted_Connection=True;MultipleActiveResultSets=true"</w:t>
             </w:r>
           </w:p>
           <w:p>
@@ -919,27 +647,7 @@
                 <w:sz w:val="20"/>
                 <w:szCs w:val="20"/>
               </w:rPr>
-              <w:t>"</w:t>
-            </w:r>
-            <w:proofErr w:type="spellStart"/>
-            <w:r>
-              <w:rPr>
-                <w:rFonts w:ascii="var(--font-mono)" w:eastAsia="Times New Roman" w:hAnsi="var(--font-mono)" w:cs="Courier New"/>
-                <w:color w:val="B80A18"/>
-                <w:sz w:val="20"/>
-                <w:szCs w:val="20"/>
-              </w:rPr>
-              <w:t>LogLevel</w:t>
-            </w:r>
-            <w:proofErr w:type="spellEnd"/>
-            <w:r>
-              <w:rPr>
-                <w:rFonts w:ascii="var(--font-mono)" w:eastAsia="Times New Roman" w:hAnsi="var(--font-mono)" w:cs="Courier New"/>
-                <w:color w:val="B80A18"/>
-                <w:sz w:val="20"/>
-                <w:szCs w:val="20"/>
-              </w:rPr>
-              <w:t>"</w:t>
+              <w:t>"LogLevel"</w:t>
             </w:r>
             <w:r>
               <w:rPr>
@@ -1076,27 +784,7 @@
                 <w:sz w:val="20"/>
                 <w:szCs w:val="20"/>
               </w:rPr>
-              <w:t>"</w:t>
-            </w:r>
-            <w:proofErr w:type="spellStart"/>
-            <w:r>
-              <w:rPr>
-                <w:rFonts w:ascii="var(--font-mono)" w:eastAsia="Times New Roman" w:hAnsi="var(--font-mono)" w:cs="Courier New"/>
-                <w:color w:val="B80A18"/>
-                <w:sz w:val="20"/>
-                <w:szCs w:val="20"/>
-              </w:rPr>
-              <w:t>Microsoft.AspNetCore</w:t>
-            </w:r>
-            <w:proofErr w:type="spellEnd"/>
-            <w:r>
-              <w:rPr>
-                <w:rFonts w:ascii="var(--font-mono)" w:eastAsia="Times New Roman" w:hAnsi="var(--font-mono)" w:cs="Courier New"/>
-                <w:color w:val="B80A18"/>
-                <w:sz w:val="20"/>
-                <w:szCs w:val="20"/>
-              </w:rPr>
-              <w:t>"</w:t>
+              <w:t>"Microsoft.AspNetCore"</w:t>
             </w:r>
             <w:r>
               <w:rPr>
@@ -1252,27 +940,7 @@
                 <w:sz w:val="20"/>
                 <w:szCs w:val="20"/>
               </w:rPr>
-              <w:t>"</w:t>
-            </w:r>
-            <w:proofErr w:type="spellStart"/>
-            <w:r>
-              <w:rPr>
-                <w:rFonts w:ascii="var(--font-mono)" w:eastAsia="Times New Roman" w:hAnsi="var(--font-mono)" w:cs="Courier New"/>
-                <w:color w:val="B80A18"/>
-                <w:sz w:val="20"/>
-                <w:szCs w:val="20"/>
-              </w:rPr>
-              <w:t>AllowedHosts</w:t>
-            </w:r>
-            <w:proofErr w:type="spellEnd"/>
-            <w:r>
-              <w:rPr>
-                <w:rFonts w:ascii="var(--font-mono)" w:eastAsia="Times New Roman" w:hAnsi="var(--font-mono)" w:cs="Courier New"/>
-                <w:color w:val="B80A18"/>
-                <w:sz w:val="20"/>
-                <w:szCs w:val="20"/>
-              </w:rPr>
-              <w:t>"</w:t>
+              <w:t>"AllowedHosts"</w:t>
             </w:r>
             <w:r>
               <w:rPr>
@@ -1344,7 +1012,6 @@
               <w:lastRenderedPageBreak/>
               <w:t xml:space="preserve">Common mistakes are trailing commas after the last item in an object, or mismatched </w:t>
             </w:r>
-            <w:proofErr w:type="gramStart"/>
             <w:r>
               <w:rPr>
                 <w:rFonts w:ascii="Courier New" w:eastAsia="Times New Roman" w:hAnsi="Courier New" w:cs="Courier New"/>
@@ -1367,7 +1034,6 @@
               </w:rPr>
               <w:t>}</w:t>
             </w:r>
-            <w:proofErr w:type="gramEnd"/>
             <w:r>
               <w:rPr>
                 <w:rFonts w:ascii="Times New Roman" w:eastAsia="Times New Roman" w:hAnsi="Times New Roman"/>
@@ -1404,129 +1070,91 @@
                 <w:b/>
                 <w:bCs/>
               </w:rPr>
-              <w:t xml:space="preserve">Issue 2 — </w:t>
-            </w:r>
-            <w:proofErr w:type="spellStart"/>
-            <w:r>
+              <w:t>Issue 2 — DbContext can't be resolved</w:t>
+            </w:r>
+          </w:p>
+          <w:p>
+            <w:pPr>
+              <w:spacing w:before="100" w:beforeAutospacing="1" w:after="100" w:afterAutospacing="1"/>
               <w:rPr>
                 <w:rFonts w:ascii="Times New Roman" w:eastAsia="Times New Roman" w:hAnsi="Times New Roman"/>
-                <w:b/>
-                <w:bCs/>
-              </w:rPr>
-              <w:t>DbContext</w:t>
-            </w:r>
-            <w:proofErr w:type="spellEnd"/>
+              </w:rPr>
+            </w:pPr>
             <w:r>
               <w:rPr>
                 <w:rFonts w:ascii="Times New Roman" w:eastAsia="Times New Roman" w:hAnsi="Times New Roman"/>
-                <w:b/>
-                <w:bCs/>
-              </w:rPr>
-              <w:t xml:space="preserve"> can't be resolved</w:t>
-            </w:r>
-          </w:p>
-          <w:p>
-            <w:pPr>
-              <w:spacing w:before="100" w:beforeAutospacing="1" w:after="100" w:afterAutospacing="1"/>
+              </w:rPr>
+              <w:t xml:space="preserve">This means your </w:t>
+            </w:r>
+            <w:r>
+              <w:rPr>
+                <w:rFonts w:ascii="Courier New" w:eastAsia="Times New Roman" w:hAnsi="Courier New" w:cs="Courier New"/>
+                <w:sz w:val="20"/>
+                <w:szCs w:val="20"/>
+              </w:rPr>
+              <w:t>ApplicationDbContext</w:t>
+            </w:r>
+            <w:r>
               <w:rPr>
                 <w:rFonts w:ascii="Times New Roman" w:eastAsia="Times New Roman" w:hAnsi="Times New Roman"/>
               </w:rPr>
-            </w:pPr>
+              <w:t xml:space="preserve"> isn't registered in </w:t>
+            </w:r>
+            <w:r>
+              <w:rPr>
+                <w:rFonts w:ascii="Courier New" w:eastAsia="Times New Roman" w:hAnsi="Courier New" w:cs="Courier New"/>
+                <w:sz w:val="20"/>
+                <w:szCs w:val="20"/>
+              </w:rPr>
+              <w:t>Program.cs</w:t>
+            </w:r>
             <w:r>
               <w:rPr>
                 <w:rFonts w:ascii="Times New Roman" w:eastAsia="Times New Roman" w:hAnsi="Times New Roman"/>
               </w:rPr>
-              <w:t xml:space="preserve">This means your </w:t>
-            </w:r>
-            <w:proofErr w:type="spellStart"/>
+              <w:t xml:space="preserve">. Open your </w:t>
+            </w:r>
             <w:r>
               <w:rPr>
                 <w:rFonts w:ascii="Courier New" w:eastAsia="Times New Roman" w:hAnsi="Courier New" w:cs="Courier New"/>
                 <w:sz w:val="20"/>
                 <w:szCs w:val="20"/>
               </w:rPr>
-              <w:t>ApplicationDbContext</w:t>
-            </w:r>
-            <w:proofErr w:type="spellEnd"/>
+              <w:t>Program.cs</w:t>
+            </w:r>
             <w:r>
               <w:rPr>
                 <w:rFonts w:ascii="Times New Roman" w:eastAsia="Times New Roman" w:hAnsi="Times New Roman"/>
               </w:rPr>
-              <w:t xml:space="preserve"> isn't registered in </w:t>
-            </w:r>
-            <w:proofErr w:type="spellStart"/>
+              <w:t xml:space="preserve"> and make sure you have this before </w:t>
+            </w:r>
             <w:r>
               <w:rPr>
                 <w:rFonts w:ascii="Courier New" w:eastAsia="Times New Roman" w:hAnsi="Courier New" w:cs="Courier New"/>
                 <w:sz w:val="20"/>
                 <w:szCs w:val="20"/>
               </w:rPr>
-              <w:t>Program.cs</w:t>
-            </w:r>
-            <w:proofErr w:type="spellEnd"/>
+              <w:t>builder.Build()</w:t>
+            </w:r>
             <w:r>
               <w:rPr>
                 <w:rFonts w:ascii="Times New Roman" w:eastAsia="Times New Roman" w:hAnsi="Times New Roman"/>
               </w:rPr>
-              <w:t xml:space="preserve">. Open your </w:t>
-            </w:r>
-            <w:proofErr w:type="spellStart"/>
-            <w:r>
-              <w:rPr>
-                <w:rFonts w:ascii="Courier New" w:eastAsia="Times New Roman" w:hAnsi="Courier New" w:cs="Courier New"/>
-                <w:sz w:val="20"/>
-                <w:szCs w:val="20"/>
-              </w:rPr>
-              <w:t>Program.cs</w:t>
-            </w:r>
-            <w:proofErr w:type="spellEnd"/>
-            <w:r>
+              <w:t>:</w:t>
+            </w:r>
+          </w:p>
+          <w:p>
+            <w:pPr>
               <w:rPr>
                 <w:rFonts w:ascii="Times New Roman" w:eastAsia="Times New Roman" w:hAnsi="Times New Roman"/>
               </w:rPr>
-              <w:t xml:space="preserve"> and make sure you have this before </w:t>
-            </w:r>
-            <w:proofErr w:type="spellStart"/>
-            <w:proofErr w:type="gramStart"/>
-            <w:r>
-              <w:rPr>
-                <w:rFonts w:ascii="Courier New" w:eastAsia="Times New Roman" w:hAnsi="Courier New" w:cs="Courier New"/>
-                <w:sz w:val="20"/>
-                <w:szCs w:val="20"/>
-              </w:rPr>
-              <w:t>builder.Build</w:t>
-            </w:r>
-            <w:proofErr w:type="spellEnd"/>
-            <w:proofErr w:type="gramEnd"/>
-            <w:r>
-              <w:rPr>
-                <w:rFonts w:ascii="Courier New" w:eastAsia="Times New Roman" w:hAnsi="Courier New" w:cs="Courier New"/>
-                <w:sz w:val="20"/>
-                <w:szCs w:val="20"/>
-              </w:rPr>
-              <w:t>()</w:t>
-            </w:r>
+            </w:pPr>
             <w:r>
               <w:rPr>
                 <w:rFonts w:ascii="Times New Roman" w:eastAsia="Times New Roman" w:hAnsi="Times New Roman"/>
               </w:rPr>
-              <w:t>:</w:t>
-            </w:r>
-          </w:p>
-          <w:p>
-            <w:pPr>
-              <w:rPr>
-                <w:rFonts w:ascii="Times New Roman" w:eastAsia="Times New Roman" w:hAnsi="Times New Roman"/>
-              </w:rPr>
-            </w:pPr>
-            <w:proofErr w:type="spellStart"/>
-            <w:r>
-              <w:rPr>
-                <w:rFonts w:ascii="Times New Roman" w:eastAsia="Times New Roman" w:hAnsi="Times New Roman"/>
-              </w:rPr>
               <w:t>csharp</w:t>
             </w:r>
-            <w:proofErr w:type="spellEnd"/>
           </w:p>
           <w:p>
             <w:pPr>
@@ -1555,8 +1183,6 @@
                 <w:szCs w:val="20"/>
               </w:rPr>
             </w:pPr>
-            <w:proofErr w:type="spellStart"/>
-            <w:proofErr w:type="gramStart"/>
             <w:r>
               <w:rPr>
                 <w:rFonts w:ascii="var(--font-mono)" w:eastAsia="Times New Roman" w:hAnsi="var(--font-mono)" w:cs="Courier New"/>
@@ -1602,8 +1228,6 @@
               </w:rPr>
               <w:t>AddDbContext</w:t>
             </w:r>
-            <w:proofErr w:type="spellEnd"/>
-            <w:proofErr w:type="gramEnd"/>
             <w:r>
               <w:rPr>
                 <w:rFonts w:ascii="var(--font-mono)" w:eastAsia="Times New Roman" w:hAnsi="var(--font-mono)" w:cs="Courier New"/>
@@ -1613,7 +1237,6 @@
               </w:rPr>
               <w:t>&lt;</w:t>
             </w:r>
-            <w:proofErr w:type="spellStart"/>
             <w:r>
               <w:rPr>
                 <w:rFonts w:ascii="var(--font-mono)" w:eastAsia="Times New Roman" w:hAnsi="var(--font-mono)" w:cs="Courier New"/>
@@ -1623,8 +1246,6 @@
               </w:rPr>
               <w:t>ApplicationDbContext</w:t>
             </w:r>
-            <w:proofErr w:type="spellEnd"/>
-            <w:proofErr w:type="gramStart"/>
             <w:r>
               <w:rPr>
                 <w:rFonts w:ascii="var(--font-mono)" w:eastAsia="Times New Roman" w:hAnsi="var(--font-mono)" w:cs="Courier New"/>
@@ -1634,7 +1255,6 @@
               </w:rPr>
               <w:t>&gt;(</w:t>
             </w:r>
-            <w:proofErr w:type="gramEnd"/>
             <w:r>
               <w:rPr>
                 <w:rFonts w:ascii="var(--font-mono)" w:eastAsia="Times New Roman" w:hAnsi="var(--font-mono)" w:cs="Courier New"/>
@@ -1679,9 +1299,35 @@
                 <w:sz w:val="20"/>
                 <w:szCs w:val="20"/>
               </w:rPr>
-              <w:t xml:space="preserve">    </w:t>
-            </w:r>
-            <w:proofErr w:type="gramStart"/>
+              <w:t xml:space="preserve">    options</w:t>
+            </w:r>
+            <w:r>
+              <w:rPr>
+                <w:rFonts w:ascii="var(--font-mono)" w:eastAsia="Times New Roman" w:hAnsi="var(--font-mono)" w:cs="Courier New"/>
+                <w:color w:val="2B303B"/>
+                <w:sz w:val="20"/>
+                <w:szCs w:val="20"/>
+              </w:rPr>
+              <w:t>.</w:t>
+            </w:r>
+            <w:r>
+              <w:rPr>
+                <w:rFonts w:ascii="var(--font-mono)" w:eastAsia="Times New Roman" w:hAnsi="var(--font-mono)" w:cs="Courier New"/>
+                <w:color w:val="0051C2"/>
+                <w:sz w:val="20"/>
+                <w:szCs w:val="20"/>
+              </w:rPr>
+              <w:t>UseSqlServer</w:t>
+            </w:r>
+            <w:r>
+              <w:rPr>
+                <w:rFonts w:ascii="var(--font-mono)" w:eastAsia="Times New Roman" w:hAnsi="var(--font-mono)" w:cs="Courier New"/>
+                <w:color w:val="2B303B"/>
+                <w:sz w:val="20"/>
+                <w:szCs w:val="20"/>
+              </w:rPr>
+              <w:t>(</w:t>
+            </w:r>
             <w:r>
               <w:rPr>
                 <w:rFonts w:ascii="var(--font-mono)" w:eastAsia="Times New Roman" w:hAnsi="var(--font-mono)" w:cs="Courier New"/>
@@ -1689,7 +1335,7 @@
                 <w:sz w:val="20"/>
                 <w:szCs w:val="20"/>
               </w:rPr>
-              <w:t>options</w:t>
+              <w:t>builder</w:t>
             </w:r>
             <w:r>
               <w:rPr>
@@ -1703,13 +1349,30 @@
             <w:r>
               <w:rPr>
                 <w:rFonts w:ascii="var(--font-mono)" w:eastAsia="Times New Roman" w:hAnsi="var(--font-mono)" w:cs="Courier New"/>
+                <w:color w:val="14181F"/>
+                <w:sz w:val="20"/>
+                <w:szCs w:val="20"/>
+              </w:rPr>
+              <w:t>Configuration</w:t>
+            </w:r>
+            <w:r>
+              <w:rPr>
+                <w:rFonts w:ascii="var(--font-mono)" w:eastAsia="Times New Roman" w:hAnsi="var(--font-mono)" w:cs="Courier New"/>
+                <w:color w:val="2B303B"/>
+                <w:sz w:val="20"/>
+                <w:szCs w:val="20"/>
+              </w:rPr>
+              <w:t>.</w:t>
+            </w:r>
+            <w:r>
+              <w:rPr>
+                <w:rFonts w:ascii="var(--font-mono)" w:eastAsia="Times New Roman" w:hAnsi="var(--font-mono)" w:cs="Courier New"/>
                 <w:color w:val="0051C2"/>
                 <w:sz w:val="20"/>
                 <w:szCs w:val="20"/>
               </w:rPr>
-              <w:t>UseSqlServer</w:t>
-            </w:r>
-            <w:proofErr w:type="gramEnd"/>
+              <w:t>GetConnectionString</w:t>
+            </w:r>
             <w:r>
               <w:rPr>
                 <w:rFonts w:ascii="var(--font-mono)" w:eastAsia="Times New Roman" w:hAnsi="var(--font-mono)" w:cs="Courier New"/>
@@ -1719,15 +1382,14 @@
               </w:rPr>
               <w:t>(</w:t>
             </w:r>
-            <w:proofErr w:type="gramStart"/>
-            <w:r>
-              <w:rPr>
-                <w:rFonts w:ascii="var(--font-mono)" w:eastAsia="Times New Roman" w:hAnsi="var(--font-mono)" w:cs="Courier New"/>
-                <w:color w:val="14181F"/>
-                <w:sz w:val="20"/>
-                <w:szCs w:val="20"/>
-              </w:rPr>
-              <w:t>builder</w:t>
+            <w:r>
+              <w:rPr>
+                <w:rFonts w:ascii="var(--font-mono)" w:eastAsia="Times New Roman" w:hAnsi="var(--font-mono)" w:cs="Courier New"/>
+                <w:color w:val="008000"/>
+                <w:sz w:val="20"/>
+                <w:szCs w:val="20"/>
+              </w:rPr>
+              <w:t>"DefaultConnection"</w:t>
             </w:r>
             <w:r>
               <w:rPr>
@@ -1736,61 +1398,6 @@
                 <w:sz w:val="20"/>
                 <w:szCs w:val="20"/>
               </w:rPr>
-              <w:t>.</w:t>
-            </w:r>
-            <w:r>
-              <w:rPr>
-                <w:rFonts w:ascii="var(--font-mono)" w:eastAsia="Times New Roman" w:hAnsi="var(--font-mono)" w:cs="Courier New"/>
-                <w:color w:val="14181F"/>
-                <w:sz w:val="20"/>
-                <w:szCs w:val="20"/>
-              </w:rPr>
-              <w:t>Configuration</w:t>
-            </w:r>
-            <w:r>
-              <w:rPr>
-                <w:rFonts w:ascii="var(--font-mono)" w:eastAsia="Times New Roman" w:hAnsi="var(--font-mono)" w:cs="Courier New"/>
-                <w:color w:val="2B303B"/>
-                <w:sz w:val="20"/>
-                <w:szCs w:val="20"/>
-              </w:rPr>
-              <w:t>.</w:t>
-            </w:r>
-            <w:r>
-              <w:rPr>
-                <w:rFonts w:ascii="var(--font-mono)" w:eastAsia="Times New Roman" w:hAnsi="var(--font-mono)" w:cs="Courier New"/>
-                <w:color w:val="0051C2"/>
-                <w:sz w:val="20"/>
-                <w:szCs w:val="20"/>
-              </w:rPr>
-              <w:t>GetConnectionString</w:t>
-            </w:r>
-            <w:proofErr w:type="gramEnd"/>
-            <w:r>
-              <w:rPr>
-                <w:rFonts w:ascii="var(--font-mono)" w:eastAsia="Times New Roman" w:hAnsi="var(--font-mono)" w:cs="Courier New"/>
-                <w:color w:val="2B303B"/>
-                <w:sz w:val="20"/>
-                <w:szCs w:val="20"/>
-              </w:rPr>
-              <w:t>(</w:t>
-            </w:r>
-            <w:r>
-              <w:rPr>
-                <w:rFonts w:ascii="var(--font-mono)" w:eastAsia="Times New Roman" w:hAnsi="var(--font-mono)" w:cs="Courier New"/>
-                <w:color w:val="008000"/>
-                <w:sz w:val="20"/>
-                <w:szCs w:val="20"/>
-              </w:rPr>
-              <w:t>"DefaultConnection"</w:t>
-            </w:r>
-            <w:r>
-              <w:rPr>
-                <w:rFonts w:ascii="var(--font-mono)" w:eastAsia="Times New Roman" w:hAnsi="var(--font-mono)" w:cs="Courier New"/>
-                <w:color w:val="2B303B"/>
-                <w:sz w:val="20"/>
-                <w:szCs w:val="20"/>
-              </w:rPr>
               <w:t>)));</w:t>
             </w:r>
           </w:p>
@@ -1807,7 +1414,6 @@
               </w:rPr>
               <w:t xml:space="preserve">Also make sure your </w:t>
             </w:r>
-            <w:proofErr w:type="spellStart"/>
             <w:r>
               <w:rPr>
                 <w:rFonts w:ascii="Courier New" w:eastAsia="Times New Roman" w:hAnsi="Courier New" w:cs="Courier New"/>
@@ -1816,7 +1422,6 @@
               </w:rPr>
               <w:t>ApplicationDbContext</w:t>
             </w:r>
-            <w:proofErr w:type="spellEnd"/>
             <w:r>
               <w:rPr>
                 <w:rFonts w:ascii="Times New Roman" w:eastAsia="Times New Roman" w:hAnsi="Times New Roman"/>
@@ -1830,14 +1435,12 @@
                 <w:rFonts w:ascii="Times New Roman" w:eastAsia="Times New Roman" w:hAnsi="Times New Roman"/>
               </w:rPr>
             </w:pPr>
-            <w:proofErr w:type="spellStart"/>
             <w:r>
               <w:rPr>
                 <w:rFonts w:ascii="Times New Roman" w:eastAsia="Times New Roman" w:hAnsi="Times New Roman"/>
               </w:rPr>
               <w:t>csharp</w:t>
             </w:r>
-            <w:proofErr w:type="spellEnd"/>
           </w:p>
           <w:p>
             <w:pPr>
@@ -1866,7 +1469,6 @@
                 <w:szCs w:val="20"/>
               </w:rPr>
             </w:pPr>
-            <w:proofErr w:type="gramStart"/>
             <w:r>
               <w:rPr>
                 <w:rFonts w:ascii="var(--font-mono)" w:eastAsia="Times New Roman" w:hAnsi="var(--font-mono)" w:cs="Courier New"/>
@@ -1876,7 +1478,6 @@
               </w:rPr>
               <w:t>public</w:t>
             </w:r>
-            <w:proofErr w:type="gramEnd"/>
             <w:r>
               <w:rPr>
                 <w:rFonts w:ascii="var(--font-mono)" w:eastAsia="Times New Roman" w:hAnsi="var(--font-mono)" w:cs="Courier New"/>
@@ -1904,8 +1505,6 @@
               </w:rPr>
               <w:t xml:space="preserve"> </w:t>
             </w:r>
-            <w:proofErr w:type="spellStart"/>
-            <w:proofErr w:type="gramStart"/>
             <w:r>
               <w:rPr>
                 <w:rFonts w:ascii="var(--font-mono)" w:eastAsia="Times New Roman" w:hAnsi="var(--font-mono)" w:cs="Courier New"/>
@@ -1915,7 +1514,6 @@
               </w:rPr>
               <w:t>ApplicationDbContext</w:t>
             </w:r>
-            <w:proofErr w:type="spellEnd"/>
             <w:r>
               <w:rPr>
                 <w:rFonts w:ascii="var(--font-mono)" w:eastAsia="Times New Roman" w:hAnsi="var(--font-mono)" w:cs="Courier New"/>
@@ -1934,7 +1532,6 @@
               </w:rPr>
               <w:t>:</w:t>
             </w:r>
-            <w:proofErr w:type="gramEnd"/>
             <w:r>
               <w:rPr>
                 <w:rFonts w:ascii="var(--font-mono)" w:eastAsia="Times New Roman" w:hAnsi="var(--font-mono)" w:cs="Courier New"/>
@@ -1944,7 +1541,6 @@
               </w:rPr>
               <w:t xml:space="preserve"> </w:t>
             </w:r>
-            <w:proofErr w:type="spellStart"/>
             <w:r>
               <w:rPr>
                 <w:rFonts w:ascii="var(--font-mono)" w:eastAsia="Times New Roman" w:hAnsi="var(--font-mono)" w:cs="Courier New"/>
@@ -1954,7 +1550,6 @@
               </w:rPr>
               <w:t>IdentityDbContext</w:t>
             </w:r>
-            <w:proofErr w:type="spellEnd"/>
             <w:r>
               <w:rPr>
                 <w:rFonts w:ascii="var(--font-mono)" w:eastAsia="Times New Roman" w:hAnsi="var(--font-mono)" w:cs="Courier New"/>
@@ -1964,7 +1559,6 @@
               </w:rPr>
               <w:t>&lt;</w:t>
             </w:r>
-            <w:proofErr w:type="spellStart"/>
             <w:r>
               <w:rPr>
                 <w:rFonts w:ascii="var(--font-mono)" w:eastAsia="Times New Roman" w:hAnsi="var(--font-mono)" w:cs="Courier New"/>
@@ -1974,7 +1568,6 @@
               </w:rPr>
               <w:t>IdentityUser</w:t>
             </w:r>
-            <w:proofErr w:type="spellEnd"/>
             <w:r>
               <w:rPr>
                 <w:rFonts w:ascii="var(--font-mono)" w:eastAsia="Times New Roman" w:hAnsi="var(--font-mono)" w:cs="Courier New"/>
@@ -2077,8 +1670,6 @@
               </w:rPr>
               <w:t xml:space="preserve"> </w:t>
             </w:r>
-            <w:proofErr w:type="spellStart"/>
-            <w:proofErr w:type="gramStart"/>
             <w:r>
               <w:rPr>
                 <w:rFonts w:ascii="var(--font-mono)" w:eastAsia="Times New Roman" w:hAnsi="var(--font-mono)" w:cs="Courier New"/>
@@ -2088,7 +1679,6 @@
               </w:rPr>
               <w:t>ApplicationDbContext</w:t>
             </w:r>
-            <w:proofErr w:type="spellEnd"/>
             <w:r>
               <w:rPr>
                 <w:rFonts w:ascii="var(--font-mono)" w:eastAsia="Times New Roman" w:hAnsi="var(--font-mono)" w:cs="Courier New"/>
@@ -2098,8 +1688,6 @@
               </w:rPr>
               <w:t>(</w:t>
             </w:r>
-            <w:proofErr w:type="spellStart"/>
-            <w:proofErr w:type="gramEnd"/>
             <w:r>
               <w:rPr>
                 <w:rFonts w:ascii="var(--font-mono)" w:eastAsia="Times New Roman" w:hAnsi="var(--font-mono)" w:cs="Courier New"/>
@@ -2109,7 +1697,6 @@
               </w:rPr>
               <w:t>DbContextOptions</w:t>
             </w:r>
-            <w:proofErr w:type="spellEnd"/>
             <w:r>
               <w:rPr>
                 <w:rFonts w:ascii="var(--font-mono)" w:eastAsia="Times New Roman" w:hAnsi="var(--font-mono)" w:cs="Courier New"/>
@@ -2119,7 +1706,6 @@
               </w:rPr>
               <w:t>&lt;</w:t>
             </w:r>
-            <w:proofErr w:type="spellStart"/>
             <w:r>
               <w:rPr>
                 <w:rFonts w:ascii="var(--font-mono)" w:eastAsia="Times New Roman" w:hAnsi="var(--font-mono)" w:cs="Courier New"/>
@@ -2129,7 +1715,6 @@
               </w:rPr>
               <w:t>ApplicationDbContext</w:t>
             </w:r>
-            <w:proofErr w:type="spellEnd"/>
             <w:r>
               <w:rPr>
                 <w:rFonts w:ascii="var(--font-mono)" w:eastAsia="Times New Roman" w:hAnsi="var(--font-mono)" w:cs="Courier New"/>
@@ -2412,27 +1997,7 @@
                 <w:sz w:val="20"/>
                 <w:szCs w:val="20"/>
               </w:rPr>
-              <w:t xml:space="preserve">// your </w:t>
-            </w:r>
-            <w:proofErr w:type="spellStart"/>
-            <w:r>
-              <w:rPr>
-                <w:rFonts w:ascii="var(--font-mono)" w:eastAsia="Times New Roman" w:hAnsi="var(--font-mono)" w:cs="Courier New"/>
-                <w:color w:val="6E7687"/>
-                <w:sz w:val="20"/>
-                <w:szCs w:val="20"/>
-              </w:rPr>
-              <w:t>DbSets</w:t>
-            </w:r>
-            <w:proofErr w:type="spellEnd"/>
-            <w:r>
-              <w:rPr>
-                <w:rFonts w:ascii="var(--font-mono)" w:eastAsia="Times New Roman" w:hAnsi="var(--font-mono)" w:cs="Courier New"/>
-                <w:color w:val="6E7687"/>
-                <w:sz w:val="20"/>
-                <w:szCs w:val="20"/>
-              </w:rPr>
-              <w:t>...</w:t>
+              <w:t>// your DbSets...</w:t>
             </w:r>
           </w:p>
           <w:p>
@@ -2485,7 +2050,6 @@
               </w:rPr>
               <w:t xml:space="preserve">If the constructor is missing the </w:t>
             </w:r>
-            <w:proofErr w:type="spellStart"/>
             <w:r>
               <w:rPr>
                 <w:rFonts w:ascii="Courier New" w:eastAsia="Times New Roman" w:hAnsi="Courier New" w:cs="Courier New"/>
@@ -2494,7 +2058,6 @@
               </w:rPr>
               <w:t>DbContextOptions</w:t>
             </w:r>
-            <w:proofErr w:type="spellEnd"/>
             <w:r>
               <w:rPr>
                 <w:rFonts w:ascii="Times New Roman" w:eastAsia="Times New Roman" w:hAnsi="Times New Roman"/>
@@ -2545,8 +2108,6 @@
                 <w:rFonts w:ascii="Times New Roman" w:eastAsia="Times New Roman" w:hAnsi="Times New Roman"/>
               </w:rPr>
             </w:pPr>
-            <w:proofErr w:type="spellStart"/>
-            <w:proofErr w:type="gramStart"/>
             <w:r>
               <w:rPr>
                 <w:rFonts w:ascii="Courier New" w:eastAsia="Times New Roman" w:hAnsi="Courier New" w:cs="Courier New"/>
@@ -2555,15 +2116,12 @@
               </w:rPr>
               <w:t>appsettings.json</w:t>
             </w:r>
-            <w:proofErr w:type="spellEnd"/>
-            <w:proofErr w:type="gramEnd"/>
             <w:r>
               <w:rPr>
                 <w:rFonts w:ascii="Times New Roman" w:eastAsia="Times New Roman" w:hAnsi="Times New Roman"/>
               </w:rPr>
               <w:t xml:space="preserve"> — valid JSON, has a </w:t>
             </w:r>
-            <w:proofErr w:type="spellStart"/>
             <w:r>
               <w:rPr>
                 <w:rFonts w:ascii="Courier New" w:eastAsia="Times New Roman" w:hAnsi="Courier New" w:cs="Courier New"/>
@@ -2572,7 +2130,6 @@
               </w:rPr>
               <w:t>DefaultConnection</w:t>
             </w:r>
-            <w:proofErr w:type="spellEnd"/>
             <w:r>
               <w:rPr>
                 <w:rFonts w:ascii="Times New Roman" w:eastAsia="Times New Roman" w:hAnsi="Times New Roman"/>
@@ -2591,7 +2148,6 @@
                 <w:rFonts w:ascii="Times New Roman" w:eastAsia="Times New Roman" w:hAnsi="Times New Roman"/>
               </w:rPr>
             </w:pPr>
-            <w:proofErr w:type="spellStart"/>
             <w:r>
               <w:rPr>
                 <w:rFonts w:ascii="Courier New" w:eastAsia="Times New Roman" w:hAnsi="Courier New" w:cs="Courier New"/>
@@ -2600,48 +2156,19 @@
               </w:rPr>
               <w:t>Program.cs</w:t>
             </w:r>
-            <w:proofErr w:type="spellEnd"/>
             <w:r>
               <w:rPr>
                 <w:rFonts w:ascii="Times New Roman" w:eastAsia="Times New Roman" w:hAnsi="Times New Roman"/>
               </w:rPr>
               <w:t xml:space="preserve"> — has </w:t>
             </w:r>
-            <w:proofErr w:type="spellStart"/>
             <w:r>
               <w:rPr>
                 <w:rFonts w:ascii="Courier New" w:eastAsia="Times New Roman" w:hAnsi="Courier New" w:cs="Courier New"/>
                 <w:sz w:val="20"/>
                 <w:szCs w:val="20"/>
               </w:rPr>
-              <w:t>AddDbContext</w:t>
-            </w:r>
-            <w:proofErr w:type="spellEnd"/>
-            <w:r>
-              <w:rPr>
-                <w:rFonts w:ascii="Courier New" w:eastAsia="Times New Roman" w:hAnsi="Courier New" w:cs="Courier New"/>
-                <w:sz w:val="20"/>
-                <w:szCs w:val="20"/>
-              </w:rPr>
-              <w:t>&lt;</w:t>
-            </w:r>
-            <w:proofErr w:type="spellStart"/>
-            <w:r>
-              <w:rPr>
-                <w:rFonts w:ascii="Courier New" w:eastAsia="Times New Roman" w:hAnsi="Courier New" w:cs="Courier New"/>
-                <w:sz w:val="20"/>
-                <w:szCs w:val="20"/>
-              </w:rPr>
-              <w:t>ApplicationDbContext</w:t>
-            </w:r>
-            <w:proofErr w:type="spellEnd"/>
-            <w:r>
-              <w:rPr>
-                <w:rFonts w:ascii="Courier New" w:eastAsia="Times New Roman" w:hAnsi="Courier New" w:cs="Courier New"/>
-                <w:sz w:val="20"/>
-                <w:szCs w:val="20"/>
-              </w:rPr>
-              <w:t>&gt;</w:t>
+              <w:t>AddDbContext&lt;ApplicationDbContext&gt;</w:t>
             </w:r>
             <w:r>
               <w:rPr>
@@ -2661,7 +2188,6 @@
                 <w:rFonts w:ascii="Times New Roman" w:eastAsia="Times New Roman" w:hAnsi="Times New Roman"/>
               </w:rPr>
             </w:pPr>
-            <w:proofErr w:type="spellStart"/>
             <w:r>
               <w:rPr>
                 <w:rFonts w:ascii="Courier New" w:eastAsia="Times New Roman" w:hAnsi="Courier New" w:cs="Courier New"/>
@@ -2670,48 +2196,19 @@
               </w:rPr>
               <w:t>ApplicationDbContext</w:t>
             </w:r>
-            <w:proofErr w:type="spellEnd"/>
             <w:r>
               <w:rPr>
                 <w:rFonts w:ascii="Times New Roman" w:eastAsia="Times New Roman" w:hAnsi="Times New Roman"/>
               </w:rPr>
               <w:t xml:space="preserve"> — constructor takes </w:t>
             </w:r>
-            <w:proofErr w:type="spellStart"/>
             <w:r>
               <w:rPr>
                 <w:rFonts w:ascii="Courier New" w:eastAsia="Times New Roman" w:hAnsi="Courier New" w:cs="Courier New"/>
                 <w:sz w:val="20"/>
                 <w:szCs w:val="20"/>
               </w:rPr>
-              <w:t>DbContextOptions</w:t>
-            </w:r>
-            <w:proofErr w:type="spellEnd"/>
-            <w:r>
-              <w:rPr>
-                <w:rFonts w:ascii="Courier New" w:eastAsia="Times New Roman" w:hAnsi="Courier New" w:cs="Courier New"/>
-                <w:sz w:val="20"/>
-                <w:szCs w:val="20"/>
-              </w:rPr>
-              <w:t>&lt;</w:t>
-            </w:r>
-            <w:proofErr w:type="spellStart"/>
-            <w:r>
-              <w:rPr>
-                <w:rFonts w:ascii="Courier New" w:eastAsia="Times New Roman" w:hAnsi="Courier New" w:cs="Courier New"/>
-                <w:sz w:val="20"/>
-                <w:szCs w:val="20"/>
-              </w:rPr>
-              <w:t>ApplicationDbContext</w:t>
-            </w:r>
-            <w:proofErr w:type="spellEnd"/>
-            <w:r>
-              <w:rPr>
-                <w:rFonts w:ascii="Courier New" w:eastAsia="Times New Roman" w:hAnsi="Courier New" w:cs="Courier New"/>
-                <w:sz w:val="20"/>
-                <w:szCs w:val="20"/>
-              </w:rPr>
-              <w:t>&gt;</w:t>
+              <w:t>DbContextOptions&lt;ApplicationDbContext&gt;</w:t>
             </w:r>
           </w:p>
           <w:p>
@@ -2731,7 +2228,6 @@
               </w:rPr>
               <w:t xml:space="preserve">The connection string name in </w:t>
             </w:r>
-            <w:proofErr w:type="spellStart"/>
             <w:r>
               <w:rPr>
                 <w:rFonts w:ascii="Courier New" w:eastAsia="Times New Roman" w:hAnsi="Courier New" w:cs="Courier New"/>
@@ -2740,7 +2236,6 @@
               </w:rPr>
               <w:t>Program.cs</w:t>
             </w:r>
-            <w:proofErr w:type="spellEnd"/>
             <w:r>
               <w:rPr>
                 <w:rFonts w:ascii="Times New Roman" w:eastAsia="Times New Roman" w:hAnsi="Times New Roman"/>
@@ -2754,8 +2249,6 @@
               <w:lastRenderedPageBreak/>
               <w:t xml:space="preserve">exactly what's in </w:t>
             </w:r>
-            <w:proofErr w:type="spellStart"/>
-            <w:proofErr w:type="gramStart"/>
             <w:r>
               <w:rPr>
                 <w:rFonts w:ascii="Courier New" w:eastAsia="Times New Roman" w:hAnsi="Courier New" w:cs="Courier New"/>
@@ -2764,8 +2257,6 @@
               </w:rPr>
               <w:t>appsettings.json</w:t>
             </w:r>
-            <w:proofErr w:type="spellEnd"/>
-            <w:proofErr w:type="gramEnd"/>
           </w:p>
           <w:p>
             <w:pPr>
@@ -2778,21 +2269,7 @@
               <w:rPr>
                 <w:rFonts w:ascii="Times New Roman" w:eastAsia="Times New Roman" w:hAnsi="Times New Roman"/>
               </w:rPr>
-              <w:t xml:space="preserve">Fix the JSON first since that error appears before the </w:t>
-            </w:r>
-            <w:proofErr w:type="spellStart"/>
-            <w:r>
-              <w:rPr>
-                <w:rFonts w:ascii="Times New Roman" w:eastAsia="Times New Roman" w:hAnsi="Times New Roman"/>
-              </w:rPr>
-              <w:t>DbContext</w:t>
-            </w:r>
-            <w:proofErr w:type="spellEnd"/>
-            <w:r>
-              <w:rPr>
-                <w:rFonts w:ascii="Times New Roman" w:eastAsia="Times New Roman" w:hAnsi="Times New Roman"/>
-              </w:rPr>
-              <w:t xml:space="preserve"> error — if the config can't load, the connection string can't be read, which then causes the second error to cascade.</w:t>
+              <w:t>Fix the JSON first since that error appears before the DbContext error — if the config can't load, the connection string can't be read, which then causes the second error to cascade.</w:t>
             </w:r>
           </w:p>
           <w:p>
@@ -2825,10 +2302,6 @@
             <w:pPr>
               <w:pStyle w:val="Text"/>
             </w:pPr>
-            <w:r>
-              <w:lastRenderedPageBreak/>
-              <w:t>Automatically giving new users the standard role</w:t>
-            </w:r>
           </w:p>
         </w:tc>
         <w:tc>
@@ -2839,9 +2312,6 @@
             <w:pPr>
               <w:pStyle w:val="Text"/>
             </w:pPr>
-            <w:r>
-              <w:t>on visual studio asp.net how do I make sure that everyone who creates an account gets the default "standard" role so they have access to the basics that outsiders don’t have</w:t>
-            </w:r>
           </w:p>
         </w:tc>
         <w:tc>
@@ -2850,842 +2320,6 @@
           </w:tcPr>
           <w:p>
             <w:pPr>
-              <w:pStyle w:val="NormalWeb"/>
-            </w:pPr>
-            <w:r>
-              <w:t>In Visual Studio:</w:t>
-            </w:r>
-          </w:p>
-          <w:p>
-            <w:pPr>
-              <w:numPr>
-                <w:ilvl w:val="0"/>
-                <w:numId w:val="2"/>
-              </w:numPr>
-              <w:spacing w:before="100" w:beforeAutospacing="1" w:after="100" w:afterAutospacing="1"/>
-            </w:pPr>
-            <w:r>
-              <w:t xml:space="preserve">Right-click your project </w:t>
-            </w:r>
-          </w:p>
-          <w:p>
-            <w:pPr>
-              <w:numPr>
-                <w:ilvl w:val="0"/>
-                <w:numId w:val="2"/>
-              </w:numPr>
-              <w:spacing w:before="100" w:beforeAutospacing="1" w:after="100" w:afterAutospacing="1"/>
-            </w:pPr>
-            <w:r>
-              <w:t xml:space="preserve">Click </w:t>
-            </w:r>
-            <w:r>
-              <w:rPr>
-                <w:rStyle w:val="Strong"/>
-              </w:rPr>
-              <w:t>Add → New Scaffolded Item</w:t>
-            </w:r>
-            <w:r>
-              <w:t xml:space="preserve"> </w:t>
-            </w:r>
-          </w:p>
-          <w:p>
-            <w:pPr>
-              <w:numPr>
-                <w:ilvl w:val="0"/>
-                <w:numId w:val="2"/>
-              </w:numPr>
-              <w:spacing w:before="100" w:beforeAutospacing="1" w:after="100" w:afterAutospacing="1"/>
-            </w:pPr>
-            <w:r>
-              <w:t xml:space="preserve">Choose </w:t>
-            </w:r>
-            <w:r>
-              <w:rPr>
-                <w:rStyle w:val="Strong"/>
-              </w:rPr>
-              <w:t>Identity</w:t>
-            </w:r>
-            <w:r>
-              <w:t xml:space="preserve"> </w:t>
-            </w:r>
-          </w:p>
-          <w:p>
-            <w:pPr>
-              <w:numPr>
-                <w:ilvl w:val="0"/>
-                <w:numId w:val="2"/>
-              </w:numPr>
-              <w:spacing w:before="100" w:beforeAutospacing="1" w:after="100" w:afterAutospacing="1"/>
-            </w:pPr>
-            <w:r>
-              <w:t xml:space="preserve">Click </w:t>
-            </w:r>
-            <w:r>
-              <w:rPr>
-                <w:rStyle w:val="Strong"/>
-              </w:rPr>
-              <w:t>Add</w:t>
-            </w:r>
-            <w:r>
-              <w:t xml:space="preserve"> </w:t>
-            </w:r>
-          </w:p>
-          <w:p>
-            <w:pPr>
-              <w:numPr>
-                <w:ilvl w:val="0"/>
-                <w:numId w:val="2"/>
-              </w:numPr>
-              <w:spacing w:before="100" w:beforeAutospacing="1" w:after="100" w:afterAutospacing="1"/>
-            </w:pPr>
-            <w:r>
-              <w:t xml:space="preserve">Select </w:t>
-            </w:r>
-            <w:r>
-              <w:rPr>
-                <w:rStyle w:val="Strong"/>
-              </w:rPr>
-              <w:t>Register</w:t>
-            </w:r>
-            <w:r>
-              <w:t xml:space="preserve"> (you don’t need everything) </w:t>
-            </w:r>
-          </w:p>
-          <w:p>
-            <w:pPr>
-              <w:numPr>
-                <w:ilvl w:val="0"/>
-                <w:numId w:val="2"/>
-              </w:numPr>
-              <w:spacing w:before="100" w:beforeAutospacing="1" w:after="100" w:afterAutospacing="1"/>
-            </w:pPr>
-            <w:r>
-              <w:t xml:space="preserve">Choose your </w:t>
-            </w:r>
-            <w:proofErr w:type="spellStart"/>
-            <w:r>
-              <w:t>DbContext</w:t>
-            </w:r>
-            <w:proofErr w:type="spellEnd"/>
-            <w:r>
-              <w:t xml:space="preserve"> </w:t>
-            </w:r>
-          </w:p>
-          <w:p>
-            <w:pPr>
-              <w:numPr>
-                <w:ilvl w:val="0"/>
-                <w:numId w:val="2"/>
-              </w:numPr>
-              <w:spacing w:before="100" w:beforeAutospacing="1" w:after="100" w:afterAutospacing="1"/>
-            </w:pPr>
-            <w:r>
-              <w:t xml:space="preserve">Click </w:t>
-            </w:r>
-            <w:r>
-              <w:rPr>
-                <w:rStyle w:val="Strong"/>
-              </w:rPr>
-              <w:t>Add</w:t>
-            </w:r>
-            <w:r>
-              <w:t xml:space="preserve"> </w:t>
-            </w:r>
-          </w:p>
-          <w:p>
-            <w:pPr>
-              <w:pStyle w:val="NormalWeb"/>
-            </w:pPr>
-            <w:r>
-              <w:t>This will generate files like:</w:t>
-            </w:r>
-          </w:p>
-          <w:p>
-            <w:pPr>
-              <w:pStyle w:val="HTMLPreformatted"/>
-            </w:pPr>
-            <w:r>
-              <w:t>Areas/Identity/Pages/Account/</w:t>
-            </w:r>
-            <w:proofErr w:type="spellStart"/>
-            <w:r>
-              <w:t>Register.cshtml.cs</w:t>
-            </w:r>
-            <w:proofErr w:type="spellEnd"/>
-          </w:p>
-          <w:p>
-            <w:r>
-              <w:rPr>
-                <w:lang w:val="en-GB"/>
-              </w:rPr>
-              <w:pict w14:anchorId="5207079F">
-                <v:rect id="_x0000_i1027" style="width:0;height:1.5pt" o:hralign="center" o:hrstd="t" o:hr="t" fillcolor="#a0a0a0" stroked="f"/>
-              </w:pict>
-            </w:r>
-          </w:p>
-          <w:p>
-            <w:pPr>
-              <w:pStyle w:val="Heading2"/>
-            </w:pPr>
-            <w:r>
-              <w:lastRenderedPageBreak/>
-              <w:t>Then add the role assignment</w:t>
-            </w:r>
-          </w:p>
-          <w:p>
-            <w:pPr>
-              <w:pStyle w:val="NormalWeb"/>
-            </w:pPr>
-            <w:r>
-              <w:t xml:space="preserve">Open </w:t>
-            </w:r>
-            <w:proofErr w:type="spellStart"/>
-            <w:r>
-              <w:rPr>
-                <w:rStyle w:val="HTMLCode"/>
-                <w:rFonts w:eastAsiaTheme="majorEastAsia"/>
-              </w:rPr>
-              <w:t>Register.cshtml.cs</w:t>
-            </w:r>
-            <w:proofErr w:type="spellEnd"/>
-            <w:r>
-              <w:t xml:space="preserve"> and find something like:</w:t>
-            </w:r>
-          </w:p>
-          <w:p>
-            <w:pPr>
-              <w:pStyle w:val="HTMLPreformatted"/>
-            </w:pPr>
-            <w:r>
-              <w:rPr>
-                <w:rStyle w:val="8"/>
-                <w:rFonts w:eastAsiaTheme="majorEastAsia"/>
-              </w:rPr>
-              <w:t>var</w:t>
-            </w:r>
-            <w:r>
-              <w:t xml:space="preserve"> </w:t>
-            </w:r>
-            <w:r>
-              <w:rPr>
-                <w:rStyle w:val="e"/>
-                <w:rFonts w:eastAsiaTheme="majorEastAsia"/>
-              </w:rPr>
-              <w:t>result</w:t>
-            </w:r>
-            <w:r>
-              <w:t xml:space="preserve"> </w:t>
-            </w:r>
-            <w:r>
-              <w:rPr>
-                <w:rStyle w:val="8"/>
-                <w:rFonts w:eastAsiaTheme="majorEastAsia"/>
-              </w:rPr>
-              <w:t>=</w:t>
-            </w:r>
-            <w:r>
-              <w:t xml:space="preserve"> </w:t>
-            </w:r>
-            <w:r>
-              <w:rPr>
-                <w:rStyle w:val="8"/>
-                <w:rFonts w:eastAsiaTheme="majorEastAsia"/>
-              </w:rPr>
-              <w:t>await</w:t>
-            </w:r>
-            <w:r>
-              <w:t xml:space="preserve"> </w:t>
-            </w:r>
-            <w:r>
-              <w:rPr>
-                <w:rStyle w:val="e"/>
-                <w:rFonts w:eastAsiaTheme="majorEastAsia"/>
-              </w:rPr>
-              <w:t>_</w:t>
-            </w:r>
-            <w:proofErr w:type="spellStart"/>
-            <w:r>
-              <w:rPr>
-                <w:rStyle w:val="e"/>
-                <w:rFonts w:eastAsiaTheme="majorEastAsia"/>
-              </w:rPr>
-              <w:t>userManager</w:t>
-            </w:r>
-            <w:r>
-              <w:t>.</w:t>
-            </w:r>
-            <w:r>
-              <w:rPr>
-                <w:rStyle w:val="e"/>
-                <w:rFonts w:eastAsiaTheme="majorEastAsia"/>
-              </w:rPr>
-              <w:t>CreateAsync</w:t>
-            </w:r>
-            <w:proofErr w:type="spellEnd"/>
-            <w:r>
-              <w:t>(</w:t>
-            </w:r>
-            <w:r>
-              <w:rPr>
-                <w:rStyle w:val="e"/>
-                <w:rFonts w:eastAsiaTheme="majorEastAsia"/>
-              </w:rPr>
-              <w:t>user</w:t>
-            </w:r>
-            <w:r>
-              <w:t xml:space="preserve">, </w:t>
-            </w:r>
-            <w:proofErr w:type="spellStart"/>
-            <w:r>
-              <w:rPr>
-                <w:rStyle w:val="e"/>
-                <w:rFonts w:eastAsiaTheme="majorEastAsia"/>
-              </w:rPr>
-              <w:t>Input</w:t>
-            </w:r>
-            <w:r>
-              <w:t>.</w:t>
-            </w:r>
-            <w:r>
-              <w:rPr>
-                <w:rStyle w:val="e"/>
-                <w:rFonts w:eastAsiaTheme="majorEastAsia"/>
-              </w:rPr>
-              <w:t>Password</w:t>
-            </w:r>
-            <w:proofErr w:type="spellEnd"/>
-            <w:r>
-              <w:t>);</w:t>
-            </w:r>
-          </w:p>
-          <w:p>
-            <w:pPr>
-              <w:pStyle w:val="NormalWeb"/>
-            </w:pPr>
-            <w:r>
-              <w:t>Right after that, add:</w:t>
-            </w:r>
-          </w:p>
-          <w:p>
-            <w:pPr>
-              <w:pStyle w:val="HTMLPreformatted"/>
-            </w:pPr>
-            <w:r>
-              <w:rPr>
-                <w:rStyle w:val="8"/>
-                <w:rFonts w:eastAsiaTheme="majorEastAsia"/>
-              </w:rPr>
-              <w:t>if</w:t>
-            </w:r>
-            <w:r>
-              <w:t xml:space="preserve"> (</w:t>
-            </w:r>
-            <w:proofErr w:type="spellStart"/>
-            <w:proofErr w:type="gramStart"/>
-            <w:r>
-              <w:rPr>
-                <w:rStyle w:val="e"/>
-                <w:rFonts w:eastAsiaTheme="majorEastAsia"/>
-              </w:rPr>
-              <w:t>result</w:t>
-            </w:r>
-            <w:r>
-              <w:t>.</w:t>
-            </w:r>
-            <w:r>
-              <w:rPr>
-                <w:rStyle w:val="e"/>
-                <w:rFonts w:eastAsiaTheme="majorEastAsia"/>
-              </w:rPr>
-              <w:t>Succeeded</w:t>
-            </w:r>
-            <w:proofErr w:type="spellEnd"/>
-            <w:proofErr w:type="gramEnd"/>
-            <w:r>
-              <w:t>)</w:t>
-            </w:r>
-            <w:r>
-              <w:br/>
-              <w:t>{</w:t>
-            </w:r>
-            <w:r>
-              <w:br/>
-              <w:t xml:space="preserve">    </w:t>
-            </w:r>
-            <w:r>
-              <w:rPr>
-                <w:rStyle w:val="8"/>
-                <w:rFonts w:eastAsiaTheme="majorEastAsia"/>
-              </w:rPr>
-              <w:t>await</w:t>
-            </w:r>
-            <w:r>
-              <w:t xml:space="preserve"> </w:t>
-            </w:r>
-            <w:r>
-              <w:rPr>
-                <w:rStyle w:val="e"/>
-                <w:rFonts w:eastAsiaTheme="majorEastAsia"/>
-              </w:rPr>
-              <w:t>_</w:t>
-            </w:r>
-            <w:proofErr w:type="spellStart"/>
-            <w:r>
-              <w:rPr>
-                <w:rStyle w:val="e"/>
-                <w:rFonts w:eastAsiaTheme="majorEastAsia"/>
-              </w:rPr>
-              <w:t>userManager</w:t>
-            </w:r>
-            <w:r>
-              <w:t>.</w:t>
-            </w:r>
-            <w:r>
-              <w:rPr>
-                <w:rStyle w:val="e"/>
-                <w:rFonts w:eastAsiaTheme="majorEastAsia"/>
-              </w:rPr>
-              <w:t>AddToRoleAsync</w:t>
-            </w:r>
-            <w:proofErr w:type="spellEnd"/>
-            <w:r>
-              <w:t>(</w:t>
-            </w:r>
-            <w:r>
-              <w:rPr>
-                <w:rStyle w:val="e"/>
-                <w:rFonts w:eastAsiaTheme="majorEastAsia"/>
-              </w:rPr>
-              <w:t>user</w:t>
-            </w:r>
-            <w:r>
-              <w:t xml:space="preserve">, </w:t>
-            </w:r>
-            <w:r>
-              <w:rPr>
-                <w:rStyle w:val="c"/>
-              </w:rPr>
-              <w:t>"Standard"</w:t>
-            </w:r>
-            <w:r>
-              <w:t>);</w:t>
-            </w:r>
-            <w:r>
-              <w:br/>
-              <w:t>}</w:t>
-            </w:r>
-          </w:p>
-          <w:p>
-            <w:r>
-              <w:rPr>
-                <w:lang w:val="en-GB"/>
-              </w:rPr>
-              <w:pict w14:anchorId="72BC4569">
-                <v:rect id="_x0000_i1028" style="width:0;height:1.5pt" o:hralign="center" o:hrstd="t" o:hr="t" fillcolor="#a0a0a0" stroked="f"/>
-              </w:pict>
-            </w:r>
-          </w:p>
-          <w:p>
-            <w:pPr>
-              <w:pStyle w:val="Heading2"/>
-            </w:pPr>
-            <w:r>
-              <w:t>Also make sure roles exist (important)</w:t>
-            </w:r>
-          </w:p>
-          <w:p>
-            <w:pPr>
-              <w:pStyle w:val="NormalWeb"/>
-            </w:pPr>
-            <w:r>
-              <w:t xml:space="preserve">In </w:t>
-            </w:r>
-            <w:proofErr w:type="spellStart"/>
-            <w:r>
-              <w:rPr>
-                <w:rStyle w:val="HTMLCode"/>
-                <w:rFonts w:eastAsiaTheme="majorEastAsia"/>
-              </w:rPr>
-              <w:t>Program.cs</w:t>
-            </w:r>
-            <w:proofErr w:type="spellEnd"/>
-            <w:r>
-              <w:t xml:space="preserve"> or </w:t>
-            </w:r>
-            <w:proofErr w:type="spellStart"/>
-            <w:r>
-              <w:rPr>
-                <w:rStyle w:val="HTMLCode"/>
-                <w:rFonts w:eastAsiaTheme="majorEastAsia"/>
-              </w:rPr>
-              <w:t>Startup.cs</w:t>
-            </w:r>
-            <w:proofErr w:type="spellEnd"/>
-            <w:r>
-              <w:t>, seed the role:</w:t>
-            </w:r>
-          </w:p>
-          <w:p>
-            <w:pPr>
-              <w:pStyle w:val="HTMLPreformatted"/>
-            </w:pPr>
-            <w:r>
-              <w:rPr>
-                <w:rStyle w:val="8"/>
-                <w:rFonts w:eastAsiaTheme="majorEastAsia"/>
-              </w:rPr>
-              <w:t>using</w:t>
-            </w:r>
-            <w:r>
-              <w:t xml:space="preserve"> (</w:t>
-            </w:r>
-            <w:r>
-              <w:rPr>
-                <w:rStyle w:val="8"/>
-                <w:rFonts w:eastAsiaTheme="majorEastAsia"/>
-              </w:rPr>
-              <w:t>var</w:t>
-            </w:r>
-            <w:r>
-              <w:t xml:space="preserve"> </w:t>
-            </w:r>
-            <w:r>
-              <w:rPr>
-                <w:rStyle w:val="e"/>
-                <w:rFonts w:eastAsiaTheme="majorEastAsia"/>
-              </w:rPr>
-              <w:t>scope</w:t>
-            </w:r>
-            <w:r>
-              <w:t xml:space="preserve"> </w:t>
-            </w:r>
-            <w:r>
-              <w:rPr>
-                <w:rStyle w:val="8"/>
-                <w:rFonts w:eastAsiaTheme="majorEastAsia"/>
-              </w:rPr>
-              <w:t>=</w:t>
-            </w:r>
-            <w:r>
-              <w:t xml:space="preserve"> </w:t>
-            </w:r>
-            <w:proofErr w:type="spellStart"/>
-            <w:proofErr w:type="gramStart"/>
-            <w:r>
-              <w:rPr>
-                <w:rStyle w:val="e"/>
-                <w:rFonts w:eastAsiaTheme="majorEastAsia"/>
-              </w:rPr>
-              <w:t>app</w:t>
-            </w:r>
-            <w:r>
-              <w:t>.</w:t>
-            </w:r>
-            <w:r>
-              <w:rPr>
-                <w:rStyle w:val="e"/>
-                <w:rFonts w:eastAsiaTheme="majorEastAsia"/>
-              </w:rPr>
-              <w:t>Services</w:t>
-            </w:r>
-            <w:r>
-              <w:t>.</w:t>
-            </w:r>
-            <w:r>
-              <w:rPr>
-                <w:rStyle w:val="e"/>
-                <w:rFonts w:eastAsiaTheme="majorEastAsia"/>
-              </w:rPr>
-              <w:t>CreateScope</w:t>
-            </w:r>
-            <w:proofErr w:type="spellEnd"/>
-            <w:proofErr w:type="gramEnd"/>
-            <w:r>
-              <w:t>())</w:t>
-            </w:r>
-            <w:r>
-              <w:br/>
-              <w:t>{</w:t>
-            </w:r>
-            <w:r>
-              <w:br/>
-              <w:t xml:space="preserve">    </w:t>
-            </w:r>
-            <w:r>
-              <w:rPr>
-                <w:rStyle w:val="8"/>
-                <w:rFonts w:eastAsiaTheme="majorEastAsia"/>
-              </w:rPr>
-              <w:t>var</w:t>
-            </w:r>
-            <w:r>
-              <w:t xml:space="preserve"> </w:t>
-            </w:r>
-            <w:proofErr w:type="spellStart"/>
-            <w:r>
-              <w:rPr>
-                <w:rStyle w:val="e"/>
-                <w:rFonts w:eastAsiaTheme="majorEastAsia"/>
-              </w:rPr>
-              <w:t>roleManager</w:t>
-            </w:r>
-            <w:proofErr w:type="spellEnd"/>
-            <w:r>
-              <w:t xml:space="preserve"> </w:t>
-            </w:r>
-            <w:r>
-              <w:rPr>
-                <w:rStyle w:val="8"/>
-                <w:rFonts w:eastAsiaTheme="majorEastAsia"/>
-              </w:rPr>
-              <w:t>=</w:t>
-            </w:r>
-            <w:r>
-              <w:t xml:space="preserve"> </w:t>
-            </w:r>
-            <w:proofErr w:type="gramStart"/>
-            <w:r>
-              <w:rPr>
-                <w:rStyle w:val="e"/>
-                <w:rFonts w:eastAsiaTheme="majorEastAsia"/>
-              </w:rPr>
-              <w:t>scope</w:t>
-            </w:r>
-            <w:r>
-              <w:t>.</w:t>
-            </w:r>
-            <w:r>
-              <w:rPr>
-                <w:rStyle w:val="e"/>
-                <w:rFonts w:eastAsiaTheme="majorEastAsia"/>
-              </w:rPr>
-              <w:t>ServiceProvider</w:t>
-            </w:r>
-            <w:r>
-              <w:t>.</w:t>
-            </w:r>
-            <w:r>
-              <w:rPr>
-                <w:rStyle w:val="e"/>
-                <w:rFonts w:eastAsiaTheme="majorEastAsia"/>
-              </w:rPr>
-              <w:t>GetReq</w:t>
-            </w:r>
-            <w:r>
-              <w:rPr>
-                <w:rStyle w:val="e"/>
-                <w:rFonts w:eastAsiaTheme="majorEastAsia"/>
-              </w:rPr>
-              <w:lastRenderedPageBreak/>
-              <w:t>uiredService</w:t>
-            </w:r>
-            <w:proofErr w:type="gramEnd"/>
-            <w:r>
-              <w:rPr>
-                <w:rStyle w:val="8"/>
-                <w:rFonts w:eastAsiaTheme="majorEastAsia"/>
-              </w:rPr>
-              <w:t>&lt;</w:t>
-            </w:r>
-            <w:r>
-              <w:rPr>
-                <w:rStyle w:val="e"/>
-                <w:rFonts w:eastAsiaTheme="majorEastAsia"/>
-              </w:rPr>
-              <w:t>RoleManager</w:t>
-            </w:r>
-            <w:r>
-              <w:rPr>
-                <w:rStyle w:val="8"/>
-                <w:rFonts w:eastAsiaTheme="majorEastAsia"/>
-              </w:rPr>
-              <w:t>&lt;</w:t>
-            </w:r>
-            <w:r>
-              <w:rPr>
-                <w:rStyle w:val="e"/>
-                <w:rFonts w:eastAsiaTheme="majorEastAsia"/>
-              </w:rPr>
-              <w:t>IdentityRole</w:t>
-            </w:r>
-            <w:r>
-              <w:rPr>
-                <w:rStyle w:val="8"/>
-                <w:rFonts w:eastAsiaTheme="majorEastAsia"/>
-              </w:rPr>
-              <w:t>&gt;</w:t>
-            </w:r>
-            <w:proofErr w:type="gramStart"/>
-            <w:r>
-              <w:rPr>
-                <w:rStyle w:val="8"/>
-                <w:rFonts w:eastAsiaTheme="majorEastAsia"/>
-              </w:rPr>
-              <w:t>&gt;</w:t>
-            </w:r>
-            <w:r>
-              <w:t>(</w:t>
-            </w:r>
-            <w:proofErr w:type="gramEnd"/>
-            <w:r>
-              <w:t>);</w:t>
-            </w:r>
-            <w:r>
-              <w:br/>
-            </w:r>
-            <w:r>
-              <w:br/>
-              <w:t xml:space="preserve">    </w:t>
-            </w:r>
-            <w:r>
-              <w:rPr>
-                <w:rStyle w:val="8"/>
-                <w:rFonts w:eastAsiaTheme="majorEastAsia"/>
-              </w:rPr>
-              <w:t>if</w:t>
-            </w:r>
-            <w:r>
-              <w:t xml:space="preserve"> </w:t>
-            </w:r>
-            <w:proofErr w:type="gramStart"/>
-            <w:r>
-              <w:t>(</w:t>
-            </w:r>
-            <w:r>
-              <w:rPr>
-                <w:rStyle w:val="8"/>
-                <w:rFonts w:eastAsiaTheme="majorEastAsia"/>
-              </w:rPr>
-              <w:t>!await</w:t>
-            </w:r>
-            <w:proofErr w:type="gramEnd"/>
-            <w:r>
-              <w:t xml:space="preserve"> </w:t>
-            </w:r>
-            <w:proofErr w:type="spellStart"/>
-            <w:r>
-              <w:rPr>
-                <w:rStyle w:val="e"/>
-                <w:rFonts w:eastAsiaTheme="majorEastAsia"/>
-              </w:rPr>
-              <w:t>roleManager</w:t>
-            </w:r>
-            <w:r>
-              <w:t>.</w:t>
-            </w:r>
-            <w:r>
-              <w:rPr>
-                <w:rStyle w:val="e"/>
-                <w:rFonts w:eastAsiaTheme="majorEastAsia"/>
-              </w:rPr>
-              <w:t>RoleExistsAsync</w:t>
-            </w:r>
-            <w:proofErr w:type="spellEnd"/>
-            <w:r>
-              <w:t>(</w:t>
-            </w:r>
-            <w:r>
-              <w:rPr>
-                <w:rStyle w:val="c"/>
-              </w:rPr>
-              <w:t>"Standard"</w:t>
-            </w:r>
-            <w:r>
-              <w:t>))</w:t>
-            </w:r>
-            <w:r>
-              <w:br/>
-              <w:t xml:space="preserve"> </w:t>
-            </w:r>
-            <w:proofErr w:type="gramStart"/>
-            <w:r>
-              <w:t xml:space="preserve">   {</w:t>
-            </w:r>
-            <w:proofErr w:type="gramEnd"/>
-            <w:r>
-              <w:br/>
-              <w:t xml:space="preserve">        </w:t>
-            </w:r>
-            <w:r>
-              <w:rPr>
-                <w:rStyle w:val="8"/>
-                <w:rFonts w:eastAsiaTheme="majorEastAsia"/>
-              </w:rPr>
-              <w:t>await</w:t>
-            </w:r>
-            <w:r>
-              <w:t xml:space="preserve"> </w:t>
-            </w:r>
-            <w:proofErr w:type="spellStart"/>
-            <w:r>
-              <w:rPr>
-                <w:rStyle w:val="e"/>
-                <w:rFonts w:eastAsiaTheme="majorEastAsia"/>
-              </w:rPr>
-              <w:t>roleManager</w:t>
-            </w:r>
-            <w:r>
-              <w:t>.</w:t>
-            </w:r>
-            <w:r>
-              <w:rPr>
-                <w:rStyle w:val="e"/>
-                <w:rFonts w:eastAsiaTheme="majorEastAsia"/>
-              </w:rPr>
-              <w:t>CreateAsync</w:t>
-            </w:r>
-            <w:proofErr w:type="spellEnd"/>
-            <w:r>
-              <w:t>(</w:t>
-            </w:r>
-            <w:r>
-              <w:rPr>
-                <w:rStyle w:val="8"/>
-                <w:rFonts w:eastAsiaTheme="majorEastAsia"/>
-              </w:rPr>
-              <w:t>new</w:t>
-            </w:r>
-            <w:r>
-              <w:t xml:space="preserve"> </w:t>
-            </w:r>
-            <w:proofErr w:type="spellStart"/>
-            <w:r>
-              <w:rPr>
-                <w:rStyle w:val="e"/>
-                <w:rFonts w:eastAsiaTheme="majorEastAsia"/>
-              </w:rPr>
-              <w:t>IdentityRole</w:t>
-            </w:r>
-            <w:proofErr w:type="spellEnd"/>
-            <w:r>
-              <w:t>(</w:t>
-            </w:r>
-            <w:r>
-              <w:rPr>
-                <w:rStyle w:val="c"/>
-              </w:rPr>
-              <w:t>"Standard"</w:t>
-            </w:r>
-            <w:r>
-              <w:t>));</w:t>
-            </w:r>
-            <w:r>
-              <w:br/>
-              <w:t xml:space="preserve">  </w:t>
-            </w:r>
-            <w:proofErr w:type="gramStart"/>
-            <w:r>
-              <w:t xml:space="preserve">  }</w:t>
-            </w:r>
-            <w:proofErr w:type="gramEnd"/>
-            <w:r>
-              <w:br/>
-              <w:t>}</w:t>
-            </w:r>
-          </w:p>
-          <w:p>
-            <w:pPr>
               <w:pStyle w:val="Text"/>
             </w:pPr>
           </w:p>
@@ -3698,13 +2332,6 @@
             <w:pPr>
               <w:pStyle w:val="Text"/>
             </w:pPr>
-            <w:r>
-              <w:lastRenderedPageBreak/>
-              <w:t>Code given was very helpful as an example of what to do and helped with my issue</w:t>
-            </w:r>
-            <w:r>
-              <w:br/>
-            </w:r>
           </w:p>
         </w:tc>
       </w:tr>
@@ -3718,7 +2345,6 @@
               <w:pStyle w:val="Text"/>
             </w:pPr>
             <w:r>
-              <w:lastRenderedPageBreak/>
               <w:t>Was wondering if I should create a view model folder to pass parameters into my views folder</w:t>
             </w:r>
           </w:p>
@@ -3731,34 +2357,8 @@
             <w:pPr>
               <w:pStyle w:val="Text"/>
             </w:pPr>
-            <w:proofErr w:type="gramStart"/>
-            <w:r>
-              <w:t xml:space="preserve">why should </w:t>
-            </w:r>
-            <w:proofErr w:type="spellStart"/>
-            <w:r>
-              <w:t>i</w:t>
-            </w:r>
-            <w:proofErr w:type="spellEnd"/>
-            <w:proofErr w:type="gramEnd"/>
-            <w:r>
-              <w:t xml:space="preserve"> use a </w:t>
-            </w:r>
-            <w:proofErr w:type="spellStart"/>
-            <w:r>
-              <w:t>ViewModel</w:t>
-            </w:r>
-            <w:proofErr w:type="spellEnd"/>
-            <w:r>
-              <w:t xml:space="preserve"> folder in my </w:t>
-            </w:r>
-            <w:proofErr w:type="gramStart"/>
-            <w:r>
-              <w:t>models</w:t>
-            </w:r>
-            <w:proofErr w:type="gramEnd"/>
-            <w:r>
-              <w:t xml:space="preserve"> folder. what does it do</w:t>
+            <w:r>
+              <w:t>why should i use a ViewModel folder in my models folder. what does it do</w:t>
             </w:r>
           </w:p>
         </w:tc>
@@ -3773,40 +2373,60 @@
             <w:r>
               <w:t xml:space="preserve">Short answer: putting a </w:t>
             </w:r>
-            <w:proofErr w:type="spellStart"/>
             <w:r>
               <w:rPr>
                 <w:rStyle w:val="Strong"/>
                 <w:rFonts w:eastAsiaTheme="majorEastAsia"/>
               </w:rPr>
+              <w:t>ViewModel folder inside Models is kinda messy</w:t>
+            </w:r>
+            <w:r>
+              <w:t>—they’re usually separate for a reason.</w:t>
+            </w:r>
+          </w:p>
+          <w:p>
+            <w:pPr>
+              <w:pStyle w:val="NormalWeb"/>
+            </w:pPr>
+            <w:r>
+              <w:t>Now the real explanation:</w:t>
+            </w:r>
+          </w:p>
+          <w:p>
+            <w:pPr>
+              <w:pStyle w:val="NormalWeb"/>
+            </w:pPr>
+            <w:r>
+              <w:t xml:space="preserve">A </w:t>
+            </w:r>
+            <w:r>
+              <w:rPr>
+                <w:rStyle w:val="Strong"/>
+                <w:rFonts w:eastAsiaTheme="majorEastAsia"/>
+              </w:rPr>
               <w:t>ViewModel</w:t>
             </w:r>
-            <w:proofErr w:type="spellEnd"/>
+            <w:r>
+              <w:t xml:space="preserve"> is basically a </w:t>
+            </w:r>
             <w:r>
               <w:rPr>
                 <w:rStyle w:val="Strong"/>
                 <w:rFonts w:eastAsiaTheme="majorEastAsia"/>
               </w:rPr>
-              <w:t xml:space="preserve"> folder inside Models is </w:t>
-            </w:r>
-            <w:proofErr w:type="spellStart"/>
-            <w:r>
-              <w:rPr>
-                <w:rStyle w:val="Strong"/>
-                <w:rFonts w:eastAsiaTheme="majorEastAsia"/>
-              </w:rPr>
-              <w:t>kinda</w:t>
-            </w:r>
-            <w:proofErr w:type="spellEnd"/>
-            <w:r>
-              <w:rPr>
-                <w:rStyle w:val="Strong"/>
-                <w:rFonts w:eastAsiaTheme="majorEastAsia"/>
-              </w:rPr>
-              <w:t xml:space="preserve"> messy</w:t>
-            </w:r>
-            <w:r>
-              <w:t>—they’re usually separate for a reason.</w:t>
+              <w:t>custom data package made specifically for your UI (views/pages)</w:t>
+            </w:r>
+            <w:r>
+              <w:t>. It’s not your raw database model—it’s shaped for what the frontend actually needs.</w:t>
+            </w:r>
+          </w:p>
+          <w:p>
+            <w:pPr>
+              <w:pStyle w:val="Heading3"/>
+              <w:outlineLvl w:val="2"/>
+            </w:pPr>
+            <w:r>
+              <w:t>What it does</w:t>
             </w:r>
           </w:p>
           <w:p>
@@ -3814,61 +2434,7 @@
               <w:pStyle w:val="NormalWeb"/>
             </w:pPr>
             <w:r>
-              <w:t>Now the real explanation:</w:t>
-            </w:r>
-          </w:p>
-          <w:p>
-            <w:pPr>
-              <w:pStyle w:val="NormalWeb"/>
-            </w:pPr>
-            <w:r>
-              <w:t xml:space="preserve">A </w:t>
-            </w:r>
-            <w:proofErr w:type="spellStart"/>
-            <w:r>
-              <w:rPr>
-                <w:rStyle w:val="Strong"/>
-                <w:rFonts w:eastAsiaTheme="majorEastAsia"/>
-              </w:rPr>
-              <w:t>ViewModel</w:t>
-            </w:r>
-            <w:proofErr w:type="spellEnd"/>
-            <w:r>
-              <w:t xml:space="preserve"> is basically a </w:t>
-            </w:r>
-            <w:r>
-              <w:rPr>
-                <w:rStyle w:val="Strong"/>
-                <w:rFonts w:eastAsiaTheme="majorEastAsia"/>
-              </w:rPr>
-              <w:t>custom data package made specifically for your UI (views/pages)</w:t>
-            </w:r>
-            <w:r>
-              <w:t>. It’s not your raw database model—it’s shaped for what the frontend actually needs.</w:t>
-            </w:r>
-          </w:p>
-          <w:p>
-            <w:pPr>
-              <w:pStyle w:val="Heading3"/>
-            </w:pPr>
-            <w:r>
-              <w:t>What it does</w:t>
-            </w:r>
-          </w:p>
-          <w:p>
-            <w:pPr>
-              <w:pStyle w:val="NormalWeb"/>
-            </w:pPr>
-            <w:r>
-              <w:t xml:space="preserve">A </w:t>
-            </w:r>
-            <w:proofErr w:type="spellStart"/>
-            <w:r>
-              <w:t>ViewModel</w:t>
-            </w:r>
-            <w:proofErr w:type="spellEnd"/>
-            <w:r>
-              <w:t>:</w:t>
+              <w:t>A ViewModel:</w:t>
             </w:r>
           </w:p>
           <w:p>
@@ -3932,6 +2498,7 @@
           <w:p>
             <w:pPr>
               <w:pStyle w:val="Heading3"/>
+              <w:outlineLvl w:val="2"/>
             </w:pPr>
             <w:r>
               <w:t>Example</w:t>
@@ -3944,7 +2511,6 @@
             <w:r>
               <w:t xml:space="preserve">Say you got a </w:t>
             </w:r>
-            <w:proofErr w:type="gramStart"/>
             <w:r>
               <w:rPr>
                 <w:rStyle w:val="HTMLCode"/>
@@ -3952,7 +2518,6 @@
               </w:rPr>
               <w:t>User</w:t>
             </w:r>
-            <w:proofErr w:type="gramEnd"/>
             <w:r>
               <w:t xml:space="preserve"> model:</w:t>
             </w:r>
@@ -4067,7 +2632,6 @@
             <w:r>
               <w:t xml:space="preserve"> </w:t>
             </w:r>
-            <w:proofErr w:type="spellStart"/>
             <w:r>
               <w:rPr>
                 <w:rStyle w:val="e"/>
@@ -4075,7 +2639,6 @@
               </w:rPr>
               <w:t>PasswordHash</w:t>
             </w:r>
-            <w:proofErr w:type="spellEnd"/>
             <w:r>
               <w:t>;</w:t>
             </w:r>
@@ -4091,7 +2654,6 @@
             <w:r>
               <w:t xml:space="preserve">You wouldn’t send this directly to the view (especially not </w:t>
             </w:r>
-            <w:proofErr w:type="spellStart"/>
             <w:r>
               <w:rPr>
                 <w:rStyle w:val="HTMLCode"/>
@@ -4099,7 +2661,6 @@
               </w:rPr>
               <w:t>PasswordHash</w:t>
             </w:r>
-            <w:proofErr w:type="spellEnd"/>
             <w:r>
               <w:t>).</w:t>
             </w:r>
@@ -4109,15 +2670,7 @@
               <w:pStyle w:val="NormalWeb"/>
             </w:pPr>
             <w:r>
-              <w:t xml:space="preserve">Instead, you make a </w:t>
-            </w:r>
-            <w:proofErr w:type="spellStart"/>
-            <w:r>
-              <w:t>ViewModel</w:t>
-            </w:r>
-            <w:proofErr w:type="spellEnd"/>
-            <w:r>
-              <w:t>:</w:t>
+              <w:t>Instead, you make a ViewModel:</w:t>
             </w:r>
           </w:p>
           <w:p>
@@ -4134,7 +2687,6 @@
             <w:r>
               <w:t xml:space="preserve"> </w:t>
             </w:r>
-            <w:proofErr w:type="spellStart"/>
             <w:r>
               <w:rPr>
                 <w:rStyle w:val="e"/>
@@ -4142,7 +2694,6 @@
               </w:rPr>
               <w:t>UserProfileViewModel</w:t>
             </w:r>
-            <w:proofErr w:type="spellEnd"/>
             <w:r>
               <w:t xml:space="preserve"> {</w:t>
             </w:r>
@@ -4160,7 +2711,6 @@
             <w:r>
               <w:t xml:space="preserve"> </w:t>
             </w:r>
-            <w:proofErr w:type="spellStart"/>
             <w:r>
               <w:rPr>
                 <w:rStyle w:val="e"/>
@@ -4168,7 +2718,6 @@
               </w:rPr>
               <w:t>FullName</w:t>
             </w:r>
-            <w:proofErr w:type="spellEnd"/>
             <w:r>
               <w:t>;</w:t>
             </w:r>
@@ -4226,13 +2775,14 @@
                 <w:lang w:val="en-GB"/>
               </w:rPr>
               <w:pict w14:anchorId="0E94454A">
-                <v:rect id="_x0000_i1029" style="width:0;height:1.5pt" o:hralign="center" o:hrstd="t" o:hr="t" fillcolor="#a0a0a0" stroked="f"/>
+                <v:rect id="_x0000_i1027" style="width:0;height:1.5pt" o:hralign="center" o:hrstd="t" o:hr="t" fillcolor="#a0a0a0" stroked="f"/>
               </w:pict>
             </w:r>
           </w:p>
           <w:p>
             <w:pPr>
               <w:pStyle w:val="Heading3"/>
+              <w:outlineLvl w:val="2"/>
             </w:pPr>
             <w:r>
               <w:t>Why NOT put it inside Models?</w:t>
@@ -4272,19 +2822,11 @@
               </w:numPr>
               <w:spacing w:before="100" w:beforeAutospacing="1" w:after="100" w:afterAutospacing="1"/>
             </w:pPr>
-            <w:proofErr w:type="spellStart"/>
             <w:r>
               <w:rPr>
                 <w:rStyle w:val="Strong"/>
               </w:rPr>
-              <w:t>ViewModels</w:t>
-            </w:r>
-            <w:proofErr w:type="spellEnd"/>
-            <w:r>
-              <w:rPr>
-                <w:rStyle w:val="Strong"/>
-              </w:rPr>
-              <w:t xml:space="preserve"> = presentation layer</w:t>
+              <w:t>ViewModels = presentation layer</w:t>
             </w:r>
             <w:r>
               <w:t xml:space="preserve"> </w:t>
@@ -4331,15 +2873,7 @@
               <w:spacing w:before="100" w:beforeAutospacing="1" w:after="100" w:afterAutospacing="1"/>
             </w:pPr>
             <w:r>
-              <w:t xml:space="preserve">Confuses other </w:t>
-            </w:r>
-            <w:proofErr w:type="spellStart"/>
-            <w:r>
-              <w:t>devs</w:t>
-            </w:r>
-            <w:proofErr w:type="spellEnd"/>
-            <w:r>
-              <w:t xml:space="preserve"> (and future you) </w:t>
+              <w:t xml:space="preserve">Confuses other devs (and future you) </w:t>
             </w:r>
           </w:p>
           <w:p>
@@ -4348,13 +2882,14 @@
                 <w:lang w:val="en-GB"/>
               </w:rPr>
               <w:pict w14:anchorId="6932E8FE">
-                <v:rect id="_x0000_i1030" style="width:0;height:1.5pt" o:hralign="center" o:hrstd="t" o:hr="t" fillcolor="#a0a0a0" stroked="f"/>
+                <v:rect id="_x0000_i1028" style="width:0;height:1.5pt" o:hralign="center" o:hrstd="t" o:hr="t" fillcolor="#a0a0a0" stroked="f"/>
               </w:pict>
             </w:r>
           </w:p>
           <w:p>
             <w:pPr>
               <w:pStyle w:val="Heading3"/>
+              <w:outlineLvl w:val="2"/>
             </w:pPr>
             <w:r>
               <w:t>Better structure</w:t>
@@ -4369,13 +2904,8 @@
             </w:r>
             <w:r>
               <w:br/>
-              <w:t>/</w:t>
-            </w:r>
-            <w:proofErr w:type="spellStart"/>
-            <w:r>
-              <w:t>ViewModels</w:t>
-            </w:r>
-            <w:proofErr w:type="spellEnd"/>
+              <w:t>/ViewModels</w:t>
+            </w:r>
             <w:r>
               <w:br/>
               <w:t>/Controllers</w:t>
@@ -4392,24 +2922,17 @@
               </w:rPr>
               <w:lastRenderedPageBreak/>
               <w:pict w14:anchorId="6121528E">
-                <v:rect id="_x0000_i1031" style="width:0;height:1.5pt" o:hralign="center" o:hrstd="t" o:hr="t" fillcolor="#a0a0a0" stroked="f"/>
+                <v:rect id="_x0000_i1029" style="width:0;height:1.5pt" o:hralign="center" o:hrstd="t" o:hr="t" fillcolor="#a0a0a0" stroked="f"/>
               </w:pict>
             </w:r>
           </w:p>
           <w:p>
             <w:pPr>
               <w:pStyle w:val="Heading3"/>
-            </w:pPr>
-            <w:r>
-              <w:t xml:space="preserve">When </w:t>
-            </w:r>
-            <w:proofErr w:type="spellStart"/>
-            <w:r>
-              <w:t>ViewModels</w:t>
-            </w:r>
-            <w:proofErr w:type="spellEnd"/>
-            <w:r>
-              <w:t xml:space="preserve"> are especially useful</w:t>
+              <w:outlineLvl w:val="2"/>
+            </w:pPr>
+            <w:r>
+              <w:t>When ViewModels are especially useful</w:t>
             </w:r>
           </w:p>
           <w:p>
@@ -4454,13 +2977,14 @@
                 <w:lang w:val="en-GB"/>
               </w:rPr>
               <w:pict w14:anchorId="5668FC35">
-                <v:rect id="_x0000_i1032" style="width:0;height:1.5pt" o:hralign="center" o:hrstd="t" o:hr="t" fillcolor="#a0a0a0" stroked="f"/>
+                <v:rect id="_x0000_i1030" style="width:0;height:1.5pt" o:hralign="center" o:hrstd="t" o:hr="t" fillcolor="#a0a0a0" stroked="f"/>
               </w:pict>
             </w:r>
           </w:p>
           <w:p>
             <w:pPr>
               <w:pStyle w:val="Heading3"/>
+              <w:outlineLvl w:val="2"/>
             </w:pPr>
             <w:r>
               <w:t>Bottom line</w:t>
@@ -4471,15 +2995,7 @@
               <w:pStyle w:val="NormalWeb"/>
             </w:pPr>
             <w:r>
-              <w:t xml:space="preserve">Use </w:t>
-            </w:r>
-            <w:proofErr w:type="spellStart"/>
-            <w:r>
-              <w:t>ViewModels</w:t>
-            </w:r>
-            <w:proofErr w:type="spellEnd"/>
-            <w:r>
-              <w:t xml:space="preserve"> to </w:t>
+              <w:t xml:space="preserve">Use ViewModels to </w:t>
             </w:r>
             <w:r>
               <w:rPr>
@@ -4501,15 +3017,7 @@
               <w:pStyle w:val="NormalWeb"/>
             </w:pPr>
             <w:r>
-              <w:t xml:space="preserve">If you want, I can show you a real project structure or how </w:t>
-            </w:r>
-            <w:proofErr w:type="gramStart"/>
-            <w:r>
-              <w:t>this ties</w:t>
-            </w:r>
-            <w:proofErr w:type="gramEnd"/>
-            <w:r>
-              <w:t xml:space="preserve"> into MVC or ASP.NET specifically.</w:t>
+              <w:t>If you want, I can show you a real project structure or how this ties into MVC or ASP.NET specifically.</w:t>
             </w:r>
           </w:p>
           <w:p>
@@ -4668,7 +3176,6 @@
             <w:r>
               <w:t xml:space="preserve">Use your existing </w:t>
             </w:r>
-            <w:proofErr w:type="spellStart"/>
             <w:r>
               <w:rPr>
                 <w:rStyle w:val="HTMLCode"/>
@@ -4676,7 +3183,6 @@
               </w:rPr>
               <w:t>ApplicationDbContext</w:t>
             </w:r>
-            <w:proofErr w:type="spellEnd"/>
             <w:r>
               <w:t xml:space="preserve"> </w:t>
             </w:r>
@@ -4687,30 +3193,227 @@
                 <w:lang w:val="en-GB"/>
               </w:rPr>
               <w:pict w14:anchorId="2CAA0687">
+                <v:rect id="_x0000_i1031" style="width:0;height:1.5pt" o:hralign="center" o:hrstd="t" o:hr="t" fillcolor="#a0a0a0" stroked="f"/>
+              </w:pict>
+            </w:r>
+          </w:p>
+          <w:p>
+            <w:pPr>
+              <w:pStyle w:val="Heading2"/>
+              <w:outlineLvl w:val="1"/>
+            </w:pPr>
+            <w:r>
+              <w:rPr>
+                <w:rFonts w:ascii="Segoe UI Emoji" w:hAnsi="Segoe UI Emoji" w:cs="Segoe UI Emoji"/>
+              </w:rPr>
+              <w:t>📁</w:t>
+            </w:r>
+            <w:r>
+              <w:t xml:space="preserve"> What this gives you</w:t>
+            </w:r>
+          </w:p>
+          <w:p>
+            <w:pPr>
+              <w:pStyle w:val="NormalWeb"/>
+            </w:pPr>
+            <w:r>
+              <w:t>You’ll get something like:</w:t>
+            </w:r>
+          </w:p>
+          <w:p>
+            <w:pPr>
+              <w:pStyle w:val="HTMLPreformatted"/>
+            </w:pPr>
+            <w:r>
+              <w:t>/Areas/Identity/Pages/Account/Register.cshtml.cs</w:t>
+            </w:r>
+          </w:p>
+          <w:p>
+            <w:pPr>
+              <w:pStyle w:val="NormalWeb"/>
+            </w:pPr>
+            <w:r>
+              <w:t>That file is where the magic happens.</w:t>
+            </w:r>
+          </w:p>
+          <w:p>
+            <w:r>
+              <w:rPr>
+                <w:lang w:val="en-GB"/>
+              </w:rPr>
+              <w:pict w14:anchorId="11C921B1">
+                <v:rect id="_x0000_i1032" style="width:0;height:1.5pt" o:hralign="center" o:hrstd="t" o:hr="t" fillcolor="#a0a0a0" stroked="f"/>
+              </w:pict>
+            </w:r>
+          </w:p>
+          <w:p>
+            <w:pPr>
+              <w:pStyle w:val="Heading2"/>
+              <w:outlineLvl w:val="1"/>
+            </w:pPr>
+            <w:r>
+              <w:rPr>
+                <w:rFonts w:ascii="Segoe UI Emoji" w:hAnsi="Segoe UI Emoji" w:cs="Segoe UI Emoji"/>
+              </w:rPr>
+              <w:lastRenderedPageBreak/>
+              <w:t>🔧</w:t>
+            </w:r>
+            <w:r>
+              <w:t xml:space="preserve"> What to change</w:t>
+            </w:r>
+          </w:p>
+          <w:p>
+            <w:pPr>
+              <w:pStyle w:val="NormalWeb"/>
+            </w:pPr>
+            <w:r>
+              <w:t>Open:</w:t>
+            </w:r>
+          </w:p>
+          <w:p>
+            <w:pPr>
+              <w:pStyle w:val="HTMLPreformatted"/>
+            </w:pPr>
+            <w:r>
+              <w:t>Register.cshtml.cs</w:t>
+            </w:r>
+          </w:p>
+          <w:p>
+            <w:pPr>
+              <w:pStyle w:val="NormalWeb"/>
+            </w:pPr>
+            <w:r>
+              <w:t xml:space="preserve">Find this part inside </w:t>
+            </w:r>
+            <w:r>
+              <w:rPr>
+                <w:rStyle w:val="HTMLCode"/>
+                <w:rFonts w:eastAsiaTheme="majorEastAsia"/>
+              </w:rPr>
+              <w:t>OnPostAsync</w:t>
+            </w:r>
+            <w:r>
+              <w:t>:</w:t>
+            </w:r>
+          </w:p>
+          <w:p>
+            <w:pPr>
+              <w:pStyle w:val="HTMLPreformatted"/>
+            </w:pPr>
+            <w:r>
+              <w:rPr>
+                <w:rStyle w:val="8"/>
+                <w:rFonts w:eastAsiaTheme="majorEastAsia"/>
+              </w:rPr>
+              <w:t>var</w:t>
+            </w:r>
+            <w:r>
+              <w:t xml:space="preserve"> </w:t>
+            </w:r>
+            <w:r>
+              <w:rPr>
+                <w:rStyle w:val="e"/>
+                <w:rFonts w:eastAsiaTheme="majorEastAsia"/>
+              </w:rPr>
+              <w:t>result</w:t>
+            </w:r>
+            <w:r>
+              <w:t xml:space="preserve"> </w:t>
+            </w:r>
+            <w:r>
+              <w:rPr>
+                <w:rStyle w:val="8"/>
+                <w:rFonts w:eastAsiaTheme="majorEastAsia"/>
+              </w:rPr>
+              <w:t>=</w:t>
+            </w:r>
+            <w:r>
+              <w:t xml:space="preserve"> </w:t>
+            </w:r>
+            <w:r>
+              <w:rPr>
+                <w:rStyle w:val="8"/>
+                <w:rFonts w:eastAsiaTheme="majorEastAsia"/>
+              </w:rPr>
+              <w:t>await</w:t>
+            </w:r>
+            <w:r>
+              <w:t xml:space="preserve"> </w:t>
+            </w:r>
+            <w:r>
+              <w:rPr>
+                <w:rStyle w:val="e"/>
+                <w:rFonts w:eastAsiaTheme="majorEastAsia"/>
+              </w:rPr>
+              <w:t>_userManager</w:t>
+            </w:r>
+            <w:r>
+              <w:t>.</w:t>
+            </w:r>
+            <w:r>
+              <w:rPr>
+                <w:rStyle w:val="e"/>
+                <w:rFonts w:eastAsiaTheme="majorEastAsia"/>
+              </w:rPr>
+              <w:t>CreateAsync</w:t>
+            </w:r>
+            <w:r>
+              <w:t>(</w:t>
+            </w:r>
+            <w:r>
+              <w:rPr>
+                <w:rStyle w:val="e"/>
+                <w:rFonts w:eastAsiaTheme="majorEastAsia"/>
+              </w:rPr>
+              <w:t>user</w:t>
+            </w:r>
+            <w:r>
+              <w:t xml:space="preserve">, </w:t>
+            </w:r>
+            <w:r>
+              <w:rPr>
+                <w:rStyle w:val="e"/>
+                <w:rFonts w:eastAsiaTheme="majorEastAsia"/>
+              </w:rPr>
+              <w:t>Input</w:t>
+            </w:r>
+            <w:r>
+              <w:t>.</w:t>
+            </w:r>
+            <w:r>
+              <w:rPr>
+                <w:rStyle w:val="e"/>
+                <w:rFonts w:eastAsiaTheme="majorEastAsia"/>
+              </w:rPr>
+              <w:t>Password</w:t>
+            </w:r>
+            <w:r>
+              <w:t>);</w:t>
+            </w:r>
+          </w:p>
+          <w:p>
+            <w:r>
+              <w:rPr>
+                <w:lang w:val="en-GB"/>
+              </w:rPr>
+              <w:pict w14:anchorId="6C1E4E90">
                 <v:rect id="_x0000_i1033" style="width:0;height:1.5pt" o:hralign="center" o:hrstd="t" o:hr="t" fillcolor="#a0a0a0" stroked="f"/>
               </w:pict>
             </w:r>
           </w:p>
           <w:p>
             <w:pPr>
-              <w:pStyle w:val="Heading2"/>
+              <w:pStyle w:val="Heading3"/>
+              <w:outlineLvl w:val="2"/>
             </w:pPr>
             <w:r>
               <w:rPr>
                 <w:rFonts w:ascii="Segoe UI Emoji" w:hAnsi="Segoe UI Emoji" w:cs="Segoe UI Emoji"/>
               </w:rPr>
-              <w:t>📁</w:t>
-            </w:r>
-            <w:r>
-              <w:t xml:space="preserve"> What this gives you</w:t>
-            </w:r>
-          </w:p>
-          <w:p>
-            <w:pPr>
-              <w:pStyle w:val="NormalWeb"/>
-            </w:pPr>
-            <w:r>
-              <w:t>You’ll get something like:</w:t>
+              <w:t>✏</w:t>
+            </w:r>
+            <w:r>
+              <w:t>️ Replace it with this:</w:t>
             </w:r>
           </w:p>
           <w:p>
@@ -4718,20 +3421,292 @@
               <w:pStyle w:val="HTMLPreformatted"/>
             </w:pPr>
             <w:r>
-              <w:t>/Areas/Identity/Pages/Account/</w:t>
-            </w:r>
-            <w:proofErr w:type="spellStart"/>
-            <w:r>
-              <w:t>Register.cshtml.cs</w:t>
-            </w:r>
-            <w:proofErr w:type="spellEnd"/>
-          </w:p>
-          <w:p>
-            <w:pPr>
-              <w:pStyle w:val="NormalWeb"/>
-            </w:pPr>
-            <w:r>
-              <w:t>That file is where the magic happens.</w:t>
+              <w:rPr>
+                <w:rStyle w:val="8"/>
+                <w:rFonts w:eastAsiaTheme="majorEastAsia"/>
+              </w:rPr>
+              <w:t>var</w:t>
+            </w:r>
+            <w:r>
+              <w:t xml:space="preserve"> </w:t>
+            </w:r>
+            <w:r>
+              <w:rPr>
+                <w:rStyle w:val="e"/>
+                <w:rFonts w:eastAsiaTheme="majorEastAsia"/>
+              </w:rPr>
+              <w:t>result</w:t>
+            </w:r>
+            <w:r>
+              <w:t xml:space="preserve"> </w:t>
+            </w:r>
+            <w:r>
+              <w:rPr>
+                <w:rStyle w:val="8"/>
+                <w:rFonts w:eastAsiaTheme="majorEastAsia"/>
+              </w:rPr>
+              <w:t>=</w:t>
+            </w:r>
+            <w:r>
+              <w:t xml:space="preserve"> </w:t>
+            </w:r>
+            <w:r>
+              <w:rPr>
+                <w:rStyle w:val="8"/>
+                <w:rFonts w:eastAsiaTheme="majorEastAsia"/>
+              </w:rPr>
+              <w:t>await</w:t>
+            </w:r>
+            <w:r>
+              <w:t xml:space="preserve"> </w:t>
+            </w:r>
+            <w:r>
+              <w:rPr>
+                <w:rStyle w:val="e"/>
+                <w:rFonts w:eastAsiaTheme="majorEastAsia"/>
+              </w:rPr>
+              <w:t>_userManager</w:t>
+            </w:r>
+            <w:r>
+              <w:t>.</w:t>
+            </w:r>
+            <w:r>
+              <w:rPr>
+                <w:rStyle w:val="e"/>
+                <w:rFonts w:eastAsiaTheme="majorEastAsia"/>
+              </w:rPr>
+              <w:t>CreateAsync</w:t>
+            </w:r>
+            <w:r>
+              <w:t>(</w:t>
+            </w:r>
+            <w:r>
+              <w:rPr>
+                <w:rStyle w:val="e"/>
+                <w:rFonts w:eastAsiaTheme="majorEastAsia"/>
+              </w:rPr>
+              <w:t>user</w:t>
+            </w:r>
+            <w:r>
+              <w:t xml:space="preserve">, </w:t>
+            </w:r>
+            <w:r>
+              <w:rPr>
+                <w:rStyle w:val="e"/>
+                <w:rFonts w:eastAsiaTheme="majorEastAsia"/>
+              </w:rPr>
+              <w:t>Input</w:t>
+            </w:r>
+            <w:r>
+              <w:t>.</w:t>
+            </w:r>
+            <w:r>
+              <w:rPr>
+                <w:rStyle w:val="e"/>
+                <w:rFonts w:eastAsiaTheme="majorEastAsia"/>
+              </w:rPr>
+              <w:t>Password</w:t>
+            </w:r>
+            <w:r>
+              <w:t>);</w:t>
+            </w:r>
+            <w:r>
+              <w:br/>
+            </w:r>
+            <w:r>
+              <w:br/>
+            </w:r>
+            <w:r>
+              <w:rPr>
+                <w:rStyle w:val="8"/>
+                <w:rFonts w:eastAsiaTheme="majorEastAsia"/>
+              </w:rPr>
+              <w:t>if</w:t>
+            </w:r>
+            <w:r>
+              <w:t xml:space="preserve"> (</w:t>
+            </w:r>
+            <w:r>
+              <w:rPr>
+                <w:rStyle w:val="e"/>
+                <w:rFonts w:eastAsiaTheme="majorEastAsia"/>
+              </w:rPr>
+              <w:t>result</w:t>
+            </w:r>
+            <w:r>
+              <w:t>.</w:t>
+            </w:r>
+            <w:r>
+              <w:rPr>
+                <w:rStyle w:val="e"/>
+                <w:rFonts w:eastAsiaTheme="majorEastAsia"/>
+              </w:rPr>
+              <w:t>Succeeded</w:t>
+            </w:r>
+            <w:r>
+              <w:t>)</w:t>
+            </w:r>
+            <w:r>
+              <w:br/>
+              <w:t>{</w:t>
+            </w:r>
+            <w:r>
+              <w:br/>
+              <w:t xml:space="preserve">    </w:t>
+            </w:r>
+            <w:r>
+              <w:rPr>
+                <w:rStyle w:val="8"/>
+                <w:rFonts w:eastAsiaTheme="majorEastAsia"/>
+              </w:rPr>
+              <w:t>await</w:t>
+            </w:r>
+            <w:r>
+              <w:t xml:space="preserve"> </w:t>
+            </w:r>
+            <w:r>
+              <w:rPr>
+                <w:rStyle w:val="e"/>
+                <w:rFonts w:eastAsiaTheme="majorEastAsia"/>
+              </w:rPr>
+              <w:t>_userManager</w:t>
+            </w:r>
+            <w:r>
+              <w:t>.</w:t>
+            </w:r>
+            <w:r>
+              <w:rPr>
+                <w:rStyle w:val="e"/>
+                <w:rFonts w:eastAsiaTheme="majorEastAsia"/>
+              </w:rPr>
+              <w:t>AddToRoleAsync</w:t>
+            </w:r>
+            <w:r>
+              <w:t>(</w:t>
+            </w:r>
+            <w:r>
+              <w:rPr>
+                <w:rStyle w:val="e"/>
+                <w:rFonts w:eastAsiaTheme="majorEastAsia"/>
+              </w:rPr>
+              <w:t>user</w:t>
+            </w:r>
+            <w:r>
+              <w:t xml:space="preserve">, </w:t>
+            </w:r>
+            <w:r>
+              <w:rPr>
+                <w:rStyle w:val="c"/>
+                <w:rFonts w:eastAsiaTheme="majorEastAsia"/>
+              </w:rPr>
+              <w:t>"Standard"</w:t>
+            </w:r>
+            <w:r>
+              <w:t>);</w:t>
+            </w:r>
+            <w:r>
+              <w:br/>
+            </w:r>
+            <w:r>
+              <w:br/>
+              <w:t xml:space="preserve">    </w:t>
+            </w:r>
+            <w:r>
+              <w:rPr>
+                <w:rStyle w:val="8"/>
+                <w:rFonts w:eastAsiaTheme="majorEastAsia"/>
+              </w:rPr>
+              <w:t>await</w:t>
+            </w:r>
+            <w:r>
+              <w:t xml:space="preserve"> </w:t>
+            </w:r>
+            <w:r>
+              <w:rPr>
+                <w:rStyle w:val="e"/>
+                <w:rFonts w:eastAsiaTheme="majorEastAsia"/>
+              </w:rPr>
+              <w:t>_signInManager</w:t>
+            </w:r>
+            <w:r>
+              <w:t>.</w:t>
+            </w:r>
+            <w:r>
+              <w:rPr>
+                <w:rStyle w:val="e"/>
+                <w:rFonts w:eastAsiaTheme="majorEastAsia"/>
+              </w:rPr>
+              <w:t>SignInAsync</w:t>
+            </w:r>
+            <w:r>
+              <w:t>(</w:t>
+            </w:r>
+            <w:r>
+              <w:rPr>
+                <w:rStyle w:val="e"/>
+                <w:rFonts w:eastAsiaTheme="majorEastAsia"/>
+              </w:rPr>
+              <w:t>user</w:t>
+            </w:r>
+            <w:r>
+              <w:t xml:space="preserve">, </w:t>
+            </w:r>
+            <w:r>
+              <w:rPr>
+                <w:rStyle w:val="e"/>
+                <w:rFonts w:eastAsiaTheme="majorEastAsia"/>
+              </w:rPr>
+              <w:t>isPersistent</w:t>
+            </w:r>
+            <w:r>
+              <w:t xml:space="preserve">: </w:t>
+            </w:r>
+            <w:r>
+              <w:rPr>
+                <w:rStyle w:val="b"/>
+              </w:rPr>
+              <w:t>false</w:t>
+            </w:r>
+            <w:r>
+              <w:t>);</w:t>
+            </w:r>
+            <w:r>
+              <w:br/>
+              <w:t xml:space="preserve">    </w:t>
+            </w:r>
+            <w:r>
+              <w:rPr>
+                <w:rStyle w:val="8"/>
+                <w:rFonts w:eastAsiaTheme="majorEastAsia"/>
+              </w:rPr>
+              <w:t>return</w:t>
+            </w:r>
+            <w:r>
+              <w:t xml:space="preserve"> </w:t>
+            </w:r>
+            <w:r>
+              <w:rPr>
+                <w:rStyle w:val="e"/>
+                <w:rFonts w:eastAsiaTheme="majorEastAsia"/>
+              </w:rPr>
+              <w:t>LocalRedirect</w:t>
+            </w:r>
+            <w:r>
+              <w:t>(</w:t>
+            </w:r>
+            <w:r>
+              <w:rPr>
+                <w:rStyle w:val="e"/>
+                <w:rFonts w:eastAsiaTheme="majorEastAsia"/>
+              </w:rPr>
+              <w:t>returnUrl</w:t>
+            </w:r>
+            <w:r>
+              <w:t>);</w:t>
+            </w:r>
+            <w:r>
+              <w:br/>
+              <w:t>}</w:t>
             </w:r>
           </w:p>
           <w:p>
@@ -4739,7 +3714,7 @@
               <w:rPr>
                 <w:lang w:val="en-GB"/>
               </w:rPr>
-              <w:pict w14:anchorId="11C921B1">
+              <w:pict w14:anchorId="61B8E8E7">
                 <v:rect id="_x0000_i1034" style="width:0;height:1.5pt" o:hralign="center" o:hrstd="t" o:hr="t" fillcolor="#a0a0a0" stroked="f"/>
               </w:pict>
             </w:r>
@@ -4747,16 +3722,17 @@
           <w:p>
             <w:pPr>
               <w:pStyle w:val="Heading2"/>
+              <w:outlineLvl w:val="1"/>
             </w:pPr>
             <w:r>
               <w:rPr>
                 <w:rFonts w:ascii="Segoe UI Emoji" w:hAnsi="Segoe UI Emoji" w:cs="Segoe UI Emoji"/>
               </w:rPr>
               <w:lastRenderedPageBreak/>
-              <w:t>🔧</w:t>
-            </w:r>
-            <w:r>
-              <w:t xml:space="preserve"> What to change</w:t>
+              <w:t>⚠</w:t>
+            </w:r>
+            <w:r>
+              <w:t>️ Step people forget (IMPORTANT)</w:t>
             </w:r>
           </w:p>
           <w:p>
@@ -4764,143 +3740,17 @@
               <w:pStyle w:val="NormalWeb"/>
             </w:pPr>
             <w:r>
-              <w:t>Open:</w:t>
-            </w:r>
-          </w:p>
-          <w:p>
-            <w:pPr>
-              <w:pStyle w:val="HTMLPreformatted"/>
-            </w:pPr>
-            <w:proofErr w:type="spellStart"/>
-            <w:r>
-              <w:t>Register.cshtml.cs</w:t>
-            </w:r>
-            <w:proofErr w:type="spellEnd"/>
-          </w:p>
-          <w:p>
-            <w:pPr>
-              <w:pStyle w:val="NormalWeb"/>
-            </w:pPr>
-            <w:r>
-              <w:t xml:space="preserve">Find this part inside </w:t>
-            </w:r>
-            <w:proofErr w:type="spellStart"/>
+              <w:t xml:space="preserve">You MUST make sure the </w:t>
+            </w:r>
             <w:r>
               <w:rPr>
                 <w:rStyle w:val="HTMLCode"/>
                 <w:rFonts w:eastAsiaTheme="majorEastAsia"/>
               </w:rPr>
-              <w:t>OnPostAsync</w:t>
-            </w:r>
-            <w:proofErr w:type="spellEnd"/>
-            <w:r>
-              <w:t>:</w:t>
-            </w:r>
-          </w:p>
-          <w:p>
-            <w:pPr>
-              <w:pStyle w:val="HTMLPreformatted"/>
-            </w:pPr>
-            <w:r>
-              <w:rPr>
-                <w:rStyle w:val="8"/>
-                <w:rFonts w:eastAsiaTheme="majorEastAsia"/>
-              </w:rPr>
-              <w:t>var</w:t>
-            </w:r>
-            <w:r>
-              <w:t xml:space="preserve"> </w:t>
-            </w:r>
-            <w:r>
-              <w:rPr>
-                <w:rStyle w:val="e"/>
-                <w:rFonts w:eastAsiaTheme="majorEastAsia"/>
-              </w:rPr>
-              <w:t>result</w:t>
-            </w:r>
-            <w:r>
-              <w:t xml:space="preserve"> </w:t>
-            </w:r>
-            <w:r>
-              <w:rPr>
-                <w:rStyle w:val="8"/>
-                <w:rFonts w:eastAsiaTheme="majorEastAsia"/>
-              </w:rPr>
-              <w:t>=</w:t>
-            </w:r>
-            <w:r>
-              <w:t xml:space="preserve"> </w:t>
-            </w:r>
-            <w:r>
-              <w:rPr>
-                <w:rStyle w:val="8"/>
-                <w:rFonts w:eastAsiaTheme="majorEastAsia"/>
-              </w:rPr>
-              <w:t>await</w:t>
-            </w:r>
-            <w:r>
-              <w:t xml:space="preserve"> </w:t>
-            </w:r>
-            <w:r>
-              <w:rPr>
-                <w:rStyle w:val="e"/>
-                <w:rFonts w:eastAsiaTheme="majorEastAsia"/>
-              </w:rPr>
-              <w:t>_</w:t>
-            </w:r>
-            <w:proofErr w:type="spellStart"/>
-            <w:r>
-              <w:rPr>
-                <w:rStyle w:val="e"/>
-                <w:rFonts w:eastAsiaTheme="majorEastAsia"/>
-              </w:rPr>
-              <w:t>userManager</w:t>
-            </w:r>
-            <w:r>
-              <w:t>.</w:t>
-            </w:r>
-            <w:r>
-              <w:rPr>
-                <w:rStyle w:val="e"/>
-                <w:rFonts w:eastAsiaTheme="majorEastAsia"/>
-              </w:rPr>
-              <w:t>CreateAsync</w:t>
-            </w:r>
-            <w:proofErr w:type="spellEnd"/>
-            <w:r>
-              <w:t>(</w:t>
-            </w:r>
-            <w:r>
-              <w:rPr>
-                <w:rStyle w:val="e"/>
-                <w:rFonts w:eastAsiaTheme="majorEastAsia"/>
-              </w:rPr>
-              <w:t>user</w:t>
-            </w:r>
-            <w:r>
-              <w:t xml:space="preserve">, </w:t>
-            </w:r>
-            <w:proofErr w:type="spellStart"/>
-            <w:r>
-              <w:rPr>
-                <w:rStyle w:val="e"/>
-                <w:rFonts w:eastAsiaTheme="majorEastAsia"/>
-              </w:rPr>
-              <w:t>Input</w:t>
-            </w:r>
-            <w:r>
-              <w:t>.</w:t>
-            </w:r>
-            <w:r>
-              <w:rPr>
-                <w:rStyle w:val="e"/>
-                <w:rFonts w:eastAsiaTheme="majorEastAsia"/>
-              </w:rPr>
-              <w:t>Password</w:t>
-            </w:r>
-            <w:proofErr w:type="spellEnd"/>
-            <w:r>
-              <w:t>);</w:t>
+              <w:t>"Standard"</w:t>
+            </w:r>
+            <w:r>
+              <w:t xml:space="preserve"> role exists.</w:t>
             </w:r>
           </w:p>
           <w:p>
@@ -4908,23 +3758,42 @@
               <w:rPr>
                 <w:lang w:val="en-GB"/>
               </w:rPr>
-              <w:pict w14:anchorId="6C1E4E90">
+              <w:pict w14:anchorId="0DCBCE72">
                 <v:rect id="_x0000_i1035" style="width:0;height:1.5pt" o:hralign="center" o:hrstd="t" o:hr="t" fillcolor="#a0a0a0" stroked="f"/>
               </w:pict>
             </w:r>
           </w:p>
           <w:p>
             <w:pPr>
-              <w:pStyle w:val="Heading3"/>
+              <w:pStyle w:val="Heading2"/>
+              <w:outlineLvl w:val="1"/>
             </w:pPr>
             <w:r>
               <w:rPr>
                 <w:rFonts w:ascii="Segoe UI Emoji" w:hAnsi="Segoe UI Emoji" w:cs="Segoe UI Emoji"/>
               </w:rPr>
-              <w:t>✏</w:t>
-            </w:r>
-            <w:r>
-              <w:t>️ Replace it with this:</w:t>
+              <w:t>🔧</w:t>
+            </w:r>
+            <w:r>
+              <w:t xml:space="preserve"> Add role creation (Program.cs)</w:t>
+            </w:r>
+          </w:p>
+          <w:p>
+            <w:pPr>
+              <w:pStyle w:val="NormalWeb"/>
+            </w:pPr>
+            <w:r>
+              <w:t xml:space="preserve">In your </w:t>
+            </w:r>
+            <w:r>
+              <w:rPr>
+                <w:rStyle w:val="HTMLCode"/>
+                <w:rFonts w:eastAsiaTheme="majorEastAsia"/>
+              </w:rPr>
+              <w:t>Program.cs</w:t>
+            </w:r>
+            <w:r>
+              <w:t>, add this after building the app:</w:t>
             </w:r>
           </w:p>
           <w:p>
@@ -4936,6 +3805,16 @@
                 <w:rStyle w:val="8"/>
                 <w:rFonts w:eastAsiaTheme="majorEastAsia"/>
               </w:rPr>
+              <w:t>using</w:t>
+            </w:r>
+            <w:r>
+              <w:t xml:space="preserve"> (</w:t>
+            </w:r>
+            <w:r>
+              <w:rPr>
+                <w:rStyle w:val="8"/>
+                <w:rFonts w:eastAsiaTheme="majorEastAsia"/>
+              </w:rPr>
               <w:t>var</w:t>
             </w:r>
             <w:r>
@@ -4946,7 +3825,7 @@
                 <w:rStyle w:val="e"/>
                 <w:rFonts w:eastAsiaTheme="majorEastAsia"/>
               </w:rPr>
-              <w:t>result</w:t>
+              <w:t>scope</w:t>
             </w:r>
             <w:r>
               <w:t xml:space="preserve"> </w:t>
@@ -4963,28 +3842,10 @@
             </w:r>
             <w:r>
               <w:rPr>
-                <w:rStyle w:val="8"/>
-                <w:rFonts w:eastAsiaTheme="majorEastAsia"/>
-              </w:rPr>
-              <w:t>await</w:t>
-            </w:r>
-            <w:r>
-              <w:t xml:space="preserve"> </w:t>
-            </w:r>
-            <w:r>
-              <w:rPr>
-                <w:rStyle w:val="e"/>
-                <w:rFonts w:eastAsiaTheme="majorEastAsia"/>
-              </w:rPr>
-              <w:t>_</w:t>
-            </w:r>
-            <w:proofErr w:type="spellStart"/>
-            <w:r>
-              <w:rPr>
-                <w:rStyle w:val="e"/>
-                <w:rFonts w:eastAsiaTheme="majorEastAsia"/>
-              </w:rPr>
-              <w:t>userManager</w:t>
+                <w:rStyle w:val="e"/>
+                <w:rFonts w:eastAsiaTheme="majorEastAsia"/>
+              </w:rPr>
+              <w:t>app</w:t>
             </w:r>
             <w:r>
               <w:t>.</w:t>
@@ -4994,29 +3855,7 @@
                 <w:rStyle w:val="e"/>
                 <w:rFonts w:eastAsiaTheme="majorEastAsia"/>
               </w:rPr>
-              <w:t>CreateAsync</w:t>
-            </w:r>
-            <w:proofErr w:type="spellEnd"/>
-            <w:r>
-              <w:t>(</w:t>
-            </w:r>
-            <w:r>
-              <w:rPr>
-                <w:rStyle w:val="e"/>
-                <w:rFonts w:eastAsiaTheme="majorEastAsia"/>
-              </w:rPr>
-              <w:t>user</w:t>
-            </w:r>
-            <w:r>
-              <w:t xml:space="preserve">, </w:t>
-            </w:r>
-            <w:proofErr w:type="spellStart"/>
-            <w:r>
-              <w:rPr>
-                <w:rStyle w:val="e"/>
-                <w:rFonts w:eastAsiaTheme="majorEastAsia"/>
-              </w:rPr>
-              <w:t>Input</w:t>
+              <w:t>Services</w:t>
             </w:r>
             <w:r>
               <w:t>.</w:t>
@@ -5026,51 +3865,10 @@
                 <w:rStyle w:val="e"/>
                 <w:rFonts w:eastAsiaTheme="majorEastAsia"/>
               </w:rPr>
-              <w:t>Password</w:t>
-            </w:r>
-            <w:proofErr w:type="spellEnd"/>
-            <w:r>
-              <w:t>);</w:t>
-            </w:r>
-            <w:r>
-              <w:br/>
-            </w:r>
-            <w:r>
-              <w:br/>
-            </w:r>
-            <w:r>
-              <w:rPr>
-                <w:rStyle w:val="8"/>
-                <w:rFonts w:eastAsiaTheme="majorEastAsia"/>
-              </w:rPr>
-              <w:t>if</w:t>
-            </w:r>
-            <w:r>
-              <w:t xml:space="preserve"> (</w:t>
-            </w:r>
-            <w:proofErr w:type="spellStart"/>
-            <w:proofErr w:type="gramStart"/>
-            <w:r>
-              <w:rPr>
-                <w:rStyle w:val="e"/>
-                <w:rFonts w:eastAsiaTheme="majorEastAsia"/>
-              </w:rPr>
-              <w:t>result</w:t>
-            </w:r>
-            <w:r>
-              <w:t>.</w:t>
-            </w:r>
-            <w:r>
-              <w:rPr>
-                <w:rStyle w:val="e"/>
-                <w:rFonts w:eastAsiaTheme="majorEastAsia"/>
-              </w:rPr>
-              <w:t>Succeeded</w:t>
-            </w:r>
-            <w:proofErr w:type="spellEnd"/>
-            <w:proofErr w:type="gramEnd"/>
-            <w:r>
-              <w:t>)</w:t>
+              <w:t>CreateScope</w:t>
+            </w:r>
+            <w:r>
+              <w:t>())</w:t>
             </w:r>
             <w:r>
               <w:br/>
@@ -5085,7 +3883,7 @@
                 <w:rStyle w:val="8"/>
                 <w:rFonts w:eastAsiaTheme="majorEastAsia"/>
               </w:rPr>
-              <w:t>await</w:t>
+              <w:t>var</w:t>
             </w:r>
             <w:r>
               <w:t xml:space="preserve"> </w:t>
@@ -5095,15 +3893,27 @@
                 <w:rStyle w:val="e"/>
                 <w:rFonts w:eastAsiaTheme="majorEastAsia"/>
               </w:rPr>
-              <w:t>_</w:t>
-            </w:r>
-            <w:proofErr w:type="spellStart"/>
-            <w:r>
-              <w:rPr>
-                <w:rStyle w:val="e"/>
-                <w:rFonts w:eastAsiaTheme="majorEastAsia"/>
-              </w:rPr>
-              <w:t>userManager</w:t>
+              <w:t>roleManager</w:t>
+            </w:r>
+            <w:r>
+              <w:t xml:space="preserve"> </w:t>
+            </w:r>
+            <w:r>
+              <w:rPr>
+                <w:rStyle w:val="8"/>
+                <w:rFonts w:eastAsiaTheme="majorEastAsia"/>
+              </w:rPr>
+              <w:t>=</w:t>
+            </w:r>
+            <w:r>
+              <w:t xml:space="preserve"> </w:t>
+            </w:r>
+            <w:r>
+              <w:rPr>
+                <w:rStyle w:val="e"/>
+                <w:rFonts w:eastAsiaTheme="majorEastAsia"/>
+              </w:rPr>
+              <w:t>scope</w:t>
             </w:r>
             <w:r>
               <w:t>.</w:t>
@@ -5113,31 +3923,55 @@
                 <w:rStyle w:val="e"/>
                 <w:rFonts w:eastAsiaTheme="majorEastAsia"/>
               </w:rPr>
-              <w:t>AddToRoleAsync</w:t>
-            </w:r>
-            <w:proofErr w:type="spellEnd"/>
-            <w:r>
-              <w:t>(</w:t>
-            </w:r>
-            <w:r>
-              <w:rPr>
-                <w:rStyle w:val="e"/>
-                <w:rFonts w:eastAsiaTheme="majorEastAsia"/>
-              </w:rPr>
-              <w:t>user</w:t>
-            </w:r>
-            <w:r>
-              <w:t xml:space="preserve">, </w:t>
-            </w:r>
-            <w:r>
-              <w:rPr>
-                <w:rStyle w:val="c"/>
-                <w:rFonts w:eastAsiaTheme="majorEastAsia"/>
-              </w:rPr>
-              <w:t>"Standard"</w:t>
-            </w:r>
-            <w:r>
-              <w:t>);</w:t>
+              <w:t>ServiceProvider</w:t>
+            </w:r>
+            <w:r>
+              <w:t>.</w:t>
+            </w:r>
+            <w:r>
+              <w:rPr>
+                <w:rStyle w:val="e"/>
+                <w:rFonts w:eastAsiaTheme="majorEastAsia"/>
+              </w:rPr>
+              <w:t>GetRequiredService</w:t>
+            </w:r>
+            <w:r>
+              <w:rPr>
+                <w:rStyle w:val="8"/>
+                <w:rFonts w:eastAsiaTheme="majorEastAsia"/>
+              </w:rPr>
+              <w:t>&lt;</w:t>
+            </w:r>
+            <w:r>
+              <w:rPr>
+                <w:rStyle w:val="e"/>
+                <w:rFonts w:eastAsiaTheme="majorEastAsia"/>
+              </w:rPr>
+              <w:t>RoleManager</w:t>
+            </w:r>
+            <w:r>
+              <w:rPr>
+                <w:rStyle w:val="8"/>
+                <w:rFonts w:eastAsiaTheme="majorEastAsia"/>
+              </w:rPr>
+              <w:t>&lt;</w:t>
+            </w:r>
+            <w:r>
+              <w:rPr>
+                <w:rStyle w:val="e"/>
+                <w:rFonts w:eastAsiaTheme="majorEastAsia"/>
+              </w:rPr>
+              <w:t>IdentityRole</w:t>
+            </w:r>
+            <w:r>
+              <w:rPr>
+                <w:rStyle w:val="8"/>
+                <w:rFonts w:eastAsiaTheme="majorEastAsia"/>
+              </w:rPr>
+              <w:t>&gt;&gt;</w:t>
+            </w:r>
+            <w:r>
+              <w:t>();</w:t>
             </w:r>
             <w:r>
               <w:br/>
@@ -5151,6 +3985,64 @@
                 <w:rStyle w:val="8"/>
                 <w:rFonts w:eastAsiaTheme="majorEastAsia"/>
               </w:rPr>
+              <w:t>if</w:t>
+            </w:r>
+            <w:r>
+              <w:t xml:space="preserve"> (</w:t>
+            </w:r>
+            <w:r>
+              <w:rPr>
+                <w:rStyle w:val="8"/>
+                <w:rFonts w:eastAsiaTheme="majorEastAsia"/>
+              </w:rPr>
+              <w:t>!await</w:t>
+            </w:r>
+            <w:r>
+              <w:t xml:space="preserve"> </w:t>
+            </w:r>
+            <w:r>
+              <w:rPr>
+                <w:rStyle w:val="e"/>
+                <w:rFonts w:eastAsiaTheme="majorEastAsia"/>
+              </w:rPr>
+              <w:t>roleManager</w:t>
+            </w:r>
+            <w:r>
+              <w:t>.</w:t>
+            </w:r>
+            <w:r>
+              <w:rPr>
+                <w:rStyle w:val="e"/>
+                <w:rFonts w:eastAsiaTheme="majorEastAsia"/>
+              </w:rPr>
+              <w:t>RoleExistsAsync</w:t>
+            </w:r>
+            <w:r>
+              <w:t>(</w:t>
+            </w:r>
+            <w:r>
+              <w:rPr>
+                <w:rStyle w:val="c"/>
+                <w:rFonts w:eastAsiaTheme="majorEastAsia"/>
+              </w:rPr>
+              <w:t>"Standard"</w:t>
+            </w:r>
+            <w:r>
+              <w:t>))</w:t>
+            </w:r>
+            <w:r>
+              <w:br/>
+              <w:t xml:space="preserve">    {</w:t>
+            </w:r>
+            <w:r>
+              <w:br/>
+              <w:t xml:space="preserve">        </w:t>
+            </w:r>
+            <w:r>
+              <w:rPr>
+                <w:rStyle w:val="8"/>
+                <w:rFonts w:eastAsiaTheme="majorEastAsia"/>
+              </w:rPr>
               <w:t>await</w:t>
             </w:r>
             <w:r>
@@ -5161,15 +4053,7 @@
                 <w:rStyle w:val="e"/>
                 <w:rFonts w:eastAsiaTheme="majorEastAsia"/>
               </w:rPr>
-              <w:t>_</w:t>
-            </w:r>
-            <w:proofErr w:type="spellStart"/>
-            <w:r>
-              <w:rPr>
-                <w:rStyle w:val="e"/>
-                <w:rFonts w:eastAsiaTheme="majorEastAsia"/>
-              </w:rPr>
-              <w:t>signInManager</w:t>
+              <w:t>roleManager</w:t>
             </w:r>
             <w:r>
               <w:t>.</w:t>
@@ -5179,80 +4063,44 @@
                 <w:rStyle w:val="e"/>
                 <w:rFonts w:eastAsiaTheme="majorEastAsia"/>
               </w:rPr>
-              <w:t>SignInAsync</w:t>
-            </w:r>
-            <w:proofErr w:type="spellEnd"/>
+              <w:t>CreateAsync</w:t>
+            </w:r>
             <w:r>
               <w:t>(</w:t>
             </w:r>
             <w:r>
               <w:rPr>
-                <w:rStyle w:val="e"/>
-                <w:rFonts w:eastAsiaTheme="majorEastAsia"/>
-              </w:rPr>
-              <w:t>user</w:t>
-            </w:r>
-            <w:r>
-              <w:t xml:space="preserve">, </w:t>
-            </w:r>
-            <w:proofErr w:type="spellStart"/>
-            <w:r>
-              <w:rPr>
-                <w:rStyle w:val="e"/>
-                <w:rFonts w:eastAsiaTheme="majorEastAsia"/>
-              </w:rPr>
-              <w:t>isPersistent</w:t>
-            </w:r>
-            <w:proofErr w:type="spellEnd"/>
-            <w:r>
-              <w:t xml:space="preserve">: </w:t>
-            </w:r>
-            <w:r>
-              <w:rPr>
-                <w:rStyle w:val="b"/>
-              </w:rPr>
-              <w:t>false</w:t>
-            </w:r>
-            <w:r>
-              <w:t>);</w:t>
+                <w:rStyle w:val="8"/>
+                <w:rFonts w:eastAsiaTheme="majorEastAsia"/>
+              </w:rPr>
+              <w:t>new</w:t>
+            </w:r>
+            <w:r>
+              <w:t xml:space="preserve"> </w:t>
+            </w:r>
+            <w:r>
+              <w:rPr>
+                <w:rStyle w:val="e"/>
+                <w:rFonts w:eastAsiaTheme="majorEastAsia"/>
+              </w:rPr>
+              <w:t>IdentityRole</w:t>
+            </w:r>
+            <w:r>
+              <w:t>(</w:t>
+            </w:r>
+            <w:r>
+              <w:rPr>
+                <w:rStyle w:val="c"/>
+                <w:rFonts w:eastAsiaTheme="majorEastAsia"/>
+              </w:rPr>
+              <w:t>"Standard"</w:t>
+            </w:r>
+            <w:r>
+              <w:t>));</w:t>
             </w:r>
             <w:r>
               <w:br/>
-              <w:t xml:space="preserve">    </w:t>
-            </w:r>
-            <w:r>
-              <w:rPr>
-                <w:rStyle w:val="8"/>
-                <w:rFonts w:eastAsiaTheme="majorEastAsia"/>
-              </w:rPr>
-              <w:t>return</w:t>
-            </w:r>
-            <w:r>
-              <w:t xml:space="preserve"> </w:t>
-            </w:r>
-            <w:proofErr w:type="spellStart"/>
-            <w:r>
-              <w:rPr>
-                <w:rStyle w:val="e"/>
-                <w:rFonts w:eastAsiaTheme="majorEastAsia"/>
-              </w:rPr>
-              <w:t>LocalRedirect</w:t>
-            </w:r>
-            <w:proofErr w:type="spellEnd"/>
-            <w:r>
-              <w:t>(</w:t>
-            </w:r>
-            <w:proofErr w:type="spellStart"/>
-            <w:r>
-              <w:rPr>
-                <w:rStyle w:val="e"/>
-                <w:rFonts w:eastAsiaTheme="majorEastAsia"/>
-              </w:rPr>
-              <w:t>returnUrl</w:t>
-            </w:r>
-            <w:proofErr w:type="spellEnd"/>
-            <w:r>
-              <w:t>);</w:t>
+              <w:t xml:space="preserve">    }</w:t>
             </w:r>
             <w:r>
               <w:br/>
@@ -5264,7 +4112,8 @@
               <w:rPr>
                 <w:lang w:val="en-GB"/>
               </w:rPr>
-              <w:pict w14:anchorId="61B8E8E7">
+              <w:lastRenderedPageBreak/>
+              <w:pict w14:anchorId="5EBBADCD">
                 <v:rect id="_x0000_i1036" style="width:0;height:1.5pt" o:hralign="center" o:hrstd="t" o:hr="t" fillcolor="#a0a0a0" stroked="f"/>
               </w:pict>
             </w:r>
@@ -5272,454 +4121,7 @@
           <w:p>
             <w:pPr>
               <w:pStyle w:val="Heading2"/>
-            </w:pPr>
-            <w:r>
-              <w:rPr>
-                <w:rFonts w:ascii="Segoe UI Emoji" w:hAnsi="Segoe UI Emoji" w:cs="Segoe UI Emoji"/>
-              </w:rPr>
-              <w:lastRenderedPageBreak/>
-              <w:t>⚠</w:t>
-            </w:r>
-            <w:r>
-              <w:t>️ Step people forget (IMPORTANT)</w:t>
-            </w:r>
-          </w:p>
-          <w:p>
-            <w:pPr>
-              <w:pStyle w:val="NormalWeb"/>
-            </w:pPr>
-            <w:r>
-              <w:t xml:space="preserve">You MUST make sure the </w:t>
-            </w:r>
-            <w:r>
-              <w:rPr>
-                <w:rStyle w:val="HTMLCode"/>
-                <w:rFonts w:eastAsiaTheme="majorEastAsia"/>
-              </w:rPr>
-              <w:t>"Standard"</w:t>
-            </w:r>
-            <w:r>
-              <w:t xml:space="preserve"> role exists.</w:t>
-            </w:r>
-          </w:p>
-          <w:p>
-            <w:r>
-              <w:rPr>
-                <w:lang w:val="en-GB"/>
-              </w:rPr>
-              <w:pict w14:anchorId="0DCBCE72">
-                <v:rect id="_x0000_i1037" style="width:0;height:1.5pt" o:hralign="center" o:hrstd="t" o:hr="t" fillcolor="#a0a0a0" stroked="f"/>
-              </w:pict>
-            </w:r>
-          </w:p>
-          <w:p>
-            <w:pPr>
-              <w:pStyle w:val="Heading2"/>
-            </w:pPr>
-            <w:r>
-              <w:rPr>
-                <w:rFonts w:ascii="Segoe UI Emoji" w:hAnsi="Segoe UI Emoji" w:cs="Segoe UI Emoji"/>
-              </w:rPr>
-              <w:t>🔧</w:t>
-            </w:r>
-            <w:r>
-              <w:t xml:space="preserve"> Add role creation (</w:t>
-            </w:r>
-            <w:proofErr w:type="spellStart"/>
-            <w:r>
-              <w:t>Program.cs</w:t>
-            </w:r>
-            <w:proofErr w:type="spellEnd"/>
-            <w:r>
-              <w:t>)</w:t>
-            </w:r>
-          </w:p>
-          <w:p>
-            <w:pPr>
-              <w:pStyle w:val="NormalWeb"/>
-            </w:pPr>
-            <w:r>
-              <w:t xml:space="preserve">In your </w:t>
-            </w:r>
-            <w:proofErr w:type="spellStart"/>
-            <w:r>
-              <w:rPr>
-                <w:rStyle w:val="HTMLCode"/>
-                <w:rFonts w:eastAsiaTheme="majorEastAsia"/>
-              </w:rPr>
-              <w:t>Program.cs</w:t>
-            </w:r>
-            <w:proofErr w:type="spellEnd"/>
-            <w:r>
-              <w:t>, add this after building the app:</w:t>
-            </w:r>
-          </w:p>
-          <w:p>
-            <w:pPr>
-              <w:pStyle w:val="HTMLPreformatted"/>
-            </w:pPr>
-            <w:r>
-              <w:rPr>
-                <w:rStyle w:val="8"/>
-                <w:rFonts w:eastAsiaTheme="majorEastAsia"/>
-              </w:rPr>
-              <w:t>using</w:t>
-            </w:r>
-            <w:r>
-              <w:t xml:space="preserve"> (</w:t>
-            </w:r>
-            <w:r>
-              <w:rPr>
-                <w:rStyle w:val="8"/>
-                <w:rFonts w:eastAsiaTheme="majorEastAsia"/>
-              </w:rPr>
-              <w:t>var</w:t>
-            </w:r>
-            <w:r>
-              <w:t xml:space="preserve"> </w:t>
-            </w:r>
-            <w:r>
-              <w:rPr>
-                <w:rStyle w:val="e"/>
-                <w:rFonts w:eastAsiaTheme="majorEastAsia"/>
-              </w:rPr>
-              <w:t>scope</w:t>
-            </w:r>
-            <w:r>
-              <w:t xml:space="preserve"> </w:t>
-            </w:r>
-            <w:r>
-              <w:rPr>
-                <w:rStyle w:val="8"/>
-                <w:rFonts w:eastAsiaTheme="majorEastAsia"/>
-              </w:rPr>
-              <w:t>=</w:t>
-            </w:r>
-            <w:r>
-              <w:t xml:space="preserve"> </w:t>
-            </w:r>
-            <w:proofErr w:type="spellStart"/>
-            <w:proofErr w:type="gramStart"/>
-            <w:r>
-              <w:rPr>
-                <w:rStyle w:val="e"/>
-                <w:rFonts w:eastAsiaTheme="majorEastAsia"/>
-              </w:rPr>
-              <w:t>app</w:t>
-            </w:r>
-            <w:r>
-              <w:t>.</w:t>
-            </w:r>
-            <w:r>
-              <w:rPr>
-                <w:rStyle w:val="e"/>
-                <w:rFonts w:eastAsiaTheme="majorEastAsia"/>
-              </w:rPr>
-              <w:t>Services</w:t>
-            </w:r>
-            <w:r>
-              <w:t>.</w:t>
-            </w:r>
-            <w:r>
-              <w:rPr>
-                <w:rStyle w:val="e"/>
-                <w:rFonts w:eastAsiaTheme="majorEastAsia"/>
-              </w:rPr>
-              <w:t>CreateScope</w:t>
-            </w:r>
-            <w:proofErr w:type="spellEnd"/>
-            <w:proofErr w:type="gramEnd"/>
-            <w:r>
-              <w:t>())</w:t>
-            </w:r>
-            <w:r>
-              <w:br/>
-              <w:t>{</w:t>
-            </w:r>
-            <w:r>
-              <w:br/>
-              <w:t xml:space="preserve">    </w:t>
-            </w:r>
-            <w:r>
-              <w:rPr>
-                <w:rStyle w:val="8"/>
-                <w:rFonts w:eastAsiaTheme="majorEastAsia"/>
-              </w:rPr>
-              <w:t>var</w:t>
-            </w:r>
-            <w:r>
-              <w:t xml:space="preserve"> </w:t>
-            </w:r>
-            <w:proofErr w:type="spellStart"/>
-            <w:r>
-              <w:rPr>
-                <w:rStyle w:val="e"/>
-                <w:rFonts w:eastAsiaTheme="majorEastAsia"/>
-              </w:rPr>
-              <w:t>roleManager</w:t>
-            </w:r>
-            <w:proofErr w:type="spellEnd"/>
-            <w:r>
-              <w:t xml:space="preserve"> </w:t>
-            </w:r>
-            <w:r>
-              <w:rPr>
-                <w:rStyle w:val="8"/>
-                <w:rFonts w:eastAsiaTheme="majorEastAsia"/>
-              </w:rPr>
-              <w:t>=</w:t>
-            </w:r>
-            <w:r>
-              <w:t xml:space="preserve"> </w:t>
-            </w:r>
-            <w:proofErr w:type="gramStart"/>
-            <w:r>
-              <w:rPr>
-                <w:rStyle w:val="e"/>
-                <w:rFonts w:eastAsiaTheme="majorEastAsia"/>
-              </w:rPr>
-              <w:t>scope</w:t>
-            </w:r>
-            <w:r>
-              <w:t>.</w:t>
-            </w:r>
-            <w:r>
-              <w:rPr>
-                <w:rStyle w:val="e"/>
-                <w:rFonts w:eastAsiaTheme="majorEastAsia"/>
-              </w:rPr>
-              <w:t>ServiceProvider</w:t>
-            </w:r>
-            <w:r>
-              <w:t>.</w:t>
-            </w:r>
-            <w:r>
-              <w:rPr>
-                <w:rStyle w:val="e"/>
-                <w:rFonts w:eastAsiaTheme="majorEastAsia"/>
-              </w:rPr>
-              <w:t>GetRequiredService</w:t>
-            </w:r>
-            <w:proofErr w:type="gramEnd"/>
-            <w:r>
-              <w:rPr>
-                <w:rStyle w:val="8"/>
-                <w:rFonts w:eastAsiaTheme="majorEastAsia"/>
-              </w:rPr>
-              <w:t>&lt;</w:t>
-            </w:r>
-            <w:r>
-              <w:rPr>
-                <w:rStyle w:val="e"/>
-                <w:rFonts w:eastAsiaTheme="majorEastAsia"/>
-              </w:rPr>
-              <w:t>RoleManager</w:t>
-            </w:r>
-            <w:r>
-              <w:rPr>
-                <w:rStyle w:val="8"/>
-                <w:rFonts w:eastAsiaTheme="majorEastAsia"/>
-              </w:rPr>
-              <w:t>&lt;</w:t>
-            </w:r>
-            <w:r>
-              <w:rPr>
-                <w:rStyle w:val="e"/>
-                <w:rFonts w:eastAsiaTheme="majorEastAsia"/>
-              </w:rPr>
-              <w:t>IdentityRole</w:t>
-            </w:r>
-            <w:r>
-              <w:rPr>
-                <w:rStyle w:val="8"/>
-                <w:rFonts w:eastAsiaTheme="majorEastAsia"/>
-              </w:rPr>
-              <w:t>&gt;</w:t>
-            </w:r>
-            <w:proofErr w:type="gramStart"/>
-            <w:r>
-              <w:rPr>
-                <w:rStyle w:val="8"/>
-                <w:rFonts w:eastAsiaTheme="majorEastAsia"/>
-              </w:rPr>
-              <w:t>&gt;</w:t>
-            </w:r>
-            <w:r>
-              <w:t>(</w:t>
-            </w:r>
-            <w:proofErr w:type="gramEnd"/>
-            <w:r>
-              <w:t>);</w:t>
-            </w:r>
-            <w:r>
-              <w:br/>
-            </w:r>
-            <w:r>
-              <w:br/>
-              <w:t xml:space="preserve">    </w:t>
-            </w:r>
-            <w:r>
-              <w:rPr>
-                <w:rStyle w:val="8"/>
-                <w:rFonts w:eastAsiaTheme="majorEastAsia"/>
-              </w:rPr>
-              <w:t>if</w:t>
-            </w:r>
-            <w:r>
-              <w:t xml:space="preserve"> </w:t>
-            </w:r>
-            <w:proofErr w:type="gramStart"/>
-            <w:r>
-              <w:t>(</w:t>
-            </w:r>
-            <w:r>
-              <w:rPr>
-                <w:rStyle w:val="8"/>
-                <w:rFonts w:eastAsiaTheme="majorEastAsia"/>
-              </w:rPr>
-              <w:t>!await</w:t>
-            </w:r>
-            <w:proofErr w:type="gramEnd"/>
-            <w:r>
-              <w:t xml:space="preserve"> </w:t>
-            </w:r>
-            <w:proofErr w:type="spellStart"/>
-            <w:r>
-              <w:rPr>
-                <w:rStyle w:val="e"/>
-                <w:rFonts w:eastAsiaTheme="majorEastAsia"/>
-              </w:rPr>
-              <w:t>roleManager</w:t>
-            </w:r>
-            <w:r>
-              <w:t>.</w:t>
-            </w:r>
-            <w:r>
-              <w:rPr>
-                <w:rStyle w:val="e"/>
-                <w:rFonts w:eastAsiaTheme="majorEastAsia"/>
-              </w:rPr>
-              <w:t>RoleExistsAsync</w:t>
-            </w:r>
-            <w:proofErr w:type="spellEnd"/>
-            <w:r>
-              <w:t>(</w:t>
-            </w:r>
-            <w:r>
-              <w:rPr>
-                <w:rStyle w:val="c"/>
-                <w:rFonts w:eastAsiaTheme="majorEastAsia"/>
-              </w:rPr>
-              <w:t>"Standard"</w:t>
-            </w:r>
-            <w:r>
-              <w:t>))</w:t>
-            </w:r>
-            <w:r>
-              <w:br/>
-              <w:t xml:space="preserve"> </w:t>
-            </w:r>
-            <w:proofErr w:type="gramStart"/>
-            <w:r>
-              <w:t xml:space="preserve">   {</w:t>
-            </w:r>
-            <w:proofErr w:type="gramEnd"/>
-            <w:r>
-              <w:br/>
-              <w:t xml:space="preserve">        </w:t>
-            </w:r>
-            <w:r>
-              <w:rPr>
-                <w:rStyle w:val="8"/>
-                <w:rFonts w:eastAsiaTheme="majorEastAsia"/>
-              </w:rPr>
-              <w:t>await</w:t>
-            </w:r>
-            <w:r>
-              <w:t xml:space="preserve"> </w:t>
-            </w:r>
-            <w:proofErr w:type="spellStart"/>
-            <w:r>
-              <w:rPr>
-                <w:rStyle w:val="e"/>
-                <w:rFonts w:eastAsiaTheme="majorEastAsia"/>
-              </w:rPr>
-              <w:t>roleManager</w:t>
-            </w:r>
-            <w:r>
-              <w:t>.</w:t>
-            </w:r>
-            <w:r>
-              <w:rPr>
-                <w:rStyle w:val="e"/>
-                <w:rFonts w:eastAsiaTheme="majorEastAsia"/>
-              </w:rPr>
-              <w:t>CreateAsync</w:t>
-            </w:r>
-            <w:proofErr w:type="spellEnd"/>
-            <w:r>
-              <w:t>(</w:t>
-            </w:r>
-            <w:r>
-              <w:rPr>
-                <w:rStyle w:val="8"/>
-                <w:rFonts w:eastAsiaTheme="majorEastAsia"/>
-              </w:rPr>
-              <w:t>new</w:t>
-            </w:r>
-            <w:r>
-              <w:t xml:space="preserve"> </w:t>
-            </w:r>
-            <w:proofErr w:type="spellStart"/>
-            <w:r>
-              <w:rPr>
-                <w:rStyle w:val="e"/>
-                <w:rFonts w:eastAsiaTheme="majorEastAsia"/>
-              </w:rPr>
-              <w:t>IdentityRole</w:t>
-            </w:r>
-            <w:proofErr w:type="spellEnd"/>
-            <w:r>
-              <w:t>(</w:t>
-            </w:r>
-            <w:r>
-              <w:rPr>
-                <w:rStyle w:val="c"/>
-                <w:rFonts w:eastAsiaTheme="majorEastAsia"/>
-              </w:rPr>
-              <w:t>"Standard"</w:t>
-            </w:r>
-            <w:r>
-              <w:t>));</w:t>
-            </w:r>
-            <w:r>
-              <w:br/>
-              <w:t xml:space="preserve">  </w:t>
-            </w:r>
-            <w:proofErr w:type="gramStart"/>
-            <w:r>
-              <w:t xml:space="preserve">  }</w:t>
-            </w:r>
-            <w:proofErr w:type="gramEnd"/>
-            <w:r>
-              <w:br/>
-              <w:t>}</w:t>
-            </w:r>
-          </w:p>
-          <w:p>
-            <w:r>
-              <w:rPr>
-                <w:lang w:val="en-GB"/>
-              </w:rPr>
-              <w:lastRenderedPageBreak/>
-              <w:pict w14:anchorId="5EBBADCD">
-                <v:rect id="_x0000_i1038" style="width:0;height:1.5pt" o:hralign="center" o:hrstd="t" o:hr="t" fillcolor="#a0a0a0" stroked="f"/>
-              </w:pict>
-            </w:r>
-          </w:p>
-          <w:p>
-            <w:pPr>
-              <w:pStyle w:val="Heading2"/>
+              <w:outlineLvl w:val="1"/>
             </w:pPr>
             <w:r>
               <w:rPr>
@@ -5797,13 +4199,14 @@
                 <w:lang w:val="en-GB"/>
               </w:rPr>
               <w:pict w14:anchorId="610768C3">
-                <v:rect id="_x0000_i1039" style="width:0;height:1.5pt" o:hralign="center" o:hrstd="t" o:hr="t" fillcolor="#a0a0a0" stroked="f"/>
+                <v:rect id="_x0000_i1037" style="width:0;height:1.5pt" o:hralign="center" o:hrstd="t" o:hr="t" fillcolor="#a0a0a0" stroked="f"/>
               </w:pict>
             </w:r>
           </w:p>
           <w:p>
             <w:pPr>
               <w:pStyle w:val="Heading2"/>
+              <w:outlineLvl w:val="1"/>
             </w:pPr>
             <w:r>
               <w:rPr>
@@ -5847,7 +4250,6 @@
             <w:r>
               <w:t xml:space="preserve">Edit → </w:t>
             </w:r>
-            <w:proofErr w:type="spellStart"/>
             <w:r>
               <w:rPr>
                 <w:rStyle w:val="HTMLCode"/>
@@ -5855,7 +4257,6 @@
               </w:rPr>
               <w:t>Register.cshtml.cs</w:t>
             </w:r>
-            <w:proofErr w:type="spellEnd"/>
             <w:r>
               <w:t xml:space="preserve"> </w:t>
             </w:r>
@@ -5871,7 +4272,6 @@
             <w:r>
               <w:t xml:space="preserve">Add → </w:t>
             </w:r>
-            <w:proofErr w:type="spellStart"/>
             <w:r>
               <w:rPr>
                 <w:rStyle w:val="HTMLCode"/>
@@ -5879,7 +4279,6 @@
               </w:rPr>
               <w:t>AddToRoleAsync</w:t>
             </w:r>
-            <w:proofErr w:type="spellEnd"/>
             <w:r>
               <w:t xml:space="preserve"> </w:t>
             </w:r>
@@ -5895,7 +4294,6 @@
             <w:r>
               <w:t xml:space="preserve">Ensure → role exists in </w:t>
             </w:r>
-            <w:proofErr w:type="spellStart"/>
             <w:r>
               <w:rPr>
                 <w:rStyle w:val="HTMLCode"/>
@@ -5903,7 +4301,6 @@
               </w:rPr>
               <w:t>Program.cs</w:t>
             </w:r>
-            <w:proofErr w:type="spellEnd"/>
           </w:p>
           <w:p>
             <w:pPr>
@@ -5921,15 +4318,7 @@
             </w:pPr>
             <w:r>
               <w:lastRenderedPageBreak/>
-              <w:t xml:space="preserve">Using this code </w:t>
-            </w:r>
-            <w:proofErr w:type="spellStart"/>
-            <w:r>
-              <w:t>iw</w:t>
-            </w:r>
-            <w:proofErr w:type="spellEnd"/>
-            <w:r>
-              <w:t xml:space="preserve"> as able to make it work with no errors and newly registered users now get the standard role.</w:t>
+              <w:t>Using this code iw as able to make it work with no errors and newly registered users now get the standard role.</w:t>
             </w:r>
           </w:p>
         </w:tc>
@@ -5957,21 +4346,8 @@
             <w:pPr>
               <w:pStyle w:val="Text"/>
             </w:pPr>
-            <w:proofErr w:type="spellStart"/>
-            <w:r>
-              <w:t>ive</w:t>
-            </w:r>
-            <w:proofErr w:type="spellEnd"/>
-            <w:r>
-              <w:t xml:space="preserve"> got my client id and secret, how do </w:t>
-            </w:r>
-            <w:proofErr w:type="spellStart"/>
-            <w:r>
-              <w:t>i</w:t>
-            </w:r>
-            <w:proofErr w:type="spellEnd"/>
-            <w:r>
-              <w:t xml:space="preserve"> put it into the system for it to work properly</w:t>
+            <w:r>
+              <w:t>ive got my client id and secret, how do i put it into the system for it to work properly</w:t>
             </w:r>
           </w:p>
         </w:tc>
@@ -5982,20 +4358,14 @@
           <w:p>
             <w:pPr>
               <w:pStyle w:val="Heading2"/>
+              <w:outlineLvl w:val="1"/>
               <w:rPr>
                 <w:rFonts w:ascii="Times New Roman" w:eastAsia="Times New Roman" w:hAnsi="Times New Roman"/>
               </w:rPr>
             </w:pPr>
-            <w:proofErr w:type="spellStart"/>
-            <w:r>
-              <w:t>tep</w:t>
-            </w:r>
-            <w:proofErr w:type="spellEnd"/>
-            <w:r>
-              <w:t xml:space="preserve"> 1: Put them in </w:t>
-            </w:r>
-            <w:proofErr w:type="spellStart"/>
-            <w:proofErr w:type="gramStart"/>
+            <w:r>
+              <w:t xml:space="preserve">tep 1: Put them in </w:t>
+            </w:r>
             <w:r>
               <w:rPr>
                 <w:rStyle w:val="HTMLCode"/>
@@ -6003,8 +4373,6 @@
               </w:rPr>
               <w:t>appsettings.json</w:t>
             </w:r>
-            <w:proofErr w:type="spellEnd"/>
-            <w:proofErr w:type="gramEnd"/>
           </w:p>
           <w:p>
             <w:pPr>
@@ -6035,15 +4403,7 @@
             </w:r>
             <w:r>
               <w:br/>
-              <w:t xml:space="preserve">    "</w:t>
-            </w:r>
-            <w:proofErr w:type="spellStart"/>
-            <w:r>
-              <w:t>ClientId</w:t>
-            </w:r>
-            <w:proofErr w:type="spellEnd"/>
-            <w:r>
-              <w:t xml:space="preserve">": </w:t>
+              <w:t xml:space="preserve">    "ClientId": </w:t>
             </w:r>
             <w:r>
               <w:rPr>
@@ -6057,15 +4417,7 @@
             </w:r>
             <w:r>
               <w:br/>
-              <w:t xml:space="preserve">    "</w:t>
-            </w:r>
-            <w:proofErr w:type="spellStart"/>
-            <w:r>
-              <w:t>ClientSecret</w:t>
-            </w:r>
-            <w:proofErr w:type="spellEnd"/>
-            <w:r>
-              <w:t xml:space="preserve">": </w:t>
+              <w:t xml:space="preserve">    "ClientSecret": </w:t>
             </w:r>
             <w:r>
               <w:rPr>
@@ -6097,13 +4449,14 @@
                 <w:lang w:val="en-GB"/>
               </w:rPr>
               <w:pict w14:anchorId="3998A2A4">
-                <v:rect id="_x0000_i1040" style="width:0;height:1.5pt" o:hralign="center" o:hrstd="t" o:hr="t" fillcolor="#a0a0a0" stroked="f"/>
+                <v:rect id="_x0000_i1038" style="width:0;height:1.5pt" o:hralign="center" o:hrstd="t" o:hr="t" fillcolor="#a0a0a0" stroked="f"/>
               </w:pict>
             </w:r>
           </w:p>
           <w:p>
             <w:pPr>
               <w:pStyle w:val="Heading2"/>
+              <w:outlineLvl w:val="1"/>
             </w:pPr>
             <w:r>
               <w:rPr>
@@ -6114,7 +4467,6 @@
             <w:r>
               <w:t xml:space="preserve"> Step 2: Hook it up in </w:t>
             </w:r>
-            <w:proofErr w:type="spellStart"/>
             <w:r>
               <w:rPr>
                 <w:rStyle w:val="HTMLCode"/>
@@ -6122,7 +4474,6 @@
               </w:rPr>
               <w:t>Program.cs</w:t>
             </w:r>
-            <w:proofErr w:type="spellEnd"/>
           </w:p>
           <w:p>
             <w:pPr>
@@ -6136,8 +4487,6 @@
             <w:pPr>
               <w:pStyle w:val="HTMLPreformatted"/>
             </w:pPr>
-            <w:proofErr w:type="spellStart"/>
-            <w:proofErr w:type="gramStart"/>
             <w:r>
               <w:rPr>
                 <w:rStyle w:val="e"/>
@@ -6165,20 +4514,13 @@
               </w:rPr>
               <w:t>AddAuthentication</w:t>
             </w:r>
-            <w:proofErr w:type="spellEnd"/>
-            <w:proofErr w:type="gramEnd"/>
             <w:r>
               <w:t>()</w:t>
             </w:r>
             <w:r>
               <w:br/>
-              <w:t xml:space="preserve">  </w:t>
-            </w:r>
-            <w:proofErr w:type="gramStart"/>
-            <w:r>
-              <w:t xml:space="preserve">  .</w:t>
-            </w:r>
-            <w:proofErr w:type="spellStart"/>
+              <w:t xml:space="preserve">    .</w:t>
+            </w:r>
             <w:r>
               <w:rPr>
                 <w:rStyle w:val="e"/>
@@ -6186,8 +4528,6 @@
               </w:rPr>
               <w:t>AddGoogle</w:t>
             </w:r>
-            <w:proofErr w:type="spellEnd"/>
-            <w:proofErr w:type="gramEnd"/>
             <w:r>
               <w:t>(</w:t>
             </w:r>
@@ -6210,19 +4550,12 @@
             </w:r>
             <w:r>
               <w:br/>
-              <w:t xml:space="preserve"> </w:t>
-            </w:r>
-            <w:proofErr w:type="gramStart"/>
-            <w:r>
-              <w:t xml:space="preserve">   {</w:t>
-            </w:r>
-            <w:proofErr w:type="gramEnd"/>
+              <w:t xml:space="preserve">    {</w:t>
+            </w:r>
             <w:r>
               <w:br/>
               <w:t xml:space="preserve">        </w:t>
             </w:r>
-            <w:proofErr w:type="spellStart"/>
-            <w:proofErr w:type="gramStart"/>
             <w:r>
               <w:rPr>
                 <w:rStyle w:val="e"/>
@@ -6240,8 +4573,6 @@
               </w:rPr>
               <w:t>ClientId</w:t>
             </w:r>
-            <w:proofErr w:type="spellEnd"/>
-            <w:proofErr w:type="gramEnd"/>
             <w:r>
               <w:t xml:space="preserve"> </w:t>
             </w:r>
@@ -6255,8 +4586,6 @@
             <w:r>
               <w:t xml:space="preserve"> </w:t>
             </w:r>
-            <w:proofErr w:type="spellStart"/>
-            <w:proofErr w:type="gramStart"/>
             <w:r>
               <w:rPr>
                 <w:rStyle w:val="e"/>
@@ -6274,8 +4603,6 @@
               </w:rPr>
               <w:t>Configuration</w:t>
             </w:r>
-            <w:proofErr w:type="spellEnd"/>
-            <w:proofErr w:type="gramEnd"/>
             <w:r>
               <w:t>[</w:t>
             </w:r>
@@ -6284,32 +4611,7 @@
                 <w:rStyle w:val="c"/>
                 <w:rFonts w:eastAsiaTheme="majorEastAsia"/>
               </w:rPr>
-              <w:t>"</w:t>
-            </w:r>
-            <w:proofErr w:type="spellStart"/>
-            <w:proofErr w:type="gramStart"/>
-            <w:r>
-              <w:rPr>
-                <w:rStyle w:val="c"/>
-                <w:rFonts w:eastAsiaTheme="majorEastAsia"/>
-              </w:rPr>
-              <w:t>Authentication:Google</w:t>
-            </w:r>
-            <w:proofErr w:type="gramEnd"/>
-            <w:r>
-              <w:rPr>
-                <w:rStyle w:val="c"/>
-                <w:rFonts w:eastAsiaTheme="majorEastAsia"/>
-              </w:rPr>
-              <w:t>:ClientId</w:t>
-            </w:r>
-            <w:proofErr w:type="spellEnd"/>
-            <w:r>
-              <w:rPr>
-                <w:rStyle w:val="c"/>
-                <w:rFonts w:eastAsiaTheme="majorEastAsia"/>
-              </w:rPr>
-              <w:t>"</w:t>
+              <w:t>"Authentication:Google:ClientId"</w:t>
             </w:r>
             <w:r>
               <w:t>];</w:t>
@@ -6318,8 +4620,6 @@
               <w:br/>
               <w:t xml:space="preserve">        </w:t>
             </w:r>
-            <w:proofErr w:type="spellStart"/>
-            <w:proofErr w:type="gramStart"/>
             <w:r>
               <w:rPr>
                 <w:rStyle w:val="e"/>
@@ -6337,8 +4637,6 @@
               </w:rPr>
               <w:t>ClientSecret</w:t>
             </w:r>
-            <w:proofErr w:type="spellEnd"/>
-            <w:proofErr w:type="gramEnd"/>
             <w:r>
               <w:t xml:space="preserve"> </w:t>
             </w:r>
@@ -6352,8 +4650,6 @@
             <w:r>
               <w:t xml:space="preserve"> </w:t>
             </w:r>
-            <w:proofErr w:type="spellStart"/>
-            <w:proofErr w:type="gramStart"/>
             <w:r>
               <w:rPr>
                 <w:rStyle w:val="e"/>
@@ -6371,8 +4667,6 @@
               </w:rPr>
               <w:t>Configuration</w:t>
             </w:r>
-            <w:proofErr w:type="spellEnd"/>
-            <w:proofErr w:type="gramEnd"/>
             <w:r>
               <w:t>[</w:t>
             </w:r>
@@ -6381,47 +4675,14 @@
                 <w:rStyle w:val="c"/>
                 <w:rFonts w:eastAsiaTheme="majorEastAsia"/>
               </w:rPr>
-              <w:t>"</w:t>
-            </w:r>
-            <w:proofErr w:type="spellStart"/>
-            <w:proofErr w:type="gramStart"/>
-            <w:r>
-              <w:rPr>
-                <w:rStyle w:val="c"/>
-                <w:rFonts w:eastAsiaTheme="majorEastAsia"/>
-              </w:rPr>
-              <w:t>Authentication:Google</w:t>
-            </w:r>
-            <w:proofErr w:type="gramEnd"/>
-            <w:r>
-              <w:rPr>
-                <w:rStyle w:val="c"/>
-                <w:rFonts w:eastAsiaTheme="majorEastAsia"/>
-              </w:rPr>
-              <w:t>:ClientSecret</w:t>
-            </w:r>
-            <w:proofErr w:type="spellEnd"/>
-            <w:r>
-              <w:rPr>
-                <w:rStyle w:val="c"/>
-                <w:rFonts w:eastAsiaTheme="majorEastAsia"/>
-              </w:rPr>
-              <w:t>"</w:t>
+              <w:t>"Authentication:Google:ClientSecret"</w:t>
             </w:r>
             <w:r>
               <w:t>];</w:t>
             </w:r>
             <w:r>
               <w:br/>
-              <w:t xml:space="preserve">  </w:t>
-            </w:r>
-            <w:proofErr w:type="gramStart"/>
-            <w:r>
-              <w:t xml:space="preserve">  }</w:t>
-            </w:r>
-            <w:proofErr w:type="gramEnd"/>
-            <w:r>
-              <w:t>);</w:t>
+              <w:t xml:space="preserve">    });</w:t>
             </w:r>
           </w:p>
           <w:p>
@@ -6440,15 +4701,7 @@
             </w:pPr>
             <w:r>
               <w:lastRenderedPageBreak/>
-              <w:t xml:space="preserve">Using this </w:t>
-            </w:r>
-            <w:proofErr w:type="gramStart"/>
-            <w:r>
-              <w:t>code</w:t>
-            </w:r>
-            <w:proofErr w:type="gramEnd"/>
-            <w:r>
-              <w:t xml:space="preserve"> I was able to get the login system working</w:t>
+              <w:t>Using this code I was able to get the login system working</w:t>
             </w:r>
           </w:p>
         </w:tc>
@@ -6477,74 +4730,14 @@
               <w:pStyle w:val="Text"/>
             </w:pPr>
             <w:r>
-              <w:t xml:space="preserve">An unhandled exception occurred while processing the request. </w:t>
-            </w:r>
-            <w:proofErr w:type="spellStart"/>
-            <w:r>
-              <w:t>InvalidOperationException</w:t>
-            </w:r>
-            <w:proofErr w:type="spellEnd"/>
-            <w:r>
-              <w:t xml:space="preserve">: The model item passed into the </w:t>
-            </w:r>
-            <w:proofErr w:type="spellStart"/>
-            <w:r>
-              <w:t>ViewDataDictionary</w:t>
-            </w:r>
-            <w:proofErr w:type="spellEnd"/>
-            <w:r>
-              <w:t xml:space="preserve"> is of type '</w:t>
-            </w:r>
-            <w:proofErr w:type="spellStart"/>
-            <w:proofErr w:type="gramStart"/>
-            <w:r>
-              <w:t>GreenField.Models.Orders</w:t>
-            </w:r>
-            <w:proofErr w:type="spellEnd"/>
-            <w:proofErr w:type="gramEnd"/>
-            <w:r>
-              <w:t xml:space="preserve">', but this </w:t>
-            </w:r>
-            <w:proofErr w:type="spellStart"/>
-            <w:proofErr w:type="gramStart"/>
-            <w:r>
-              <w:t>ViewDataDictionary</w:t>
-            </w:r>
-            <w:proofErr w:type="spellEnd"/>
-            <w:r>
-              <w:t xml:space="preserve"> instance</w:t>
-            </w:r>
-            <w:proofErr w:type="gramEnd"/>
-            <w:r>
-              <w:t xml:space="preserve"> requires a model item of type '</w:t>
-            </w:r>
-            <w:proofErr w:type="gramStart"/>
-            <w:r>
-              <w:t>System.Collections.Generic.List</w:t>
-            </w:r>
-            <w:proofErr w:type="gramEnd"/>
+              <w:t>An unhandled exception occurred while processing the request. InvalidOperationException: The model item passed into the ViewDataDictionary is of type 'GreenField.Models.Orders', but this ViewDataDictionary instance requires a model item of type 'System.Collections.Generic.List</w:t>
+            </w:r>
             <w:r>
               <w:rPr>
                 <w:rStyle w:val="HTMLCode"/>
                 <w:rFonts w:eastAsiaTheme="majorEastAsia"/>
               </w:rPr>
-              <w:t>1[</w:t>
-            </w:r>
-            <w:proofErr w:type="gramStart"/>
-            <w:r>
-              <w:rPr>
-                <w:rStyle w:val="HTMLCode"/>
-                <w:rFonts w:eastAsiaTheme="majorEastAsia"/>
-              </w:rPr>
-              <w:t>GreenField.Models.BasketProducts</w:t>
-            </w:r>
-            <w:proofErr w:type="gramEnd"/>
-            <w:r>
-              <w:rPr>
-                <w:rStyle w:val="HTMLCode"/>
-                <w:rFonts w:eastAsiaTheme="majorEastAsia"/>
-              </w:rPr>
-              <w:t>]'.</w:t>
+              <w:t>1[GreenField.Models.BasketProducts]'.</w:t>
             </w:r>
             <w:r>
               <w:rPr>
@@ -6563,6 +4756,7 @@
           <w:p>
             <w:pPr>
               <w:pStyle w:val="Heading2"/>
+              <w:outlineLvl w:val="1"/>
               <w:rPr>
                 <w:rFonts w:ascii="Times New Roman" w:eastAsia="Times New Roman" w:hAnsi="Times New Roman"/>
               </w:rPr>
@@ -6589,7 +4783,6 @@
             <w:pPr>
               <w:pStyle w:val="HTMLPreformatted"/>
             </w:pPr>
-            <w:proofErr w:type="gramStart"/>
             <w:r>
               <w:rPr>
                 <w:rStyle w:val="7"/>
@@ -6597,11 +4790,9 @@
               </w:rPr>
               <w:t>@model</w:t>
             </w:r>
-            <w:proofErr w:type="gramEnd"/>
             <w:r>
               <w:t xml:space="preserve"> </w:t>
             </w:r>
-            <w:proofErr w:type="gramStart"/>
             <w:r>
               <w:rPr>
                 <w:rStyle w:val="e"/>
@@ -6616,7 +4807,6 @@
               </w:rPr>
               <w:t>&lt;</w:t>
             </w:r>
-            <w:proofErr w:type="spellStart"/>
             <w:r>
               <w:rPr>
                 <w:rStyle w:val="e"/>
@@ -6644,8 +4834,6 @@
               </w:rPr>
               <w:t>BasketProducts</w:t>
             </w:r>
-            <w:proofErr w:type="spellEnd"/>
-            <w:proofErr w:type="gramEnd"/>
             <w:r>
               <w:rPr>
                 <w:rStyle w:val="8"/>
@@ -6658,13 +4846,8 @@
             <w:pPr>
               <w:pStyle w:val="NormalWeb"/>
             </w:pPr>
-            <w:proofErr w:type="gramStart"/>
-            <w:r>
-              <w:t>So</w:t>
-            </w:r>
-            <w:proofErr w:type="gramEnd"/>
-            <w:r>
-              <w:t xml:space="preserve"> the view is expecting:</w:t>
+            <w:r>
+              <w:t>So the view is expecting:</w:t>
             </w:r>
             <w:r>
               <w:br/>
@@ -6750,8 +4933,6 @@
             <w:pPr>
               <w:pStyle w:val="HTMLPreformatted"/>
             </w:pPr>
-            <w:proofErr w:type="spellStart"/>
-            <w:proofErr w:type="gramStart"/>
             <w:r>
               <w:rPr>
                 <w:rStyle w:val="e"/>
@@ -6779,8 +4960,6 @@
               </w:rPr>
               <w:t>Orders</w:t>
             </w:r>
-            <w:proofErr w:type="spellEnd"/>
-            <w:proofErr w:type="gramEnd"/>
           </w:p>
           <w:p>
             <w:pPr>
@@ -6802,22 +4981,208 @@
                 <w:lang w:val="en-GB"/>
               </w:rPr>
               <w:pict w14:anchorId="0E69B449">
+                <v:rect id="_x0000_i1039" style="width:0;height:1.5pt" o:hralign="center" o:hrstd="t" o:hr="t" fillcolor="#a0a0a0" stroked="f"/>
+              </w:pict>
+            </w:r>
+          </w:p>
+          <w:p>
+            <w:pPr>
+              <w:pStyle w:val="Heading2"/>
+              <w:outlineLvl w:val="1"/>
+            </w:pPr>
+            <w:r>
+              <w:rPr>
+                <w:rFonts w:ascii="Segoe UI Emoji" w:hAnsi="Segoe UI Emoji" w:cs="Segoe UI Emoji"/>
+              </w:rPr>
+              <w:t>✅</w:t>
+            </w:r>
+            <w:r>
+              <w:t xml:space="preserve"> How to fix it</w:t>
+            </w:r>
+          </w:p>
+          <w:p>
+            <w:pPr>
+              <w:pStyle w:val="NormalWeb"/>
+            </w:pPr>
+            <w:r>
+              <w:t xml:space="preserve">You’ve got </w:t>
+            </w:r>
+            <w:r>
+              <w:rPr>
+                <w:rStyle w:val="Strong"/>
+                <w:rFonts w:eastAsiaTheme="majorEastAsia"/>
+              </w:rPr>
+              <w:t>2 options</w:t>
+            </w:r>
+            <w:r>
+              <w:t xml:space="preserve"> depending on what you actually want.</w:t>
+            </w:r>
+          </w:p>
+          <w:p>
+            <w:r>
+              <w:rPr>
+                <w:lang w:val="en-GB"/>
+              </w:rPr>
+              <w:pict w14:anchorId="08361C14">
+                <v:rect id="_x0000_i1040" style="width:0;height:1.5pt" o:hralign="center" o:hrstd="t" o:hr="t" fillcolor="#a0a0a0" stroked="f"/>
+              </w:pict>
+            </w:r>
+          </w:p>
+          <w:p>
+            <w:pPr>
+              <w:pStyle w:val="Heading1"/>
+              <w:outlineLvl w:val="0"/>
+            </w:pPr>
+            <w:r>
+              <w:rPr>
+                <w:rFonts w:ascii="Segoe UI Emoji" w:hAnsi="Segoe UI Emoji" w:cs="Segoe UI Emoji"/>
+              </w:rPr>
+              <w:lastRenderedPageBreak/>
+              <w:t>🔧</w:t>
+            </w:r>
+            <w:r>
+              <w:t xml:space="preserve"> OPTION 1 (Most likely correct)</w:t>
+            </w:r>
+          </w:p>
+          <w:p>
+            <w:pPr>
+              <w:pStyle w:val="NormalWeb"/>
+            </w:pPr>
+            <w:r>
+              <w:t>You want to display basket items → so send the correct model.</w:t>
+            </w:r>
+          </w:p>
+          <w:p>
+            <w:pPr>
+              <w:pStyle w:val="Heading3"/>
+              <w:outlineLvl w:val="2"/>
+            </w:pPr>
+            <w:r>
+              <w:rPr>
+                <w:rFonts w:ascii="Segoe UI Emoji" w:hAnsi="Segoe UI Emoji" w:cs="Segoe UI Emoji"/>
+              </w:rPr>
+              <w:t>✔</w:t>
+            </w:r>
+            <w:r>
+              <w:t xml:space="preserve"> Fix your controller</w:t>
+            </w:r>
+          </w:p>
+          <w:p>
+            <w:pPr>
+              <w:pStyle w:val="NormalWeb"/>
+            </w:pPr>
+            <w:r>
+              <w:t>Find your action that returns this view and change it to:</w:t>
+            </w:r>
+          </w:p>
+          <w:p>
+            <w:pPr>
+              <w:pStyle w:val="HTMLPreformatted"/>
+            </w:pPr>
+            <w:r>
+              <w:rPr>
+                <w:rStyle w:val="8"/>
+                <w:rFonts w:eastAsiaTheme="majorEastAsia"/>
+              </w:rPr>
+              <w:t>return</w:t>
+            </w:r>
+            <w:r>
+              <w:t xml:space="preserve"> </w:t>
+            </w:r>
+            <w:r>
+              <w:rPr>
+                <w:rStyle w:val="e"/>
+                <w:rFonts w:eastAsiaTheme="majorEastAsia"/>
+              </w:rPr>
+              <w:t>View</w:t>
+            </w:r>
+            <w:r>
+              <w:t>(</w:t>
+            </w:r>
+            <w:r>
+              <w:rPr>
+                <w:rStyle w:val="e"/>
+                <w:rFonts w:eastAsiaTheme="majorEastAsia"/>
+              </w:rPr>
+              <w:t>basketProducts</w:t>
+            </w:r>
+            <w:r>
+              <w:t>);</w:t>
+            </w:r>
+          </w:p>
+          <w:p>
+            <w:pPr>
+              <w:pStyle w:val="NormalWeb"/>
+            </w:pPr>
+            <w:r>
+              <w:t xml:space="preserve">Where </w:t>
+            </w:r>
+            <w:r>
+              <w:rPr>
+                <w:rStyle w:val="HTMLCode"/>
+              </w:rPr>
+              <w:t>basketProducts</w:t>
+            </w:r>
+            <w:r>
+              <w:t xml:space="preserve"> is:</w:t>
+            </w:r>
+          </w:p>
+          <w:p>
+            <w:pPr>
+              <w:pStyle w:val="HTMLPreformatted"/>
+            </w:pPr>
+            <w:r>
+              <w:rPr>
+                <w:rStyle w:val="e"/>
+                <w:rFonts w:eastAsiaTheme="majorEastAsia"/>
+              </w:rPr>
+              <w:t>List</w:t>
+            </w:r>
+            <w:r>
+              <w:rPr>
+                <w:rStyle w:val="8"/>
+                <w:rFonts w:eastAsiaTheme="majorEastAsia"/>
+              </w:rPr>
+              <w:t>&lt;</w:t>
+            </w:r>
+            <w:r>
+              <w:rPr>
+                <w:rStyle w:val="e"/>
+                <w:rFonts w:eastAsiaTheme="majorEastAsia"/>
+              </w:rPr>
+              <w:t>BasketProducts</w:t>
+            </w:r>
+            <w:r>
+              <w:rPr>
+                <w:rStyle w:val="8"/>
+                <w:rFonts w:eastAsiaTheme="majorEastAsia"/>
+              </w:rPr>
+              <w:t>&gt;</w:t>
+            </w:r>
+          </w:p>
+          <w:p>
+            <w:r>
+              <w:rPr>
+                <w:lang w:val="en-GB"/>
+              </w:rPr>
+              <w:pict w14:anchorId="1EDFF0A7">
                 <v:rect id="_x0000_i1041" style="width:0;height:1.5pt" o:hralign="center" o:hrstd="t" o:hr="t" fillcolor="#a0a0a0" stroked="f"/>
               </w:pict>
             </w:r>
           </w:p>
           <w:p>
             <w:pPr>
-              <w:pStyle w:val="Heading2"/>
+              <w:pStyle w:val="Heading1"/>
+              <w:outlineLvl w:val="0"/>
             </w:pPr>
             <w:r>
               <w:rPr>
                 <w:rFonts w:ascii="Segoe UI Emoji" w:hAnsi="Segoe UI Emoji" w:cs="Segoe UI Emoji"/>
               </w:rPr>
-              <w:t>✅</w:t>
-            </w:r>
-            <w:r>
-              <w:t xml:space="preserve"> How to fix it</w:t>
+              <w:t>🔧</w:t>
+            </w:r>
+            <w:r>
+              <w:t xml:space="preserve"> OPTION 2 (Better long-term – use a ViewModel)</w:t>
             </w:r>
           </w:p>
           <w:p>
@@ -6825,209 +5190,7 @@
               <w:pStyle w:val="NormalWeb"/>
             </w:pPr>
             <w:r>
-              <w:t xml:space="preserve">You’ve got </w:t>
-            </w:r>
-            <w:r>
-              <w:rPr>
-                <w:rStyle w:val="Strong"/>
-                <w:rFonts w:eastAsiaTheme="majorEastAsia"/>
-              </w:rPr>
-              <w:t>2 options</w:t>
-            </w:r>
-            <w:r>
-              <w:t xml:space="preserve"> depending on what you actually want.</w:t>
-            </w:r>
-          </w:p>
-          <w:p>
-            <w:r>
-              <w:rPr>
-                <w:lang w:val="en-GB"/>
-              </w:rPr>
-              <w:pict w14:anchorId="08361C14">
-                <v:rect id="_x0000_i1042" style="width:0;height:1.5pt" o:hralign="center" o:hrstd="t" o:hr="t" fillcolor="#a0a0a0" stroked="f"/>
-              </w:pict>
-            </w:r>
-          </w:p>
-          <w:p>
-            <w:pPr>
-              <w:pStyle w:val="Heading1"/>
-            </w:pPr>
-            <w:r>
-              <w:rPr>
-                <w:rFonts w:ascii="Segoe UI Emoji" w:hAnsi="Segoe UI Emoji" w:cs="Segoe UI Emoji"/>
-              </w:rPr>
-              <w:lastRenderedPageBreak/>
-              <w:t>🔧</w:t>
-            </w:r>
-            <w:r>
-              <w:t xml:space="preserve"> OPTION 1 (Most likely correct)</w:t>
-            </w:r>
-          </w:p>
-          <w:p>
-            <w:pPr>
-              <w:pStyle w:val="NormalWeb"/>
-            </w:pPr>
-            <w:r>
-              <w:t>You want to display basket items → so send the correct model.</w:t>
-            </w:r>
-          </w:p>
-          <w:p>
-            <w:pPr>
-              <w:pStyle w:val="Heading3"/>
-            </w:pPr>
-            <w:r>
-              <w:rPr>
-                <w:rFonts w:ascii="Segoe UI Emoji" w:hAnsi="Segoe UI Emoji" w:cs="Segoe UI Emoji"/>
-              </w:rPr>
-              <w:t>✔</w:t>
-            </w:r>
-            <w:r>
-              <w:t xml:space="preserve"> Fix your controller</w:t>
-            </w:r>
-          </w:p>
-          <w:p>
-            <w:pPr>
-              <w:pStyle w:val="NormalWeb"/>
-            </w:pPr>
-            <w:r>
-              <w:t>Find your action that returns this view and change it to:</w:t>
-            </w:r>
-          </w:p>
-          <w:p>
-            <w:pPr>
-              <w:pStyle w:val="HTMLPreformatted"/>
-            </w:pPr>
-            <w:r>
-              <w:rPr>
-                <w:rStyle w:val="8"/>
-                <w:rFonts w:eastAsiaTheme="majorEastAsia"/>
-              </w:rPr>
-              <w:t>return</w:t>
-            </w:r>
-            <w:r>
-              <w:t xml:space="preserve"> </w:t>
-            </w:r>
-            <w:r>
-              <w:rPr>
-                <w:rStyle w:val="e"/>
-                <w:rFonts w:eastAsiaTheme="majorEastAsia"/>
-              </w:rPr>
-              <w:t>View</w:t>
-            </w:r>
-            <w:r>
-              <w:t>(</w:t>
-            </w:r>
-            <w:proofErr w:type="spellStart"/>
-            <w:r>
-              <w:rPr>
-                <w:rStyle w:val="e"/>
-                <w:rFonts w:eastAsiaTheme="majorEastAsia"/>
-              </w:rPr>
-              <w:t>basketProducts</w:t>
-            </w:r>
-            <w:proofErr w:type="spellEnd"/>
-            <w:r>
-              <w:t>);</w:t>
-            </w:r>
-          </w:p>
-          <w:p>
-            <w:pPr>
-              <w:pStyle w:val="NormalWeb"/>
-            </w:pPr>
-            <w:r>
-              <w:t xml:space="preserve">Where </w:t>
-            </w:r>
-            <w:proofErr w:type="spellStart"/>
-            <w:r>
-              <w:rPr>
-                <w:rStyle w:val="HTMLCode"/>
-              </w:rPr>
-              <w:t>basketProducts</w:t>
-            </w:r>
-            <w:proofErr w:type="spellEnd"/>
-            <w:r>
-              <w:t xml:space="preserve"> is:</w:t>
-            </w:r>
-          </w:p>
-          <w:p>
-            <w:pPr>
-              <w:pStyle w:val="HTMLPreformatted"/>
-            </w:pPr>
-            <w:r>
-              <w:rPr>
-                <w:rStyle w:val="e"/>
-                <w:rFonts w:eastAsiaTheme="majorEastAsia"/>
-              </w:rPr>
-              <w:t>List</w:t>
-            </w:r>
-            <w:r>
-              <w:rPr>
-                <w:rStyle w:val="8"/>
-                <w:rFonts w:eastAsiaTheme="majorEastAsia"/>
-              </w:rPr>
-              <w:t>&lt;</w:t>
-            </w:r>
-            <w:r>
-              <w:rPr>
-                <w:rStyle w:val="e"/>
-                <w:rFonts w:eastAsiaTheme="majorEastAsia"/>
-              </w:rPr>
-              <w:t>BasketProducts</w:t>
-            </w:r>
-            <w:r>
-              <w:rPr>
-                <w:rStyle w:val="8"/>
-                <w:rFonts w:eastAsiaTheme="majorEastAsia"/>
-              </w:rPr>
-              <w:t>&gt;</w:t>
-            </w:r>
-          </w:p>
-          <w:p>
-            <w:r>
-              <w:rPr>
-                <w:lang w:val="en-GB"/>
-              </w:rPr>
-              <w:pict w14:anchorId="1EDFF0A7">
-                <v:rect id="_x0000_i1043" style="width:0;height:1.5pt" o:hralign="center" o:hrstd="t" o:hr="t" fillcolor="#a0a0a0" stroked="f"/>
-              </w:pict>
-            </w:r>
-          </w:p>
-          <w:p>
-            <w:pPr>
-              <w:pStyle w:val="Heading1"/>
-            </w:pPr>
-            <w:r>
-              <w:rPr>
-                <w:rFonts w:ascii="Segoe UI Emoji" w:hAnsi="Segoe UI Emoji" w:cs="Segoe UI Emoji"/>
-              </w:rPr>
-              <w:t>🔧</w:t>
-            </w:r>
-            <w:r>
-              <w:t xml:space="preserve"> OPTION 2 (Better long-term – use a </w:t>
-            </w:r>
-            <w:proofErr w:type="spellStart"/>
-            <w:r>
-              <w:t>ViewModel</w:t>
-            </w:r>
-            <w:proofErr w:type="spellEnd"/>
-            <w:r>
-              <w:t>)</w:t>
-            </w:r>
-          </w:p>
-          <w:p>
-            <w:pPr>
-              <w:pStyle w:val="NormalWeb"/>
-            </w:pPr>
-            <w:r>
-              <w:t xml:space="preserve">Right </w:t>
-            </w:r>
-            <w:proofErr w:type="gramStart"/>
-            <w:r>
-              <w:t>now</w:t>
-            </w:r>
-            <w:proofErr w:type="gramEnd"/>
-            <w:r>
-              <w:t xml:space="preserve"> you’re mixing:</w:t>
+              <w:t>Right now you’re mixing:</w:t>
             </w:r>
           </w:p>
           <w:p>
@@ -7093,6 +5256,429 @@
                 <w:lang w:val="en-GB"/>
               </w:rPr>
               <w:pict w14:anchorId="101FF1CA">
+                <v:rect id="_x0000_i1042" style="width:0;height:1.5pt" o:hralign="center" o:hrstd="t" o:hr="t" fillcolor="#a0a0a0" stroked="f"/>
+              </w:pict>
+            </w:r>
+          </w:p>
+          <w:p>
+            <w:pPr>
+              <w:pStyle w:val="Heading3"/>
+              <w:outlineLvl w:val="2"/>
+            </w:pPr>
+            <w:r>
+              <w:rPr>
+                <w:rFonts w:ascii="Segoe UI Emoji" w:hAnsi="Segoe UI Emoji" w:cs="Segoe UI Emoji"/>
+              </w:rPr>
+              <w:t>✔</w:t>
+            </w:r>
+            <w:r>
+              <w:t xml:space="preserve"> Create a ViewModel</w:t>
+            </w:r>
+          </w:p>
+          <w:p>
+            <w:pPr>
+              <w:pStyle w:val="HTMLPreformatted"/>
+            </w:pPr>
+            <w:r>
+              <w:rPr>
+                <w:rStyle w:val="8"/>
+                <w:rFonts w:eastAsiaTheme="majorEastAsia"/>
+              </w:rPr>
+              <w:t>public</w:t>
+            </w:r>
+            <w:r>
+              <w:t xml:space="preserve"> </w:t>
+            </w:r>
+            <w:r>
+              <w:rPr>
+                <w:rStyle w:val="8"/>
+                <w:rFonts w:eastAsiaTheme="majorEastAsia"/>
+              </w:rPr>
+              <w:t>class</w:t>
+            </w:r>
+            <w:r>
+              <w:t xml:space="preserve"> </w:t>
+            </w:r>
+            <w:r>
+              <w:rPr>
+                <w:rStyle w:val="e"/>
+                <w:rFonts w:eastAsiaTheme="majorEastAsia"/>
+              </w:rPr>
+              <w:t>ConfirmOrderViewModel</w:t>
+            </w:r>
+            <w:r>
+              <w:br/>
+              <w:t>{</w:t>
+            </w:r>
+            <w:r>
+              <w:br/>
+              <w:t xml:space="preserve">    </w:t>
+            </w:r>
+            <w:r>
+              <w:rPr>
+                <w:rStyle w:val="8"/>
+                <w:rFonts w:eastAsiaTheme="majorEastAsia"/>
+              </w:rPr>
+              <w:t>public</w:t>
+            </w:r>
+            <w:r>
+              <w:t xml:space="preserve"> </w:t>
+            </w:r>
+            <w:r>
+              <w:rPr>
+                <w:rStyle w:val="e"/>
+                <w:rFonts w:eastAsiaTheme="majorEastAsia"/>
+              </w:rPr>
+              <w:t>List</w:t>
+            </w:r>
+            <w:r>
+              <w:rPr>
+                <w:rStyle w:val="8"/>
+                <w:rFonts w:eastAsiaTheme="majorEastAsia"/>
+              </w:rPr>
+              <w:t>&lt;</w:t>
+            </w:r>
+            <w:r>
+              <w:rPr>
+                <w:rStyle w:val="e"/>
+                <w:rFonts w:eastAsiaTheme="majorEastAsia"/>
+              </w:rPr>
+              <w:t>BasketProducts</w:t>
+            </w:r>
+            <w:r>
+              <w:rPr>
+                <w:rStyle w:val="8"/>
+                <w:rFonts w:eastAsiaTheme="majorEastAsia"/>
+              </w:rPr>
+              <w:t>&gt;</w:t>
+            </w:r>
+            <w:r>
+              <w:t xml:space="preserve"> </w:t>
+            </w:r>
+            <w:r>
+              <w:rPr>
+                <w:rStyle w:val="e"/>
+                <w:rFonts w:eastAsiaTheme="majorEastAsia"/>
+              </w:rPr>
+              <w:t>Items</w:t>
+            </w:r>
+            <w:r>
+              <w:t xml:space="preserve"> { </w:t>
+            </w:r>
+            <w:r>
+              <w:rPr>
+                <w:rStyle w:val="8"/>
+                <w:rFonts w:eastAsiaTheme="majorEastAsia"/>
+              </w:rPr>
+              <w:t>get</w:t>
+            </w:r>
+            <w:r>
+              <w:t xml:space="preserve">; </w:t>
+            </w:r>
+            <w:r>
+              <w:rPr>
+                <w:rStyle w:val="8"/>
+                <w:rFonts w:eastAsiaTheme="majorEastAsia"/>
+              </w:rPr>
+              <w:t>set</w:t>
+            </w:r>
+            <w:r>
+              <w:t>; }</w:t>
+            </w:r>
+            <w:r>
+              <w:br/>
+              <w:t xml:space="preserve">    </w:t>
+            </w:r>
+            <w:r>
+              <w:rPr>
+                <w:rStyle w:val="8"/>
+                <w:rFonts w:eastAsiaTheme="majorEastAsia"/>
+              </w:rPr>
+              <w:t>public</w:t>
+            </w:r>
+            <w:r>
+              <w:t xml:space="preserve"> </w:t>
+            </w:r>
+            <w:r>
+              <w:rPr>
+                <w:rStyle w:val="e"/>
+                <w:rFonts w:eastAsiaTheme="majorEastAsia"/>
+              </w:rPr>
+              <w:t>Orders</w:t>
+            </w:r>
+            <w:r>
+              <w:t xml:space="preserve"> </w:t>
+            </w:r>
+            <w:r>
+              <w:rPr>
+                <w:rStyle w:val="e"/>
+                <w:rFonts w:eastAsiaTheme="majorEastAsia"/>
+              </w:rPr>
+              <w:t>Order</w:t>
+            </w:r>
+            <w:r>
+              <w:t xml:space="preserve"> { </w:t>
+            </w:r>
+            <w:r>
+              <w:rPr>
+                <w:rStyle w:val="8"/>
+                <w:rFonts w:eastAsiaTheme="majorEastAsia"/>
+              </w:rPr>
+              <w:t>get</w:t>
+            </w:r>
+            <w:r>
+              <w:t xml:space="preserve">; </w:t>
+            </w:r>
+            <w:r>
+              <w:rPr>
+                <w:rStyle w:val="8"/>
+                <w:rFonts w:eastAsiaTheme="majorEastAsia"/>
+              </w:rPr>
+              <w:t>set</w:t>
+            </w:r>
+            <w:r>
+              <w:t>; }</w:t>
+            </w:r>
+            <w:r>
+              <w:br/>
+              <w:t xml:space="preserve">    </w:t>
+            </w:r>
+            <w:r>
+              <w:rPr>
+                <w:rStyle w:val="8"/>
+                <w:rFonts w:eastAsiaTheme="majorEastAsia"/>
+              </w:rPr>
+              <w:t>public</w:t>
+            </w:r>
+            <w:r>
+              <w:t xml:space="preserve"> </w:t>
+            </w:r>
+            <w:r>
+              <w:rPr>
+                <w:rStyle w:val="e"/>
+                <w:rFonts w:eastAsiaTheme="majorEastAsia"/>
+              </w:rPr>
+              <w:t>decimal</w:t>
+            </w:r>
+            <w:r>
+              <w:t xml:space="preserve"> </w:t>
+            </w:r>
+            <w:r>
+              <w:rPr>
+                <w:rStyle w:val="e"/>
+                <w:rFonts w:eastAsiaTheme="majorEastAsia"/>
+              </w:rPr>
+              <w:t>Subtotal</w:t>
+            </w:r>
+            <w:r>
+              <w:t xml:space="preserve"> { </w:t>
+            </w:r>
+            <w:r>
+              <w:rPr>
+                <w:rStyle w:val="8"/>
+                <w:rFonts w:eastAsiaTheme="majorEastAsia"/>
+              </w:rPr>
+              <w:t>get</w:t>
+            </w:r>
+            <w:r>
+              <w:t xml:space="preserve">; </w:t>
+            </w:r>
+            <w:r>
+              <w:rPr>
+                <w:rStyle w:val="8"/>
+                <w:rFonts w:eastAsiaTheme="majorEastAsia"/>
+              </w:rPr>
+              <w:t>set</w:t>
+            </w:r>
+            <w:r>
+              <w:t>; }</w:t>
+            </w:r>
+            <w:r>
+              <w:br/>
+              <w:t xml:space="preserve">    </w:t>
+            </w:r>
+            <w:r>
+              <w:rPr>
+                <w:rStyle w:val="8"/>
+                <w:rFonts w:eastAsiaTheme="majorEastAsia"/>
+              </w:rPr>
+              <w:t>public</w:t>
+            </w:r>
+            <w:r>
+              <w:t xml:space="preserve"> </w:t>
+            </w:r>
+            <w:r>
+              <w:rPr>
+                <w:rStyle w:val="e"/>
+                <w:rFonts w:eastAsiaTheme="majorEastAsia"/>
+              </w:rPr>
+              <w:t>decimal</w:t>
+            </w:r>
+            <w:r>
+              <w:t xml:space="preserve"> </w:t>
+            </w:r>
+            <w:r>
+              <w:rPr>
+                <w:rStyle w:val="e"/>
+                <w:rFonts w:eastAsiaTheme="majorEastAsia"/>
+              </w:rPr>
+              <w:t>DiscountPercent</w:t>
+            </w:r>
+            <w:r>
+              <w:t xml:space="preserve"> { </w:t>
+            </w:r>
+            <w:r>
+              <w:rPr>
+                <w:rStyle w:val="8"/>
+                <w:rFonts w:eastAsiaTheme="majorEastAsia"/>
+              </w:rPr>
+              <w:t>get</w:t>
+            </w:r>
+            <w:r>
+              <w:t xml:space="preserve">; </w:t>
+            </w:r>
+            <w:r>
+              <w:rPr>
+                <w:rStyle w:val="8"/>
+                <w:rFonts w:eastAsiaTheme="majorEastAsia"/>
+              </w:rPr>
+              <w:t>set</w:t>
+            </w:r>
+            <w:r>
+              <w:t>; }</w:t>
+            </w:r>
+            <w:r>
+              <w:br/>
+              <w:t>}</w:t>
+            </w:r>
+          </w:p>
+          <w:p>
+            <w:r>
+              <w:rPr>
+                <w:lang w:val="en-GB"/>
+              </w:rPr>
+              <w:pict w14:anchorId="348B91EC">
+                <v:rect id="_x0000_i1043" style="width:0;height:1.5pt" o:hralign="center" o:hrstd="t" o:hr="t" fillcolor="#a0a0a0" stroked="f"/>
+              </w:pict>
+            </w:r>
+          </w:p>
+          <w:p>
+            <w:pPr>
+              <w:pStyle w:val="Heading3"/>
+              <w:outlineLvl w:val="2"/>
+            </w:pPr>
+            <w:r>
+              <w:rPr>
+                <w:rFonts w:ascii="Segoe UI Emoji" w:hAnsi="Segoe UI Emoji" w:cs="Segoe UI Emoji"/>
+              </w:rPr>
+              <w:t>✔</w:t>
+            </w:r>
+            <w:r>
+              <w:t xml:space="preserve"> Change your view</w:t>
+            </w:r>
+          </w:p>
+          <w:p>
+            <w:pPr>
+              <w:pStyle w:val="HTMLPreformatted"/>
+            </w:pPr>
+            <w:r>
+              <w:rPr>
+                <w:rStyle w:val="7"/>
+                <w:rFonts w:eastAsiaTheme="majorEastAsia"/>
+              </w:rPr>
+              <w:t>@model</w:t>
+            </w:r>
+            <w:r>
+              <w:t xml:space="preserve"> </w:t>
+            </w:r>
+            <w:r>
+              <w:rPr>
+                <w:rStyle w:val="e"/>
+                <w:rFonts w:eastAsiaTheme="majorEastAsia"/>
+              </w:rPr>
+              <w:t>ConfirmOrderViewModel</w:t>
+            </w:r>
+          </w:p>
+          <w:p>
+            <w:pPr>
+              <w:pStyle w:val="NormalWeb"/>
+            </w:pPr>
+            <w:r>
+              <w:t>Then:</w:t>
+            </w:r>
+          </w:p>
+          <w:p>
+            <w:pPr>
+              <w:pStyle w:val="HTMLPreformatted"/>
+            </w:pPr>
+            <w:r>
+              <w:rPr>
+                <w:rStyle w:val="7"/>
+                <w:rFonts w:eastAsiaTheme="majorEastAsia"/>
+              </w:rPr>
+              <w:t>@foreach</w:t>
+            </w:r>
+            <w:r>
+              <w:t xml:space="preserve"> (</w:t>
+            </w:r>
+            <w:r>
+              <w:rPr>
+                <w:rStyle w:val="8"/>
+                <w:rFonts w:eastAsiaTheme="majorEastAsia"/>
+              </w:rPr>
+              <w:t>var</w:t>
+            </w:r>
+            <w:r>
+              <w:t xml:space="preserve"> </w:t>
+            </w:r>
+            <w:r>
+              <w:rPr>
+                <w:rStyle w:val="e"/>
+                <w:rFonts w:eastAsiaTheme="majorEastAsia"/>
+              </w:rPr>
+              <w:t>item</w:t>
+            </w:r>
+            <w:r>
+              <w:t xml:space="preserve"> </w:t>
+            </w:r>
+            <w:r>
+              <w:rPr>
+                <w:rStyle w:val="8"/>
+                <w:rFonts w:eastAsiaTheme="majorEastAsia"/>
+              </w:rPr>
+              <w:t>in</w:t>
+            </w:r>
+            <w:r>
+              <w:t xml:space="preserve"> </w:t>
+            </w:r>
+            <w:r>
+              <w:rPr>
+                <w:rStyle w:val="e"/>
+                <w:rFonts w:eastAsiaTheme="majorEastAsia"/>
+              </w:rPr>
+              <w:t>Model</w:t>
+            </w:r>
+            <w:r>
+              <w:t>.</w:t>
+            </w:r>
+            <w:r>
+              <w:rPr>
+                <w:rStyle w:val="e"/>
+                <w:rFonts w:eastAsiaTheme="majorEastAsia"/>
+              </w:rPr>
+              <w:t>Items</w:t>
+            </w:r>
+            <w:r>
+              <w:t>)</w:t>
+            </w:r>
+          </w:p>
+          <w:p>
+            <w:r>
+              <w:rPr>
+                <w:lang w:val="en-GB"/>
+              </w:rPr>
+              <w:lastRenderedPageBreak/>
+              <w:pict w14:anchorId="6969E5C5">
                 <v:rect id="_x0000_i1044" style="width:0;height:1.5pt" o:hralign="center" o:hrstd="t" o:hr="t" fillcolor="#a0a0a0" stroked="f"/>
               </w:pict>
             </w:r>
@@ -7100,6 +5686,7 @@
           <w:p>
             <w:pPr>
               <w:pStyle w:val="Heading3"/>
+              <w:outlineLvl w:val="2"/>
             </w:pPr>
             <w:r>
               <w:rPr>
@@ -7108,13 +5695,8 @@
               <w:t>✔</w:t>
             </w:r>
             <w:r>
-              <w:t xml:space="preserve"> Create a </w:t>
-            </w:r>
-            <w:proofErr w:type="spellStart"/>
-            <w:r>
-              <w:t>ViewModel</w:t>
-            </w:r>
-            <w:proofErr w:type="spellEnd"/>
+              <w:t xml:space="preserve"> Controller</w:t>
+            </w:r>
           </w:p>
           <w:p>
             <w:pPr>
@@ -7125,22 +5707,41 @@
                 <w:rStyle w:val="8"/>
                 <w:rFonts w:eastAsiaTheme="majorEastAsia"/>
               </w:rPr>
-              <w:t>public</w:t>
+              <w:t>var</w:t>
             </w:r>
             <w:r>
               <w:t xml:space="preserve"> </w:t>
             </w:r>
             <w:r>
               <w:rPr>
+                <w:rStyle w:val="e"/>
+                <w:rFonts w:eastAsiaTheme="majorEastAsia"/>
+              </w:rPr>
+              <w:t>vm</w:t>
+            </w:r>
+            <w:r>
+              <w:t xml:space="preserve"> </w:t>
+            </w:r>
+            <w:r>
+              <w:rPr>
                 <w:rStyle w:val="8"/>
                 <w:rFonts w:eastAsiaTheme="majorEastAsia"/>
               </w:rPr>
-              <w:t>class</w:t>
+              <w:t>=</w:t>
             </w:r>
             <w:r>
               <w:t xml:space="preserve"> </w:t>
             </w:r>
-            <w:proofErr w:type="spellStart"/>
+            <w:r>
+              <w:rPr>
+                <w:rStyle w:val="8"/>
+                <w:rFonts w:eastAsiaTheme="majorEastAsia"/>
+              </w:rPr>
+              <w:t>new</w:t>
+            </w:r>
+            <w:r>
+              <w:t xml:space="preserve"> </w:t>
+            </w:r>
             <w:r>
               <w:rPr>
                 <w:rStyle w:val="e"/>
@@ -7148,7 +5749,6 @@
               </w:rPr>
               <w:t>ConfirmOrderViewModel</w:t>
             </w:r>
-            <w:proofErr w:type="spellEnd"/>
             <w:r>
               <w:br/>
               <w:t>{</w:t>
@@ -7159,10 +5759,20 @@
             </w:r>
             <w:r>
               <w:rPr>
+                <w:rStyle w:val="e"/>
+                <w:rFonts w:eastAsiaTheme="majorEastAsia"/>
+              </w:rPr>
+              <w:t>Items</w:t>
+            </w:r>
+            <w:r>
+              <w:t xml:space="preserve"> </w:t>
+            </w:r>
+            <w:r>
+              <w:rPr>
                 <w:rStyle w:val="8"/>
                 <w:rFonts w:eastAsiaTheme="majorEastAsia"/>
               </w:rPr>
-              <w:t>public</w:t>
+              <w:t>=</w:t>
             </w:r>
             <w:r>
               <w:t xml:space="preserve"> </w:t>
@@ -7172,79 +5782,31 @@
                 <w:rStyle w:val="e"/>
                 <w:rFonts w:eastAsiaTheme="majorEastAsia"/>
               </w:rPr>
-              <w:t>List</w:t>
-            </w:r>
-            <w:r>
-              <w:rPr>
-                <w:rStyle w:val="8"/>
-                <w:rFonts w:eastAsiaTheme="majorEastAsia"/>
-              </w:rPr>
-              <w:t>&lt;</w:t>
-            </w:r>
-            <w:r>
-              <w:rPr>
-                <w:rStyle w:val="e"/>
-                <w:rFonts w:eastAsiaTheme="majorEastAsia"/>
-              </w:rPr>
-              <w:t>BasketProducts</w:t>
-            </w:r>
-            <w:r>
-              <w:rPr>
-                <w:rStyle w:val="8"/>
-                <w:rFonts w:eastAsiaTheme="majorEastAsia"/>
-              </w:rPr>
-              <w:t>&gt;</w:t>
-            </w:r>
-            <w:r>
-              <w:t xml:space="preserve"> </w:t>
-            </w:r>
-            <w:r>
-              <w:rPr>
-                <w:rStyle w:val="e"/>
-                <w:rFonts w:eastAsiaTheme="majorEastAsia"/>
-              </w:rPr>
-              <w:t>Items</w:t>
-            </w:r>
-            <w:r>
-              <w:t xml:space="preserve"> </w:t>
-            </w:r>
-            <w:proofErr w:type="gramStart"/>
-            <w:r>
-              <w:t xml:space="preserve">{ </w:t>
-            </w:r>
-            <w:r>
-              <w:rPr>
-                <w:rStyle w:val="8"/>
-                <w:rFonts w:eastAsiaTheme="majorEastAsia"/>
-              </w:rPr>
-              <w:t>get</w:t>
-            </w:r>
-            <w:proofErr w:type="gramEnd"/>
-            <w:r>
-              <w:t xml:space="preserve">; </w:t>
-            </w:r>
-            <w:r>
-              <w:rPr>
-                <w:rStyle w:val="8"/>
-                <w:rFonts w:eastAsiaTheme="majorEastAsia"/>
-              </w:rPr>
-              <w:t>set</w:t>
-            </w:r>
-            <w:proofErr w:type="gramStart"/>
-            <w:r>
-              <w:t>; }</w:t>
-            </w:r>
-            <w:proofErr w:type="gramEnd"/>
+              <w:t>basketProducts</w:t>
+            </w:r>
+            <w:r>
+              <w:t>,</w:t>
+            </w:r>
             <w:r>
               <w:br/>
               <w:t xml:space="preserve">    </w:t>
             </w:r>
             <w:r>
               <w:rPr>
+                <w:rStyle w:val="e"/>
+                <w:rFonts w:eastAsiaTheme="majorEastAsia"/>
+              </w:rPr>
+              <w:t>Order</w:t>
+            </w:r>
+            <w:r>
+              <w:t xml:space="preserve"> </w:t>
+            </w:r>
+            <w:r>
+              <w:rPr>
                 <w:rStyle w:val="8"/>
                 <w:rFonts w:eastAsiaTheme="majorEastAsia"/>
               </w:rPr>
-              <w:t>public</w:t>
+              <w:t>=</w:t>
             </w:r>
             <w:r>
               <w:t xml:space="preserve"> </w:t>
@@ -7254,58 +5816,31 @@
                 <w:rStyle w:val="e"/>
                 <w:rFonts w:eastAsiaTheme="majorEastAsia"/>
               </w:rPr>
-              <w:t>Orders</w:t>
-            </w:r>
-            <w:r>
-              <w:t xml:space="preserve"> </w:t>
-            </w:r>
-            <w:r>
-              <w:rPr>
-                <w:rStyle w:val="e"/>
-                <w:rFonts w:eastAsiaTheme="majorEastAsia"/>
-              </w:rPr>
-              <w:t>Order</w:t>
-            </w:r>
-            <w:r>
-              <w:t xml:space="preserve"> </w:t>
-            </w:r>
-            <w:proofErr w:type="gramStart"/>
-            <w:r>
-              <w:t xml:space="preserve">{ </w:t>
-            </w:r>
-            <w:r>
-              <w:rPr>
-                <w:rStyle w:val="8"/>
-                <w:rFonts w:eastAsiaTheme="majorEastAsia"/>
-              </w:rPr>
-              <w:t>get</w:t>
-            </w:r>
-            <w:proofErr w:type="gramEnd"/>
-            <w:r>
-              <w:t xml:space="preserve">; </w:t>
-            </w:r>
-            <w:r>
-              <w:rPr>
-                <w:rStyle w:val="8"/>
-                <w:rFonts w:eastAsiaTheme="majorEastAsia"/>
-              </w:rPr>
-              <w:t>set</w:t>
-            </w:r>
-            <w:proofErr w:type="gramStart"/>
-            <w:r>
-              <w:t>; }</w:t>
-            </w:r>
-            <w:proofErr w:type="gramEnd"/>
+              <w:t>order</w:t>
+            </w:r>
+            <w:r>
+              <w:t>,</w:t>
+            </w:r>
             <w:r>
               <w:br/>
               <w:t xml:space="preserve">    </w:t>
             </w:r>
             <w:r>
               <w:rPr>
+                <w:rStyle w:val="e"/>
+                <w:rFonts w:eastAsiaTheme="majorEastAsia"/>
+              </w:rPr>
+              <w:t>Subtotal</w:t>
+            </w:r>
+            <w:r>
+              <w:t xml:space="preserve"> </w:t>
+            </w:r>
+            <w:r>
+              <w:rPr>
                 <w:rStyle w:val="8"/>
                 <w:rFonts w:eastAsiaTheme="majorEastAsia"/>
               </w:rPr>
-              <w:t>public</w:t>
+              <w:t>=</w:t>
             </w:r>
             <w:r>
               <w:t xml:space="preserve"> </w:t>
@@ -7315,58 +5850,31 @@
                 <w:rStyle w:val="e"/>
                 <w:rFonts w:eastAsiaTheme="majorEastAsia"/>
               </w:rPr>
-              <w:t>decimal</w:t>
-            </w:r>
-            <w:r>
-              <w:t xml:space="preserve"> </w:t>
-            </w:r>
-            <w:r>
-              <w:rPr>
-                <w:rStyle w:val="e"/>
-                <w:rFonts w:eastAsiaTheme="majorEastAsia"/>
-              </w:rPr>
-              <w:t>Subtotal</w:t>
-            </w:r>
-            <w:r>
-              <w:t xml:space="preserve"> </w:t>
-            </w:r>
-            <w:proofErr w:type="gramStart"/>
-            <w:r>
-              <w:t xml:space="preserve">{ </w:t>
-            </w:r>
-            <w:r>
-              <w:rPr>
-                <w:rStyle w:val="8"/>
-                <w:rFonts w:eastAsiaTheme="majorEastAsia"/>
-              </w:rPr>
-              <w:t>get</w:t>
-            </w:r>
-            <w:proofErr w:type="gramEnd"/>
-            <w:r>
-              <w:t xml:space="preserve">; </w:t>
-            </w:r>
-            <w:r>
-              <w:rPr>
-                <w:rStyle w:val="8"/>
-                <w:rFonts w:eastAsiaTheme="majorEastAsia"/>
-              </w:rPr>
-              <w:t>set</w:t>
-            </w:r>
-            <w:proofErr w:type="gramStart"/>
-            <w:r>
-              <w:t>; }</w:t>
-            </w:r>
-            <w:proofErr w:type="gramEnd"/>
+              <w:t>subtotal</w:t>
+            </w:r>
+            <w:r>
+              <w:t>,</w:t>
+            </w:r>
             <w:r>
               <w:br/>
               <w:t xml:space="preserve">    </w:t>
             </w:r>
             <w:r>
               <w:rPr>
+                <w:rStyle w:val="e"/>
+                <w:rFonts w:eastAsiaTheme="majorEastAsia"/>
+              </w:rPr>
+              <w:t>DiscountPercent</w:t>
+            </w:r>
+            <w:r>
+              <w:t xml:space="preserve"> </w:t>
+            </w:r>
+            <w:r>
+              <w:rPr>
                 <w:rStyle w:val="8"/>
                 <w:rFonts w:eastAsiaTheme="majorEastAsia"/>
               </w:rPr>
-              <w:t>public</w:t>
+              <w:t>=</w:t>
             </w:r>
             <w:r>
               <w:t xml:space="preserve"> </w:t>
@@ -7376,405 +5884,8 @@
                 <w:rStyle w:val="e"/>
                 <w:rFonts w:eastAsiaTheme="majorEastAsia"/>
               </w:rPr>
-              <w:t>decimal</w:t>
-            </w:r>
-            <w:r>
-              <w:t xml:space="preserve"> </w:t>
-            </w:r>
-            <w:proofErr w:type="spellStart"/>
-            <w:r>
-              <w:rPr>
-                <w:rStyle w:val="e"/>
-                <w:rFonts w:eastAsiaTheme="majorEastAsia"/>
-              </w:rPr>
-              <w:t>DiscountPercent</w:t>
-            </w:r>
-            <w:proofErr w:type="spellEnd"/>
-            <w:r>
-              <w:t xml:space="preserve"> </w:t>
-            </w:r>
-            <w:proofErr w:type="gramStart"/>
-            <w:r>
-              <w:t xml:space="preserve">{ </w:t>
-            </w:r>
-            <w:r>
-              <w:rPr>
-                <w:rStyle w:val="8"/>
-                <w:rFonts w:eastAsiaTheme="majorEastAsia"/>
-              </w:rPr>
-              <w:t>get</w:t>
-            </w:r>
-            <w:proofErr w:type="gramEnd"/>
-            <w:r>
-              <w:t xml:space="preserve">; </w:t>
-            </w:r>
-            <w:r>
-              <w:rPr>
-                <w:rStyle w:val="8"/>
-                <w:rFonts w:eastAsiaTheme="majorEastAsia"/>
-              </w:rPr>
-              <w:t>set</w:t>
-            </w:r>
-            <w:proofErr w:type="gramStart"/>
-            <w:r>
-              <w:t>; }</w:t>
-            </w:r>
-            <w:proofErr w:type="gramEnd"/>
-            <w:r>
-              <w:br/>
-              <w:t>}</w:t>
-            </w:r>
-          </w:p>
-          <w:p>
-            <w:r>
-              <w:rPr>
-                <w:lang w:val="en-GB"/>
-              </w:rPr>
-              <w:pict w14:anchorId="348B91EC">
-                <v:rect id="_x0000_i1045" style="width:0;height:1.5pt" o:hralign="center" o:hrstd="t" o:hr="t" fillcolor="#a0a0a0" stroked="f"/>
-              </w:pict>
-            </w:r>
-          </w:p>
-          <w:p>
-            <w:pPr>
-              <w:pStyle w:val="Heading3"/>
-            </w:pPr>
-            <w:r>
-              <w:rPr>
-                <w:rFonts w:ascii="Segoe UI Emoji" w:hAnsi="Segoe UI Emoji" w:cs="Segoe UI Emoji"/>
-              </w:rPr>
-              <w:t>✔</w:t>
-            </w:r>
-            <w:r>
-              <w:t xml:space="preserve"> Change your view</w:t>
-            </w:r>
-          </w:p>
-          <w:p>
-            <w:pPr>
-              <w:pStyle w:val="HTMLPreformatted"/>
-            </w:pPr>
-            <w:proofErr w:type="gramStart"/>
-            <w:r>
-              <w:rPr>
-                <w:rStyle w:val="7"/>
-                <w:rFonts w:eastAsiaTheme="majorEastAsia"/>
-              </w:rPr>
-              <w:t>@model</w:t>
-            </w:r>
-            <w:proofErr w:type="gramEnd"/>
-            <w:r>
-              <w:t xml:space="preserve"> </w:t>
-            </w:r>
-            <w:proofErr w:type="spellStart"/>
-            <w:r>
-              <w:rPr>
-                <w:rStyle w:val="e"/>
-                <w:rFonts w:eastAsiaTheme="majorEastAsia"/>
-              </w:rPr>
-              <w:t>ConfirmOrderViewModel</w:t>
-            </w:r>
-            <w:proofErr w:type="spellEnd"/>
-          </w:p>
-          <w:p>
-            <w:pPr>
-              <w:pStyle w:val="NormalWeb"/>
-            </w:pPr>
-            <w:r>
-              <w:t>Then:</w:t>
-            </w:r>
-          </w:p>
-          <w:p>
-            <w:pPr>
-              <w:pStyle w:val="HTMLPreformatted"/>
-            </w:pPr>
-            <w:proofErr w:type="gramStart"/>
-            <w:r>
-              <w:rPr>
-                <w:rStyle w:val="7"/>
-                <w:rFonts w:eastAsiaTheme="majorEastAsia"/>
-              </w:rPr>
-              <w:t>@foreach</w:t>
-            </w:r>
-            <w:proofErr w:type="gramEnd"/>
-            <w:r>
-              <w:t xml:space="preserve"> (</w:t>
-            </w:r>
-            <w:r>
-              <w:rPr>
-                <w:rStyle w:val="8"/>
-                <w:rFonts w:eastAsiaTheme="majorEastAsia"/>
-              </w:rPr>
-              <w:t>var</w:t>
-            </w:r>
-            <w:r>
-              <w:t xml:space="preserve"> </w:t>
-            </w:r>
-            <w:r>
-              <w:rPr>
-                <w:rStyle w:val="e"/>
-                <w:rFonts w:eastAsiaTheme="majorEastAsia"/>
-              </w:rPr>
-              <w:t>item</w:t>
-            </w:r>
-            <w:r>
-              <w:t xml:space="preserve"> </w:t>
-            </w:r>
-            <w:r>
-              <w:rPr>
-                <w:rStyle w:val="8"/>
-                <w:rFonts w:eastAsiaTheme="majorEastAsia"/>
-              </w:rPr>
-              <w:t>in</w:t>
-            </w:r>
-            <w:r>
-              <w:t xml:space="preserve"> </w:t>
-            </w:r>
-            <w:proofErr w:type="spellStart"/>
-            <w:r>
-              <w:rPr>
-                <w:rStyle w:val="e"/>
-                <w:rFonts w:eastAsiaTheme="majorEastAsia"/>
-              </w:rPr>
-              <w:t>Model</w:t>
-            </w:r>
-            <w:r>
-              <w:t>.</w:t>
-            </w:r>
-            <w:r>
-              <w:rPr>
-                <w:rStyle w:val="e"/>
-                <w:rFonts w:eastAsiaTheme="majorEastAsia"/>
-              </w:rPr>
-              <w:t>Items</w:t>
-            </w:r>
-            <w:proofErr w:type="spellEnd"/>
-            <w:r>
-              <w:t>)</w:t>
-            </w:r>
-          </w:p>
-          <w:p>
-            <w:r>
-              <w:rPr>
-                <w:lang w:val="en-GB"/>
-              </w:rPr>
-              <w:lastRenderedPageBreak/>
-              <w:pict w14:anchorId="6969E5C5">
-                <v:rect id="_x0000_i1046" style="width:0;height:1.5pt" o:hralign="center" o:hrstd="t" o:hr="t" fillcolor="#a0a0a0" stroked="f"/>
-              </w:pict>
-            </w:r>
-          </w:p>
-          <w:p>
-            <w:pPr>
-              <w:pStyle w:val="Heading3"/>
-            </w:pPr>
-            <w:r>
-              <w:rPr>
-                <w:rFonts w:ascii="Segoe UI Emoji" w:hAnsi="Segoe UI Emoji" w:cs="Segoe UI Emoji"/>
-              </w:rPr>
-              <w:t>✔</w:t>
-            </w:r>
-            <w:r>
-              <w:t xml:space="preserve"> Controller</w:t>
-            </w:r>
-          </w:p>
-          <w:p>
-            <w:pPr>
-              <w:pStyle w:val="HTMLPreformatted"/>
-            </w:pPr>
-            <w:r>
-              <w:rPr>
-                <w:rStyle w:val="8"/>
-                <w:rFonts w:eastAsiaTheme="majorEastAsia"/>
-              </w:rPr>
-              <w:t>var</w:t>
-            </w:r>
-            <w:r>
-              <w:t xml:space="preserve"> </w:t>
-            </w:r>
-            <w:proofErr w:type="spellStart"/>
-            <w:r>
-              <w:rPr>
-                <w:rStyle w:val="e"/>
-                <w:rFonts w:eastAsiaTheme="majorEastAsia"/>
-              </w:rPr>
-              <w:t>vm</w:t>
-            </w:r>
-            <w:proofErr w:type="spellEnd"/>
-            <w:r>
-              <w:t xml:space="preserve"> </w:t>
-            </w:r>
-            <w:r>
-              <w:rPr>
-                <w:rStyle w:val="8"/>
-                <w:rFonts w:eastAsiaTheme="majorEastAsia"/>
-              </w:rPr>
-              <w:t>=</w:t>
-            </w:r>
-            <w:r>
-              <w:t xml:space="preserve"> </w:t>
-            </w:r>
-            <w:r>
-              <w:rPr>
-                <w:rStyle w:val="8"/>
-                <w:rFonts w:eastAsiaTheme="majorEastAsia"/>
-              </w:rPr>
-              <w:t>new</w:t>
-            </w:r>
-            <w:r>
-              <w:t xml:space="preserve"> </w:t>
-            </w:r>
-            <w:proofErr w:type="spellStart"/>
-            <w:r>
-              <w:rPr>
-                <w:rStyle w:val="e"/>
-                <w:rFonts w:eastAsiaTheme="majorEastAsia"/>
-              </w:rPr>
-              <w:t>ConfirmOrderViewModel</w:t>
-            </w:r>
-            <w:proofErr w:type="spellEnd"/>
-            <w:r>
-              <w:br/>
-              <w:t>{</w:t>
-            </w:r>
-            <w:r>
-              <w:br/>
-              <w:t xml:space="preserve">    </w:t>
-            </w:r>
-            <w:r>
-              <w:rPr>
-                <w:rStyle w:val="e"/>
-                <w:rFonts w:eastAsiaTheme="majorEastAsia"/>
-              </w:rPr>
-              <w:t>Items</w:t>
-            </w:r>
-            <w:r>
-              <w:t xml:space="preserve"> </w:t>
-            </w:r>
-            <w:r>
-              <w:rPr>
-                <w:rStyle w:val="8"/>
-                <w:rFonts w:eastAsiaTheme="majorEastAsia"/>
-              </w:rPr>
-              <w:t>=</w:t>
-            </w:r>
-            <w:r>
-              <w:t xml:space="preserve"> </w:t>
-            </w:r>
-            <w:proofErr w:type="spellStart"/>
-            <w:r>
-              <w:rPr>
-                <w:rStyle w:val="e"/>
-                <w:rFonts w:eastAsiaTheme="majorEastAsia"/>
-              </w:rPr>
-              <w:t>basketProducts</w:t>
-            </w:r>
-            <w:proofErr w:type="spellEnd"/>
-            <w:r>
-              <w:t>,</w:t>
-            </w:r>
-            <w:r>
-              <w:br/>
-              <w:t xml:space="preserve">    </w:t>
-            </w:r>
-            <w:r>
-              <w:rPr>
-                <w:rStyle w:val="e"/>
-                <w:rFonts w:eastAsiaTheme="majorEastAsia"/>
-              </w:rPr>
-              <w:t>Order</w:t>
-            </w:r>
-            <w:r>
-              <w:t xml:space="preserve"> </w:t>
-            </w:r>
-            <w:r>
-              <w:rPr>
-                <w:rStyle w:val="8"/>
-                <w:rFonts w:eastAsiaTheme="majorEastAsia"/>
-              </w:rPr>
-              <w:t>=</w:t>
-            </w:r>
-            <w:r>
-              <w:t xml:space="preserve"> </w:t>
-            </w:r>
-            <w:r>
-              <w:rPr>
-                <w:rStyle w:val="e"/>
-                <w:rFonts w:eastAsiaTheme="majorEastAsia"/>
-              </w:rPr>
-              <w:t>order</w:t>
-            </w:r>
-            <w:r>
-              <w:t>,</w:t>
-            </w:r>
-            <w:r>
-              <w:br/>
-              <w:t xml:space="preserve">    </w:t>
-            </w:r>
-            <w:r>
-              <w:rPr>
-                <w:rStyle w:val="e"/>
-                <w:rFonts w:eastAsiaTheme="majorEastAsia"/>
-              </w:rPr>
-              <w:t>Subtotal</w:t>
-            </w:r>
-            <w:r>
-              <w:t xml:space="preserve"> </w:t>
-            </w:r>
-            <w:r>
-              <w:rPr>
-                <w:rStyle w:val="8"/>
-                <w:rFonts w:eastAsiaTheme="majorEastAsia"/>
-              </w:rPr>
-              <w:t>=</w:t>
-            </w:r>
-            <w:r>
-              <w:t xml:space="preserve"> </w:t>
-            </w:r>
-            <w:r>
-              <w:rPr>
-                <w:rStyle w:val="e"/>
-                <w:rFonts w:eastAsiaTheme="majorEastAsia"/>
-              </w:rPr>
-              <w:t>subtotal</w:t>
-            </w:r>
-            <w:r>
-              <w:t>,</w:t>
-            </w:r>
-            <w:r>
-              <w:br/>
-              <w:t xml:space="preserve">    </w:t>
-            </w:r>
-            <w:proofErr w:type="spellStart"/>
-            <w:r>
-              <w:rPr>
-                <w:rStyle w:val="e"/>
-                <w:rFonts w:eastAsiaTheme="majorEastAsia"/>
-              </w:rPr>
-              <w:t>DiscountPercent</w:t>
-            </w:r>
-            <w:proofErr w:type="spellEnd"/>
-            <w:r>
-              <w:t xml:space="preserve"> </w:t>
-            </w:r>
-            <w:r>
-              <w:rPr>
-                <w:rStyle w:val="8"/>
-                <w:rFonts w:eastAsiaTheme="majorEastAsia"/>
-              </w:rPr>
-              <w:t>=</w:t>
-            </w:r>
-            <w:r>
-              <w:t xml:space="preserve"> </w:t>
-            </w:r>
-            <w:proofErr w:type="spellStart"/>
-            <w:r>
-              <w:rPr>
-                <w:rStyle w:val="e"/>
-                <w:rFonts w:eastAsiaTheme="majorEastAsia"/>
-              </w:rPr>
               <w:t>discountPercent</w:t>
             </w:r>
-            <w:proofErr w:type="spellEnd"/>
             <w:r>
               <w:br/>
               <w:t>};</w:t>
@@ -7805,7 +5916,6 @@
             <w:r>
               <w:t>(</w:t>
             </w:r>
-            <w:proofErr w:type="spellStart"/>
             <w:r>
               <w:rPr>
                 <w:rStyle w:val="e"/>
@@ -7813,7 +5923,6 @@
               </w:rPr>
               <w:t>vm</w:t>
             </w:r>
-            <w:proofErr w:type="spellEnd"/>
             <w:r>
               <w:t>);</w:t>
             </w:r>
@@ -7821,6 +5930,7 @@
           <w:p>
             <w:pPr>
               <w:pStyle w:val="Heading2"/>
+              <w:outlineLvl w:val="1"/>
             </w:pPr>
           </w:p>
         </w:tc>
@@ -7834,7 +5944,7 @@
             </w:pPr>
             <w:r>
               <w:lastRenderedPageBreak/>
-              <w:t>No this wasn’t useful and I wasn’t able to resolve it on my own</w:t>
+              <w:t>Yes this helped me to resolve my issue and I made a viewmodel folder and file.</w:t>
             </w:r>
           </w:p>
         </w:tc>
@@ -7862,6 +5972,12 @@
             <w:pPr>
               <w:pStyle w:val="Text"/>
             </w:pPr>
+            <w:r>
+              <w:t xml:space="preserve">Please help me fix this, my </w:t>
+            </w:r>
+            <w:r>
+              <w:t>creation page just reloads without creatin the product or redirecting to the products page, and when I try again it redirects to an access blocked page</w:t>
+            </w:r>
           </w:p>
         </w:tc>
         <w:tc>
@@ -7870,7 +5986,141 @@
           </w:tcPr>
           <w:p>
             <w:pPr>
+              <w:spacing w:before="100" w:beforeAutospacing="1" w:after="100" w:afterAutospacing="1"/>
+              <w:rPr>
+                <w:rFonts w:ascii="Times New Roman" w:eastAsia="Times New Roman" w:hAnsi="Times New Roman"/>
+              </w:rPr>
+            </w:pPr>
+            <w:r>
+              <w:rPr>
+                <w:rFonts w:ascii="Times New Roman" w:eastAsia="Times New Roman" w:hAnsi="Times New Roman"/>
+              </w:rPr>
+              <w:t>T</w:t>
+            </w:r>
+            <w:r>
+              <w:rPr>
+                <w:rFonts w:ascii="Times New Roman" w:eastAsia="Times New Roman" w:hAnsi="Times New Roman"/>
+              </w:rPr>
+              <w:t>he Access Blocked page being thrown is due to anti forgery being triggered. T</w:t>
+            </w:r>
+            <w:r>
+              <w:rPr>
+                <w:rFonts w:ascii="Times New Roman" w:eastAsia="Times New Roman" w:hAnsi="Times New Roman"/>
+              </w:rPr>
+              <w:t xml:space="preserve">o fix the products creation page reloading instead of submitting, the issue was with the </w:t>
+            </w:r>
+            <w:r>
+              <w:rPr>
+                <w:rFonts w:ascii="Times New Roman" w:eastAsia="Times New Roman" w:hAnsi="Times New Roman"/>
+                <w:b/>
+                <w:bCs/>
+              </w:rPr>
+              <w:t>Produc</w:t>
+            </w:r>
+            <w:r>
+              <w:rPr>
+                <w:rFonts w:ascii="Times New Roman" w:eastAsia="Times New Roman" w:hAnsi="Times New Roman"/>
+                <w:b/>
+                <w:bCs/>
+              </w:rPr>
+              <w:t>t</w:t>
+            </w:r>
+            <w:r>
+              <w:rPr>
+                <w:rFonts w:ascii="Times New Roman" w:eastAsia="Times New Roman" w:hAnsi="Times New Roman"/>
+                <w:b/>
+                <w:bCs/>
+              </w:rPr>
+              <w:t xml:space="preserve"> model</w:t>
+            </w:r>
+            <w:r>
+              <w:rPr>
+                <w:rFonts w:ascii="Times New Roman" w:eastAsia="Times New Roman" w:hAnsi="Times New Roman"/>
+              </w:rPr>
+              <w:t xml:space="preserve"> — the </w:t>
+            </w:r>
+            <w:r>
+              <w:rPr>
+                <w:rFonts w:ascii="Courier New" w:eastAsia="Times New Roman" w:hAnsi="Courier New" w:cs="Courier New"/>
+                <w:sz w:val="20"/>
+                <w:szCs w:val="20"/>
+              </w:rPr>
+              <w:t>producer</w:t>
+            </w:r>
+            <w:r>
+              <w:rPr>
+                <w:rFonts w:ascii="Times New Roman" w:eastAsia="Times New Roman" w:hAnsi="Times New Roman"/>
+              </w:rPr>
+              <w:t xml:space="preserve"> parameter was required, but it wasn't being passed in the form submission, causing the request to fail silently and reload the page.</w:t>
+            </w:r>
+          </w:p>
+          <w:p>
+            <w:pPr>
+              <w:spacing w:before="100" w:beforeAutospacing="1" w:after="100" w:afterAutospacing="1"/>
+              <w:rPr>
+                <w:rFonts w:ascii="Times New Roman" w:eastAsia="Times New Roman" w:hAnsi="Times New Roman"/>
+              </w:rPr>
+            </w:pPr>
+            <w:r>
+              <w:rPr>
+                <w:rFonts w:ascii="Times New Roman" w:eastAsia="Times New Roman" w:hAnsi="Times New Roman"/>
+              </w:rPr>
+              <w:t xml:space="preserve">The fix was to make the </w:t>
+            </w:r>
+            <w:r>
+              <w:rPr>
+                <w:rFonts w:ascii="Courier New" w:eastAsia="Times New Roman" w:hAnsi="Courier New" w:cs="Courier New"/>
+                <w:sz w:val="20"/>
+                <w:szCs w:val="20"/>
+              </w:rPr>
+              <w:t>producer</w:t>
+            </w:r>
+            <w:r>
+              <w:rPr>
+                <w:rFonts w:ascii="Times New Roman" w:eastAsia="Times New Roman" w:hAnsi="Times New Roman"/>
+              </w:rPr>
+              <w:t xml:space="preserve"> field </w:t>
+            </w:r>
+            <w:r>
+              <w:rPr>
+                <w:rFonts w:ascii="Times New Roman" w:eastAsia="Times New Roman" w:hAnsi="Times New Roman"/>
+                <w:b/>
+                <w:bCs/>
+              </w:rPr>
+              <w:t>nullable</w:t>
+            </w:r>
+            <w:r>
+              <w:rPr>
+                <w:rFonts w:ascii="Times New Roman" w:eastAsia="Times New Roman" w:hAnsi="Times New Roman"/>
+              </w:rPr>
+              <w:t xml:space="preserve"> so it's no longer compulsory. Instead of expecting it to be provided directly, it's now retrieved automatically from the </w:t>
+            </w:r>
+            <w:r>
+              <w:rPr>
+                <w:rFonts w:ascii="Times New Roman" w:eastAsia="Times New Roman" w:hAnsi="Times New Roman"/>
+              </w:rPr>
+              <w:lastRenderedPageBreak/>
+              <w:t xml:space="preserve">controller using </w:t>
+            </w:r>
+            <w:r>
+              <w:rPr>
+                <w:rFonts w:ascii="Courier New" w:eastAsia="Times New Roman" w:hAnsi="Courier New" w:cs="Courier New"/>
+                <w:sz w:val="20"/>
+                <w:szCs w:val="20"/>
+              </w:rPr>
+              <w:t>UserId</w:t>
+            </w:r>
+            <w:r>
+              <w:rPr>
+                <w:rFonts w:ascii="Times New Roman" w:eastAsia="Times New Roman" w:hAnsi="Times New Roman"/>
+              </w:rPr>
+              <w:t>, so the correct producer is always associated without needing to be explicitly submitted in the form.</w:t>
+            </w:r>
+          </w:p>
+          <w:p>
+            <w:pPr>
               <w:pStyle w:val="Heading2"/>
+              <w:outlineLvl w:val="1"/>
               <w:rPr>
                 <w:rFonts w:ascii="Segoe UI Emoji" w:hAnsi="Segoe UI Emoji" w:cs="Segoe UI Emoji"/>
               </w:rPr>
@@ -7885,13 +6135,15 @@
             <w:pPr>
               <w:pStyle w:val="Text"/>
             </w:pPr>
-            <w:proofErr w:type="gramStart"/>
-            <w:r>
-              <w:t>Yes</w:t>
-            </w:r>
-            <w:proofErr w:type="gramEnd"/>
-            <w:r>
-              <w:t xml:space="preserve"> this was helpful, editing the model fixed the problem</w:t>
+            <w:r>
+              <w:lastRenderedPageBreak/>
+              <w:t xml:space="preserve">Yes this was helpful, editing the model </w:t>
+            </w:r>
+            <w:r>
+              <w:t xml:space="preserve">to make it nullable </w:t>
+            </w:r>
+            <w:r>
+              <w:t>fixed the problem</w:t>
             </w:r>
           </w:p>
         </w:tc>
@@ -7905,6 +6157,14 @@
             <w:pPr>
               <w:pStyle w:val="Text"/>
             </w:pPr>
+            <w:r>
+              <w:t>Quantity button not working</w:t>
+            </w:r>
+          </w:p>
+          <w:p>
+            <w:pPr>
+              <w:pStyle w:val="Text"/>
+            </w:pPr>
           </w:p>
         </w:tc>
         <w:tc>
@@ -7915,6 +6175,9 @@
             <w:pPr>
               <w:pStyle w:val="Text"/>
             </w:pPr>
+            <w:r>
+              <w:t>(Basket index code) how do I fix my basket index, the add and remove quantity buttons don’t work</w:t>
+            </w:r>
           </w:p>
         </w:tc>
         <w:tc>
@@ -7923,7 +6186,1457 @@
           </w:tcPr>
           <w:p>
             <w:pPr>
+              <w:pStyle w:val="NormalWeb"/>
+            </w:pPr>
+            <w:r>
+              <w:t xml:space="preserve">Your buttons aren’t actually “broken” in JavaScript — the problem is how you’re wiring the </w:t>
+            </w:r>
+            <w:r>
+              <w:rPr>
+                <w:rStyle w:val="HTMLCode"/>
+                <w:rFonts w:eastAsiaTheme="majorEastAsia"/>
+              </w:rPr>
+              <w:t>onclick</w:t>
+            </w:r>
+            <w:r>
+              <w:t xml:space="preserve"> values in Razor.</w:t>
+            </w:r>
+          </w:p>
+          <w:p>
+            <w:pPr>
+              <w:pStyle w:val="NormalWeb"/>
+            </w:pPr>
+            <w:r>
+              <w:t>Right now you render this:</w:t>
+            </w:r>
+          </w:p>
+          <w:p>
+            <w:pPr>
+              <w:pStyle w:val="HTMLPreformatted"/>
+            </w:pPr>
+            <w:r>
+              <w:t>&lt;button onclick="updateQty(@item.BasketProductsId, @(item.Quantity + 1))"&gt;+&lt;/button&gt;</w:t>
+            </w:r>
+          </w:p>
+          <w:p>
+            <w:pPr>
+              <w:pStyle w:val="NormalWeb"/>
+            </w:pPr>
+            <w:r>
+              <w:t>That value (</w:t>
+            </w:r>
+            <w:r>
+              <w:rPr>
+                <w:rStyle w:val="HTMLCode"/>
+                <w:rFonts w:eastAsiaTheme="majorEastAsia"/>
+              </w:rPr>
+              <w:t>item.Quantity + 1</w:t>
+            </w:r>
+            <w:r>
+              <w:t xml:space="preserve">) is calculated </w:t>
+            </w:r>
+            <w:r>
+              <w:rPr>
+                <w:rStyle w:val="Strong"/>
+                <w:rFonts w:eastAsiaTheme="majorEastAsia"/>
+              </w:rPr>
+              <w:t>once on page render</w:t>
+            </w:r>
+            <w:r>
+              <w:t xml:space="preserve">, not when the button is clicked. So after the first click, your buttons keep sending stale values like </w:t>
+            </w:r>
+            <w:r>
+              <w:rPr>
+                <w:rStyle w:val="HTMLCode"/>
+                <w:rFonts w:eastAsiaTheme="majorEastAsia"/>
+              </w:rPr>
+              <w:t>2 → 3</w:t>
+            </w:r>
+            <w:r>
+              <w:t xml:space="preserve"> forever, instead of using the updated quantity.</w:t>
+            </w:r>
+          </w:p>
+          <w:p>
+            <w:r>
+              <w:pict w14:anchorId="09C77B5A">
+                <v:rect id="_x0000_i1045" style="width:0;height:1.5pt" o:hralign="center" o:hrstd="t" o:hr="t" fillcolor="#a0a0a0" stroked="f"/>
+              </w:pict>
+            </w:r>
+          </w:p>
+          <w:p>
+            <w:pPr>
               <w:pStyle w:val="Heading2"/>
+            </w:pPr>
+            <w:r>
+              <w:rPr>
+                <w:rFonts w:ascii="Segoe UI Emoji" w:hAnsi="Segoe UI Emoji" w:cs="Segoe UI Emoji"/>
+              </w:rPr>
+              <w:lastRenderedPageBreak/>
+              <w:t>✅</w:t>
+            </w:r>
+            <w:r>
+              <w:t xml:space="preserve"> Fix (best approach)</w:t>
+            </w:r>
+          </w:p>
+          <w:p>
+            <w:pPr>
+              <w:pStyle w:val="NormalWeb"/>
+            </w:pPr>
+            <w:r>
+              <w:t xml:space="preserve">Stop passing a precomputed number. Instead, calculate the new quantity </w:t>
+            </w:r>
+            <w:r>
+              <w:rPr>
+                <w:rStyle w:val="Strong"/>
+                <w:rFonts w:eastAsiaTheme="majorEastAsia"/>
+              </w:rPr>
+              <w:t>inside JavaScript at click time</w:t>
+            </w:r>
+            <w:r>
+              <w:t>.</w:t>
+            </w:r>
+          </w:p>
+          <w:p>
+            <w:pPr>
+              <w:pStyle w:val="Heading3"/>
+            </w:pPr>
+            <w:r>
+              <w:rPr>
+                <w:rFonts w:ascii="Segoe UI Emoji" w:hAnsi="Segoe UI Emoji" w:cs="Segoe UI Emoji"/>
+              </w:rPr>
+              <w:t>🔧</w:t>
+            </w:r>
+            <w:r>
+              <w:t xml:space="preserve"> Change your buttons to this:</w:t>
+            </w:r>
+          </w:p>
+          <w:p>
+            <w:pPr>
+              <w:pStyle w:val="HTMLPreformatted"/>
+            </w:pPr>
+            <w:r>
+              <w:rPr>
+                <w:rStyle w:val="g"/>
+                <w:rFonts w:eastAsiaTheme="majorEastAsia"/>
+              </w:rPr>
+              <w:t>&lt;button</w:t>
+            </w:r>
+            <w:r>
+              <w:t xml:space="preserve"> </w:t>
+            </w:r>
+            <w:r>
+              <w:rPr>
+                <w:rStyle w:val="f"/>
+              </w:rPr>
+              <w:t>class</w:t>
+            </w:r>
+            <w:r>
+              <w:rPr>
+                <w:rStyle w:val="8"/>
+                <w:rFonts w:eastAsiaTheme="majorEastAsia"/>
+              </w:rPr>
+              <w:t>=</w:t>
+            </w:r>
+            <w:r>
+              <w:rPr>
+                <w:rStyle w:val="c"/>
+              </w:rPr>
+              <w:t>"qty-btn"</w:t>
+            </w:r>
+            <w:r>
+              <w:t xml:space="preserve"> </w:t>
+            </w:r>
+            <w:r>
+              <w:rPr>
+                <w:rStyle w:val="f"/>
+              </w:rPr>
+              <w:t>onclick</w:t>
+            </w:r>
+            <w:r>
+              <w:rPr>
+                <w:rStyle w:val="8"/>
+                <w:rFonts w:eastAsiaTheme="majorEastAsia"/>
+              </w:rPr>
+              <w:t>=</w:t>
+            </w:r>
+            <w:r>
+              <w:rPr>
+                <w:rStyle w:val="c"/>
+              </w:rPr>
+              <w:t>"</w:t>
+            </w:r>
+            <w:r>
+              <w:rPr>
+                <w:rStyle w:val="e"/>
+              </w:rPr>
+              <w:t>changeQty</w:t>
+            </w:r>
+            <w:r>
+              <w:t>(</w:t>
+            </w:r>
+            <w:r>
+              <w:rPr>
+                <w:rStyle w:val="7"/>
+              </w:rPr>
+              <w:t>@</w:t>
+            </w:r>
+            <w:r>
+              <w:rPr>
+                <w:rStyle w:val="e"/>
+              </w:rPr>
+              <w:t>item</w:t>
+            </w:r>
+            <w:r>
+              <w:rPr>
+                <w:rStyle w:val="8"/>
+                <w:rFonts w:eastAsiaTheme="majorEastAsia"/>
+              </w:rPr>
+              <w:t>.</w:t>
+            </w:r>
+            <w:r>
+              <w:t xml:space="preserve">BasketProductsId, </w:t>
+            </w:r>
+            <w:r>
+              <w:rPr>
+                <w:rStyle w:val="8"/>
+                <w:rFonts w:eastAsiaTheme="majorEastAsia"/>
+              </w:rPr>
+              <w:t>-</w:t>
+            </w:r>
+            <w:r>
+              <w:rPr>
+                <w:rStyle w:val="b"/>
+              </w:rPr>
+              <w:t>1</w:t>
+            </w:r>
+            <w:r>
+              <w:t>)</w:t>
+            </w:r>
+            <w:r>
+              <w:rPr>
+                <w:rStyle w:val="c"/>
+              </w:rPr>
+              <w:t>"</w:t>
+            </w:r>
+            <w:r>
+              <w:rPr>
+                <w:rStyle w:val="g"/>
+                <w:rFonts w:eastAsiaTheme="majorEastAsia"/>
+              </w:rPr>
+              <w:t>&gt;</w:t>
+            </w:r>
+            <w:r>
+              <w:t>−</w:t>
+            </w:r>
+            <w:r>
+              <w:rPr>
+                <w:rStyle w:val="g"/>
+                <w:rFonts w:eastAsiaTheme="majorEastAsia"/>
+              </w:rPr>
+              <w:t>&lt;/button&gt;</w:t>
+            </w:r>
+            <w:r>
+              <w:br/>
+            </w:r>
+            <w:r>
+              <w:rPr>
+                <w:rStyle w:val="g"/>
+                <w:rFonts w:eastAsiaTheme="majorEastAsia"/>
+              </w:rPr>
+              <w:t>&lt;span</w:t>
+            </w:r>
+            <w:r>
+              <w:t xml:space="preserve"> </w:t>
+            </w:r>
+            <w:r>
+              <w:rPr>
+                <w:rStyle w:val="f"/>
+              </w:rPr>
+              <w:t>class</w:t>
+            </w:r>
+            <w:r>
+              <w:rPr>
+                <w:rStyle w:val="8"/>
+                <w:rFonts w:eastAsiaTheme="majorEastAsia"/>
+              </w:rPr>
+              <w:t>=</w:t>
+            </w:r>
+            <w:r>
+              <w:rPr>
+                <w:rStyle w:val="c"/>
+              </w:rPr>
+              <w:t>"qty-value"</w:t>
+            </w:r>
+            <w:r>
+              <w:t xml:space="preserve"> </w:t>
+            </w:r>
+            <w:r>
+              <w:rPr>
+                <w:rStyle w:val="f"/>
+              </w:rPr>
+              <w:t>id</w:t>
+            </w:r>
+            <w:r>
+              <w:rPr>
+                <w:rStyle w:val="8"/>
+                <w:rFonts w:eastAsiaTheme="majorEastAsia"/>
+              </w:rPr>
+              <w:t>=</w:t>
+            </w:r>
+            <w:r>
+              <w:rPr>
+                <w:rStyle w:val="c"/>
+              </w:rPr>
+              <w:t>"qty-@item.BasketProductsId"</w:t>
+            </w:r>
+            <w:r>
+              <w:rPr>
+                <w:rStyle w:val="g"/>
+                <w:rFonts w:eastAsiaTheme="majorEastAsia"/>
+              </w:rPr>
+              <w:t>&gt;</w:t>
+            </w:r>
+            <w:r>
+              <w:t>@item.Quantity</w:t>
+            </w:r>
+            <w:r>
+              <w:rPr>
+                <w:rStyle w:val="g"/>
+                <w:rFonts w:eastAsiaTheme="majorEastAsia"/>
+              </w:rPr>
+              <w:t>&lt;/span&gt;</w:t>
+            </w:r>
+            <w:r>
+              <w:br/>
+            </w:r>
+            <w:r>
+              <w:rPr>
+                <w:rStyle w:val="g"/>
+                <w:rFonts w:eastAsiaTheme="majorEastAsia"/>
+              </w:rPr>
+              <w:t>&lt;button</w:t>
+            </w:r>
+            <w:r>
+              <w:t xml:space="preserve"> </w:t>
+            </w:r>
+            <w:r>
+              <w:rPr>
+                <w:rStyle w:val="f"/>
+              </w:rPr>
+              <w:t>class</w:t>
+            </w:r>
+            <w:r>
+              <w:rPr>
+                <w:rStyle w:val="8"/>
+                <w:rFonts w:eastAsiaTheme="majorEastAsia"/>
+              </w:rPr>
+              <w:t>=</w:t>
+            </w:r>
+            <w:r>
+              <w:rPr>
+                <w:rStyle w:val="c"/>
+              </w:rPr>
+              <w:t>"qty-btn"</w:t>
+            </w:r>
+            <w:r>
+              <w:t xml:space="preserve"> </w:t>
+            </w:r>
+            <w:r>
+              <w:rPr>
+                <w:rStyle w:val="f"/>
+              </w:rPr>
+              <w:t>onclick</w:t>
+            </w:r>
+            <w:r>
+              <w:rPr>
+                <w:rStyle w:val="8"/>
+                <w:rFonts w:eastAsiaTheme="majorEastAsia"/>
+              </w:rPr>
+              <w:t>=</w:t>
+            </w:r>
+            <w:r>
+              <w:rPr>
+                <w:rStyle w:val="c"/>
+              </w:rPr>
+              <w:t>"</w:t>
+            </w:r>
+            <w:r>
+              <w:rPr>
+                <w:rStyle w:val="e"/>
+              </w:rPr>
+              <w:t>changeQty</w:t>
+            </w:r>
+            <w:r>
+              <w:t>(</w:t>
+            </w:r>
+            <w:r>
+              <w:rPr>
+                <w:rStyle w:val="7"/>
+              </w:rPr>
+              <w:t>@</w:t>
+            </w:r>
+            <w:r>
+              <w:rPr>
+                <w:rStyle w:val="e"/>
+              </w:rPr>
+              <w:t>item</w:t>
+            </w:r>
+            <w:r>
+              <w:rPr>
+                <w:rStyle w:val="8"/>
+                <w:rFonts w:eastAsiaTheme="majorEastAsia"/>
+              </w:rPr>
+              <w:t>.</w:t>
+            </w:r>
+            <w:r>
+              <w:t xml:space="preserve">BasketProductsId, </w:t>
+            </w:r>
+            <w:r>
+              <w:rPr>
+                <w:rStyle w:val="b"/>
+              </w:rPr>
+              <w:t>1</w:t>
+            </w:r>
+            <w:r>
+              <w:t>)</w:t>
+            </w:r>
+            <w:r>
+              <w:rPr>
+                <w:rStyle w:val="c"/>
+              </w:rPr>
+              <w:t>"</w:t>
+            </w:r>
+            <w:r>
+              <w:rPr>
+                <w:rStyle w:val="g"/>
+                <w:rFonts w:eastAsiaTheme="majorEastAsia"/>
+              </w:rPr>
+              <w:t>&gt;</w:t>
+            </w:r>
+            <w:r>
+              <w:t>+</w:t>
+            </w:r>
+            <w:r>
+              <w:rPr>
+                <w:rStyle w:val="g"/>
+                <w:rFonts w:eastAsiaTheme="majorEastAsia"/>
+              </w:rPr>
+              <w:t>&lt;/button&gt;</w:t>
+            </w:r>
+          </w:p>
+          <w:p>
+            <w:r>
+              <w:pict w14:anchorId="44D3D967">
+                <v:rect id="_x0000_i1046" style="width:0;height:1.5pt" o:hralign="center" o:hrstd="t" o:hr="t" fillcolor="#a0a0a0" stroked="f"/>
+              </w:pict>
+            </w:r>
+          </w:p>
+          <w:p>
+            <w:pPr>
+              <w:pStyle w:val="Heading3"/>
+            </w:pPr>
+            <w:r>
+              <w:rPr>
+                <w:rFonts w:ascii="Segoe UI Emoji" w:hAnsi="Segoe UI Emoji" w:cs="Segoe UI Emoji"/>
+              </w:rPr>
+              <w:t>🔧</w:t>
+            </w:r>
+            <w:r>
+              <w:t xml:space="preserve"> Add this new function:</w:t>
+            </w:r>
+          </w:p>
+          <w:p>
+            <w:pPr>
+              <w:pStyle w:val="HTMLPreformatted"/>
+            </w:pPr>
+            <w:r>
+              <w:rPr>
+                <w:rStyle w:val="8"/>
+                <w:rFonts w:eastAsiaTheme="majorEastAsia"/>
+              </w:rPr>
+              <w:t>function</w:t>
+            </w:r>
+            <w:r>
+              <w:t xml:space="preserve"> </w:t>
+            </w:r>
+            <w:r>
+              <w:rPr>
+                <w:rStyle w:val="e"/>
+              </w:rPr>
+              <w:t>changeQty</w:t>
+            </w:r>
+            <w:r>
+              <w:t>(</w:t>
+            </w:r>
+            <w:r>
+              <w:rPr>
+                <w:rStyle w:val="e"/>
+              </w:rPr>
+              <w:t>basketProductId</w:t>
+            </w:r>
+            <w:r>
+              <w:t xml:space="preserve">, </w:t>
+            </w:r>
+            <w:r>
+              <w:rPr>
+                <w:rStyle w:val="e"/>
+              </w:rPr>
+              <w:t>delta</w:t>
+            </w:r>
+            <w:r>
+              <w:t>) {</w:t>
+            </w:r>
+            <w:r>
+              <w:br/>
+              <w:t xml:space="preserve">    </w:t>
+            </w:r>
+            <w:r>
+              <w:rPr>
+                <w:rStyle w:val="8"/>
+                <w:rFonts w:eastAsiaTheme="majorEastAsia"/>
+              </w:rPr>
+              <w:t>const</w:t>
+            </w:r>
+            <w:r>
+              <w:t xml:space="preserve"> </w:t>
+            </w:r>
+            <w:r>
+              <w:rPr>
+                <w:rStyle w:val="e"/>
+              </w:rPr>
+              <w:t>qtyEl</w:t>
+            </w:r>
+            <w:r>
+              <w:t xml:space="preserve"> </w:t>
+            </w:r>
+            <w:r>
+              <w:rPr>
+                <w:rStyle w:val="8"/>
+                <w:rFonts w:eastAsiaTheme="majorEastAsia"/>
+              </w:rPr>
+              <w:t>=</w:t>
+            </w:r>
+            <w:r>
+              <w:t xml:space="preserve"> </w:t>
+            </w:r>
+            <w:r>
+              <w:rPr>
+                <w:rStyle w:val="e"/>
+              </w:rPr>
+              <w:t>document</w:t>
+            </w:r>
+            <w:r>
+              <w:rPr>
+                <w:rStyle w:val="8"/>
+                <w:rFonts w:eastAsiaTheme="majorEastAsia"/>
+              </w:rPr>
+              <w:t>.</w:t>
+            </w:r>
+            <w:r>
+              <w:t>getElementById(</w:t>
+            </w:r>
+            <w:r>
+              <w:rPr>
+                <w:rStyle w:val="c"/>
+              </w:rPr>
+              <w:t>'qty-'</w:t>
+            </w:r>
+            <w:r>
+              <w:t xml:space="preserve"> </w:t>
+            </w:r>
+            <w:r>
+              <w:rPr>
+                <w:rStyle w:val="8"/>
+                <w:rFonts w:eastAsiaTheme="majorEastAsia"/>
+              </w:rPr>
+              <w:t>+</w:t>
+            </w:r>
+            <w:r>
+              <w:t xml:space="preserve"> </w:t>
+            </w:r>
+            <w:r>
+              <w:rPr>
+                <w:rStyle w:val="e"/>
+              </w:rPr>
+              <w:t>basketProductId</w:t>
+            </w:r>
+            <w:r>
+              <w:t>);</w:t>
+            </w:r>
+            <w:r>
+              <w:br/>
+              <w:t xml:space="preserve">    </w:t>
+            </w:r>
+            <w:r>
+              <w:rPr>
+                <w:rStyle w:val="8"/>
+                <w:rFonts w:eastAsiaTheme="majorEastAsia"/>
+              </w:rPr>
+              <w:t>let</w:t>
+            </w:r>
+            <w:r>
+              <w:t xml:space="preserve"> </w:t>
+            </w:r>
+            <w:r>
+              <w:rPr>
+                <w:rStyle w:val="e"/>
+              </w:rPr>
+              <w:t>currentQty</w:t>
+            </w:r>
+            <w:r>
+              <w:t xml:space="preserve"> </w:t>
+            </w:r>
+            <w:r>
+              <w:rPr>
+                <w:rStyle w:val="8"/>
+                <w:rFonts w:eastAsiaTheme="majorEastAsia"/>
+              </w:rPr>
+              <w:t>=</w:t>
+            </w:r>
+            <w:r>
+              <w:t xml:space="preserve"> </w:t>
+            </w:r>
+            <w:r>
+              <w:rPr>
+                <w:rStyle w:val="e"/>
+              </w:rPr>
+              <w:t>parseInt</w:t>
+            </w:r>
+            <w:r>
+              <w:t>(</w:t>
+            </w:r>
+            <w:r>
+              <w:rPr>
+                <w:rStyle w:val="e"/>
+              </w:rPr>
+              <w:t>qtyEl</w:t>
+            </w:r>
+            <w:r>
+              <w:rPr>
+                <w:rStyle w:val="8"/>
+                <w:rFonts w:eastAsiaTheme="majorEastAsia"/>
+              </w:rPr>
+              <w:t>.</w:t>
+            </w:r>
+            <w:r>
+              <w:t>textContent);</w:t>
+            </w:r>
+            <w:r>
+              <w:br/>
+            </w:r>
+            <w:r>
+              <w:lastRenderedPageBreak/>
+              <w:br/>
+              <w:t xml:space="preserve">    </w:t>
+            </w:r>
+            <w:r>
+              <w:rPr>
+                <w:rStyle w:val="8"/>
+                <w:rFonts w:eastAsiaTheme="majorEastAsia"/>
+              </w:rPr>
+              <w:t>const</w:t>
+            </w:r>
+            <w:r>
+              <w:t xml:space="preserve"> </w:t>
+            </w:r>
+            <w:r>
+              <w:rPr>
+                <w:rStyle w:val="e"/>
+              </w:rPr>
+              <w:t>newQty</w:t>
+            </w:r>
+            <w:r>
+              <w:t xml:space="preserve"> </w:t>
+            </w:r>
+            <w:r>
+              <w:rPr>
+                <w:rStyle w:val="8"/>
+                <w:rFonts w:eastAsiaTheme="majorEastAsia"/>
+              </w:rPr>
+              <w:t>=</w:t>
+            </w:r>
+            <w:r>
+              <w:t xml:space="preserve"> </w:t>
+            </w:r>
+            <w:r>
+              <w:rPr>
+                <w:rStyle w:val="e"/>
+              </w:rPr>
+              <w:t>currentQty</w:t>
+            </w:r>
+            <w:r>
+              <w:t xml:space="preserve"> </w:t>
+            </w:r>
+            <w:r>
+              <w:rPr>
+                <w:rStyle w:val="8"/>
+                <w:rFonts w:eastAsiaTheme="majorEastAsia"/>
+              </w:rPr>
+              <w:t>+</w:t>
+            </w:r>
+            <w:r>
+              <w:t xml:space="preserve"> </w:t>
+            </w:r>
+            <w:r>
+              <w:rPr>
+                <w:rStyle w:val="e"/>
+              </w:rPr>
+              <w:t>delta</w:t>
+            </w:r>
+            <w:r>
+              <w:t>;</w:t>
+            </w:r>
+            <w:r>
+              <w:br/>
+              <w:t xml:space="preserve">    </w:t>
+            </w:r>
+            <w:r>
+              <w:rPr>
+                <w:rStyle w:val="e"/>
+              </w:rPr>
+              <w:t>updateQty</w:t>
+            </w:r>
+            <w:r>
+              <w:t>(</w:t>
+            </w:r>
+            <w:r>
+              <w:rPr>
+                <w:rStyle w:val="e"/>
+              </w:rPr>
+              <w:t>basketProductId</w:t>
+            </w:r>
+            <w:r>
+              <w:t xml:space="preserve">, </w:t>
+            </w:r>
+            <w:r>
+              <w:rPr>
+                <w:rStyle w:val="e"/>
+              </w:rPr>
+              <w:t>newQty</w:t>
+            </w:r>
+            <w:r>
+              <w:t>);</w:t>
+            </w:r>
+            <w:r>
+              <w:br/>
+              <w:t>}</w:t>
+            </w:r>
+          </w:p>
+          <w:p>
+            <w:r>
+              <w:pict w14:anchorId="0E48169E">
+                <v:rect id="_x0000_i1047" style="width:0;height:1.5pt" o:hralign="center" o:hrstd="t" o:hr="t" fillcolor="#a0a0a0" stroked="f"/>
+              </w:pict>
+            </w:r>
+          </w:p>
+          <w:p>
+            <w:pPr>
+              <w:pStyle w:val="Heading2"/>
+            </w:pPr>
+            <w:r>
+              <w:rPr>
+                <w:rFonts w:ascii="Segoe UI Emoji" w:hAnsi="Segoe UI Emoji" w:cs="Segoe UI Emoji"/>
+              </w:rPr>
+              <w:t>❌</w:t>
+            </w:r>
+            <w:r>
+              <w:t xml:space="preserve"> Why your current setup fails</w:t>
+            </w:r>
+          </w:p>
+          <w:p>
+            <w:pPr>
+              <w:pStyle w:val="NormalWeb"/>
+            </w:pPr>
+            <w:r>
+              <w:t>Even though you try to “rewire” buttons here:</w:t>
+            </w:r>
+          </w:p>
+          <w:p>
+            <w:pPr>
+              <w:pStyle w:val="HTMLPreformatted"/>
+            </w:pPr>
+            <w:r>
+              <w:rPr>
+                <w:rStyle w:val="e"/>
+              </w:rPr>
+              <w:t>btns</w:t>
+            </w:r>
+            <w:r>
+              <w:t>[</w:t>
+            </w:r>
+            <w:r>
+              <w:rPr>
+                <w:rStyle w:val="b"/>
+              </w:rPr>
+              <w:t>0</w:t>
+            </w:r>
+            <w:r>
+              <w:t>]</w:t>
+            </w:r>
+            <w:r>
+              <w:rPr>
+                <w:rStyle w:val="8"/>
+                <w:rFonts w:eastAsiaTheme="majorEastAsia"/>
+              </w:rPr>
+              <w:t>.</w:t>
+            </w:r>
+            <w:r>
+              <w:t>setAttribute(</w:t>
+            </w:r>
+            <w:r>
+              <w:rPr>
+                <w:rStyle w:val="c"/>
+              </w:rPr>
+              <w:t>'onclick'</w:t>
+            </w:r>
+            <w:r>
+              <w:t xml:space="preserve">, </w:t>
+            </w:r>
+            <w:r>
+              <w:rPr>
+                <w:rStyle w:val="c"/>
+              </w:rPr>
+              <w:t>`updateQty(</w:t>
+            </w:r>
+            <w:r>
+              <w:t>${</w:t>
+            </w:r>
+            <w:r>
+              <w:rPr>
+                <w:rStyle w:val="e"/>
+              </w:rPr>
+              <w:t>basketProductId</w:t>
+            </w:r>
+            <w:r>
+              <w:t>}</w:t>
+            </w:r>
+            <w:r>
+              <w:rPr>
+                <w:rStyle w:val="c"/>
+              </w:rPr>
+              <w:t xml:space="preserve">, </w:t>
+            </w:r>
+            <w:r>
+              <w:t>${</w:t>
+            </w:r>
+            <w:r>
+              <w:rPr>
+                <w:rStyle w:val="e"/>
+              </w:rPr>
+              <w:t>newQty</w:t>
+            </w:r>
+            <w:r>
+              <w:t xml:space="preserve"> </w:t>
+            </w:r>
+            <w:r>
+              <w:rPr>
+                <w:rStyle w:val="8"/>
+                <w:rFonts w:eastAsiaTheme="majorEastAsia"/>
+              </w:rPr>
+              <w:t>-</w:t>
+            </w:r>
+            <w:r>
+              <w:t xml:space="preserve"> </w:t>
+            </w:r>
+            <w:r>
+              <w:rPr>
+                <w:rStyle w:val="b"/>
+              </w:rPr>
+              <w:t>1</w:t>
+            </w:r>
+            <w:r>
+              <w:t>}</w:t>
+            </w:r>
+            <w:r>
+              <w:rPr>
+                <w:rStyle w:val="c"/>
+              </w:rPr>
+              <w:t>)`</w:t>
+            </w:r>
+            <w:r>
+              <w:t>);</w:t>
+            </w:r>
+            <w:r>
+              <w:br/>
+            </w:r>
+            <w:r>
+              <w:rPr>
+                <w:rStyle w:val="e"/>
+              </w:rPr>
+              <w:t>btns</w:t>
+            </w:r>
+            <w:r>
+              <w:t>[</w:t>
+            </w:r>
+            <w:r>
+              <w:rPr>
+                <w:rStyle w:val="b"/>
+              </w:rPr>
+              <w:t>1</w:t>
+            </w:r>
+            <w:r>
+              <w:t>]</w:t>
+            </w:r>
+            <w:r>
+              <w:rPr>
+                <w:rStyle w:val="8"/>
+                <w:rFonts w:eastAsiaTheme="majorEastAsia"/>
+              </w:rPr>
+              <w:t>.</w:t>
+            </w:r>
+            <w:r>
+              <w:t>setAttribute(</w:t>
+            </w:r>
+            <w:r>
+              <w:rPr>
+                <w:rStyle w:val="c"/>
+              </w:rPr>
+              <w:t>'onclick'</w:t>
+            </w:r>
+            <w:r>
+              <w:t xml:space="preserve">, </w:t>
+            </w:r>
+            <w:r>
+              <w:rPr>
+                <w:rStyle w:val="c"/>
+              </w:rPr>
+              <w:t>`updateQty(</w:t>
+            </w:r>
+            <w:r>
+              <w:t>${</w:t>
+            </w:r>
+            <w:r>
+              <w:rPr>
+                <w:rStyle w:val="e"/>
+              </w:rPr>
+              <w:t>basketProductId</w:t>
+            </w:r>
+            <w:r>
+              <w:t>}</w:t>
+            </w:r>
+            <w:r>
+              <w:rPr>
+                <w:rStyle w:val="c"/>
+              </w:rPr>
+              <w:t xml:space="preserve">, </w:t>
+            </w:r>
+            <w:r>
+              <w:t>${</w:t>
+            </w:r>
+            <w:r>
+              <w:rPr>
+                <w:rStyle w:val="e"/>
+              </w:rPr>
+              <w:t>newQty</w:t>
+            </w:r>
+            <w:r>
+              <w:t xml:space="preserve"> </w:t>
+            </w:r>
+            <w:r>
+              <w:rPr>
+                <w:rStyle w:val="8"/>
+                <w:rFonts w:eastAsiaTheme="majorEastAsia"/>
+              </w:rPr>
+              <w:t>+</w:t>
+            </w:r>
+            <w:r>
+              <w:t xml:space="preserve"> </w:t>
+            </w:r>
+            <w:r>
+              <w:rPr>
+                <w:rStyle w:val="b"/>
+              </w:rPr>
+              <w:t>1</w:t>
+            </w:r>
+            <w:r>
+              <w:t>}</w:t>
+            </w:r>
+            <w:r>
+              <w:rPr>
+                <w:rStyle w:val="c"/>
+              </w:rPr>
+              <w:t>)`</w:t>
+            </w:r>
+            <w:r>
+              <w:t>);</w:t>
+            </w:r>
+          </w:p>
+          <w:p>
+            <w:pPr>
+              <w:pStyle w:val="NormalWeb"/>
+            </w:pPr>
+            <w:r>
+              <w:t>That’s fragile and often breaks because:</w:t>
+            </w:r>
+          </w:p>
+          <w:p>
+            <w:pPr>
+              <w:numPr>
+                <w:ilvl w:val="0"/>
+                <w:numId w:val="11"/>
+              </w:numPr>
+              <w:spacing w:before="100" w:beforeAutospacing="1" w:after="100" w:afterAutospacing="1"/>
+            </w:pPr>
+            <w:r>
+              <w:t>It depends on DOM order (</w:t>
+            </w:r>
+            <w:r>
+              <w:rPr>
+                <w:rStyle w:val="HTMLCode"/>
+                <w:rFonts w:eastAsiaTheme="majorEastAsia"/>
+              </w:rPr>
+              <w:t>btns[0]</w:t>
+            </w:r>
+            <w:r>
+              <w:t xml:space="preserve">, </w:t>
+            </w:r>
+            <w:r>
+              <w:rPr>
+                <w:rStyle w:val="HTMLCode"/>
+                <w:rFonts w:eastAsiaTheme="majorEastAsia"/>
+              </w:rPr>
+              <w:t>btns[1]</w:t>
+            </w:r>
+            <w:r>
+              <w:t xml:space="preserve">) </w:t>
+            </w:r>
+          </w:p>
+          <w:p>
+            <w:pPr>
+              <w:numPr>
+                <w:ilvl w:val="0"/>
+                <w:numId w:val="11"/>
+              </w:numPr>
+              <w:spacing w:before="100" w:beforeAutospacing="1" w:after="100" w:afterAutospacing="1"/>
+            </w:pPr>
+            <w:r>
+              <w:t xml:space="preserve">It mutates inline JS (hard to debug) </w:t>
+            </w:r>
+          </w:p>
+          <w:p>
+            <w:pPr>
+              <w:numPr>
+                <w:ilvl w:val="0"/>
+                <w:numId w:val="11"/>
+              </w:numPr>
+              <w:spacing w:before="100" w:beforeAutospacing="1" w:after="100" w:afterAutospacing="1"/>
+            </w:pPr>
+            <w:r>
+              <w:lastRenderedPageBreak/>
+              <w:t xml:space="preserve">It still relies on fixed numbers instead of current state </w:t>
+            </w:r>
+          </w:p>
+          <w:p>
+            <w:r>
+              <w:pict w14:anchorId="7E9868D6">
+                <v:rect id="_x0000_i1048" style="width:0;height:1.5pt" o:hralign="center" o:hrstd="t" o:hr="t" fillcolor="#a0a0a0" stroked="f"/>
+              </w:pict>
+            </w:r>
+          </w:p>
+          <w:p>
+            <w:pPr>
+              <w:pStyle w:val="Heading2"/>
+            </w:pPr>
+            <w:r>
+              <w:rPr>
+                <w:rFonts w:ascii="Segoe UI Emoji" w:hAnsi="Segoe UI Emoji" w:cs="Segoe UI Emoji"/>
+              </w:rPr>
+              <w:t>✅</w:t>
+            </w:r>
+            <w:r>
+              <w:t xml:space="preserve"> Bonus improvement (cleaner + safer)</w:t>
+            </w:r>
+          </w:p>
+          <w:p>
+            <w:pPr>
+              <w:pStyle w:val="NormalWeb"/>
+            </w:pPr>
+            <w:r>
+              <w:t xml:space="preserve">If you want a more robust setup, ditch inline </w:t>
+            </w:r>
+            <w:r>
+              <w:rPr>
+                <w:rStyle w:val="HTMLCode"/>
+                <w:rFonts w:eastAsiaTheme="majorEastAsia"/>
+              </w:rPr>
+              <w:t>onclick</w:t>
+            </w:r>
+            <w:r>
+              <w:t xml:space="preserve"> completely and use event listeners:</w:t>
+            </w:r>
+          </w:p>
+          <w:p>
+            <w:pPr>
+              <w:pStyle w:val="HTMLPreformatted"/>
+            </w:pPr>
+            <w:r>
+              <w:rPr>
+                <w:rStyle w:val="e"/>
+              </w:rPr>
+              <w:t>document</w:t>
+            </w:r>
+            <w:r>
+              <w:rPr>
+                <w:rStyle w:val="8"/>
+                <w:rFonts w:eastAsiaTheme="majorEastAsia"/>
+              </w:rPr>
+              <w:t>.</w:t>
+            </w:r>
+            <w:r>
+              <w:t>addEventListener(</w:t>
+            </w:r>
+            <w:r>
+              <w:rPr>
+                <w:rStyle w:val="c"/>
+              </w:rPr>
+              <w:t>'click'</w:t>
+            </w:r>
+            <w:r>
+              <w:t xml:space="preserve">, </w:t>
+            </w:r>
+            <w:r>
+              <w:rPr>
+                <w:rStyle w:val="8"/>
+                <w:rFonts w:eastAsiaTheme="majorEastAsia"/>
+              </w:rPr>
+              <w:t>function</w:t>
+            </w:r>
+            <w:r>
+              <w:t>(</w:t>
+            </w:r>
+            <w:r>
+              <w:rPr>
+                <w:rStyle w:val="e"/>
+              </w:rPr>
+              <w:t>e</w:t>
+            </w:r>
+            <w:r>
+              <w:t>) {</w:t>
+            </w:r>
+            <w:r>
+              <w:br/>
+              <w:t xml:space="preserve">    </w:t>
+            </w:r>
+            <w:r>
+              <w:rPr>
+                <w:rStyle w:val="8"/>
+                <w:rFonts w:eastAsiaTheme="majorEastAsia"/>
+              </w:rPr>
+              <w:t>if</w:t>
+            </w:r>
+            <w:r>
+              <w:t xml:space="preserve"> (</w:t>
+            </w:r>
+            <w:r>
+              <w:rPr>
+                <w:rStyle w:val="e"/>
+              </w:rPr>
+              <w:t>e</w:t>
+            </w:r>
+            <w:r>
+              <w:rPr>
+                <w:rStyle w:val="8"/>
+                <w:rFonts w:eastAsiaTheme="majorEastAsia"/>
+              </w:rPr>
+              <w:t>.</w:t>
+            </w:r>
+            <w:r>
+              <w:t>target</w:t>
+            </w:r>
+            <w:r>
+              <w:rPr>
+                <w:rStyle w:val="8"/>
+                <w:rFonts w:eastAsiaTheme="majorEastAsia"/>
+              </w:rPr>
+              <w:t>.</w:t>
+            </w:r>
+            <w:r>
+              <w:t>classList</w:t>
+            </w:r>
+            <w:r>
+              <w:rPr>
+                <w:rStyle w:val="8"/>
+                <w:rFonts w:eastAsiaTheme="majorEastAsia"/>
+              </w:rPr>
+              <w:t>.</w:t>
+            </w:r>
+            <w:r>
+              <w:t>contains(</w:t>
+            </w:r>
+            <w:r>
+              <w:rPr>
+                <w:rStyle w:val="c"/>
+              </w:rPr>
+              <w:t>'qty-btn'</w:t>
+            </w:r>
+            <w:r>
+              <w:t>)) {</w:t>
+            </w:r>
+            <w:r>
+              <w:br/>
+              <w:t xml:space="preserve">        </w:t>
+            </w:r>
+            <w:r>
+              <w:rPr>
+                <w:rStyle w:val="8"/>
+                <w:rFonts w:eastAsiaTheme="majorEastAsia"/>
+              </w:rPr>
+              <w:t>const</w:t>
+            </w:r>
+            <w:r>
+              <w:t xml:space="preserve"> </w:t>
+            </w:r>
+            <w:r>
+              <w:rPr>
+                <w:rStyle w:val="e"/>
+              </w:rPr>
+              <w:t>id</w:t>
+            </w:r>
+            <w:r>
+              <w:t xml:space="preserve"> </w:t>
+            </w:r>
+            <w:r>
+              <w:rPr>
+                <w:rStyle w:val="8"/>
+                <w:rFonts w:eastAsiaTheme="majorEastAsia"/>
+              </w:rPr>
+              <w:t>=</w:t>
+            </w:r>
+            <w:r>
+              <w:t xml:space="preserve"> </w:t>
+            </w:r>
+            <w:r>
+              <w:rPr>
+                <w:rStyle w:val="e"/>
+              </w:rPr>
+              <w:t>e</w:t>
+            </w:r>
+            <w:r>
+              <w:rPr>
+                <w:rStyle w:val="8"/>
+                <w:rFonts w:eastAsiaTheme="majorEastAsia"/>
+              </w:rPr>
+              <w:t>.</w:t>
+            </w:r>
+            <w:r>
+              <w:t>target</w:t>
+            </w:r>
+            <w:r>
+              <w:rPr>
+                <w:rStyle w:val="8"/>
+                <w:rFonts w:eastAsiaTheme="majorEastAsia"/>
+              </w:rPr>
+              <w:t>.</w:t>
+            </w:r>
+            <w:r>
+              <w:t>closest(</w:t>
+            </w:r>
+            <w:r>
+              <w:rPr>
+                <w:rStyle w:val="c"/>
+              </w:rPr>
+              <w:t>'.basket-item'</w:t>
+            </w:r>
+            <w:r>
+              <w:t>)</w:t>
+            </w:r>
+            <w:r>
+              <w:rPr>
+                <w:rStyle w:val="8"/>
+                <w:rFonts w:eastAsiaTheme="majorEastAsia"/>
+              </w:rPr>
+              <w:t>.</w:t>
+            </w:r>
+            <w:r>
+              <w:t>dataset</w:t>
+            </w:r>
+            <w:r>
+              <w:rPr>
+                <w:rStyle w:val="8"/>
+                <w:rFonts w:eastAsiaTheme="majorEastAsia"/>
+              </w:rPr>
+              <w:t>.</w:t>
+            </w:r>
+            <w:r>
+              <w:t>id;</w:t>
+            </w:r>
+            <w:r>
+              <w:br/>
+              <w:t xml:space="preserve">        </w:t>
+            </w:r>
+            <w:r>
+              <w:rPr>
+                <w:rStyle w:val="8"/>
+                <w:rFonts w:eastAsiaTheme="majorEastAsia"/>
+              </w:rPr>
+              <w:t>const</w:t>
+            </w:r>
+            <w:r>
+              <w:t xml:space="preserve"> </w:t>
+            </w:r>
+            <w:r>
+              <w:rPr>
+                <w:rStyle w:val="e"/>
+              </w:rPr>
+              <w:t>delta</w:t>
+            </w:r>
+            <w:r>
+              <w:t xml:space="preserve"> </w:t>
+            </w:r>
+            <w:r>
+              <w:rPr>
+                <w:rStyle w:val="8"/>
+                <w:rFonts w:eastAsiaTheme="majorEastAsia"/>
+              </w:rPr>
+              <w:t>=</w:t>
+            </w:r>
+            <w:r>
+              <w:t xml:space="preserve"> </w:t>
+            </w:r>
+            <w:r>
+              <w:rPr>
+                <w:rStyle w:val="e"/>
+              </w:rPr>
+              <w:t>e</w:t>
+            </w:r>
+            <w:r>
+              <w:rPr>
+                <w:rStyle w:val="8"/>
+                <w:rFonts w:eastAsiaTheme="majorEastAsia"/>
+              </w:rPr>
+              <w:t>.</w:t>
+            </w:r>
+            <w:r>
+              <w:t>target</w:t>
+            </w:r>
+            <w:r>
+              <w:rPr>
+                <w:rStyle w:val="8"/>
+                <w:rFonts w:eastAsiaTheme="majorEastAsia"/>
+              </w:rPr>
+              <w:t>.</w:t>
+            </w:r>
+            <w:r>
+              <w:t>textContent</w:t>
+            </w:r>
+            <w:r>
+              <w:rPr>
+                <w:rStyle w:val="8"/>
+                <w:rFonts w:eastAsiaTheme="majorEastAsia"/>
+              </w:rPr>
+              <w:t>.</w:t>
+            </w:r>
+            <w:r>
+              <w:t xml:space="preserve">trim() </w:t>
+            </w:r>
+            <w:r>
+              <w:rPr>
+                <w:rStyle w:val="8"/>
+                <w:rFonts w:eastAsiaTheme="majorEastAsia"/>
+              </w:rPr>
+              <w:t>===</w:t>
+            </w:r>
+            <w:r>
+              <w:t xml:space="preserve"> </w:t>
+            </w:r>
+            <w:r>
+              <w:rPr>
+                <w:rStyle w:val="c"/>
+              </w:rPr>
+              <w:t>'+'</w:t>
+            </w:r>
+            <w:r>
+              <w:t xml:space="preserve"> </w:t>
+            </w:r>
+            <w:r>
+              <w:rPr>
+                <w:rStyle w:val="8"/>
+                <w:rFonts w:eastAsiaTheme="majorEastAsia"/>
+              </w:rPr>
+              <w:t>?</w:t>
+            </w:r>
+            <w:r>
+              <w:t xml:space="preserve"> </w:t>
+            </w:r>
+            <w:r>
+              <w:rPr>
+                <w:rStyle w:val="b"/>
+              </w:rPr>
+              <w:t>1</w:t>
+            </w:r>
+            <w:r>
+              <w:t xml:space="preserve"> </w:t>
+            </w:r>
+            <w:r>
+              <w:rPr>
+                <w:rStyle w:val="8"/>
+                <w:rFonts w:eastAsiaTheme="majorEastAsia"/>
+              </w:rPr>
+              <w:t>:</w:t>
+            </w:r>
+            <w:r>
+              <w:t xml:space="preserve"> </w:t>
+            </w:r>
+            <w:r>
+              <w:rPr>
+                <w:rStyle w:val="8"/>
+                <w:rFonts w:eastAsiaTheme="majorEastAsia"/>
+              </w:rPr>
+              <w:t>-</w:t>
+            </w:r>
+            <w:r>
+              <w:rPr>
+                <w:rStyle w:val="b"/>
+              </w:rPr>
+              <w:t>1</w:t>
+            </w:r>
+            <w:r>
+              <w:t>;</w:t>
+            </w:r>
+            <w:r>
+              <w:br/>
+              <w:t xml:space="preserve">        </w:t>
+            </w:r>
+            <w:r>
+              <w:rPr>
+                <w:rStyle w:val="e"/>
+              </w:rPr>
+              <w:t>changeQty</w:t>
+            </w:r>
+            <w:r>
+              <w:t>(</w:t>
+            </w:r>
+            <w:r>
+              <w:rPr>
+                <w:rStyle w:val="e"/>
+              </w:rPr>
+              <w:t>id</w:t>
+            </w:r>
+            <w:r>
+              <w:t xml:space="preserve">, </w:t>
+            </w:r>
+            <w:r>
+              <w:rPr>
+                <w:rStyle w:val="e"/>
+              </w:rPr>
+              <w:t>delta</w:t>
+            </w:r>
+            <w:r>
+              <w:t>);</w:t>
+            </w:r>
+            <w:r>
+              <w:br/>
+              <w:t xml:space="preserve">    }</w:t>
+            </w:r>
+            <w:r>
+              <w:br/>
+              <w:t>});</w:t>
+            </w:r>
+          </w:p>
+          <w:p>
+            <w:pPr>
+              <w:pStyle w:val="Heading2"/>
+              <w:outlineLvl w:val="1"/>
               <w:rPr>
                 <w:rFonts w:ascii="Segoe UI Emoji" w:hAnsi="Segoe UI Emoji" w:cs="Segoe UI Emoji"/>
               </w:rPr>
@@ -7938,6 +7651,10 @@
             <w:pPr>
               <w:pStyle w:val="Text"/>
             </w:pPr>
+            <w:r>
+              <w:lastRenderedPageBreak/>
+              <w:t>Very helpful and helped me reoolve my issue</w:t>
+            </w:r>
           </w:p>
         </w:tc>
       </w:tr>
@@ -7969,6 +7686,7 @@
           <w:p>
             <w:pPr>
               <w:pStyle w:val="Heading2"/>
+              <w:outlineLvl w:val="1"/>
               <w:rPr>
                 <w:rFonts w:ascii="Segoe UI Emoji" w:hAnsi="Segoe UI Emoji" w:cs="Segoe UI Emoji"/>
               </w:rPr>
@@ -8135,7 +7853,7 @@
 </file>
 
 <file path=word/endnotes.xml><?xml version="1.0" encoding="utf-8"?>
-<w:endnotes xmlns:wpc="http://schemas.microsoft.com/office/word/2010/wordprocessingCanvas" xmlns:cx="http://schemas.microsoft.com/office/drawing/2014/chartex" xmlns:cx1="http://schemas.microsoft.com/office/drawing/2015/9/8/chartex" xmlns:cx2="http://schemas.microsoft.com/office/drawing/2015/10/21/chartex" xmlns:cx3="http://schemas.microsoft.com/office/drawing/2016/5/9/chartex" xmlns:cx4="http://schemas.microsoft.com/office/drawing/2016/5/10/chartex" xmlns:cx5="http://schemas.microsoft.com/office/drawing/2016/5/11/chartex" xmlns:cx6="http://schemas.microsoft.com/office/drawing/2016/5/12/chartex" xmlns:cx7="http://schemas.microsoft.com/office/drawing/2016/5/13/chartex" xmlns:cx8="http://schemas.microsoft.com/office/drawing/2016/5/14/chartex" xmlns:mc="http://schemas.openxmlformats.org/markup-compatibility/2006" xmlns:aink="http://schemas.microsoft.com/office/drawing/2016/ink" xmlns:am3d="http://schemas.microsoft.com/office/drawing/2017/model3d" xmlns:o="urn:schemas-microsoft-com:office:office" xmlns:oel="http://schemas.microsoft.com/office/2019/extlst" xmlns:r="http://schemas.openxmlformats.org/officeDocument/2006/relationships" xmlns:m="http://schemas.openxmlformats.org/officeDocument/2006/math" xmlns:v="urn:schemas-microsoft-com:vml" xmlns:wp14="http://schemas.microsoft.com/office/word/2010/wordprocessingDrawing" xmlns:wp="http://schemas.openxmlformats.org/drawingml/2006/wordprocessingDrawing" xmlns:w10="urn:schemas-microsoft-com:office:word" xmlns:w="http://schemas.openxmlformats.org/wordprocessingml/2006/main" xmlns:w14="http://schemas.microsoft.com/office/word/2010/wordml" xmlns:w15="http://schemas.microsoft.com/office/word/2012/wordml" xmlns:w16cex="http://schemas.microsoft.com/office/word/2018/wordml/cex" xmlns:w16cid="http://schemas.microsoft.com/office/word/2016/wordml/cid" xmlns:w16="http://schemas.microsoft.com/office/word/2018/wordml" xmlns:w16du="http://schemas.microsoft.com/office/word/2023/wordml/word16du" xmlns:w16sdtdh="http://schemas.microsoft.com/office/word/2020/wordml/sdtdatahash" xmlns:w16sdtfl="http://schemas.microsoft.com/office/word/2024/wordml/sdtformatlock" xmlns:w16se="http://schemas.microsoft.com/office/word/2015/wordml/symex" xmlns:wpg="http://schemas.microsoft.com/office/word/2010/wordprocessingGroup" xmlns:wpi="http://schemas.microsoft.com/office/word/2010/wordprocessingInk" xmlns:wne="http://schemas.microsoft.com/office/word/2006/wordml" xmlns:wps="http://schemas.microsoft.com/office/word/2010/wordprocessingShape" mc:Ignorable="w14 w15 w16se w16cid w16 w16cex w16sdtdh w16sdtfl w16du wp14">
+<w:endnotes xmlns:wpc="http://schemas.microsoft.com/office/word/2010/wordprocessingCanvas" xmlns:cx="http://schemas.microsoft.com/office/drawing/2014/chartex" xmlns:cx1="http://schemas.microsoft.com/office/drawing/2015/9/8/chartex" xmlns:cx2="http://schemas.microsoft.com/office/drawing/2015/10/21/chartex" xmlns:cx3="http://schemas.microsoft.com/office/drawing/2016/5/9/chartex" xmlns:cx4="http://schemas.microsoft.com/office/drawing/2016/5/10/chartex" xmlns:cx5="http://schemas.microsoft.com/office/drawing/2016/5/11/chartex" xmlns:cx6="http://schemas.microsoft.com/office/drawing/2016/5/12/chartex" xmlns:cx7="http://schemas.microsoft.com/office/drawing/2016/5/13/chartex" xmlns:cx8="http://schemas.microsoft.com/office/drawing/2016/5/14/chartex" xmlns:mc="http://schemas.openxmlformats.org/markup-compatibility/2006" xmlns:aink="http://schemas.microsoft.com/office/drawing/2016/ink" xmlns:am3d="http://schemas.microsoft.com/office/drawing/2017/model3d" xmlns:o="urn:schemas-microsoft-com:office:office" xmlns:r="http://schemas.openxmlformats.org/officeDocument/2006/relationships" xmlns:m="http://schemas.openxmlformats.org/officeDocument/2006/math" xmlns:v="urn:schemas-microsoft-com:vml" xmlns:wp14="http://schemas.microsoft.com/office/word/2010/wordprocessingDrawing" xmlns:wp="http://schemas.openxmlformats.org/drawingml/2006/wordprocessingDrawing" xmlns:w10="urn:schemas-microsoft-com:office:word" xmlns:w="http://schemas.openxmlformats.org/wordprocessingml/2006/main" xmlns:w14="http://schemas.microsoft.com/office/word/2010/wordml" xmlns:w15="http://schemas.microsoft.com/office/word/2012/wordml" xmlns:w16cex="http://schemas.microsoft.com/office/word/2018/wordml/cex" xmlns:w16cid="http://schemas.microsoft.com/office/word/2016/wordml/cid" xmlns:w16="http://schemas.microsoft.com/office/word/2018/wordml" xmlns:w16sdtdh="http://schemas.microsoft.com/office/word/2020/wordml/sdtdatahash" xmlns:w16se="http://schemas.microsoft.com/office/word/2015/wordml/symex" xmlns:wpg="http://schemas.microsoft.com/office/word/2010/wordprocessingGroup" xmlns:wpi="http://schemas.microsoft.com/office/word/2010/wordprocessingInk" xmlns:wne="http://schemas.microsoft.com/office/word/2006/wordml" xmlns:wps="http://schemas.microsoft.com/office/word/2010/wordprocessingShape" mc:Ignorable="w14 w15 w16se w16cid w16 w16cex w16sdtdh wp14">
   <w:endnote w:type="separator" w:id="-1">
     <w:p>
       <w:r>
@@ -8154,7 +7872,7 @@
 </file>
 
 <file path=word/footer1.xml><?xml version="1.0" encoding="utf-8"?>
-<w:ftr xmlns:wpc="http://schemas.microsoft.com/office/word/2010/wordprocessingCanvas" xmlns:cx="http://schemas.microsoft.com/office/drawing/2014/chartex" xmlns:cx1="http://schemas.microsoft.com/office/drawing/2015/9/8/chartex" xmlns:cx2="http://schemas.microsoft.com/office/drawing/2015/10/21/chartex" xmlns:cx3="http://schemas.microsoft.com/office/drawing/2016/5/9/chartex" xmlns:cx4="http://schemas.microsoft.com/office/drawing/2016/5/10/chartex" xmlns:cx5="http://schemas.microsoft.com/office/drawing/2016/5/11/chartex" xmlns:cx6="http://schemas.microsoft.com/office/drawing/2016/5/12/chartex" xmlns:cx7="http://schemas.microsoft.com/office/drawing/2016/5/13/chartex" xmlns:cx8="http://schemas.microsoft.com/office/drawing/2016/5/14/chartex" xmlns:mc="http://schemas.openxmlformats.org/markup-compatibility/2006" xmlns:aink="http://schemas.microsoft.com/office/drawing/2016/ink" xmlns:am3d="http://schemas.microsoft.com/office/drawing/2017/model3d" xmlns:o="urn:schemas-microsoft-com:office:office" xmlns:oel="http://schemas.microsoft.com/office/2019/extlst" xmlns:r="http://schemas.openxmlformats.org/officeDocument/2006/relationships" xmlns:m="http://schemas.openxmlformats.org/officeDocument/2006/math" xmlns:v="urn:schemas-microsoft-com:vml" xmlns:wp14="http://schemas.microsoft.com/office/word/2010/wordprocessingDrawing" xmlns:wp="http://schemas.openxmlformats.org/drawingml/2006/wordprocessingDrawing" xmlns:w10="urn:schemas-microsoft-com:office:word" xmlns:w="http://schemas.openxmlformats.org/wordprocessingml/2006/main" xmlns:w14="http://schemas.microsoft.com/office/word/2010/wordml" xmlns:w15="http://schemas.microsoft.com/office/word/2012/wordml" xmlns:w16cex="http://schemas.microsoft.com/office/word/2018/wordml/cex" xmlns:w16cid="http://schemas.microsoft.com/office/word/2016/wordml/cid" xmlns:w16="http://schemas.microsoft.com/office/word/2018/wordml" xmlns:w16du="http://schemas.microsoft.com/office/word/2023/wordml/word16du" xmlns:w16sdtdh="http://schemas.microsoft.com/office/word/2020/wordml/sdtdatahash" xmlns:w16sdtfl="http://schemas.microsoft.com/office/word/2024/wordml/sdtformatlock" xmlns:w16se="http://schemas.microsoft.com/office/word/2015/wordml/symex" xmlns:wpg="http://schemas.microsoft.com/office/word/2010/wordprocessingGroup" xmlns:wpi="http://schemas.microsoft.com/office/word/2010/wordprocessingInk" xmlns:wne="http://schemas.microsoft.com/office/word/2006/wordml" xmlns:wps="http://schemas.microsoft.com/office/word/2010/wordprocessingShape" mc:Ignorable="w14 w15 w16se w16cid w16 w16cex w16sdtdh w16sdtfl w16du wp14">
+<w:ftr xmlns:wpc="http://schemas.microsoft.com/office/word/2010/wordprocessingCanvas" xmlns:cx="http://schemas.microsoft.com/office/drawing/2014/chartex" xmlns:cx1="http://schemas.microsoft.com/office/drawing/2015/9/8/chartex" xmlns:cx2="http://schemas.microsoft.com/office/drawing/2015/10/21/chartex" xmlns:cx3="http://schemas.microsoft.com/office/drawing/2016/5/9/chartex" xmlns:cx4="http://schemas.microsoft.com/office/drawing/2016/5/10/chartex" xmlns:cx5="http://schemas.microsoft.com/office/drawing/2016/5/11/chartex" xmlns:cx6="http://schemas.microsoft.com/office/drawing/2016/5/12/chartex" xmlns:cx7="http://schemas.microsoft.com/office/drawing/2016/5/13/chartex" xmlns:cx8="http://schemas.microsoft.com/office/drawing/2016/5/14/chartex" xmlns:mc="http://schemas.openxmlformats.org/markup-compatibility/2006" xmlns:aink="http://schemas.microsoft.com/office/drawing/2016/ink" xmlns:am3d="http://schemas.microsoft.com/office/drawing/2017/model3d" xmlns:o="urn:schemas-microsoft-com:office:office" xmlns:r="http://schemas.openxmlformats.org/officeDocument/2006/relationships" xmlns:m="http://schemas.openxmlformats.org/officeDocument/2006/math" xmlns:v="urn:schemas-microsoft-com:vml" xmlns:wp14="http://schemas.microsoft.com/office/word/2010/wordprocessingDrawing" xmlns:wp="http://schemas.openxmlformats.org/drawingml/2006/wordprocessingDrawing" xmlns:w10="urn:schemas-microsoft-com:office:word" xmlns:w="http://schemas.openxmlformats.org/wordprocessingml/2006/main" xmlns:w14="http://schemas.microsoft.com/office/word/2010/wordml" xmlns:w15="http://schemas.microsoft.com/office/word/2012/wordml" xmlns:w16cex="http://schemas.microsoft.com/office/word/2018/wordml/cex" xmlns:w16cid="http://schemas.microsoft.com/office/word/2016/wordml/cid" xmlns:w16="http://schemas.microsoft.com/office/word/2018/wordml" xmlns:w16sdtdh="http://schemas.microsoft.com/office/word/2020/wordml/sdtdatahash" xmlns:w16se="http://schemas.microsoft.com/office/word/2015/wordml/symex" xmlns:wpg="http://schemas.microsoft.com/office/word/2010/wordprocessingGroup" xmlns:wpi="http://schemas.microsoft.com/office/word/2010/wordprocessingInk" xmlns:wne="http://schemas.microsoft.com/office/word/2006/wordml" xmlns:wps="http://schemas.microsoft.com/office/word/2010/wordprocessingShape" mc:Ignorable="w14 w15 w16se w16cid w16 w16cex w16sdtdh wp14">
   <w:p>
     <w:pPr>
       <w:pStyle w:val="Footer"/>
@@ -8164,7 +7882,7 @@
 </file>
 
 <file path=word/footer2.xml><?xml version="1.0" encoding="utf-8"?>
-<w:ftr xmlns:wpc="http://schemas.microsoft.com/office/word/2010/wordprocessingCanvas" xmlns:cx="http://schemas.microsoft.com/office/drawing/2014/chartex" xmlns:cx1="http://schemas.microsoft.com/office/drawing/2015/9/8/chartex" xmlns:cx2="http://schemas.microsoft.com/office/drawing/2015/10/21/chartex" xmlns:cx3="http://schemas.microsoft.com/office/drawing/2016/5/9/chartex" xmlns:cx4="http://schemas.microsoft.com/office/drawing/2016/5/10/chartex" xmlns:cx5="http://schemas.microsoft.com/office/drawing/2016/5/11/chartex" xmlns:cx6="http://schemas.microsoft.com/office/drawing/2016/5/12/chartex" xmlns:cx7="http://schemas.microsoft.com/office/drawing/2016/5/13/chartex" xmlns:cx8="http://schemas.microsoft.com/office/drawing/2016/5/14/chartex" xmlns:mc="http://schemas.openxmlformats.org/markup-compatibility/2006" xmlns:aink="http://schemas.microsoft.com/office/drawing/2016/ink" xmlns:am3d="http://schemas.microsoft.com/office/drawing/2017/model3d" xmlns:o="urn:schemas-microsoft-com:office:office" xmlns:oel="http://schemas.microsoft.com/office/2019/extlst" xmlns:r="http://schemas.openxmlformats.org/officeDocument/2006/relationships" xmlns:m="http://schemas.openxmlformats.org/officeDocument/2006/math" xmlns:v="urn:schemas-microsoft-com:vml" xmlns:wp14="http://schemas.microsoft.com/office/word/2010/wordprocessingDrawing" xmlns:wp="http://schemas.openxmlformats.org/drawingml/2006/wordprocessingDrawing" xmlns:w10="urn:schemas-microsoft-com:office:word" xmlns:w="http://schemas.openxmlformats.org/wordprocessingml/2006/main" xmlns:w14="http://schemas.microsoft.com/office/word/2010/wordml" xmlns:w15="http://schemas.microsoft.com/office/word/2012/wordml" xmlns:w16cex="http://schemas.microsoft.com/office/word/2018/wordml/cex" xmlns:w16cid="http://schemas.microsoft.com/office/word/2016/wordml/cid" xmlns:w16="http://schemas.microsoft.com/office/word/2018/wordml" xmlns:w16du="http://schemas.microsoft.com/office/word/2023/wordml/word16du" xmlns:w16sdtdh="http://schemas.microsoft.com/office/word/2020/wordml/sdtdatahash" xmlns:w16sdtfl="http://schemas.microsoft.com/office/word/2024/wordml/sdtformatlock" xmlns:w16se="http://schemas.microsoft.com/office/word/2015/wordml/symex" xmlns:wpg="http://schemas.microsoft.com/office/word/2010/wordprocessingGroup" xmlns:wpi="http://schemas.microsoft.com/office/word/2010/wordprocessingInk" xmlns:wne="http://schemas.microsoft.com/office/word/2006/wordml" xmlns:wps="http://schemas.microsoft.com/office/word/2010/wordprocessingShape" mc:Ignorable="w14 w15 w16se w16cid w16 w16cex w16sdtdh w16sdtfl w16du wp14">
+<w:ftr xmlns:wpc="http://schemas.microsoft.com/office/word/2010/wordprocessingCanvas" xmlns:cx="http://schemas.microsoft.com/office/drawing/2014/chartex" xmlns:cx1="http://schemas.microsoft.com/office/drawing/2015/9/8/chartex" xmlns:cx2="http://schemas.microsoft.com/office/drawing/2015/10/21/chartex" xmlns:cx3="http://schemas.microsoft.com/office/drawing/2016/5/9/chartex" xmlns:cx4="http://schemas.microsoft.com/office/drawing/2016/5/10/chartex" xmlns:cx5="http://schemas.microsoft.com/office/drawing/2016/5/11/chartex" xmlns:cx6="http://schemas.microsoft.com/office/drawing/2016/5/12/chartex" xmlns:cx7="http://schemas.microsoft.com/office/drawing/2016/5/13/chartex" xmlns:cx8="http://schemas.microsoft.com/office/drawing/2016/5/14/chartex" xmlns:mc="http://schemas.openxmlformats.org/markup-compatibility/2006" xmlns:aink="http://schemas.microsoft.com/office/drawing/2016/ink" xmlns:am3d="http://schemas.microsoft.com/office/drawing/2017/model3d" xmlns:o="urn:schemas-microsoft-com:office:office" xmlns:r="http://schemas.openxmlformats.org/officeDocument/2006/relationships" xmlns:m="http://schemas.openxmlformats.org/officeDocument/2006/math" xmlns:v="urn:schemas-microsoft-com:vml" xmlns:wp14="http://schemas.microsoft.com/office/word/2010/wordprocessingDrawing" xmlns:wp="http://schemas.openxmlformats.org/drawingml/2006/wordprocessingDrawing" xmlns:w10="urn:schemas-microsoft-com:office:word" xmlns:w="http://schemas.openxmlformats.org/wordprocessingml/2006/main" xmlns:w14="http://schemas.microsoft.com/office/word/2010/wordml" xmlns:w15="http://schemas.microsoft.com/office/word/2012/wordml" xmlns:w16cex="http://schemas.microsoft.com/office/word/2018/wordml/cex" xmlns:w16cid="http://schemas.microsoft.com/office/word/2016/wordml/cid" xmlns:w16="http://schemas.microsoft.com/office/word/2018/wordml" xmlns:w16sdtdh="http://schemas.microsoft.com/office/word/2020/wordml/sdtdatahash" xmlns:w16se="http://schemas.microsoft.com/office/word/2015/wordml/symex" xmlns:wpg="http://schemas.microsoft.com/office/word/2010/wordprocessingGroup" xmlns:wpi="http://schemas.microsoft.com/office/word/2010/wordprocessingInk" xmlns:wne="http://schemas.microsoft.com/office/word/2006/wordml" xmlns:wps="http://schemas.microsoft.com/office/word/2010/wordprocessingShape" mc:Ignorable="w14 w15 w16se w16cid w16 w16cex w16sdtdh wp14">
   <w:p>
     <w:pPr>
       <w:pStyle w:val="Footer"/>
@@ -8174,7 +7892,7 @@
 </file>
 
 <file path=word/footer3.xml><?xml version="1.0" encoding="utf-8"?>
-<w:ftr xmlns:wpc="http://schemas.microsoft.com/office/word/2010/wordprocessingCanvas" xmlns:cx="http://schemas.microsoft.com/office/drawing/2014/chartex" xmlns:cx1="http://schemas.microsoft.com/office/drawing/2015/9/8/chartex" xmlns:cx2="http://schemas.microsoft.com/office/drawing/2015/10/21/chartex" xmlns:cx3="http://schemas.microsoft.com/office/drawing/2016/5/9/chartex" xmlns:cx4="http://schemas.microsoft.com/office/drawing/2016/5/10/chartex" xmlns:cx5="http://schemas.microsoft.com/office/drawing/2016/5/11/chartex" xmlns:cx6="http://schemas.microsoft.com/office/drawing/2016/5/12/chartex" xmlns:cx7="http://schemas.microsoft.com/office/drawing/2016/5/13/chartex" xmlns:cx8="http://schemas.microsoft.com/office/drawing/2016/5/14/chartex" xmlns:mc="http://schemas.openxmlformats.org/markup-compatibility/2006" xmlns:aink="http://schemas.microsoft.com/office/drawing/2016/ink" xmlns:am3d="http://schemas.microsoft.com/office/drawing/2017/model3d" xmlns:o="urn:schemas-microsoft-com:office:office" xmlns:oel="http://schemas.microsoft.com/office/2019/extlst" xmlns:r="http://schemas.openxmlformats.org/officeDocument/2006/relationships" xmlns:m="http://schemas.openxmlformats.org/officeDocument/2006/math" xmlns:v="urn:schemas-microsoft-com:vml" xmlns:wp14="http://schemas.microsoft.com/office/word/2010/wordprocessingDrawing" xmlns:wp="http://schemas.openxmlformats.org/drawingml/2006/wordprocessingDrawing" xmlns:w10="urn:schemas-microsoft-com:office:word" xmlns:w="http://schemas.openxmlformats.org/wordprocessingml/2006/main" xmlns:w14="http://schemas.microsoft.com/office/word/2010/wordml" xmlns:w15="http://schemas.microsoft.com/office/word/2012/wordml" xmlns:w16cex="http://schemas.microsoft.com/office/word/2018/wordml/cex" xmlns:w16cid="http://schemas.microsoft.com/office/word/2016/wordml/cid" xmlns:w16="http://schemas.microsoft.com/office/word/2018/wordml" xmlns:w16du="http://schemas.microsoft.com/office/word/2023/wordml/word16du" xmlns:w16sdtdh="http://schemas.microsoft.com/office/word/2020/wordml/sdtdatahash" xmlns:w16sdtfl="http://schemas.microsoft.com/office/word/2024/wordml/sdtformatlock" xmlns:w16se="http://schemas.microsoft.com/office/word/2015/wordml/symex" xmlns:wpg="http://schemas.microsoft.com/office/word/2010/wordprocessingGroup" xmlns:wpi="http://schemas.microsoft.com/office/word/2010/wordprocessingInk" xmlns:wne="http://schemas.microsoft.com/office/word/2006/wordml" xmlns:wps="http://schemas.microsoft.com/office/word/2010/wordprocessingShape" mc:Ignorable="w14 w15 w16se w16cid w16 w16cex w16sdtdh w16sdtfl w16du wp14">
+<w:ftr xmlns:wpc="http://schemas.microsoft.com/office/word/2010/wordprocessingCanvas" xmlns:cx="http://schemas.microsoft.com/office/drawing/2014/chartex" xmlns:cx1="http://schemas.microsoft.com/office/drawing/2015/9/8/chartex" xmlns:cx2="http://schemas.microsoft.com/office/drawing/2015/10/21/chartex" xmlns:cx3="http://schemas.microsoft.com/office/drawing/2016/5/9/chartex" xmlns:cx4="http://schemas.microsoft.com/office/drawing/2016/5/10/chartex" xmlns:cx5="http://schemas.microsoft.com/office/drawing/2016/5/11/chartex" xmlns:cx6="http://schemas.microsoft.com/office/drawing/2016/5/12/chartex" xmlns:cx7="http://schemas.microsoft.com/office/drawing/2016/5/13/chartex" xmlns:cx8="http://schemas.microsoft.com/office/drawing/2016/5/14/chartex" xmlns:mc="http://schemas.openxmlformats.org/markup-compatibility/2006" xmlns:aink="http://schemas.microsoft.com/office/drawing/2016/ink" xmlns:am3d="http://schemas.microsoft.com/office/drawing/2017/model3d" xmlns:o="urn:schemas-microsoft-com:office:office" xmlns:r="http://schemas.openxmlformats.org/officeDocument/2006/relationships" xmlns:m="http://schemas.openxmlformats.org/officeDocument/2006/math" xmlns:v="urn:schemas-microsoft-com:vml" xmlns:wp14="http://schemas.microsoft.com/office/word/2010/wordprocessingDrawing" xmlns:wp="http://schemas.openxmlformats.org/drawingml/2006/wordprocessingDrawing" xmlns:w10="urn:schemas-microsoft-com:office:word" xmlns:w="http://schemas.openxmlformats.org/wordprocessingml/2006/main" xmlns:w14="http://schemas.microsoft.com/office/word/2010/wordml" xmlns:w15="http://schemas.microsoft.com/office/word/2012/wordml" xmlns:w16cex="http://schemas.microsoft.com/office/word/2018/wordml/cex" xmlns:w16cid="http://schemas.microsoft.com/office/word/2016/wordml/cid" xmlns:w16="http://schemas.microsoft.com/office/word/2018/wordml" xmlns:w16sdtdh="http://schemas.microsoft.com/office/word/2020/wordml/sdtdatahash" xmlns:w16se="http://schemas.microsoft.com/office/word/2015/wordml/symex" xmlns:wpg="http://schemas.microsoft.com/office/word/2010/wordprocessingGroup" xmlns:wpi="http://schemas.microsoft.com/office/word/2010/wordprocessingInk" xmlns:wne="http://schemas.microsoft.com/office/word/2006/wordml" xmlns:wps="http://schemas.microsoft.com/office/word/2010/wordprocessingShape" mc:Ignorable="w14 w15 w16se w16cid w16 w16cex w16sdtdh wp14">
   <w:p>
     <w:pPr>
       <w:pStyle w:val="Footer"/>
@@ -8184,7 +7902,7 @@
 </file>
 
 <file path=word/footnotes.xml><?xml version="1.0" encoding="utf-8"?>
-<w:footnotes xmlns:wpc="http://schemas.microsoft.com/office/word/2010/wordprocessingCanvas" xmlns:cx="http://schemas.microsoft.com/office/drawing/2014/chartex" xmlns:cx1="http://schemas.microsoft.com/office/drawing/2015/9/8/chartex" xmlns:cx2="http://schemas.microsoft.com/office/drawing/2015/10/21/chartex" xmlns:cx3="http://schemas.microsoft.com/office/drawing/2016/5/9/chartex" xmlns:cx4="http://schemas.microsoft.com/office/drawing/2016/5/10/chartex" xmlns:cx5="http://schemas.microsoft.com/office/drawing/2016/5/11/chartex" xmlns:cx6="http://schemas.microsoft.com/office/drawing/2016/5/12/chartex" xmlns:cx7="http://schemas.microsoft.com/office/drawing/2016/5/13/chartex" xmlns:cx8="http://schemas.microsoft.com/office/drawing/2016/5/14/chartex" xmlns:mc="http://schemas.openxmlformats.org/markup-compatibility/2006" xmlns:aink="http://schemas.microsoft.com/office/drawing/2016/ink" xmlns:am3d="http://schemas.microsoft.com/office/drawing/2017/model3d" xmlns:o="urn:schemas-microsoft-com:office:office" xmlns:oel="http://schemas.microsoft.com/office/2019/extlst" xmlns:r="http://schemas.openxmlformats.org/officeDocument/2006/relationships" xmlns:m="http://schemas.openxmlformats.org/officeDocument/2006/math" xmlns:v="urn:schemas-microsoft-com:vml" xmlns:wp14="http://schemas.microsoft.com/office/word/2010/wordprocessingDrawing" xmlns:wp="http://schemas.openxmlformats.org/drawingml/2006/wordprocessingDrawing" xmlns:w10="urn:schemas-microsoft-com:office:word" xmlns:w="http://schemas.openxmlformats.org/wordprocessingml/2006/main" xmlns:w14="http://schemas.microsoft.com/office/word/2010/wordml" xmlns:w15="http://schemas.microsoft.com/office/word/2012/wordml" xmlns:w16cex="http://schemas.microsoft.com/office/word/2018/wordml/cex" xmlns:w16cid="http://schemas.microsoft.com/office/word/2016/wordml/cid" xmlns:w16="http://schemas.microsoft.com/office/word/2018/wordml" xmlns:w16du="http://schemas.microsoft.com/office/word/2023/wordml/word16du" xmlns:w16sdtdh="http://schemas.microsoft.com/office/word/2020/wordml/sdtdatahash" xmlns:w16sdtfl="http://schemas.microsoft.com/office/word/2024/wordml/sdtformatlock" xmlns:w16se="http://schemas.microsoft.com/office/word/2015/wordml/symex" xmlns:wpg="http://schemas.microsoft.com/office/word/2010/wordprocessingGroup" xmlns:wpi="http://schemas.microsoft.com/office/word/2010/wordprocessingInk" xmlns:wne="http://schemas.microsoft.com/office/word/2006/wordml" xmlns:wps="http://schemas.microsoft.com/office/word/2010/wordprocessingShape" mc:Ignorable="w14 w15 w16se w16cid w16 w16cex w16sdtdh w16sdtfl w16du wp14">
+<w:footnotes xmlns:wpc="http://schemas.microsoft.com/office/word/2010/wordprocessingCanvas" xmlns:cx="http://schemas.microsoft.com/office/drawing/2014/chartex" xmlns:cx1="http://schemas.microsoft.com/office/drawing/2015/9/8/chartex" xmlns:cx2="http://schemas.microsoft.com/office/drawing/2015/10/21/chartex" xmlns:cx3="http://schemas.microsoft.com/office/drawing/2016/5/9/chartex" xmlns:cx4="http://schemas.microsoft.com/office/drawing/2016/5/10/chartex" xmlns:cx5="http://schemas.microsoft.com/office/drawing/2016/5/11/chartex" xmlns:cx6="http://schemas.microsoft.com/office/drawing/2016/5/12/chartex" xmlns:cx7="http://schemas.microsoft.com/office/drawing/2016/5/13/chartex" xmlns:cx8="http://schemas.microsoft.com/office/drawing/2016/5/14/chartex" xmlns:mc="http://schemas.openxmlformats.org/markup-compatibility/2006" xmlns:aink="http://schemas.microsoft.com/office/drawing/2016/ink" xmlns:am3d="http://schemas.microsoft.com/office/drawing/2017/model3d" xmlns:o="urn:schemas-microsoft-com:office:office" xmlns:r="http://schemas.openxmlformats.org/officeDocument/2006/relationships" xmlns:m="http://schemas.openxmlformats.org/officeDocument/2006/math" xmlns:v="urn:schemas-microsoft-com:vml" xmlns:wp14="http://schemas.microsoft.com/office/word/2010/wordprocessingDrawing" xmlns:wp="http://schemas.openxmlformats.org/drawingml/2006/wordprocessingDrawing" xmlns:w10="urn:schemas-microsoft-com:office:word" xmlns:w="http://schemas.openxmlformats.org/wordprocessingml/2006/main" xmlns:w14="http://schemas.microsoft.com/office/word/2010/wordml" xmlns:w15="http://schemas.microsoft.com/office/word/2012/wordml" xmlns:w16cex="http://schemas.microsoft.com/office/word/2018/wordml/cex" xmlns:w16cid="http://schemas.microsoft.com/office/word/2016/wordml/cid" xmlns:w16="http://schemas.microsoft.com/office/word/2018/wordml" xmlns:w16sdtdh="http://schemas.microsoft.com/office/word/2020/wordml/sdtdatahash" xmlns:w16se="http://schemas.microsoft.com/office/word/2015/wordml/symex" xmlns:wpg="http://schemas.microsoft.com/office/word/2010/wordprocessingGroup" xmlns:wpi="http://schemas.microsoft.com/office/word/2010/wordprocessingInk" xmlns:wne="http://schemas.microsoft.com/office/word/2006/wordml" xmlns:wps="http://schemas.microsoft.com/office/word/2010/wordprocessingShape" mc:Ignorable="w14 w15 w16se w16cid w16 w16cex w16sdtdh wp14">
   <w:footnote w:type="separator" w:id="-1">
     <w:p>
       <w:r>
@@ -8203,7 +7921,7 @@
 </file>
 
 <file path=word/header1.xml><?xml version="1.0" encoding="utf-8"?>
-<w:hdr xmlns:wpc="http://schemas.microsoft.com/office/word/2010/wordprocessingCanvas" xmlns:cx="http://schemas.microsoft.com/office/drawing/2014/chartex" xmlns:cx1="http://schemas.microsoft.com/office/drawing/2015/9/8/chartex" xmlns:cx2="http://schemas.microsoft.com/office/drawing/2015/10/21/chartex" xmlns:cx3="http://schemas.microsoft.com/office/drawing/2016/5/9/chartex" xmlns:cx4="http://schemas.microsoft.com/office/drawing/2016/5/10/chartex" xmlns:cx5="http://schemas.microsoft.com/office/drawing/2016/5/11/chartex" xmlns:cx6="http://schemas.microsoft.com/office/drawing/2016/5/12/chartex" xmlns:cx7="http://schemas.microsoft.com/office/drawing/2016/5/13/chartex" xmlns:cx8="http://schemas.microsoft.com/office/drawing/2016/5/14/chartex" xmlns:mc="http://schemas.openxmlformats.org/markup-compatibility/2006" xmlns:aink="http://schemas.microsoft.com/office/drawing/2016/ink" xmlns:am3d="http://schemas.microsoft.com/office/drawing/2017/model3d" xmlns:o="urn:schemas-microsoft-com:office:office" xmlns:oel="http://schemas.microsoft.com/office/2019/extlst" xmlns:r="http://schemas.openxmlformats.org/officeDocument/2006/relationships" xmlns:m="http://schemas.openxmlformats.org/officeDocument/2006/math" xmlns:v="urn:schemas-microsoft-com:vml" xmlns:wp14="http://schemas.microsoft.com/office/word/2010/wordprocessingDrawing" xmlns:wp="http://schemas.openxmlformats.org/drawingml/2006/wordprocessingDrawing" xmlns:w10="urn:schemas-microsoft-com:office:word" xmlns:w="http://schemas.openxmlformats.org/wordprocessingml/2006/main" xmlns:w14="http://schemas.microsoft.com/office/word/2010/wordml" xmlns:w15="http://schemas.microsoft.com/office/word/2012/wordml" xmlns:w16cex="http://schemas.microsoft.com/office/word/2018/wordml/cex" xmlns:w16cid="http://schemas.microsoft.com/office/word/2016/wordml/cid" xmlns:w16="http://schemas.microsoft.com/office/word/2018/wordml" xmlns:w16du="http://schemas.microsoft.com/office/word/2023/wordml/word16du" xmlns:w16sdtdh="http://schemas.microsoft.com/office/word/2020/wordml/sdtdatahash" xmlns:w16sdtfl="http://schemas.microsoft.com/office/word/2024/wordml/sdtformatlock" xmlns:w16se="http://schemas.microsoft.com/office/word/2015/wordml/symex" xmlns:wpg="http://schemas.microsoft.com/office/word/2010/wordprocessingGroup" xmlns:wpi="http://schemas.microsoft.com/office/word/2010/wordprocessingInk" xmlns:wne="http://schemas.microsoft.com/office/word/2006/wordml" xmlns:wps="http://schemas.microsoft.com/office/word/2010/wordprocessingShape" mc:Ignorable="w14 w15 w16se w16cid w16 w16cex w16sdtdh w16sdtfl w16du wp14">
+<w:hdr xmlns:wpc="http://schemas.microsoft.com/office/word/2010/wordprocessingCanvas" xmlns:cx="http://schemas.microsoft.com/office/drawing/2014/chartex" xmlns:cx1="http://schemas.microsoft.com/office/drawing/2015/9/8/chartex" xmlns:cx2="http://schemas.microsoft.com/office/drawing/2015/10/21/chartex" xmlns:cx3="http://schemas.microsoft.com/office/drawing/2016/5/9/chartex" xmlns:cx4="http://schemas.microsoft.com/office/drawing/2016/5/10/chartex" xmlns:cx5="http://schemas.microsoft.com/office/drawing/2016/5/11/chartex" xmlns:cx6="http://schemas.microsoft.com/office/drawing/2016/5/12/chartex" xmlns:cx7="http://schemas.microsoft.com/office/drawing/2016/5/13/chartex" xmlns:cx8="http://schemas.microsoft.com/office/drawing/2016/5/14/chartex" xmlns:mc="http://schemas.openxmlformats.org/markup-compatibility/2006" xmlns:aink="http://schemas.microsoft.com/office/drawing/2016/ink" xmlns:am3d="http://schemas.microsoft.com/office/drawing/2017/model3d" xmlns:o="urn:schemas-microsoft-com:office:office" xmlns:r="http://schemas.openxmlformats.org/officeDocument/2006/relationships" xmlns:m="http://schemas.openxmlformats.org/officeDocument/2006/math" xmlns:v="urn:schemas-microsoft-com:vml" xmlns:wp14="http://schemas.microsoft.com/office/word/2010/wordprocessingDrawing" xmlns:wp="http://schemas.openxmlformats.org/drawingml/2006/wordprocessingDrawing" xmlns:w10="urn:schemas-microsoft-com:office:word" xmlns:w="http://schemas.openxmlformats.org/wordprocessingml/2006/main" xmlns:w14="http://schemas.microsoft.com/office/word/2010/wordml" xmlns:w15="http://schemas.microsoft.com/office/word/2012/wordml" xmlns:w16cex="http://schemas.microsoft.com/office/word/2018/wordml/cex" xmlns:w16cid="http://schemas.microsoft.com/office/word/2016/wordml/cid" xmlns:w16="http://schemas.microsoft.com/office/word/2018/wordml" xmlns:w16sdtdh="http://schemas.microsoft.com/office/word/2020/wordml/sdtdatahash" xmlns:w16se="http://schemas.microsoft.com/office/word/2015/wordml/symex" xmlns:wpg="http://schemas.microsoft.com/office/word/2010/wordprocessingGroup" xmlns:wpi="http://schemas.microsoft.com/office/word/2010/wordprocessingInk" xmlns:wne="http://schemas.microsoft.com/office/word/2006/wordml" xmlns:wps="http://schemas.microsoft.com/office/word/2010/wordprocessingShape" mc:Ignorable="w14 w15 w16se w16cid w16 w16cex w16sdtdh wp14">
   <w:p>
     <w:pPr>
       <w:pStyle w:val="Header"/>
@@ -8213,7 +7931,7 @@
 </file>
 
 <file path=word/header2.xml><?xml version="1.0" encoding="utf-8"?>
-<w:hdr xmlns:wpc="http://schemas.microsoft.com/office/word/2010/wordprocessingCanvas" xmlns:cx="http://schemas.microsoft.com/office/drawing/2014/chartex" xmlns:cx1="http://schemas.microsoft.com/office/drawing/2015/9/8/chartex" xmlns:cx2="http://schemas.microsoft.com/office/drawing/2015/10/21/chartex" xmlns:cx3="http://schemas.microsoft.com/office/drawing/2016/5/9/chartex" xmlns:cx4="http://schemas.microsoft.com/office/drawing/2016/5/10/chartex" xmlns:cx5="http://schemas.microsoft.com/office/drawing/2016/5/11/chartex" xmlns:cx6="http://schemas.microsoft.com/office/drawing/2016/5/12/chartex" xmlns:cx7="http://schemas.microsoft.com/office/drawing/2016/5/13/chartex" xmlns:cx8="http://schemas.microsoft.com/office/drawing/2016/5/14/chartex" xmlns:mc="http://schemas.openxmlformats.org/markup-compatibility/2006" xmlns:aink="http://schemas.microsoft.com/office/drawing/2016/ink" xmlns:am3d="http://schemas.microsoft.com/office/drawing/2017/model3d" xmlns:o="urn:schemas-microsoft-com:office:office" xmlns:oel="http://schemas.microsoft.com/office/2019/extlst" xmlns:r="http://schemas.openxmlformats.org/officeDocument/2006/relationships" xmlns:m="http://schemas.openxmlformats.org/officeDocument/2006/math" xmlns:v="urn:schemas-microsoft-com:vml" xmlns:wp14="http://schemas.microsoft.com/office/word/2010/wordprocessingDrawing" xmlns:wp="http://schemas.openxmlformats.org/drawingml/2006/wordprocessingDrawing" xmlns:w10="urn:schemas-microsoft-com:office:word" xmlns:w="http://schemas.openxmlformats.org/wordprocessingml/2006/main" xmlns:w14="http://schemas.microsoft.com/office/word/2010/wordml" xmlns:w15="http://schemas.microsoft.com/office/word/2012/wordml" xmlns:w16cex="http://schemas.microsoft.com/office/word/2018/wordml/cex" xmlns:w16cid="http://schemas.microsoft.com/office/word/2016/wordml/cid" xmlns:w16="http://schemas.microsoft.com/office/word/2018/wordml" xmlns:w16du="http://schemas.microsoft.com/office/word/2023/wordml/word16du" xmlns:w16sdtdh="http://schemas.microsoft.com/office/word/2020/wordml/sdtdatahash" xmlns:w16sdtfl="http://schemas.microsoft.com/office/word/2024/wordml/sdtformatlock" xmlns:w16se="http://schemas.microsoft.com/office/word/2015/wordml/symex" xmlns:wpg="http://schemas.microsoft.com/office/word/2010/wordprocessingGroup" xmlns:wpi="http://schemas.microsoft.com/office/word/2010/wordprocessingInk" xmlns:wne="http://schemas.microsoft.com/office/word/2006/wordml" xmlns:wps="http://schemas.microsoft.com/office/word/2010/wordprocessingShape" mc:Ignorable="w14 w15 w16se w16cid w16 w16cex w16sdtdh w16sdtfl w16du wp14">
+<w:hdr xmlns:wpc="http://schemas.microsoft.com/office/word/2010/wordprocessingCanvas" xmlns:cx="http://schemas.microsoft.com/office/drawing/2014/chartex" xmlns:cx1="http://schemas.microsoft.com/office/drawing/2015/9/8/chartex" xmlns:cx2="http://schemas.microsoft.com/office/drawing/2015/10/21/chartex" xmlns:cx3="http://schemas.microsoft.com/office/drawing/2016/5/9/chartex" xmlns:cx4="http://schemas.microsoft.com/office/drawing/2016/5/10/chartex" xmlns:cx5="http://schemas.microsoft.com/office/drawing/2016/5/11/chartex" xmlns:cx6="http://schemas.microsoft.com/office/drawing/2016/5/12/chartex" xmlns:cx7="http://schemas.microsoft.com/office/drawing/2016/5/13/chartex" xmlns:cx8="http://schemas.microsoft.com/office/drawing/2016/5/14/chartex" xmlns:mc="http://schemas.openxmlformats.org/markup-compatibility/2006" xmlns:aink="http://schemas.microsoft.com/office/drawing/2016/ink" xmlns:am3d="http://schemas.microsoft.com/office/drawing/2017/model3d" xmlns:o="urn:schemas-microsoft-com:office:office" xmlns:r="http://schemas.openxmlformats.org/officeDocument/2006/relationships" xmlns:m="http://schemas.openxmlformats.org/officeDocument/2006/math" xmlns:v="urn:schemas-microsoft-com:vml" xmlns:wp14="http://schemas.microsoft.com/office/word/2010/wordprocessingDrawing" xmlns:wp="http://schemas.openxmlformats.org/drawingml/2006/wordprocessingDrawing" xmlns:w10="urn:schemas-microsoft-com:office:word" xmlns:w="http://schemas.openxmlformats.org/wordprocessingml/2006/main" xmlns:w14="http://schemas.microsoft.com/office/word/2010/wordml" xmlns:w15="http://schemas.microsoft.com/office/word/2012/wordml" xmlns:w16cex="http://schemas.microsoft.com/office/word/2018/wordml/cex" xmlns:w16cid="http://schemas.microsoft.com/office/word/2016/wordml/cid" xmlns:w16="http://schemas.microsoft.com/office/word/2018/wordml" xmlns:w16sdtdh="http://schemas.microsoft.com/office/word/2020/wordml/sdtdatahash" xmlns:w16se="http://schemas.microsoft.com/office/word/2015/wordml/symex" xmlns:wpg="http://schemas.microsoft.com/office/word/2010/wordprocessingGroup" xmlns:wpi="http://schemas.microsoft.com/office/word/2010/wordprocessingInk" xmlns:wne="http://schemas.microsoft.com/office/word/2006/wordml" xmlns:wps="http://schemas.microsoft.com/office/word/2010/wordprocessingShape" mc:Ignorable="w14 w15 w16se w16cid w16 w16cex w16sdtdh wp14">
   <w:p>
     <w:pPr>
       <w:pStyle w:val="Header"/>
@@ -8335,7 +8053,7 @@
 </file>
 
 <file path=word/header3.xml><?xml version="1.0" encoding="utf-8"?>
-<w:hdr xmlns:wpc="http://schemas.microsoft.com/office/word/2010/wordprocessingCanvas" xmlns:cx="http://schemas.microsoft.com/office/drawing/2014/chartex" xmlns:cx1="http://schemas.microsoft.com/office/drawing/2015/9/8/chartex" xmlns:cx2="http://schemas.microsoft.com/office/drawing/2015/10/21/chartex" xmlns:cx3="http://schemas.microsoft.com/office/drawing/2016/5/9/chartex" xmlns:cx4="http://schemas.microsoft.com/office/drawing/2016/5/10/chartex" xmlns:cx5="http://schemas.microsoft.com/office/drawing/2016/5/11/chartex" xmlns:cx6="http://schemas.microsoft.com/office/drawing/2016/5/12/chartex" xmlns:cx7="http://schemas.microsoft.com/office/drawing/2016/5/13/chartex" xmlns:cx8="http://schemas.microsoft.com/office/drawing/2016/5/14/chartex" xmlns:mc="http://schemas.openxmlformats.org/markup-compatibility/2006" xmlns:aink="http://schemas.microsoft.com/office/drawing/2016/ink" xmlns:am3d="http://schemas.microsoft.com/office/drawing/2017/model3d" xmlns:o="urn:schemas-microsoft-com:office:office" xmlns:oel="http://schemas.microsoft.com/office/2019/extlst" xmlns:r="http://schemas.openxmlformats.org/officeDocument/2006/relationships" xmlns:m="http://schemas.openxmlformats.org/officeDocument/2006/math" xmlns:v="urn:schemas-microsoft-com:vml" xmlns:wp14="http://schemas.microsoft.com/office/word/2010/wordprocessingDrawing" xmlns:wp="http://schemas.openxmlformats.org/drawingml/2006/wordprocessingDrawing" xmlns:w10="urn:schemas-microsoft-com:office:word" xmlns:w="http://schemas.openxmlformats.org/wordprocessingml/2006/main" xmlns:w14="http://schemas.microsoft.com/office/word/2010/wordml" xmlns:w15="http://schemas.microsoft.com/office/word/2012/wordml" xmlns:w16cex="http://schemas.microsoft.com/office/word/2018/wordml/cex" xmlns:w16cid="http://schemas.microsoft.com/office/word/2016/wordml/cid" xmlns:w16="http://schemas.microsoft.com/office/word/2018/wordml" xmlns:w16du="http://schemas.microsoft.com/office/word/2023/wordml/word16du" xmlns:w16sdtdh="http://schemas.microsoft.com/office/word/2020/wordml/sdtdatahash" xmlns:w16sdtfl="http://schemas.microsoft.com/office/word/2024/wordml/sdtformatlock" xmlns:w16se="http://schemas.microsoft.com/office/word/2015/wordml/symex" xmlns:wpg="http://schemas.microsoft.com/office/word/2010/wordprocessingGroup" xmlns:wpi="http://schemas.microsoft.com/office/word/2010/wordprocessingInk" xmlns:wne="http://schemas.microsoft.com/office/word/2006/wordml" xmlns:wps="http://schemas.microsoft.com/office/word/2010/wordprocessingShape" mc:Ignorable="w14 w15 w16se w16cid w16 w16cex w16sdtdh w16sdtfl w16du wp14">
+<w:hdr xmlns:wpc="http://schemas.microsoft.com/office/word/2010/wordprocessingCanvas" xmlns:cx="http://schemas.microsoft.com/office/drawing/2014/chartex" xmlns:cx1="http://schemas.microsoft.com/office/drawing/2015/9/8/chartex" xmlns:cx2="http://schemas.microsoft.com/office/drawing/2015/10/21/chartex" xmlns:cx3="http://schemas.microsoft.com/office/drawing/2016/5/9/chartex" xmlns:cx4="http://schemas.microsoft.com/office/drawing/2016/5/10/chartex" xmlns:cx5="http://schemas.microsoft.com/office/drawing/2016/5/11/chartex" xmlns:cx6="http://schemas.microsoft.com/office/drawing/2016/5/12/chartex" xmlns:cx7="http://schemas.microsoft.com/office/drawing/2016/5/13/chartex" xmlns:cx8="http://schemas.microsoft.com/office/drawing/2016/5/14/chartex" xmlns:mc="http://schemas.openxmlformats.org/markup-compatibility/2006" xmlns:aink="http://schemas.microsoft.com/office/drawing/2016/ink" xmlns:am3d="http://schemas.microsoft.com/office/drawing/2017/model3d" xmlns:o="urn:schemas-microsoft-com:office:office" xmlns:r="http://schemas.openxmlformats.org/officeDocument/2006/relationships" xmlns:m="http://schemas.openxmlformats.org/officeDocument/2006/math" xmlns:v="urn:schemas-microsoft-com:vml" xmlns:wp14="http://schemas.microsoft.com/office/word/2010/wordprocessingDrawing" xmlns:wp="http://schemas.openxmlformats.org/drawingml/2006/wordprocessingDrawing" xmlns:w10="urn:schemas-microsoft-com:office:word" xmlns:w="http://schemas.openxmlformats.org/wordprocessingml/2006/main" xmlns:w14="http://schemas.microsoft.com/office/word/2010/wordml" xmlns:w15="http://schemas.microsoft.com/office/word/2012/wordml" xmlns:w16cex="http://schemas.microsoft.com/office/word/2018/wordml/cex" xmlns:w16cid="http://schemas.microsoft.com/office/word/2016/wordml/cid" xmlns:w16="http://schemas.microsoft.com/office/word/2018/wordml" xmlns:w16sdtdh="http://schemas.microsoft.com/office/word/2020/wordml/sdtdatahash" xmlns:w16se="http://schemas.microsoft.com/office/word/2015/wordml/symex" xmlns:wpg="http://schemas.microsoft.com/office/word/2010/wordprocessingGroup" xmlns:wpi="http://schemas.microsoft.com/office/word/2010/wordprocessingInk" xmlns:wne="http://schemas.microsoft.com/office/word/2006/wordml" xmlns:wps="http://schemas.microsoft.com/office/word/2010/wordprocessingShape" mc:Ignorable="w14 w15 w16se w16cid w16 w16cex w16sdtdh wp14">
   <w:p>
     <w:pPr>
       <w:pStyle w:val="Header"/>
@@ -8345,7 +8063,7 @@
 </file>
 
 <file path=word/header4.xml><?xml version="1.0" encoding="utf-8"?>
-<w:hdr xmlns:wpc="http://schemas.microsoft.com/office/word/2010/wordprocessingCanvas" xmlns:cx="http://schemas.microsoft.com/office/drawing/2014/chartex" xmlns:cx1="http://schemas.microsoft.com/office/drawing/2015/9/8/chartex" xmlns:cx2="http://schemas.microsoft.com/office/drawing/2015/10/21/chartex" xmlns:cx3="http://schemas.microsoft.com/office/drawing/2016/5/9/chartex" xmlns:cx4="http://schemas.microsoft.com/office/drawing/2016/5/10/chartex" xmlns:cx5="http://schemas.microsoft.com/office/drawing/2016/5/11/chartex" xmlns:cx6="http://schemas.microsoft.com/office/drawing/2016/5/12/chartex" xmlns:cx7="http://schemas.microsoft.com/office/drawing/2016/5/13/chartex" xmlns:cx8="http://schemas.microsoft.com/office/drawing/2016/5/14/chartex" xmlns:mc="http://schemas.openxmlformats.org/markup-compatibility/2006" xmlns:aink="http://schemas.microsoft.com/office/drawing/2016/ink" xmlns:am3d="http://schemas.microsoft.com/office/drawing/2017/model3d" xmlns:o="urn:schemas-microsoft-com:office:office" xmlns:oel="http://schemas.microsoft.com/office/2019/extlst" xmlns:r="http://schemas.openxmlformats.org/officeDocument/2006/relationships" xmlns:m="http://schemas.openxmlformats.org/officeDocument/2006/math" xmlns:v="urn:schemas-microsoft-com:vml" xmlns:wp14="http://schemas.microsoft.com/office/word/2010/wordprocessingDrawing" xmlns:wp="http://schemas.openxmlformats.org/drawingml/2006/wordprocessingDrawing" xmlns:w10="urn:schemas-microsoft-com:office:word" xmlns:w="http://schemas.openxmlformats.org/wordprocessingml/2006/main" xmlns:w14="http://schemas.microsoft.com/office/word/2010/wordml" xmlns:w15="http://schemas.microsoft.com/office/word/2012/wordml" xmlns:w16cex="http://schemas.microsoft.com/office/word/2018/wordml/cex" xmlns:w16cid="http://schemas.microsoft.com/office/word/2016/wordml/cid" xmlns:w16="http://schemas.microsoft.com/office/word/2018/wordml" xmlns:w16du="http://schemas.microsoft.com/office/word/2023/wordml/word16du" xmlns:w16sdtdh="http://schemas.microsoft.com/office/word/2020/wordml/sdtdatahash" xmlns:w16sdtfl="http://schemas.microsoft.com/office/word/2024/wordml/sdtformatlock" xmlns:w16se="http://schemas.microsoft.com/office/word/2015/wordml/symex" xmlns:wpg="http://schemas.microsoft.com/office/word/2010/wordprocessingGroup" xmlns:wpi="http://schemas.microsoft.com/office/word/2010/wordprocessingInk" xmlns:wne="http://schemas.microsoft.com/office/word/2006/wordml" xmlns:wps="http://schemas.microsoft.com/office/word/2010/wordprocessingShape" mc:Ignorable="w14 w15 w16se w16cid w16 w16cex w16sdtdh w16sdtfl w16du wp14">
+<w:hdr xmlns:wpc="http://schemas.microsoft.com/office/word/2010/wordprocessingCanvas" xmlns:cx="http://schemas.microsoft.com/office/drawing/2014/chartex" xmlns:cx1="http://schemas.microsoft.com/office/drawing/2015/9/8/chartex" xmlns:cx2="http://schemas.microsoft.com/office/drawing/2015/10/21/chartex" xmlns:cx3="http://schemas.microsoft.com/office/drawing/2016/5/9/chartex" xmlns:cx4="http://schemas.microsoft.com/office/drawing/2016/5/10/chartex" xmlns:cx5="http://schemas.microsoft.com/office/drawing/2016/5/11/chartex" xmlns:cx6="http://schemas.microsoft.com/office/drawing/2016/5/12/chartex" xmlns:cx7="http://schemas.microsoft.com/office/drawing/2016/5/13/chartex" xmlns:cx8="http://schemas.microsoft.com/office/drawing/2016/5/14/chartex" xmlns:mc="http://schemas.openxmlformats.org/markup-compatibility/2006" xmlns:aink="http://schemas.microsoft.com/office/drawing/2016/ink" xmlns:am3d="http://schemas.microsoft.com/office/drawing/2017/model3d" xmlns:o="urn:schemas-microsoft-com:office:office" xmlns:r="http://schemas.openxmlformats.org/officeDocument/2006/relationships" xmlns:m="http://schemas.openxmlformats.org/officeDocument/2006/math" xmlns:v="urn:schemas-microsoft-com:vml" xmlns:wp14="http://schemas.microsoft.com/office/word/2010/wordprocessingDrawing" xmlns:wp="http://schemas.openxmlformats.org/drawingml/2006/wordprocessingDrawing" xmlns:w10="urn:schemas-microsoft-com:office:word" xmlns:w="http://schemas.openxmlformats.org/wordprocessingml/2006/main" xmlns:w14="http://schemas.microsoft.com/office/word/2010/wordml" xmlns:w15="http://schemas.microsoft.com/office/word/2012/wordml" xmlns:w16cex="http://schemas.microsoft.com/office/word/2018/wordml/cex" xmlns:w16cid="http://schemas.microsoft.com/office/word/2016/wordml/cid" xmlns:w16="http://schemas.microsoft.com/office/word/2018/wordml" xmlns:w16sdtdh="http://schemas.microsoft.com/office/word/2020/wordml/sdtdatahash" xmlns:w16se="http://schemas.microsoft.com/office/word/2015/wordml/symex" xmlns:wpg="http://schemas.microsoft.com/office/word/2010/wordprocessingGroup" xmlns:wpi="http://schemas.microsoft.com/office/word/2010/wordprocessingInk" xmlns:wne="http://schemas.microsoft.com/office/word/2006/wordml" xmlns:wps="http://schemas.microsoft.com/office/word/2010/wordprocessingShape" mc:Ignorable="w14 w15 w16se w16cid w16 w16cex w16sdtdh wp14">
   <w:p>
     <w:pPr>
       <w:pStyle w:val="Header"/>
@@ -8467,7 +8185,7 @@
 </file>
 
 <file path=word/numbering.xml><?xml version="1.0" encoding="utf-8"?>
-<w:numbering xmlns:wpc="http://schemas.microsoft.com/office/word/2010/wordprocessingCanvas" xmlns:cx="http://schemas.microsoft.com/office/drawing/2014/chartex" xmlns:cx1="http://schemas.microsoft.com/office/drawing/2015/9/8/chartex" xmlns:cx2="http://schemas.microsoft.com/office/drawing/2015/10/21/chartex" xmlns:cx3="http://schemas.microsoft.com/office/drawing/2016/5/9/chartex" xmlns:cx4="http://schemas.microsoft.com/office/drawing/2016/5/10/chartex" xmlns:cx5="http://schemas.microsoft.com/office/drawing/2016/5/11/chartex" xmlns:cx6="http://schemas.microsoft.com/office/drawing/2016/5/12/chartex" xmlns:cx7="http://schemas.microsoft.com/office/drawing/2016/5/13/chartex" xmlns:cx8="http://schemas.microsoft.com/office/drawing/2016/5/14/chartex" xmlns:mc="http://schemas.openxmlformats.org/markup-compatibility/2006" xmlns:aink="http://schemas.microsoft.com/office/drawing/2016/ink" xmlns:am3d="http://schemas.microsoft.com/office/drawing/2017/model3d" xmlns:o="urn:schemas-microsoft-com:office:office" xmlns:oel="http://schemas.microsoft.com/office/2019/extlst" xmlns:r="http://schemas.openxmlformats.org/officeDocument/2006/relationships" xmlns:m="http://schemas.openxmlformats.org/officeDocument/2006/math" xmlns:v="urn:schemas-microsoft-com:vml" xmlns:wp14="http://schemas.microsoft.com/office/word/2010/wordprocessingDrawing" xmlns:wp="http://schemas.openxmlformats.org/drawingml/2006/wordprocessingDrawing" xmlns:w10="urn:schemas-microsoft-com:office:word" xmlns:w="http://schemas.openxmlformats.org/wordprocessingml/2006/main" xmlns:w14="http://schemas.microsoft.com/office/word/2010/wordml" xmlns:w15="http://schemas.microsoft.com/office/word/2012/wordml" xmlns:w16cex="http://schemas.microsoft.com/office/word/2018/wordml/cex" xmlns:w16cid="http://schemas.microsoft.com/office/word/2016/wordml/cid" xmlns:w16="http://schemas.microsoft.com/office/word/2018/wordml" xmlns:w16du="http://schemas.microsoft.com/office/word/2023/wordml/word16du" xmlns:w16sdtdh="http://schemas.microsoft.com/office/word/2020/wordml/sdtdatahash" xmlns:w16sdtfl="http://schemas.microsoft.com/office/word/2024/wordml/sdtformatlock" xmlns:w16se="http://schemas.microsoft.com/office/word/2015/wordml/symex" xmlns:wpg="http://schemas.microsoft.com/office/word/2010/wordprocessingGroup" xmlns:wpi="http://schemas.microsoft.com/office/word/2010/wordprocessingInk" xmlns:wne="http://schemas.microsoft.com/office/word/2006/wordml" xmlns:wps="http://schemas.microsoft.com/office/word/2010/wordprocessingShape" mc:Ignorable="w14 w15 w16se w16cid w16 w16cex w16sdtdh w16sdtfl w16du wp14">
+<w:numbering xmlns:wpc="http://schemas.microsoft.com/office/word/2010/wordprocessingCanvas" xmlns:cx="http://schemas.microsoft.com/office/drawing/2014/chartex" xmlns:cx1="http://schemas.microsoft.com/office/drawing/2015/9/8/chartex" xmlns:cx2="http://schemas.microsoft.com/office/drawing/2015/10/21/chartex" xmlns:cx3="http://schemas.microsoft.com/office/drawing/2016/5/9/chartex" xmlns:cx4="http://schemas.microsoft.com/office/drawing/2016/5/10/chartex" xmlns:cx5="http://schemas.microsoft.com/office/drawing/2016/5/11/chartex" xmlns:cx6="http://schemas.microsoft.com/office/drawing/2016/5/12/chartex" xmlns:cx7="http://schemas.microsoft.com/office/drawing/2016/5/13/chartex" xmlns:cx8="http://schemas.microsoft.com/office/drawing/2016/5/14/chartex" xmlns:mc="http://schemas.openxmlformats.org/markup-compatibility/2006" xmlns:aink="http://schemas.microsoft.com/office/drawing/2016/ink" xmlns:am3d="http://schemas.microsoft.com/office/drawing/2017/model3d" xmlns:o="urn:schemas-microsoft-com:office:office" xmlns:r="http://schemas.openxmlformats.org/officeDocument/2006/relationships" xmlns:m="http://schemas.openxmlformats.org/officeDocument/2006/math" xmlns:v="urn:schemas-microsoft-com:vml" xmlns:wp14="http://schemas.microsoft.com/office/word/2010/wordprocessingDrawing" xmlns:wp="http://schemas.openxmlformats.org/drawingml/2006/wordprocessingDrawing" xmlns:w10="urn:schemas-microsoft-com:office:word" xmlns:w="http://schemas.openxmlformats.org/wordprocessingml/2006/main" xmlns:w14="http://schemas.microsoft.com/office/word/2010/wordml" xmlns:w15="http://schemas.microsoft.com/office/word/2012/wordml" xmlns:w16cex="http://schemas.microsoft.com/office/word/2018/wordml/cex" xmlns:w16cid="http://schemas.microsoft.com/office/word/2016/wordml/cid" xmlns:w16="http://schemas.microsoft.com/office/word/2018/wordml" xmlns:w16sdtdh="http://schemas.microsoft.com/office/word/2020/wordml/sdtdatahash" xmlns:w16se="http://schemas.microsoft.com/office/word/2015/wordml/symex" xmlns:wpg="http://schemas.microsoft.com/office/word/2010/wordprocessingGroup" xmlns:wpi="http://schemas.microsoft.com/office/word/2010/wordprocessingInk" xmlns:wne="http://schemas.microsoft.com/office/word/2006/wordml" xmlns:wps="http://schemas.microsoft.com/office/word/2010/wordprocessingShape" mc:Ignorable="w14 w15 w16se w16cid w16 w16cex w16sdtdh wp14">
   <w:abstractNum w:abstractNumId="0" w15:restartNumberingAfterBreak="0">
     <w:nsid w:val="013F7884"/>
     <w:multiLevelType w:val="multilevel"/>
@@ -8618,6 +8336,155 @@
     </w:lvl>
   </w:abstractNum>
   <w:abstractNum w:abstractNumId="1" w15:restartNumberingAfterBreak="0">
+    <w:nsid w:val="27BF7BFF"/>
+    <w:multiLevelType w:val="multilevel"/>
+    <w:tmpl w:val="81066BD8"/>
+    <w:lvl w:ilvl="0">
+      <w:start w:val="1"/>
+      <w:numFmt w:val="bullet"/>
+      <w:lvlText w:val=""/>
+      <w:lvlJc w:val="left"/>
+      <w:pPr>
+        <w:tabs>
+          <w:tab w:val="num" w:pos="720"/>
+        </w:tabs>
+        <w:ind w:left="720" w:hanging="360"/>
+      </w:pPr>
+      <w:rPr>
+        <w:rFonts w:ascii="Symbol" w:hAnsi="Symbol" w:hint="default"/>
+        <w:sz w:val="20"/>
+      </w:rPr>
+    </w:lvl>
+    <w:lvl w:ilvl="1" w:tentative="1">
+      <w:start w:val="1"/>
+      <w:numFmt w:val="bullet"/>
+      <w:lvlText w:val="o"/>
+      <w:lvlJc w:val="left"/>
+      <w:pPr>
+        <w:tabs>
+          <w:tab w:val="num" w:pos="1440"/>
+        </w:tabs>
+        <w:ind w:left="1440" w:hanging="360"/>
+      </w:pPr>
+      <w:rPr>
+        <w:rFonts w:ascii="Courier New" w:hAnsi="Courier New" w:hint="default"/>
+        <w:sz w:val="20"/>
+      </w:rPr>
+    </w:lvl>
+    <w:lvl w:ilvl="2" w:tentative="1">
+      <w:start w:val="1"/>
+      <w:numFmt w:val="bullet"/>
+      <w:lvlText w:val=""/>
+      <w:lvlJc w:val="left"/>
+      <w:pPr>
+        <w:tabs>
+          <w:tab w:val="num" w:pos="2160"/>
+        </w:tabs>
+        <w:ind w:left="2160" w:hanging="360"/>
+      </w:pPr>
+      <w:rPr>
+        <w:rFonts w:ascii="Wingdings" w:hAnsi="Wingdings" w:hint="default"/>
+        <w:sz w:val="20"/>
+      </w:rPr>
+    </w:lvl>
+    <w:lvl w:ilvl="3" w:tentative="1">
+      <w:start w:val="1"/>
+      <w:numFmt w:val="bullet"/>
+      <w:lvlText w:val=""/>
+      <w:lvlJc w:val="left"/>
+      <w:pPr>
+        <w:tabs>
+          <w:tab w:val="num" w:pos="2880"/>
+        </w:tabs>
+        <w:ind w:left="2880" w:hanging="360"/>
+      </w:pPr>
+      <w:rPr>
+        <w:rFonts w:ascii="Wingdings" w:hAnsi="Wingdings" w:hint="default"/>
+        <w:sz w:val="20"/>
+      </w:rPr>
+    </w:lvl>
+    <w:lvl w:ilvl="4" w:tentative="1">
+      <w:start w:val="1"/>
+      <w:numFmt w:val="bullet"/>
+      <w:lvlText w:val=""/>
+      <w:lvlJc w:val="left"/>
+      <w:pPr>
+        <w:tabs>
+          <w:tab w:val="num" w:pos="3600"/>
+        </w:tabs>
+        <w:ind w:left="3600" w:hanging="360"/>
+      </w:pPr>
+      <w:rPr>
+        <w:rFonts w:ascii="Wingdings" w:hAnsi="Wingdings" w:hint="default"/>
+        <w:sz w:val="20"/>
+      </w:rPr>
+    </w:lvl>
+    <w:lvl w:ilvl="5" w:tentative="1">
+      <w:start w:val="1"/>
+      <w:numFmt w:val="bullet"/>
+      <w:lvlText w:val=""/>
+      <w:lvlJc w:val="left"/>
+      <w:pPr>
+        <w:tabs>
+          <w:tab w:val="num" w:pos="4320"/>
+        </w:tabs>
+        <w:ind w:left="4320" w:hanging="360"/>
+      </w:pPr>
+      <w:rPr>
+        <w:rFonts w:ascii="Wingdings" w:hAnsi="Wingdings" w:hint="default"/>
+        <w:sz w:val="20"/>
+      </w:rPr>
+    </w:lvl>
+    <w:lvl w:ilvl="6" w:tentative="1">
+      <w:start w:val="1"/>
+      <w:numFmt w:val="bullet"/>
+      <w:lvlText w:val=""/>
+      <w:lvlJc w:val="left"/>
+      <w:pPr>
+        <w:tabs>
+          <w:tab w:val="num" w:pos="5040"/>
+        </w:tabs>
+        <w:ind w:left="5040" w:hanging="360"/>
+      </w:pPr>
+      <w:rPr>
+        <w:rFonts w:ascii="Wingdings" w:hAnsi="Wingdings" w:hint="default"/>
+        <w:sz w:val="20"/>
+      </w:rPr>
+    </w:lvl>
+    <w:lvl w:ilvl="7" w:tentative="1">
+      <w:start w:val="1"/>
+      <w:numFmt w:val="bullet"/>
+      <w:lvlText w:val=""/>
+      <w:lvlJc w:val="left"/>
+      <w:pPr>
+        <w:tabs>
+          <w:tab w:val="num" w:pos="5760"/>
+        </w:tabs>
+        <w:ind w:left="5760" w:hanging="360"/>
+      </w:pPr>
+      <w:rPr>
+        <w:rFonts w:ascii="Wingdings" w:hAnsi="Wingdings" w:hint="default"/>
+        <w:sz w:val="20"/>
+      </w:rPr>
+    </w:lvl>
+    <w:lvl w:ilvl="8" w:tentative="1">
+      <w:start w:val="1"/>
+      <w:numFmt w:val="bullet"/>
+      <w:lvlText w:val=""/>
+      <w:lvlJc w:val="left"/>
+      <w:pPr>
+        <w:tabs>
+          <w:tab w:val="num" w:pos="6480"/>
+        </w:tabs>
+        <w:ind w:left="6480" w:hanging="360"/>
+      </w:pPr>
+      <w:rPr>
+        <w:rFonts w:ascii="Wingdings" w:hAnsi="Wingdings" w:hint="default"/>
+        <w:sz w:val="20"/>
+      </w:rPr>
+    </w:lvl>
+  </w:abstractNum>
+  <w:abstractNum w:abstractNumId="2" w15:restartNumberingAfterBreak="0">
     <w:nsid w:val="33155B27"/>
     <w:multiLevelType w:val="multilevel"/>
     <w:tmpl w:val="814497A8"/>
@@ -8766,7 +8633,7 @@
       </w:rPr>
     </w:lvl>
   </w:abstractNum>
-  <w:abstractNum w:abstractNumId="2" w15:restartNumberingAfterBreak="0">
+  <w:abstractNum w:abstractNumId="3" w15:restartNumberingAfterBreak="0">
     <w:nsid w:val="3DD008E0"/>
     <w:multiLevelType w:val="multilevel"/>
     <w:tmpl w:val="3A0E84CA"/>
@@ -8915,7 +8782,7 @@
       </w:rPr>
     </w:lvl>
   </w:abstractNum>
-  <w:abstractNum w:abstractNumId="3" w15:restartNumberingAfterBreak="0">
+  <w:abstractNum w:abstractNumId="4" w15:restartNumberingAfterBreak="0">
     <w:nsid w:val="4821626B"/>
     <w:multiLevelType w:val="multilevel"/>
     <w:tmpl w:val="CE38B35A"/>
@@ -9064,7 +8931,7 @@
       </w:rPr>
     </w:lvl>
   </w:abstractNum>
-  <w:abstractNum w:abstractNumId="4" w15:restartNumberingAfterBreak="0">
+  <w:abstractNum w:abstractNumId="5" w15:restartNumberingAfterBreak="0">
     <w:nsid w:val="49CB27A2"/>
     <w:multiLevelType w:val="multilevel"/>
     <w:tmpl w:val="73980964"/>
@@ -9177,7 +9044,7 @@
       </w:pPr>
     </w:lvl>
   </w:abstractNum>
-  <w:abstractNum w:abstractNumId="5" w15:restartNumberingAfterBreak="0">
+  <w:abstractNum w:abstractNumId="6" w15:restartNumberingAfterBreak="0">
     <w:nsid w:val="59611C13"/>
     <w:multiLevelType w:val="multilevel"/>
     <w:tmpl w:val="9C0275FE"/>
@@ -9326,7 +9193,7 @@
       </w:rPr>
     </w:lvl>
   </w:abstractNum>
-  <w:abstractNum w:abstractNumId="6" w15:restartNumberingAfterBreak="0">
+  <w:abstractNum w:abstractNumId="7" w15:restartNumberingAfterBreak="0">
     <w:nsid w:val="5CB55875"/>
     <w:multiLevelType w:val="multilevel"/>
     <w:tmpl w:val="8BDE562A"/>
@@ -9475,7 +9342,7 @@
       </w:rPr>
     </w:lvl>
   </w:abstractNum>
-  <w:abstractNum w:abstractNumId="7" w15:restartNumberingAfterBreak="0">
+  <w:abstractNum w:abstractNumId="8" w15:restartNumberingAfterBreak="0">
     <w:nsid w:val="60154B1E"/>
     <w:multiLevelType w:val="multilevel"/>
     <w:tmpl w:val="19E24106"/>
@@ -9624,7 +9491,7 @@
       </w:rPr>
     </w:lvl>
   </w:abstractNum>
-  <w:abstractNum w:abstractNumId="8" w15:restartNumberingAfterBreak="0">
+  <w:abstractNum w:abstractNumId="9" w15:restartNumberingAfterBreak="0">
     <w:nsid w:val="64BF49BC"/>
     <w:multiLevelType w:val="multilevel"/>
     <w:tmpl w:val="FB3CCF3C"/>
@@ -9773,7 +9640,7 @@
       </w:rPr>
     </w:lvl>
   </w:abstractNum>
-  <w:abstractNum w:abstractNumId="9" w15:restartNumberingAfterBreak="0">
+  <w:abstractNum w:abstractNumId="10" w15:restartNumberingAfterBreak="0">
     <w:nsid w:val="791A301C"/>
     <w:multiLevelType w:val="multilevel"/>
     <w:tmpl w:val="C16E486A"/>
@@ -9922,41 +9789,44 @@
       </w:rPr>
     </w:lvl>
   </w:abstractNum>
-  <w:num w:numId="1" w16cid:durableId="457186454">
+  <w:num w:numId="1">
+    <w:abstractNumId w:val="6"/>
+  </w:num>
+  <w:num w:numId="2">
     <w:abstractNumId w:val="5"/>
   </w:num>
-  <w:num w:numId="2" w16cid:durableId="494033377">
+  <w:num w:numId="3">
+    <w:abstractNumId w:val="9"/>
+  </w:num>
+  <w:num w:numId="4">
+    <w:abstractNumId w:val="10"/>
+  </w:num>
+  <w:num w:numId="5">
+    <w:abstractNumId w:val="2"/>
+  </w:num>
+  <w:num w:numId="6">
+    <w:abstractNumId w:val="3"/>
+  </w:num>
+  <w:num w:numId="7">
     <w:abstractNumId w:val="4"/>
   </w:num>
-  <w:num w:numId="3" w16cid:durableId="533659995">
+  <w:num w:numId="8">
     <w:abstractNumId w:val="8"/>
   </w:num>
-  <w:num w:numId="4" w16cid:durableId="1086658683">
-    <w:abstractNumId w:val="9"/>
+  <w:num w:numId="9">
+    <w:abstractNumId w:val="0"/>
   </w:num>
-  <w:num w:numId="5" w16cid:durableId="217596373">
-    <w:abstractNumId w:val="1"/>
-  </w:num>
-  <w:num w:numId="6" w16cid:durableId="129832884">
-    <w:abstractNumId w:val="2"/>
-  </w:num>
-  <w:num w:numId="7" w16cid:durableId="345333631">
-    <w:abstractNumId w:val="3"/>
-  </w:num>
-  <w:num w:numId="8" w16cid:durableId="2066486599">
+  <w:num w:numId="10">
     <w:abstractNumId w:val="7"/>
   </w:num>
-  <w:num w:numId="9" w16cid:durableId="896359532">
-    <w:abstractNumId w:val="0"/>
-  </w:num>
-  <w:num w:numId="10" w16cid:durableId="80227460">
-    <w:abstractNumId w:val="6"/>
+  <w:num w:numId="11">
+    <w:abstractNumId w:val="1"/>
   </w:num>
 </w:numbering>
 </file>
 
 <file path=word/styles.xml><?xml version="1.0" encoding="utf-8"?>
-<w:styles xmlns:mc="http://schemas.openxmlformats.org/markup-compatibility/2006" xmlns:r="http://schemas.openxmlformats.org/officeDocument/2006/relationships" xmlns:w="http://schemas.openxmlformats.org/wordprocessingml/2006/main" xmlns:w14="http://schemas.microsoft.com/office/word/2010/wordml" xmlns:w15="http://schemas.microsoft.com/office/word/2012/wordml" xmlns:w16cex="http://schemas.microsoft.com/office/word/2018/wordml/cex" xmlns:w16cid="http://schemas.microsoft.com/office/word/2016/wordml/cid" xmlns:w16="http://schemas.microsoft.com/office/word/2018/wordml" xmlns:w16du="http://schemas.microsoft.com/office/word/2023/wordml/word16du" xmlns:w16sdtdh="http://schemas.microsoft.com/office/word/2020/wordml/sdtdatahash" xmlns:w16sdtfl="http://schemas.microsoft.com/office/word/2024/wordml/sdtformatlock" xmlns:w16se="http://schemas.microsoft.com/office/word/2015/wordml/symex" mc:Ignorable="w14 w15 w16se w16cid w16 w16cex w16sdtdh w16sdtfl w16du">
+<w:styles xmlns:mc="http://schemas.openxmlformats.org/markup-compatibility/2006" xmlns:r="http://schemas.openxmlformats.org/officeDocument/2006/relationships" xmlns:w="http://schemas.openxmlformats.org/wordprocessingml/2006/main" xmlns:w14="http://schemas.microsoft.com/office/word/2010/wordml" xmlns:w15="http://schemas.microsoft.com/office/word/2012/wordml" xmlns:w16cex="http://schemas.microsoft.com/office/word/2018/wordml/cex" xmlns:w16cid="http://schemas.microsoft.com/office/word/2016/wordml/cid" xmlns:w16="http://schemas.microsoft.com/office/word/2018/wordml" xmlns:w16sdtdh="http://schemas.microsoft.com/office/word/2020/wordml/sdtdatahash" xmlns:w16se="http://schemas.microsoft.com/office/word/2015/wordml/symex" mc:Ignorable="w14 w15 w16se w16cid w16 w16cex w16sdtdh">
   <w:docDefaults>
     <w:rPrDefault>
       <w:rPr>
@@ -11269,6 +11139,16 @@
     <w:basedOn w:val="DefaultParagraphFont"/>
     <w:rsid w:val="00F33770"/>
   </w:style>
+  <w:style w:type="character" w:customStyle="1" w:styleId="g">
+    <w:name w:val="ͼg"/>
+    <w:basedOn w:val="DefaultParagraphFont"/>
+    <w:rsid w:val="00CD7125"/>
+  </w:style>
+  <w:style w:type="character" w:customStyle="1" w:styleId="f">
+    <w:name w:val="ͼf"/>
+    <w:basedOn w:val="DefaultParagraphFont"/>
+    <w:rsid w:val="00CD7125"/>
+  </w:style>
 </w:styles>
 </file>
 
@@ -11568,19 +11448,6 @@
 </file>
 
 <file path=customXml/item1.xml><?xml version="1.0" encoding="utf-8"?>
-<p:properties xmlns:p="http://schemas.microsoft.com/office/2006/metadata/properties" xmlns:xsi="http://www.w3.org/2001/XMLSchema-instance" xmlns:pc="http://schemas.microsoft.com/office/infopath/2007/PartnerControls">
-  <documentManagement>
-    <lcf76f155ced4ddcb4097134ff3c332f xmlns="03002ca9-34ad-434c-ac87-26756c0cdd06">
-      <Terms xmlns="http://schemas.microsoft.com/office/infopath/2007/PartnerControls"/>
-    </lcf76f155ced4ddcb4097134ff3c332f>
-    <TaxCatchAll xmlns="477676f7-3aaa-488c-8018-0d93153801a5" xsi:nil="true"/>
-    <_ip_UnifiedCompliancePolicyUIAction xmlns="http://schemas.microsoft.com/sharepoint/v3" xsi:nil="true"/>
-    <_ip_UnifiedCompliancePolicyProperties xmlns="http://schemas.microsoft.com/sharepoint/v3" xsi:nil="true"/>
-  </documentManagement>
-</p:properties>
-</file>
-
-<file path=customXml/item2.xml><?xml version="1.0" encoding="utf-8"?>
 <ct:contentTypeSchema xmlns:ct="http://schemas.microsoft.com/office/2006/metadata/contentType" xmlns:ma="http://schemas.microsoft.com/office/2006/metadata/properties/metaAttributes" ct:_="" ma:_="" ma:contentTypeName="Document" ma:contentTypeID="0x010100074694C6FDE3F8428E531DB9CF9F3F5F" ma:contentTypeVersion="21" ma:contentTypeDescription="Create a new document." ma:contentTypeScope="" ma:versionID="0f5042e39754e3a4fc46a21ac827c658">
   <xsd:schema xmlns:xsd="http://www.w3.org/2001/XMLSchema" xmlns:xs="http://www.w3.org/2001/XMLSchema" xmlns:p="http://schemas.microsoft.com/office/2006/metadata/properties" xmlns:ns1="http://schemas.microsoft.com/sharepoint/v3" xmlns:ns2="03002ca9-34ad-434c-ac87-26756c0cdd06" xmlns:ns3="477676f7-3aaa-488c-8018-0d93153801a5" targetNamespace="http://schemas.microsoft.com/office/2006/metadata/properties" ma:root="true" ma:fieldsID="3e9ad5d561d7a2e14aa6518fd24ad718" ns1:_="" ns2:_="" ns3:_="">
     <xsd:import namespace="http://schemas.microsoft.com/sharepoint/v3"/>
@@ -11858,7 +11725,7 @@
 </ct:contentTypeSchema>
 </file>
 
-<file path=customXml/item3.xml><?xml version="1.0" encoding="utf-8"?>
+<file path=customXml/item2.xml><?xml version="1.0" encoding="utf-8"?>
 <?mso-contentType ?>
 <FormTemplates xmlns="http://schemas.microsoft.com/sharepoint/v3/contenttype/forms">
   <Display>DocumentLibraryForm</Display>
@@ -11867,19 +11734,20 @@
 </FormTemplates>
 </file>
 
-<file path=customXml/itemProps1.xml><?xml version="1.0" encoding="utf-8"?>
-<ds:datastoreItem xmlns:ds="http://schemas.openxmlformats.org/officeDocument/2006/customXml" ds:itemID="{8FA2BB78-7E7F-47E4-98EE-7B83F5E70C59}">
-  <ds:schemaRefs>
-    <ds:schemaRef ds:uri="http://schemas.microsoft.com/office/2006/metadata/properties"/>
-    <ds:schemaRef ds:uri="http://schemas.microsoft.com/office/infopath/2007/PartnerControls"/>
-    <ds:schemaRef ds:uri="03002ca9-34ad-434c-ac87-26756c0cdd06"/>
-    <ds:schemaRef ds:uri="477676f7-3aaa-488c-8018-0d93153801a5"/>
-    <ds:schemaRef ds:uri="http://schemas.microsoft.com/sharepoint/v3"/>
-  </ds:schemaRefs>
-</ds:datastoreItem>
+<file path=customXml/item3.xml><?xml version="1.0" encoding="utf-8"?>
+<p:properties xmlns:p="http://schemas.microsoft.com/office/2006/metadata/properties" xmlns:xsi="http://www.w3.org/2001/XMLSchema-instance" xmlns:pc="http://schemas.microsoft.com/office/infopath/2007/PartnerControls">
+  <documentManagement>
+    <lcf76f155ced4ddcb4097134ff3c332f xmlns="03002ca9-34ad-434c-ac87-26756c0cdd06">
+      <Terms xmlns="http://schemas.microsoft.com/office/infopath/2007/PartnerControls"/>
+    </lcf76f155ced4ddcb4097134ff3c332f>
+    <TaxCatchAll xmlns="477676f7-3aaa-488c-8018-0d93153801a5" xsi:nil="true"/>
+    <_ip_UnifiedCompliancePolicyUIAction xmlns="http://schemas.microsoft.com/sharepoint/v3" xsi:nil="true"/>
+    <_ip_UnifiedCompliancePolicyProperties xmlns="http://schemas.microsoft.com/sharepoint/v3" xsi:nil="true"/>
+  </documentManagement>
+</p:properties>
 </file>
 
-<file path=customXml/itemProps2.xml><?xml version="1.0" encoding="utf-8"?>
+<file path=customXml/itemProps1.xml><?xml version="1.0" encoding="utf-8"?>
 <ds:datastoreItem xmlns:ds="http://schemas.openxmlformats.org/officeDocument/2006/customXml" ds:itemID="{B7EE0471-0FF6-4FEE-BA05-1B8E90F0A7F9}">
   <ds:schemaRefs>
     <ds:schemaRef ds:uri="http://schemas.microsoft.com/office/2006/metadata/contentType"/>
@@ -11899,10 +11767,22 @@
 </ds:datastoreItem>
 </file>
 
-<file path=customXml/itemProps3.xml><?xml version="1.0" encoding="utf-8"?>
+<file path=customXml/itemProps2.xml><?xml version="1.0" encoding="utf-8"?>
 <ds:datastoreItem xmlns:ds="http://schemas.openxmlformats.org/officeDocument/2006/customXml" ds:itemID="{3090D552-63EF-48E3-A3C5-B15849294E8A}">
   <ds:schemaRefs>
     <ds:schemaRef ds:uri="http://schemas.microsoft.com/sharepoint/v3/contenttype/forms"/>
+  </ds:schemaRefs>
+</ds:datastoreItem>
+</file>
+
+<file path=customXml/itemProps3.xml><?xml version="1.0" encoding="utf-8"?>
+<ds:datastoreItem xmlns:ds="http://schemas.openxmlformats.org/officeDocument/2006/customXml" ds:itemID="{8FA2BB78-7E7F-47E4-98EE-7B83F5E70C59}">
+  <ds:schemaRefs>
+    <ds:schemaRef ds:uri="http://schemas.microsoft.com/office/2006/metadata/properties"/>
+    <ds:schemaRef ds:uri="http://schemas.microsoft.com/office/infopath/2007/PartnerControls"/>
+    <ds:schemaRef ds:uri="03002ca9-34ad-434c-ac87-26756c0cdd06"/>
+    <ds:schemaRef ds:uri="477676f7-3aaa-488c-8018-0d93153801a5"/>
+    <ds:schemaRef ds:uri="http://schemas.microsoft.com/sharepoint/v3"/>
   </ds:schemaRefs>
 </ds:datastoreItem>
 </file>
